--- a/Documents/FDD RPA - RFL Reconciliation.docx
+++ b/Documents/FDD RPA - RFL Reconciliation.docx
@@ -1213,6 +1213,12 @@
                 <w:rFonts w:ascii="Book Antiqua" w:hAnsi="Book Antiqua"/>
               </w:rPr>
             </w:pPr>
+            <w:r>
+              <w:rPr>
+                <w:rFonts w:ascii="Book Antiqua" w:hAnsi="Book Antiqua"/>
+              </w:rPr>
+              <w:t>04/13/2026</w:t>
+            </w:r>
           </w:p>
         </w:tc>
         <w:tc>
@@ -1227,6 +1233,13 @@
                 <w:color w:val="auto"/>
               </w:rPr>
             </w:pPr>
+            <w:r>
+              <w:rPr>
+                <w:rStyle w:val="HighlightedVariable"/>
+                <w:color w:val="auto"/>
+              </w:rPr>
+              <w:t>Ari Widjaja</w:t>
+            </w:r>
           </w:p>
         </w:tc>
         <w:tc>
@@ -1239,6 +1252,12 @@
                 <w:rFonts w:ascii="Book Antiqua" w:hAnsi="Book Antiqua"/>
               </w:rPr>
             </w:pPr>
+            <w:r>
+              <w:rPr>
+                <w:rFonts w:ascii="Book Antiqua" w:hAnsi="Book Antiqua"/>
+              </w:rPr>
+              <w:t>1.3</w:t>
+            </w:r>
           </w:p>
         </w:tc>
         <w:tc>
@@ -1252,6 +1271,24 @@
                 <w:rFonts w:ascii="Book Antiqua" w:hAnsi="Book Antiqua"/>
               </w:rPr>
             </w:pPr>
+            <w:r>
+              <w:rPr>
+                <w:rFonts w:ascii="Book Antiqua" w:hAnsi="Book Antiqua"/>
+              </w:rPr>
+              <w:t xml:space="preserve">FDD updates based on CR </w:t>
+            </w:r>
+            <w:r>
+              <w:rPr>
+                <w:rFonts w:ascii="Book Antiqua" w:hAnsi="Book Antiqua"/>
+              </w:rPr>
+              <w:t>UCP-188100</w:t>
+            </w:r>
+            <w:r>
+              <w:rPr>
+                <w:rFonts w:ascii="Book Antiqua" w:hAnsi="Book Antiqua"/>
+              </w:rPr>
+              <w:t>. Added Technical Change Note section</w:t>
+            </w:r>
           </w:p>
         </w:tc>
       </w:tr>
@@ -6000,7 +6037,7 @@
         <w:pStyle w:val="BodyText"/>
         <w:numPr>
           <w:ilvl w:val="0"/>
-          <w:numId w:val="21"/>
+          <w:numId w:val="18"/>
         </w:numPr>
         <w:rPr>
           <w:rFonts w:ascii="Book Antiqua" w:hAnsi="Book Antiqua"/>
@@ -6034,7 +6071,7 @@
         <w:pStyle w:val="BodyText"/>
         <w:numPr>
           <w:ilvl w:val="0"/>
-          <w:numId w:val="21"/>
+          <w:numId w:val="18"/>
         </w:numPr>
         <w:rPr>
           <w:rFonts w:ascii="Book Antiqua" w:hAnsi="Book Antiqua"/>
@@ -6765,6 +6802,61 @@
         <w:pStyle w:val="BodyText"/>
         <w:numPr>
           <w:ilvl w:val="0"/>
+          <w:numId w:val="4"/>
+        </w:numPr>
+        <w:rPr>
+          <w:rFonts w:ascii="Book Antiqua" w:hAnsi="Book Antiqua"/>
+          <w:bCs/>
+          <w:sz w:val="24"/>
+          <w:szCs w:val="24"/>
+        </w:rPr>
+      </w:pPr>
+      <w:r>
+        <w:rPr>
+          <w:rFonts w:ascii="Book Antiqua" w:hAnsi="Book Antiqua"/>
+          <w:bCs/>
+          <w:sz w:val="24"/>
+          <w:szCs w:val="24"/>
+        </w:rPr>
+        <w:t>BOX </w:t>
+      </w:r>
+    </w:p>
+    <w:p>
+      <w:pPr>
+        <w:pStyle w:val="BodyText"/>
+        <w:ind w:left="0"/>
+        <w:rPr>
+          <w:rFonts w:ascii="Book Antiqua" w:hAnsi="Book Antiqua"/>
+          <w:bCs/>
+          <w:sz w:val="24"/>
+          <w:szCs w:val="24"/>
+        </w:rPr>
+      </w:pPr>
+      <w:r>
+        <w:rPr>
+          <w:rFonts w:ascii="Book Antiqua" w:hAnsi="Book Antiqua"/>
+          <w:b/>
+          <w:bCs/>
+          <w:sz w:val="24"/>
+          <w:szCs w:val="24"/>
+        </w:rPr>
+        <w:t>Pain Points</w:t>
+      </w:r>
+      <w:r>
+        <w:rPr>
+          <w:rFonts w:ascii="Book Antiqua" w:hAnsi="Book Antiqua"/>
+          <w:bCs/>
+          <w:sz w:val="24"/>
+          <w:szCs w:val="24"/>
+        </w:rPr>
+        <w:t>  </w:t>
+      </w:r>
+    </w:p>
+    <w:p>
+      <w:pPr>
+        <w:pStyle w:val="BodyText"/>
+        <w:numPr>
+          <w:ilvl w:val="0"/>
           <w:numId w:val="5"/>
         </w:numPr>
         <w:rPr>
@@ -6781,38 +6873,7 @@
           <w:sz w:val="24"/>
           <w:szCs w:val="24"/>
         </w:rPr>
-        <w:t>BOX </w:t>
-      </w:r>
-    </w:p>
-    <w:p>
-      <w:pPr>
-        <w:pStyle w:val="BodyText"/>
-        <w:ind w:left="0"/>
-        <w:rPr>
-          <w:rFonts w:ascii="Book Antiqua" w:hAnsi="Book Antiqua"/>
-          <w:bCs/>
-          <w:sz w:val="24"/>
-          <w:szCs w:val="24"/>
-        </w:rPr>
-      </w:pPr>
-      <w:r>
-        <w:rPr>
-          <w:rFonts w:ascii="Book Antiqua" w:hAnsi="Book Antiqua"/>
-          <w:b/>
-          <w:bCs/>
-          <w:sz w:val="24"/>
-          <w:szCs w:val="24"/>
-        </w:rPr>
-        <w:t>Pain Points</w:t>
-      </w:r>
-      <w:r>
-        <w:rPr>
-          <w:rFonts w:ascii="Book Antiqua" w:hAnsi="Book Antiqua"/>
-          <w:bCs/>
-          <w:sz w:val="24"/>
-          <w:szCs w:val="24"/>
-        </w:rPr>
-        <w:t>  </w:t>
+        <w:t>Manual process of extracting, compiling, and formatting data from multiple systems, which is time-consuming and can result in errors. </w:t>
       </w:r>
     </w:p>
     <w:p>
@@ -6836,7 +6897,7 @@
           <w:sz w:val="24"/>
           <w:szCs w:val="24"/>
         </w:rPr>
-        <w:t>Manual process of extracting, compiling, and formatting data from multiple systems, which is time-consuming and can result in errors. </w:t>
+        <w:t>Manually analyzing payroll deductions and benefits billing accounts for discrepancies can be time-intensive and may lead to errors if not thoroughly examined. </w:t>
       </w:r>
     </w:p>
     <w:p>
@@ -6860,7 +6921,59 @@
           <w:sz w:val="24"/>
           <w:szCs w:val="24"/>
         </w:rPr>
-        <w:t>Manually analyzing payroll deductions and benefits billing accounts for discrepancies can be time-intensive and may lead to errors if not thoroughly examined. </w:t>
+        <w:t>The overall process is resource-intensive, requiring significant effort in data manipulation, analysis, and adjustment. </w:t>
+      </w:r>
+    </w:p>
+    <w:p>
+      <w:pPr>
+        <w:pStyle w:val="BodyText"/>
+        <w:ind w:left="0"/>
+        <w:rPr>
+          <w:rFonts w:ascii="Book Antiqua" w:hAnsi="Book Antiqua"/>
+          <w:bCs/>
+          <w:sz w:val="24"/>
+          <w:szCs w:val="24"/>
+        </w:rPr>
+      </w:pPr>
+      <w:r>
+        <w:rPr>
+          <w:rFonts w:ascii="Book Antiqua" w:hAnsi="Book Antiqua"/>
+          <w:bCs/>
+          <w:sz w:val="24"/>
+          <w:szCs w:val="24"/>
+        </w:rPr>
+        <w:t> </w:t>
+      </w:r>
+    </w:p>
+    <w:p>
+      <w:pPr>
+        <w:pStyle w:val="BodyText"/>
+        <w:ind w:left="0"/>
+        <w:rPr>
+          <w:rFonts w:ascii="Book Antiqua" w:hAnsi="Book Antiqua"/>
+          <w:bCs/>
+          <w:sz w:val="24"/>
+          <w:szCs w:val="24"/>
+        </w:rPr>
+      </w:pPr>
+      <w:r>
+        <w:rPr>
+          <w:rFonts w:ascii="Book Antiqua" w:hAnsi="Book Antiqua"/>
+          <w:b/>
+          <w:bCs/>
+          <w:sz w:val="24"/>
+          <w:szCs w:val="24"/>
+        </w:rPr>
+        <w:t>RPA Solution</w:t>
+      </w:r>
+      <w:r>
+        <w:rPr>
+          <w:rFonts w:ascii="Book Antiqua" w:hAnsi="Book Antiqua"/>
+          <w:bCs/>
+          <w:sz w:val="24"/>
+          <w:szCs w:val="24"/>
+        </w:rPr>
+        <w:t>  </w:t>
       </w:r>
     </w:p>
     <w:p>
@@ -6884,59 +6997,7 @@
           <w:sz w:val="24"/>
           <w:szCs w:val="24"/>
         </w:rPr>
-        <w:t>The overall process is resource-intensive, requiring significant effort in data manipulation, analysis, and adjustment. </w:t>
-      </w:r>
-    </w:p>
-    <w:p>
-      <w:pPr>
-        <w:pStyle w:val="BodyText"/>
-        <w:ind w:left="0"/>
-        <w:rPr>
-          <w:rFonts w:ascii="Book Antiqua" w:hAnsi="Book Antiqua"/>
-          <w:bCs/>
-          <w:sz w:val="24"/>
-          <w:szCs w:val="24"/>
-        </w:rPr>
-      </w:pPr>
-      <w:r>
-        <w:rPr>
-          <w:rFonts w:ascii="Book Antiqua" w:hAnsi="Book Antiqua"/>
-          <w:bCs/>
-          <w:sz w:val="24"/>
-          <w:szCs w:val="24"/>
-        </w:rPr>
-        <w:t> </w:t>
-      </w:r>
-    </w:p>
-    <w:p>
-      <w:pPr>
-        <w:pStyle w:val="BodyText"/>
-        <w:ind w:left="0"/>
-        <w:rPr>
-          <w:rFonts w:ascii="Book Antiqua" w:hAnsi="Book Antiqua"/>
-          <w:bCs/>
-          <w:sz w:val="24"/>
-          <w:szCs w:val="24"/>
-        </w:rPr>
-      </w:pPr>
-      <w:r>
-        <w:rPr>
-          <w:rFonts w:ascii="Book Antiqua" w:hAnsi="Book Antiqua"/>
-          <w:b/>
-          <w:bCs/>
-          <w:sz w:val="24"/>
-          <w:szCs w:val="24"/>
-        </w:rPr>
-        <w:t>RPA Solution</w:t>
-      </w:r>
-      <w:r>
-        <w:rPr>
-          <w:rFonts w:ascii="Book Antiqua" w:hAnsi="Book Antiqua"/>
-          <w:bCs/>
-          <w:sz w:val="24"/>
-          <w:szCs w:val="24"/>
-        </w:rPr>
-        <w:t>  </w:t>
+        <w:t>Query Execution and Analysis: Bots run queries, analyze data, and apply formatting rules in PeopleSoft.  </w:t>
       </w:r>
     </w:p>
     <w:p>
@@ -6960,7 +7021,7 @@
           <w:sz w:val="24"/>
           <w:szCs w:val="24"/>
         </w:rPr>
-        <w:t>Query Execution and Analysis: Bots run queries, analyze data, and apply formatting rules in PeopleSoft.  </w:t>
+        <w:t>Automated Pivot Table Creation: Bots are programmed to automatically create Pivot Tables for analyzing missed periods and discrepancies.  </w:t>
       </w:r>
     </w:p>
     <w:p>
@@ -6984,7 +7045,7 @@
           <w:sz w:val="24"/>
           <w:szCs w:val="24"/>
         </w:rPr>
-        <w:t>Automated Pivot Table Creation: Bots are programmed to automatically create Pivot Tables for analyzing missed periods and discrepancies.  </w:t>
+        <w:t>Oracle Transaction Register Automation: Bots automate the report generation and formatting of the 'Transaction Register' in Oracle.  </w:t>
       </w:r>
     </w:p>
     <w:p>
@@ -7008,7 +7069,47 @@
           <w:sz w:val="24"/>
           <w:szCs w:val="24"/>
         </w:rPr>
-        <w:t>Oracle Transaction Register Automation: Bots automate the report generation and formatting of the 'Transaction Register' in Oracle.  </w:t>
+        <w:t>Payment Activity Automation: Bots automatically extract payment activity from Oracle, and check for reversals.  </w:t>
+      </w:r>
+      <w:r>
+        <w:rPr>
+          <w:rFonts w:ascii="Book Antiqua" w:hAnsi="Book Antiqua"/>
+          <w:bCs/>
+          <w:sz w:val="24"/>
+          <w:szCs w:val="24"/>
+        </w:rPr>
+        <w:t> </w:t>
+      </w:r>
+    </w:p>
+    <w:p>
+      <w:pPr>
+        <w:pStyle w:val="BodyText"/>
+        <w:ind w:left="0"/>
+        <w:rPr>
+          <w:rFonts w:ascii="Book Antiqua" w:hAnsi="Book Antiqua"/>
+          <w:bCs/>
+          <w:sz w:val="24"/>
+          <w:szCs w:val="24"/>
+        </w:rPr>
+      </w:pPr>
+      <w:r>
+        <w:rPr>
+          <w:rFonts w:ascii="Book Antiqua" w:hAnsi="Book Antiqua"/>
+          <w:b/>
+          <w:bCs/>
+          <w:sz w:val="24"/>
+          <w:szCs w:val="24"/>
+        </w:rPr>
+        <w:t>Benefits</w:t>
+      </w:r>
+      <w:r>
+        <w:rPr>
+          <w:rFonts w:ascii="Book Antiqua" w:hAnsi="Book Antiqua"/>
+          <w:bCs/>
+          <w:sz w:val="24"/>
+          <w:szCs w:val="24"/>
+        </w:rPr>
+        <w:t>  </w:t>
       </w:r>
     </w:p>
     <w:p>
@@ -7032,67 +7133,55 @@
           <w:sz w:val="24"/>
           <w:szCs w:val="24"/>
         </w:rPr>
-        <w:t xml:space="preserve">Payment Activity Automation: Bots automatically extract payment activity from </w:t>
-      </w:r>
-      <w:proofErr w:type="gramStart"/>
-      <w:r>
-        <w:rPr>
-          <w:rFonts w:ascii="Book Antiqua" w:hAnsi="Book Antiqua"/>
-          <w:bCs/>
-          <w:sz w:val="24"/>
-          <w:szCs w:val="24"/>
-        </w:rPr>
-        <w:t>Oracle, and</w:t>
-      </w:r>
-      <w:proofErr w:type="gramEnd"/>
-      <w:r>
-        <w:rPr>
-          <w:rFonts w:ascii="Book Antiqua" w:hAnsi="Book Antiqua"/>
-          <w:bCs/>
-          <w:sz w:val="24"/>
-          <w:szCs w:val="24"/>
-        </w:rPr>
-        <w:t xml:space="preserve"> check for reversals.  </w:t>
-      </w:r>
-      <w:r>
-        <w:rPr>
-          <w:rFonts w:ascii="Book Antiqua" w:hAnsi="Book Antiqua"/>
-          <w:bCs/>
-          <w:sz w:val="24"/>
-          <w:szCs w:val="24"/>
-        </w:rPr>
-        <w:t> </w:t>
+        <w:t>Increased Efficiency: RPA automates time-consuming tasks, such as data extraction, query execution, and report generation, leading to faster and more efficient processing. </w:t>
       </w:r>
     </w:p>
     <w:p>
       <w:pPr>
         <w:pStyle w:val="BodyText"/>
-        <w:ind w:left="0"/>
-        <w:rPr>
-          <w:rFonts w:ascii="Book Antiqua" w:hAnsi="Book Antiqua"/>
-          <w:bCs/>
-          <w:sz w:val="24"/>
-          <w:szCs w:val="24"/>
-        </w:rPr>
-      </w:pPr>
-      <w:r>
-        <w:rPr>
-          <w:rFonts w:ascii="Book Antiqua" w:hAnsi="Book Antiqua"/>
-          <w:b/>
-          <w:bCs/>
-          <w:sz w:val="24"/>
-          <w:szCs w:val="24"/>
-        </w:rPr>
-        <w:t>Benefits</w:t>
-      </w:r>
-      <w:r>
-        <w:rPr>
-          <w:rFonts w:ascii="Book Antiqua" w:hAnsi="Book Antiqua"/>
-          <w:bCs/>
-          <w:sz w:val="24"/>
-          <w:szCs w:val="24"/>
-        </w:rPr>
-        <w:t>  </w:t>
+        <w:numPr>
+          <w:ilvl w:val="0"/>
+          <w:numId w:val="13"/>
+        </w:numPr>
+        <w:rPr>
+          <w:rFonts w:ascii="Book Antiqua" w:hAnsi="Book Antiqua"/>
+          <w:bCs/>
+          <w:sz w:val="24"/>
+          <w:szCs w:val="24"/>
+        </w:rPr>
+      </w:pPr>
+      <w:r>
+        <w:rPr>
+          <w:rFonts w:ascii="Book Antiqua" w:hAnsi="Book Antiqua"/>
+          <w:bCs/>
+          <w:sz w:val="24"/>
+          <w:szCs w:val="24"/>
+        </w:rPr>
+        <w:t>Reduced Manual Errors: Automation minimizes the risk of human errors associated with manual data entry, compilation, and formatting, enhancing the accuracy of the reconciliation process. </w:t>
+      </w:r>
+    </w:p>
+    <w:p>
+      <w:pPr>
+        <w:pStyle w:val="BodyText"/>
+        <w:numPr>
+          <w:ilvl w:val="0"/>
+          <w:numId w:val="14"/>
+        </w:numPr>
+        <w:rPr>
+          <w:rFonts w:ascii="Book Antiqua" w:hAnsi="Book Antiqua"/>
+          <w:bCs/>
+          <w:sz w:val="24"/>
+          <w:szCs w:val="24"/>
+        </w:rPr>
+      </w:pPr>
+      <w:r>
+        <w:rPr>
+          <w:rFonts w:ascii="Book Antiqua" w:hAnsi="Book Antiqua"/>
+          <w:bCs/>
+          <w:sz w:val="24"/>
+          <w:szCs w:val="24"/>
+        </w:rPr>
+        <w:t>Streamlined Data Analysis: Bots automate the creation of Pivot Tables and analysis of anomalies, providing a more streamlined and consistent approach to identifying missed periods and discrepancies. </w:t>
       </w:r>
     </w:p>
     <w:p>
@@ -7116,7 +7205,7 @@
           <w:sz w:val="24"/>
           <w:szCs w:val="24"/>
         </w:rPr>
-        <w:t>Increased Efficiency: RPA automates time-consuming tasks, such as data extraction, query execution, and report generation, leading to faster and more efficient processing. </w:t>
+        <w:t>Faster Case Management: Automatic case creation in Salesforce, along with standardized email notifications, accelerates the communication process and facilitates timely resolution. </w:t>
       </w:r>
     </w:p>
     <w:p>
@@ -7140,7 +7229,8 @@
           <w:sz w:val="24"/>
           <w:szCs w:val="24"/>
         </w:rPr>
-        <w:t>Reduced Manual Errors: Automation minimizes the risk of human errors associated with manual data entry, compilation, and formatting, enhancing the accuracy of the reconciliation process. </w:t>
+        <w:lastRenderedPageBreak/>
+        <w:t>Resource Utilization: The Finance Benefits Billing team can focus on higher-value tasks as RPA handles repetitive and time-consuming activities, boosting resource allocation within the department. </w:t>
       </w:r>
     </w:p>
     <w:p>
@@ -7164,566 +7254,631 @@
           <w:sz w:val="24"/>
           <w:szCs w:val="24"/>
         </w:rPr>
-        <w:t>Streamlined Data Analysis: Bots automate the creation of Pivot Tables and analysis of anomalies, providing a more streamlined and consistent approach to identifying missed periods and discrepancies. </w:t>
+        <w:t>Cost Savings: With increased efficiency and reduced manual effort, RPA contributes to cost savings by improving productivity and minimizing the need for additional manpower. </w:t>
+      </w:r>
+    </w:p>
+    <w:p>
+      <w:pPr>
+        <w:pStyle w:val="Header"/>
+        <w:rPr>
+          <w:rFonts w:ascii="Book Antiqua" w:hAnsi="Book Antiqua"/>
+          <w:sz w:val="24"/>
+          <w:szCs w:val="24"/>
+        </w:rPr>
+      </w:pPr>
+    </w:p>
+    <w:p>
+      <w:pPr>
+        <w:pStyle w:val="Header"/>
+        <w:rPr>
+          <w:rFonts w:ascii="Book Antiqua" w:hAnsi="Book Antiqua"/>
+          <w:sz w:val="24"/>
+          <w:szCs w:val="24"/>
+        </w:rPr>
+      </w:pPr>
+      <w:r>
+        <w:rPr>
+          <w:rFonts w:ascii="Book Antiqua" w:hAnsi="Book Antiqua"/>
+          <w:b/>
+          <w:bCs/>
+          <w:sz w:val="24"/>
+          <w:szCs w:val="24"/>
+        </w:rPr>
+        <w:t>Problem Statement</w:t>
+      </w:r>
+    </w:p>
+    <w:p>
+      <w:pPr>
+        <w:pStyle w:val="Header"/>
+        <w:rPr>
+          <w:rFonts w:ascii="Book Antiqua" w:hAnsi="Book Antiqua"/>
+          <w:sz w:val="24"/>
+          <w:szCs w:val="24"/>
+        </w:rPr>
+      </w:pPr>
+    </w:p>
+    <w:p>
+      <w:pPr>
+        <w:pStyle w:val="Header"/>
+        <w:rPr>
+          <w:rFonts w:ascii="Book Antiqua" w:hAnsi="Book Antiqua"/>
+          <w:sz w:val="24"/>
+          <w:szCs w:val="24"/>
+        </w:rPr>
+      </w:pPr>
+      <w:r>
+        <w:rPr>
+          <w:rFonts w:ascii="Book Antiqua" w:hAnsi="Book Antiqua"/>
+          <w:sz w:val="24"/>
+          <w:szCs w:val="24"/>
+        </w:rPr>
+        <w:t xml:space="preserve">The current Return </w:t>
+      </w:r>
+      <w:proofErr w:type="gramStart"/>
+      <w:r>
+        <w:rPr>
+          <w:rFonts w:ascii="Book Antiqua" w:hAnsi="Book Antiqua"/>
+          <w:sz w:val="24"/>
+          <w:szCs w:val="24"/>
+        </w:rPr>
+        <w:t>From</w:t>
+      </w:r>
+      <w:proofErr w:type="gramEnd"/>
+      <w:r>
+        <w:rPr>
+          <w:rFonts w:ascii="Book Antiqua" w:hAnsi="Book Antiqua"/>
+          <w:sz w:val="24"/>
+          <w:szCs w:val="24"/>
+        </w:rPr>
+        <w:t xml:space="preserve"> Leave Reconciliation process requires multiple payroll and benefits reports to be pulled from UCPath PeopleSoft and Oracle Financials. These reports are then manually compiled and formatted to allow for data analysis to determine if an employee over/underpaid their benefit premiums while on </w:t>
+      </w:r>
+      <w:proofErr w:type="gramStart"/>
+      <w:r>
+        <w:rPr>
+          <w:rFonts w:ascii="Book Antiqua" w:hAnsi="Book Antiqua"/>
+          <w:sz w:val="24"/>
+          <w:szCs w:val="24"/>
+        </w:rPr>
+        <w:t>an unpaid</w:t>
+      </w:r>
+      <w:proofErr w:type="gramEnd"/>
+      <w:r>
+        <w:rPr>
+          <w:rFonts w:ascii="Book Antiqua" w:hAnsi="Book Antiqua"/>
+          <w:sz w:val="24"/>
+          <w:szCs w:val="24"/>
+        </w:rPr>
+        <w:t xml:space="preserve"> leave of absence or short work break. Accessing multiple systems to retrieve these reports and manually compiling/formatting them reduces efficiency and fosters unsustainable practices that do not meet Service Level Agreement targets.  </w:t>
+      </w:r>
+    </w:p>
+    <w:p>
+      <w:pPr>
+        <w:pStyle w:val="Header"/>
+        <w:rPr>
+          <w:rFonts w:ascii="Book Antiqua" w:hAnsi="Book Antiqua"/>
+          <w:sz w:val="24"/>
+          <w:szCs w:val="24"/>
+        </w:rPr>
+      </w:pPr>
+      <w:r>
+        <w:rPr>
+          <w:rFonts w:ascii="Book Antiqua" w:hAnsi="Book Antiqua"/>
+          <w:sz w:val="24"/>
+          <w:szCs w:val="24"/>
+        </w:rPr>
+        <w:t> </w:t>
+      </w:r>
+    </w:p>
+    <w:p>
+      <w:pPr>
+        <w:pStyle w:val="Header"/>
+        <w:rPr>
+          <w:rFonts w:ascii="Book Antiqua" w:hAnsi="Book Antiqua"/>
+          <w:b/>
+          <w:bCs/>
+          <w:sz w:val="24"/>
+          <w:szCs w:val="24"/>
+        </w:rPr>
+      </w:pPr>
+    </w:p>
+    <w:p>
+      <w:pPr>
+        <w:pStyle w:val="Header"/>
+        <w:rPr>
+          <w:rFonts w:ascii="Book Antiqua" w:hAnsi="Book Antiqua"/>
+          <w:b/>
+          <w:bCs/>
+          <w:sz w:val="24"/>
+          <w:szCs w:val="24"/>
+        </w:rPr>
+      </w:pPr>
+    </w:p>
+    <w:p>
+      <w:pPr>
+        <w:pStyle w:val="Header"/>
+        <w:rPr>
+          <w:rFonts w:ascii="Book Antiqua" w:hAnsi="Book Antiqua"/>
+          <w:b/>
+          <w:bCs/>
+          <w:sz w:val="24"/>
+          <w:szCs w:val="24"/>
+        </w:rPr>
+      </w:pPr>
+    </w:p>
+    <w:p>
+      <w:pPr>
+        <w:pStyle w:val="Header"/>
+        <w:rPr>
+          <w:rFonts w:ascii="Book Antiqua" w:hAnsi="Book Antiqua"/>
+          <w:sz w:val="24"/>
+          <w:szCs w:val="24"/>
+        </w:rPr>
+      </w:pPr>
+      <w:r>
+        <w:rPr>
+          <w:rFonts w:ascii="Book Antiqua" w:hAnsi="Book Antiqua"/>
+          <w:b/>
+          <w:bCs/>
+          <w:sz w:val="24"/>
+          <w:szCs w:val="24"/>
+        </w:rPr>
+        <w:t>Proposed Solution</w:t>
+      </w:r>
+    </w:p>
+    <w:p>
+      <w:pPr>
+        <w:pStyle w:val="Header"/>
+        <w:rPr>
+          <w:rFonts w:ascii="Book Antiqua" w:hAnsi="Book Antiqua"/>
+          <w:sz w:val="24"/>
+          <w:szCs w:val="24"/>
+        </w:rPr>
+      </w:pPr>
+    </w:p>
+    <w:p>
+      <w:pPr>
+        <w:pStyle w:val="Header"/>
+        <w:rPr>
+          <w:rFonts w:ascii="Book Antiqua" w:hAnsi="Book Antiqua"/>
+          <w:sz w:val="24"/>
+          <w:szCs w:val="24"/>
+        </w:rPr>
+      </w:pPr>
+      <w:r>
+        <w:rPr>
+          <w:rFonts w:ascii="Book Antiqua" w:hAnsi="Book Antiqua"/>
+          <w:sz w:val="24"/>
+          <w:szCs w:val="24"/>
+        </w:rPr>
+        <w:t xml:space="preserve">Utilizing RPA on the Return </w:t>
+      </w:r>
+      <w:proofErr w:type="gramStart"/>
+      <w:r>
+        <w:rPr>
+          <w:rFonts w:ascii="Book Antiqua" w:hAnsi="Book Antiqua"/>
+          <w:sz w:val="24"/>
+          <w:szCs w:val="24"/>
+        </w:rPr>
+        <w:t>From</w:t>
+      </w:r>
+      <w:proofErr w:type="gramEnd"/>
+      <w:r>
+        <w:rPr>
+          <w:rFonts w:ascii="Book Antiqua" w:hAnsi="Book Antiqua"/>
+          <w:sz w:val="24"/>
+          <w:szCs w:val="24"/>
+        </w:rPr>
+        <w:t xml:space="preserve"> Leave Reconciliation process to automate the compiling and formatting of reports from multiple systems will allow for greater efficiency in analyzing payroll deductions, benefit elections, and benefits billing account financials.  </w:t>
+      </w:r>
+    </w:p>
+    <w:p>
+      <w:pPr>
+        <w:pStyle w:val="Header"/>
+        <w:rPr>
+          <w:rFonts w:ascii="Book Antiqua" w:hAnsi="Book Antiqua"/>
+          <w:sz w:val="24"/>
+          <w:szCs w:val="24"/>
+        </w:rPr>
+      </w:pPr>
+      <w:r>
+        <w:rPr>
+          <w:rFonts w:ascii="Book Antiqua" w:hAnsi="Book Antiqua"/>
+          <w:sz w:val="24"/>
+          <w:szCs w:val="24"/>
+        </w:rPr>
+        <w:t> </w:t>
+      </w:r>
+    </w:p>
+    <w:p>
+      <w:pPr>
+        <w:pStyle w:val="Header"/>
+        <w:rPr>
+          <w:rFonts w:ascii="Book Antiqua" w:hAnsi="Book Antiqua"/>
+          <w:sz w:val="24"/>
+          <w:szCs w:val="24"/>
+        </w:rPr>
+      </w:pPr>
+      <w:r>
+        <w:rPr>
+          <w:rFonts w:ascii="Book Antiqua" w:hAnsi="Book Antiqua"/>
+          <w:b/>
+          <w:bCs/>
+          <w:sz w:val="24"/>
+          <w:szCs w:val="24"/>
+        </w:rPr>
+        <w:t>Value</w:t>
+      </w:r>
+    </w:p>
+    <w:p>
+      <w:pPr>
+        <w:pStyle w:val="Header"/>
+        <w:rPr>
+          <w:rFonts w:ascii="Book Antiqua" w:hAnsi="Book Antiqua"/>
+          <w:sz w:val="24"/>
+          <w:szCs w:val="24"/>
+        </w:rPr>
+      </w:pPr>
+    </w:p>
+    <w:p>
+      <w:pPr>
+        <w:pStyle w:val="Header"/>
+        <w:rPr>
+          <w:rFonts w:ascii="Book Antiqua" w:hAnsi="Book Antiqua"/>
+          <w:sz w:val="24"/>
+          <w:szCs w:val="24"/>
+        </w:rPr>
+      </w:pPr>
+      <w:r>
+        <w:rPr>
+          <w:rFonts w:ascii="Book Antiqua" w:hAnsi="Book Antiqua"/>
+          <w:sz w:val="24"/>
+          <w:szCs w:val="24"/>
+        </w:rPr>
+        <w:t xml:space="preserve">With the successful deployment of RPA on the Return </w:t>
+      </w:r>
+      <w:proofErr w:type="gramStart"/>
+      <w:r>
+        <w:rPr>
+          <w:rFonts w:ascii="Book Antiqua" w:hAnsi="Book Antiqua"/>
+          <w:sz w:val="24"/>
+          <w:szCs w:val="24"/>
+        </w:rPr>
+        <w:t>From</w:t>
+      </w:r>
+      <w:proofErr w:type="gramEnd"/>
+      <w:r>
+        <w:rPr>
+          <w:rFonts w:ascii="Book Antiqua" w:hAnsi="Book Antiqua"/>
+          <w:sz w:val="24"/>
+          <w:szCs w:val="24"/>
+        </w:rPr>
+        <w:t xml:space="preserve"> Leave Reconciliation process, the Finance Benefits Billing team will experience enhanced productivity. This will allow for greater capacity to complete more reconciliations daily. By completing more reconciliations, we are reducing the risk to UC of uncollected benefit premiums.  </w:t>
+      </w:r>
+    </w:p>
+    <w:p>
+      <w:pPr>
+        <w:pStyle w:val="Header"/>
+        <w:rPr>
+          <w:rFonts w:ascii="Book Antiqua" w:hAnsi="Book Antiqua"/>
+          <w:sz w:val="24"/>
+          <w:szCs w:val="24"/>
+        </w:rPr>
+      </w:pPr>
+      <w:r>
+        <w:rPr>
+          <w:rFonts w:ascii="Book Antiqua" w:hAnsi="Book Antiqua"/>
+          <w:sz w:val="24"/>
+          <w:szCs w:val="24"/>
+        </w:rPr>
+        <w:t> </w:t>
+      </w:r>
+    </w:p>
+    <w:p>
+      <w:pPr>
+        <w:pStyle w:val="Header"/>
+        <w:rPr>
+          <w:rFonts w:ascii="Book Antiqua" w:hAnsi="Book Antiqua"/>
+          <w:sz w:val="24"/>
+          <w:szCs w:val="24"/>
+        </w:rPr>
+      </w:pPr>
+      <w:r>
+        <w:rPr>
+          <w:rFonts w:ascii="Book Antiqua" w:hAnsi="Book Antiqua"/>
+          <w:b/>
+          <w:bCs/>
+          <w:sz w:val="24"/>
+          <w:szCs w:val="24"/>
+        </w:rPr>
+        <w:t>Summary</w:t>
+      </w:r>
+    </w:p>
+    <w:p>
+      <w:pPr>
+        <w:pStyle w:val="Header"/>
+        <w:rPr>
+          <w:rFonts w:ascii="Book Antiqua" w:hAnsi="Book Antiqua"/>
+          <w:sz w:val="24"/>
+          <w:szCs w:val="24"/>
+        </w:rPr>
+      </w:pPr>
+    </w:p>
+    <w:p>
+      <w:pPr>
+        <w:pStyle w:val="Header"/>
+        <w:rPr>
+          <w:rFonts w:ascii="Book Antiqua" w:hAnsi="Book Antiqua"/>
+          <w:sz w:val="24"/>
+          <w:szCs w:val="24"/>
+        </w:rPr>
+      </w:pPr>
+      <w:r>
+        <w:rPr>
+          <w:rFonts w:ascii="Book Antiqua" w:hAnsi="Book Antiqua"/>
+          <w:sz w:val="24"/>
+          <w:szCs w:val="24"/>
+        </w:rPr>
+        <w:t xml:space="preserve">The current Return </w:t>
+      </w:r>
+      <w:proofErr w:type="gramStart"/>
+      <w:r>
+        <w:rPr>
+          <w:rFonts w:ascii="Book Antiqua" w:hAnsi="Book Antiqua"/>
+          <w:sz w:val="24"/>
+          <w:szCs w:val="24"/>
+        </w:rPr>
+        <w:t>From</w:t>
+      </w:r>
+      <w:proofErr w:type="gramEnd"/>
+      <w:r>
+        <w:rPr>
+          <w:rFonts w:ascii="Book Antiqua" w:hAnsi="Book Antiqua"/>
+          <w:sz w:val="24"/>
+          <w:szCs w:val="24"/>
+        </w:rPr>
+        <w:t xml:space="preserve"> Leave Reconciliation process involves extracting payroll and benefits data from UCPath PeopleSoft and Oracle Financials. These reports are manually compiled and formatted to analyze whether employees have over/underpaid benefit premiums during unpaid leaves or short work breaks. This multi-system approach hampers efficiency, undermines sustainability, and falls short of meeting </w:t>
+      </w:r>
+      <w:r>
+        <w:rPr>
+          <w:rFonts w:ascii="Book Antiqua" w:hAnsi="Book Antiqua"/>
+          <w:sz w:val="24"/>
+          <w:szCs w:val="24"/>
+        </w:rPr>
+        <w:lastRenderedPageBreak/>
+        <w:t>Service Level Agreement targets. Introducing Robotic Process Automation (RPA) to automate the compilation and formatting of reports from multiple systems is proposed to enhance efficiency in analyzing payroll deductions, benefit elections, and benefits billing account financials. The successful deployment of RPA is expected to significantly boost productivity for the Finance Benefits Billing team, enabling them to handle a greater number of reconciliations daily. This increased capacity is crucial for reducing the risk to UC of uncollected benefit premiums. </w:t>
       </w:r>
     </w:p>
     <w:p>
       <w:pPr>
         <w:pStyle w:val="BodyText"/>
-        <w:numPr>
-          <w:ilvl w:val="0"/>
-          <w:numId w:val="18"/>
-        </w:numPr>
-        <w:rPr>
-          <w:rFonts w:ascii="Book Antiqua" w:hAnsi="Book Antiqua"/>
-          <w:bCs/>
-          <w:sz w:val="24"/>
-          <w:szCs w:val="24"/>
-        </w:rPr>
-      </w:pPr>
-      <w:r>
-        <w:rPr>
-          <w:rFonts w:ascii="Book Antiqua" w:hAnsi="Book Antiqua"/>
-          <w:bCs/>
-          <w:sz w:val="24"/>
-          <w:szCs w:val="24"/>
-        </w:rPr>
-        <w:t>Faster Case Management: Automatic case creation in Salesforce, along with standardized email notifications, accelerates the communication process and facilitates timely resolution. </w:t>
-      </w:r>
+      </w:pPr>
     </w:p>
     <w:p>
       <w:pPr>
         <w:pStyle w:val="BodyText"/>
+      </w:pPr>
+    </w:p>
+    <w:p>
+      <w:pPr>
+        <w:pStyle w:val="BodyText"/>
+      </w:pPr>
+    </w:p>
+    <w:p>
+      <w:pPr>
+        <w:pStyle w:val="BodyText"/>
+      </w:pPr>
+    </w:p>
+    <w:p>
+      <w:pPr>
+        <w:pStyle w:val="BodyText"/>
+      </w:pPr>
+    </w:p>
+    <w:p>
+      <w:pPr>
+        <w:pStyle w:val="BodyText"/>
+      </w:pPr>
+    </w:p>
+    <w:p>
+      <w:pPr>
+        <w:pStyle w:val="BodyText"/>
+      </w:pPr>
+    </w:p>
+    <w:p>
+      <w:pPr>
+        <w:pStyle w:val="BodyText"/>
+      </w:pPr>
+    </w:p>
+    <w:p>
+      <w:pPr>
+        <w:pStyle w:val="BodyText"/>
+      </w:pPr>
+    </w:p>
+    <w:p>
+      <w:pPr>
+        <w:pStyle w:val="BodyText"/>
+      </w:pPr>
+    </w:p>
+    <w:p>
+      <w:pPr>
+        <w:pStyle w:val="BodyText"/>
+      </w:pPr>
+    </w:p>
+    <w:p>
+      <w:pPr>
+        <w:pStyle w:val="BodyText"/>
+      </w:pPr>
+    </w:p>
+    <w:p>
+      <w:pPr>
+        <w:pStyle w:val="BodyText"/>
+      </w:pPr>
+    </w:p>
+    <w:p>
+      <w:pPr>
+        <w:pStyle w:val="Header"/>
+        <w:rPr>
+          <w:rFonts w:ascii="Book Antiqua" w:hAnsi="Book Antiqua"/>
+          <w:sz w:val="24"/>
+          <w:szCs w:val="24"/>
+        </w:rPr>
+      </w:pPr>
+      <w:r>
+        <w:rPr>
+          <w:rFonts w:ascii="Book Antiqua" w:hAnsi="Book Antiqua"/>
+          <w:b/>
+          <w:bCs/>
+          <w:sz w:val="24"/>
+          <w:szCs w:val="24"/>
+        </w:rPr>
+        <w:t>Current State</w:t>
+      </w:r>
+    </w:p>
+    <w:p>
+      <w:pPr>
+        <w:pStyle w:val="BodyText"/>
+        <w:rPr>
+          <w:sz w:val="24"/>
+          <w:szCs w:val="24"/>
+        </w:rPr>
+      </w:pPr>
+    </w:p>
+    <w:p>
+      <w:pPr>
+        <w:pStyle w:val="ListParagraph"/>
         <w:numPr>
           <w:ilvl w:val="0"/>
           <w:numId w:val="19"/>
         </w:numPr>
-        <w:rPr>
-          <w:rFonts w:ascii="Book Antiqua" w:hAnsi="Book Antiqua"/>
-          <w:bCs/>
-          <w:sz w:val="24"/>
-          <w:szCs w:val="24"/>
-        </w:rPr>
-      </w:pPr>
-      <w:r>
-        <w:rPr>
-          <w:rFonts w:ascii="Book Antiqua" w:hAnsi="Book Antiqua"/>
-          <w:bCs/>
-          <w:sz w:val="24"/>
-          <w:szCs w:val="24"/>
-        </w:rPr>
-        <w:lastRenderedPageBreak/>
-        <w:t>Resource Utilization: The Finance Benefits Billing team can focus on higher-value tasks as RPA handles repetitive and time-consuming activities, boosting resource allocation within the department. </w:t>
-      </w:r>
-    </w:p>
-    <w:p>
-      <w:pPr>
-        <w:pStyle w:val="BodyText"/>
+        <w:spacing w:before="120" w:after="120"/>
+        <w:rPr>
+          <w:rFonts w:ascii="Book Antiqua" w:hAnsi="Book Antiqua"/>
+          <w:bCs/>
+          <w:sz w:val="24"/>
+          <w:szCs w:val="24"/>
+        </w:rPr>
+      </w:pPr>
+      <w:r>
+        <w:rPr>
+          <w:rFonts w:ascii="Book Antiqua" w:hAnsi="Book Antiqua"/>
+          <w:bCs/>
+          <w:sz w:val="24"/>
+          <w:szCs w:val="24"/>
+        </w:rPr>
+        <w:t xml:space="preserve">Manual </w:t>
+      </w:r>
+      <w:proofErr w:type="gramStart"/>
+      <w:r>
+        <w:rPr>
+          <w:rFonts w:ascii="Book Antiqua" w:hAnsi="Book Antiqua"/>
+          <w:bCs/>
+          <w:sz w:val="24"/>
+          <w:szCs w:val="24"/>
+        </w:rPr>
+        <w:t>process</w:t>
+      </w:r>
+      <w:proofErr w:type="gramEnd"/>
+      <w:r>
+        <w:rPr>
+          <w:rFonts w:ascii="Book Antiqua" w:hAnsi="Book Antiqua"/>
+          <w:bCs/>
+          <w:sz w:val="24"/>
+          <w:szCs w:val="24"/>
+        </w:rPr>
+        <w:t xml:space="preserve"> including sub processes and tasks:   </w:t>
+      </w:r>
+    </w:p>
+    <w:p>
+      <w:pPr>
+        <w:pStyle w:val="ListParagraph"/>
+        <w:spacing w:before="120" w:after="120"/>
+        <w:rPr>
+          <w:rFonts w:ascii="Book Antiqua" w:hAnsi="Book Antiqua"/>
+          <w:b/>
+          <w:bCs/>
+          <w:sz w:val="24"/>
+          <w:szCs w:val="24"/>
+        </w:rPr>
+      </w:pPr>
+      <w:r>
+        <w:rPr>
+          <w:rFonts w:ascii="Book Antiqua" w:hAnsi="Book Antiqua"/>
+          <w:b/>
+          <w:bCs/>
+          <w:sz w:val="24"/>
+          <w:szCs w:val="24"/>
+        </w:rPr>
+        <w:t>Process X: Reconciling Employee Billing Accounts </w:t>
+      </w:r>
+    </w:p>
+    <w:p>
+      <w:pPr>
+        <w:spacing w:before="120" w:after="120"/>
+        <w:rPr>
+          <w:rFonts w:ascii="Book Antiqua" w:hAnsi="Book Antiqua"/>
+          <w:bCs/>
+          <w:sz w:val="24"/>
+          <w:szCs w:val="24"/>
+        </w:rPr>
+      </w:pPr>
+      <w:r>
+        <w:rPr>
+          <w:rFonts w:ascii="Book Antiqua" w:hAnsi="Book Antiqua"/>
+          <w:bCs/>
+          <w:sz w:val="24"/>
+          <w:szCs w:val="24"/>
+        </w:rPr>
+        <w:t>When an employee returns from leave, the A/R Benefits Billing team will reconcile the employee’s benefits billing account.  There are three main components of the reconciliation process: </w:t>
+      </w:r>
+    </w:p>
+    <w:p>
+      <w:pPr>
+        <w:pStyle w:val="ListParagraph"/>
         <w:numPr>
           <w:ilvl w:val="0"/>
           <w:numId w:val="20"/>
         </w:numPr>
-        <w:rPr>
-          <w:rFonts w:ascii="Book Antiqua" w:hAnsi="Book Antiqua"/>
-          <w:bCs/>
-          <w:sz w:val="24"/>
-          <w:szCs w:val="24"/>
-        </w:rPr>
-      </w:pPr>
-      <w:r>
-        <w:rPr>
-          <w:rFonts w:ascii="Book Antiqua" w:hAnsi="Book Antiqua"/>
-          <w:bCs/>
-          <w:sz w:val="24"/>
-          <w:szCs w:val="24"/>
-        </w:rPr>
-        <w:t>Cost Savings: With increased efficiency and reduced manual effort, RPA contributes to cost savings by improving productivity and minimizing the need for additional manpower. </w:t>
-      </w:r>
-    </w:p>
-    <w:p>
-      <w:pPr>
-        <w:pStyle w:val="Header"/>
-        <w:rPr>
-          <w:rFonts w:ascii="Book Antiqua" w:hAnsi="Book Antiqua"/>
-          <w:sz w:val="24"/>
-          <w:szCs w:val="24"/>
-        </w:rPr>
-      </w:pPr>
-    </w:p>
-    <w:p>
-      <w:pPr>
-        <w:pStyle w:val="Header"/>
-        <w:rPr>
-          <w:rFonts w:ascii="Book Antiqua" w:hAnsi="Book Antiqua"/>
-          <w:sz w:val="24"/>
-          <w:szCs w:val="24"/>
-        </w:rPr>
-      </w:pPr>
-      <w:r>
-        <w:rPr>
-          <w:rFonts w:ascii="Book Antiqua" w:hAnsi="Book Antiqua"/>
-          <w:b/>
-          <w:bCs/>
-          <w:sz w:val="24"/>
-          <w:szCs w:val="24"/>
-        </w:rPr>
-        <w:t>Problem Statement</w:t>
-      </w:r>
-    </w:p>
-    <w:p>
-      <w:pPr>
-        <w:pStyle w:val="Header"/>
-        <w:rPr>
-          <w:rFonts w:ascii="Book Antiqua" w:hAnsi="Book Antiqua"/>
-          <w:sz w:val="24"/>
-          <w:szCs w:val="24"/>
-        </w:rPr>
-      </w:pPr>
-    </w:p>
-    <w:p>
-      <w:pPr>
-        <w:pStyle w:val="Header"/>
-        <w:rPr>
-          <w:rFonts w:ascii="Book Antiqua" w:hAnsi="Book Antiqua"/>
-          <w:sz w:val="24"/>
-          <w:szCs w:val="24"/>
-        </w:rPr>
-      </w:pPr>
-      <w:r>
-        <w:rPr>
-          <w:rFonts w:ascii="Book Antiqua" w:hAnsi="Book Antiqua"/>
-          <w:sz w:val="24"/>
-          <w:szCs w:val="24"/>
-        </w:rPr>
-        <w:t xml:space="preserve">The current Return </w:t>
-      </w:r>
-      <w:proofErr w:type="gramStart"/>
-      <w:r>
-        <w:rPr>
-          <w:rFonts w:ascii="Book Antiqua" w:hAnsi="Book Antiqua"/>
-          <w:sz w:val="24"/>
-          <w:szCs w:val="24"/>
-        </w:rPr>
-        <w:t>From</w:t>
-      </w:r>
-      <w:proofErr w:type="gramEnd"/>
-      <w:r>
-        <w:rPr>
-          <w:rFonts w:ascii="Book Antiqua" w:hAnsi="Book Antiqua"/>
-          <w:sz w:val="24"/>
-          <w:szCs w:val="24"/>
-        </w:rPr>
-        <w:t xml:space="preserve"> Leave Reconciliation process requires multiple payroll and benefits reports to be pulled from UCPath PeopleSoft and Oracle Financials. These reports are then manually compiled and formatted to allow for data analysis to determine if an employee over/underpaid their benefit premiums while on </w:t>
-      </w:r>
-      <w:proofErr w:type="gramStart"/>
-      <w:r>
-        <w:rPr>
-          <w:rFonts w:ascii="Book Antiqua" w:hAnsi="Book Antiqua"/>
-          <w:sz w:val="24"/>
-          <w:szCs w:val="24"/>
-        </w:rPr>
-        <w:t>an unpaid</w:t>
-      </w:r>
-      <w:proofErr w:type="gramEnd"/>
-      <w:r>
-        <w:rPr>
-          <w:rFonts w:ascii="Book Antiqua" w:hAnsi="Book Antiqua"/>
-          <w:sz w:val="24"/>
-          <w:szCs w:val="24"/>
-        </w:rPr>
-        <w:t xml:space="preserve"> leave of absence or short work break. Accessing multiple systems to retrieve these reports and manually compiling/formatting them reduces efficiency and fosters unsustainable practices that do not meet Service Level Agreement targets.  </w:t>
-      </w:r>
-    </w:p>
-    <w:p>
-      <w:pPr>
-        <w:pStyle w:val="Header"/>
-        <w:rPr>
-          <w:rFonts w:ascii="Book Antiqua" w:hAnsi="Book Antiqua"/>
-          <w:sz w:val="24"/>
-          <w:szCs w:val="24"/>
-        </w:rPr>
-      </w:pPr>
-      <w:r>
-        <w:rPr>
-          <w:rFonts w:ascii="Book Antiqua" w:hAnsi="Book Antiqua"/>
-          <w:sz w:val="24"/>
-          <w:szCs w:val="24"/>
-        </w:rPr>
-        <w:t> </w:t>
-      </w:r>
-    </w:p>
-    <w:p>
-      <w:pPr>
-        <w:pStyle w:val="Header"/>
-        <w:rPr>
-          <w:rFonts w:ascii="Book Antiqua" w:hAnsi="Book Antiqua"/>
-          <w:b/>
-          <w:bCs/>
-          <w:sz w:val="24"/>
-          <w:szCs w:val="24"/>
-        </w:rPr>
-      </w:pPr>
-    </w:p>
-    <w:p>
-      <w:pPr>
-        <w:pStyle w:val="Header"/>
-        <w:rPr>
-          <w:rFonts w:ascii="Book Antiqua" w:hAnsi="Book Antiqua"/>
-          <w:b/>
-          <w:bCs/>
-          <w:sz w:val="24"/>
-          <w:szCs w:val="24"/>
-        </w:rPr>
-      </w:pPr>
-    </w:p>
-    <w:p>
-      <w:pPr>
-        <w:pStyle w:val="Header"/>
-        <w:rPr>
-          <w:rFonts w:ascii="Book Antiqua" w:hAnsi="Book Antiqua"/>
-          <w:b/>
-          <w:bCs/>
-          <w:sz w:val="24"/>
-          <w:szCs w:val="24"/>
-        </w:rPr>
-      </w:pPr>
-    </w:p>
-    <w:p>
-      <w:pPr>
-        <w:pStyle w:val="Header"/>
-        <w:rPr>
-          <w:rFonts w:ascii="Book Antiqua" w:hAnsi="Book Antiqua"/>
-          <w:sz w:val="24"/>
-          <w:szCs w:val="24"/>
-        </w:rPr>
-      </w:pPr>
-      <w:r>
-        <w:rPr>
-          <w:rFonts w:ascii="Book Antiqua" w:hAnsi="Book Antiqua"/>
-          <w:b/>
-          <w:bCs/>
-          <w:sz w:val="24"/>
-          <w:szCs w:val="24"/>
-        </w:rPr>
-        <w:t>Proposed Solution</w:t>
-      </w:r>
-    </w:p>
-    <w:p>
-      <w:pPr>
-        <w:pStyle w:val="Header"/>
-        <w:rPr>
-          <w:rFonts w:ascii="Book Antiqua" w:hAnsi="Book Antiqua"/>
-          <w:sz w:val="24"/>
-          <w:szCs w:val="24"/>
-        </w:rPr>
-      </w:pPr>
-    </w:p>
-    <w:p>
-      <w:pPr>
-        <w:pStyle w:val="Header"/>
-        <w:rPr>
-          <w:rFonts w:ascii="Book Antiqua" w:hAnsi="Book Antiqua"/>
-          <w:sz w:val="24"/>
-          <w:szCs w:val="24"/>
-        </w:rPr>
-      </w:pPr>
-      <w:r>
-        <w:rPr>
-          <w:rFonts w:ascii="Book Antiqua" w:hAnsi="Book Antiqua"/>
-          <w:sz w:val="24"/>
-          <w:szCs w:val="24"/>
-        </w:rPr>
-        <w:t xml:space="preserve">Utilizing RPA on the Return </w:t>
-      </w:r>
-      <w:proofErr w:type="gramStart"/>
-      <w:r>
-        <w:rPr>
-          <w:rFonts w:ascii="Book Antiqua" w:hAnsi="Book Antiqua"/>
-          <w:sz w:val="24"/>
-          <w:szCs w:val="24"/>
-        </w:rPr>
-        <w:t>From</w:t>
-      </w:r>
-      <w:proofErr w:type="gramEnd"/>
-      <w:r>
-        <w:rPr>
-          <w:rFonts w:ascii="Book Antiqua" w:hAnsi="Book Antiqua"/>
-          <w:sz w:val="24"/>
-          <w:szCs w:val="24"/>
-        </w:rPr>
-        <w:t xml:space="preserve"> Leave Reconciliation process to automate the compiling and formatting of reports from multiple systems will allow for greater efficiency in analyzing payroll deductions, benefit elections, and benefits billing account financials.  </w:t>
-      </w:r>
-    </w:p>
-    <w:p>
-      <w:pPr>
-        <w:pStyle w:val="Header"/>
-        <w:rPr>
-          <w:rFonts w:ascii="Book Antiqua" w:hAnsi="Book Antiqua"/>
-          <w:sz w:val="24"/>
-          <w:szCs w:val="24"/>
-        </w:rPr>
-      </w:pPr>
-      <w:r>
-        <w:rPr>
-          <w:rFonts w:ascii="Book Antiqua" w:hAnsi="Book Antiqua"/>
-          <w:sz w:val="24"/>
-          <w:szCs w:val="24"/>
-        </w:rPr>
-        <w:t> </w:t>
-      </w:r>
-    </w:p>
-    <w:p>
-      <w:pPr>
-        <w:pStyle w:val="Header"/>
-        <w:rPr>
-          <w:rFonts w:ascii="Book Antiqua" w:hAnsi="Book Antiqua"/>
-          <w:sz w:val="24"/>
-          <w:szCs w:val="24"/>
-        </w:rPr>
-      </w:pPr>
-      <w:r>
-        <w:rPr>
-          <w:rFonts w:ascii="Book Antiqua" w:hAnsi="Book Antiqua"/>
-          <w:b/>
-          <w:bCs/>
-          <w:sz w:val="24"/>
-          <w:szCs w:val="24"/>
-        </w:rPr>
-        <w:t>Value</w:t>
-      </w:r>
-    </w:p>
-    <w:p>
-      <w:pPr>
-        <w:pStyle w:val="Header"/>
-        <w:rPr>
-          <w:rFonts w:ascii="Book Antiqua" w:hAnsi="Book Antiqua"/>
-          <w:sz w:val="24"/>
-          <w:szCs w:val="24"/>
-        </w:rPr>
-      </w:pPr>
-    </w:p>
-    <w:p>
-      <w:pPr>
-        <w:pStyle w:val="Header"/>
-        <w:rPr>
-          <w:rFonts w:ascii="Book Antiqua" w:hAnsi="Book Antiqua"/>
-          <w:sz w:val="24"/>
-          <w:szCs w:val="24"/>
-        </w:rPr>
-      </w:pPr>
-      <w:r>
-        <w:rPr>
-          <w:rFonts w:ascii="Book Antiqua" w:hAnsi="Book Antiqua"/>
-          <w:sz w:val="24"/>
-          <w:szCs w:val="24"/>
-        </w:rPr>
-        <w:t xml:space="preserve">With the successful deployment of RPA on the Return </w:t>
-      </w:r>
-      <w:proofErr w:type="gramStart"/>
-      <w:r>
-        <w:rPr>
-          <w:rFonts w:ascii="Book Antiqua" w:hAnsi="Book Antiqua"/>
-          <w:sz w:val="24"/>
-          <w:szCs w:val="24"/>
-        </w:rPr>
-        <w:t>From</w:t>
-      </w:r>
-      <w:proofErr w:type="gramEnd"/>
-      <w:r>
-        <w:rPr>
-          <w:rFonts w:ascii="Book Antiqua" w:hAnsi="Book Antiqua"/>
-          <w:sz w:val="24"/>
-          <w:szCs w:val="24"/>
-        </w:rPr>
-        <w:t xml:space="preserve"> Leave Reconciliation process, the Finance Benefits Billing team will experience enhanced productivity. This will allow for greater capacity to complete more reconciliations daily. By completing more reconciliations, we are reducing the risk to UC of uncollected benefit premiums.  </w:t>
-      </w:r>
-    </w:p>
-    <w:p>
-      <w:pPr>
-        <w:pStyle w:val="Header"/>
-        <w:rPr>
-          <w:rFonts w:ascii="Book Antiqua" w:hAnsi="Book Antiqua"/>
-          <w:sz w:val="24"/>
-          <w:szCs w:val="24"/>
-        </w:rPr>
-      </w:pPr>
-      <w:r>
-        <w:rPr>
-          <w:rFonts w:ascii="Book Antiqua" w:hAnsi="Book Antiqua"/>
-          <w:sz w:val="24"/>
-          <w:szCs w:val="24"/>
-        </w:rPr>
-        <w:t> </w:t>
-      </w:r>
-    </w:p>
-    <w:p>
-      <w:pPr>
-        <w:pStyle w:val="Header"/>
-        <w:rPr>
-          <w:rFonts w:ascii="Book Antiqua" w:hAnsi="Book Antiqua"/>
-          <w:sz w:val="24"/>
-          <w:szCs w:val="24"/>
-        </w:rPr>
-      </w:pPr>
-      <w:r>
-        <w:rPr>
-          <w:rFonts w:ascii="Book Antiqua" w:hAnsi="Book Antiqua"/>
-          <w:b/>
-          <w:bCs/>
-          <w:sz w:val="24"/>
-          <w:szCs w:val="24"/>
-        </w:rPr>
-        <w:t>Summary</w:t>
-      </w:r>
-    </w:p>
-    <w:p>
-      <w:pPr>
-        <w:pStyle w:val="Header"/>
-        <w:rPr>
-          <w:rFonts w:ascii="Book Antiqua" w:hAnsi="Book Antiqua"/>
-          <w:sz w:val="24"/>
-          <w:szCs w:val="24"/>
-        </w:rPr>
-      </w:pPr>
-    </w:p>
-    <w:p>
-      <w:pPr>
-        <w:pStyle w:val="Header"/>
-        <w:rPr>
-          <w:rFonts w:ascii="Book Antiqua" w:hAnsi="Book Antiqua"/>
-          <w:sz w:val="24"/>
-          <w:szCs w:val="24"/>
-        </w:rPr>
-      </w:pPr>
-      <w:r>
-        <w:rPr>
-          <w:rFonts w:ascii="Book Antiqua" w:hAnsi="Book Antiqua"/>
-          <w:sz w:val="24"/>
-          <w:szCs w:val="24"/>
-        </w:rPr>
-        <w:t xml:space="preserve">The current Return </w:t>
-      </w:r>
-      <w:proofErr w:type="gramStart"/>
-      <w:r>
-        <w:rPr>
-          <w:rFonts w:ascii="Book Antiqua" w:hAnsi="Book Antiqua"/>
-          <w:sz w:val="24"/>
-          <w:szCs w:val="24"/>
-        </w:rPr>
-        <w:t>From</w:t>
-      </w:r>
-      <w:proofErr w:type="gramEnd"/>
-      <w:r>
-        <w:rPr>
-          <w:rFonts w:ascii="Book Antiqua" w:hAnsi="Book Antiqua"/>
-          <w:sz w:val="24"/>
-          <w:szCs w:val="24"/>
-        </w:rPr>
-        <w:t xml:space="preserve"> Leave Reconciliation process involves extracting payroll and benefits data from UCPath PeopleSoft and Oracle Financials. These reports are manually compiled and formatted to analyze whether employees have over/underpaid benefit premiums during unpaid leaves or short work breaks. This multi-system approach hampers efficiency, undermines sustainability, and falls short of meeting </w:t>
-      </w:r>
-      <w:r>
-        <w:rPr>
-          <w:rFonts w:ascii="Book Antiqua" w:hAnsi="Book Antiqua"/>
-          <w:sz w:val="24"/>
-          <w:szCs w:val="24"/>
-        </w:rPr>
-        <w:lastRenderedPageBreak/>
-        <w:t>Service Level Agreement targets. Introducing Robotic Process Automation (RPA) to automate the compilation and formatting of reports from multiple systems is proposed to enhance efficiency in analyzing payroll deductions, benefit elections, and benefits billing account financials. The successful deployment of RPA is expected to significantly boost productivity for the Finance Benefits Billing team, enabling them to handle a greater number of reconciliations daily. This increased capacity is crucial for reducing the risk to UC of uncollected benefit premiums. </w:t>
-      </w:r>
-    </w:p>
-    <w:p>
-      <w:pPr>
-        <w:pStyle w:val="BodyText"/>
-      </w:pPr>
-    </w:p>
-    <w:p>
-      <w:pPr>
-        <w:pStyle w:val="BodyText"/>
-      </w:pPr>
-    </w:p>
-    <w:p>
-      <w:pPr>
-        <w:pStyle w:val="BodyText"/>
-      </w:pPr>
-    </w:p>
-    <w:p>
-      <w:pPr>
-        <w:pStyle w:val="BodyText"/>
-      </w:pPr>
-    </w:p>
-    <w:p>
-      <w:pPr>
-        <w:pStyle w:val="BodyText"/>
-      </w:pPr>
-    </w:p>
-    <w:p>
-      <w:pPr>
-        <w:pStyle w:val="BodyText"/>
-      </w:pPr>
-    </w:p>
-    <w:p>
-      <w:pPr>
-        <w:pStyle w:val="BodyText"/>
-      </w:pPr>
-    </w:p>
-    <w:p>
-      <w:pPr>
-        <w:pStyle w:val="BodyText"/>
-      </w:pPr>
-    </w:p>
-    <w:p>
-      <w:pPr>
-        <w:pStyle w:val="BodyText"/>
-      </w:pPr>
-    </w:p>
-    <w:p>
-      <w:pPr>
-        <w:pStyle w:val="BodyText"/>
-      </w:pPr>
-    </w:p>
-    <w:p>
-      <w:pPr>
-        <w:pStyle w:val="BodyText"/>
-      </w:pPr>
-    </w:p>
-    <w:p>
-      <w:pPr>
-        <w:pStyle w:val="BodyText"/>
-      </w:pPr>
-    </w:p>
-    <w:p>
-      <w:pPr>
-        <w:pStyle w:val="BodyText"/>
-      </w:pPr>
-    </w:p>
-    <w:p>
-      <w:pPr>
-        <w:pStyle w:val="Header"/>
-        <w:rPr>
-          <w:rFonts w:ascii="Book Antiqua" w:hAnsi="Book Antiqua"/>
-          <w:sz w:val="24"/>
-          <w:szCs w:val="24"/>
-        </w:rPr>
-      </w:pPr>
-      <w:r>
-        <w:rPr>
-          <w:rFonts w:ascii="Book Antiqua" w:hAnsi="Book Antiqua"/>
-          <w:b/>
-          <w:bCs/>
-          <w:sz w:val="24"/>
-          <w:szCs w:val="24"/>
-        </w:rPr>
-        <w:t>Current State</w:t>
-      </w:r>
-    </w:p>
-    <w:p>
-      <w:pPr>
-        <w:pStyle w:val="BodyText"/>
-        <w:rPr>
-          <w:sz w:val="24"/>
-          <w:szCs w:val="24"/>
-        </w:rPr>
-      </w:pPr>
+        <w:spacing w:before="120" w:after="120"/>
+        <w:rPr>
+          <w:rFonts w:ascii="Book Antiqua" w:hAnsi="Book Antiqua"/>
+          <w:bCs/>
+          <w:sz w:val="24"/>
+          <w:szCs w:val="24"/>
+        </w:rPr>
+      </w:pPr>
+      <w:r>
+        <w:rPr>
+          <w:rFonts w:ascii="Book Antiqua" w:hAnsi="Book Antiqua"/>
+          <w:bCs/>
+          <w:sz w:val="24"/>
+          <w:szCs w:val="24"/>
+        </w:rPr>
+        <w:t>Ensuring that all months were billed properly in Oracle. (Total Rate vs. Employee Rate) </w:t>
+      </w:r>
+    </w:p>
+    <w:p>
+      <w:pPr>
+        <w:pStyle w:val="ListParagraph"/>
+        <w:numPr>
+          <w:ilvl w:val="0"/>
+          <w:numId w:val="21"/>
+        </w:numPr>
+        <w:spacing w:before="120" w:after="120"/>
+        <w:rPr>
+          <w:rFonts w:ascii="Book Antiqua" w:hAnsi="Book Antiqua"/>
+          <w:bCs/>
+          <w:sz w:val="24"/>
+          <w:szCs w:val="24"/>
+        </w:rPr>
+      </w:pPr>
+      <w:r>
+        <w:rPr>
+          <w:rFonts w:ascii="Book Antiqua" w:hAnsi="Book Antiqua"/>
+          <w:bCs/>
+          <w:sz w:val="24"/>
+          <w:szCs w:val="24"/>
+        </w:rPr>
+        <w:t>Comparing Oracle billed/paid charges against UCPath paycheck deductions to confirm all periods have been paid and that no periods were deducted via paycheck and billed in Oracle. </w:t>
+      </w:r>
     </w:p>
     <w:p>
       <w:pPr>
@@ -7747,7 +7902,7 @@
           <w:sz w:val="24"/>
           <w:szCs w:val="24"/>
         </w:rPr>
-        <w:t xml:space="preserve">Manual </w:t>
+        <w:t xml:space="preserve">Identify the period(s) that the UC contribution towards medical, dental, and vision </w:t>
       </w:r>
       <w:proofErr w:type="gramStart"/>
       <w:r>
@@ -7757,7 +7912,7 @@
           <w:sz w:val="24"/>
           <w:szCs w:val="24"/>
         </w:rPr>
-        <w:t>process</w:t>
+        <w:t>needs</w:t>
       </w:r>
       <w:proofErr w:type="gramEnd"/>
       <w:r>
@@ -7767,50 +7922,27 @@
           <w:sz w:val="24"/>
           <w:szCs w:val="24"/>
         </w:rPr>
-        <w:t xml:space="preserve"> including sub processes and tasks:   </w:t>
-      </w:r>
-    </w:p>
-    <w:p>
-      <w:pPr>
-        <w:pStyle w:val="ListParagraph"/>
+        <w:t xml:space="preserve"> to be collected. </w:t>
+      </w:r>
+    </w:p>
+    <w:p>
+      <w:pPr>
         <w:spacing w:before="120" w:after="120"/>
         <w:rPr>
           <w:rFonts w:ascii="Book Antiqua" w:hAnsi="Book Antiqua"/>
-          <w:b/>
-          <w:bCs/>
-          <w:sz w:val="24"/>
-          <w:szCs w:val="24"/>
-        </w:rPr>
-      </w:pPr>
-      <w:r>
-        <w:rPr>
-          <w:rFonts w:ascii="Book Antiqua" w:hAnsi="Book Antiqua"/>
-          <w:b/>
-          <w:bCs/>
-          <w:sz w:val="24"/>
-          <w:szCs w:val="24"/>
-        </w:rPr>
-        <w:t>Process X: Reconciling Employee Billing Accounts </w:t>
-      </w:r>
-    </w:p>
-    <w:p>
-      <w:pPr>
-        <w:spacing w:before="120" w:after="120"/>
-        <w:rPr>
-          <w:rFonts w:ascii="Book Antiqua" w:hAnsi="Book Antiqua"/>
-          <w:bCs/>
-          <w:sz w:val="24"/>
-          <w:szCs w:val="24"/>
-        </w:rPr>
-      </w:pPr>
-      <w:r>
-        <w:rPr>
-          <w:rFonts w:ascii="Book Antiqua" w:hAnsi="Book Antiqua"/>
-          <w:bCs/>
-          <w:sz w:val="24"/>
-          <w:szCs w:val="24"/>
-        </w:rPr>
-        <w:t>When an employee returns from leave, the A/R Benefits Billing team will reconcile the employee’s benefits billing account.  There are three main components of the reconciliation process: </w:t>
+          <w:bCs/>
+          <w:sz w:val="24"/>
+          <w:szCs w:val="24"/>
+        </w:rPr>
+      </w:pPr>
+      <w:r>
+        <w:rPr>
+          <w:rFonts w:ascii="Book Antiqua" w:hAnsi="Book Antiqua"/>
+          <w:bCs/>
+          <w:sz w:val="24"/>
+          <w:szCs w:val="24"/>
+        </w:rPr>
+        <w:t>If there is a balance or refund due, the deductions or refunds are submitted via the One-Time Deduction Worksheet and transacted on the employee's upcoming paycheck. </w:t>
       </w:r>
     </w:p>
     <w:p>
@@ -7819,101 +7951,6 @@
         <w:numPr>
           <w:ilvl w:val="0"/>
           <w:numId w:val="23"/>
-        </w:numPr>
-        <w:spacing w:before="120" w:after="120"/>
-        <w:rPr>
-          <w:rFonts w:ascii="Book Antiqua" w:hAnsi="Book Antiqua"/>
-          <w:bCs/>
-          <w:sz w:val="24"/>
-          <w:szCs w:val="24"/>
-        </w:rPr>
-      </w:pPr>
-      <w:r>
-        <w:rPr>
-          <w:rFonts w:ascii="Book Antiqua" w:hAnsi="Book Antiqua"/>
-          <w:bCs/>
-          <w:sz w:val="24"/>
-          <w:szCs w:val="24"/>
-        </w:rPr>
-        <w:t>Ensuring that all months were billed properly in Oracle. (Total Rate vs. Employee Rate) </w:t>
-      </w:r>
-    </w:p>
-    <w:p>
-      <w:pPr>
-        <w:pStyle w:val="ListParagraph"/>
-        <w:numPr>
-          <w:ilvl w:val="0"/>
-          <w:numId w:val="24"/>
-        </w:numPr>
-        <w:spacing w:before="120" w:after="120"/>
-        <w:rPr>
-          <w:rFonts w:ascii="Book Antiqua" w:hAnsi="Book Antiqua"/>
-          <w:bCs/>
-          <w:sz w:val="24"/>
-          <w:szCs w:val="24"/>
-        </w:rPr>
-      </w:pPr>
-      <w:r>
-        <w:rPr>
-          <w:rFonts w:ascii="Book Antiqua" w:hAnsi="Book Antiqua"/>
-          <w:bCs/>
-          <w:sz w:val="24"/>
-          <w:szCs w:val="24"/>
-        </w:rPr>
-        <w:t>Comparing Oracle billed/paid charges against UCPath paycheck deductions to confirm all periods have been paid and that no periods were deducted via paycheck and billed in Oracle. </w:t>
-      </w:r>
-    </w:p>
-    <w:p>
-      <w:pPr>
-        <w:pStyle w:val="ListParagraph"/>
-        <w:numPr>
-          <w:ilvl w:val="0"/>
-          <w:numId w:val="25"/>
-        </w:numPr>
-        <w:spacing w:before="120" w:after="120"/>
-        <w:rPr>
-          <w:rFonts w:ascii="Book Antiqua" w:hAnsi="Book Antiqua"/>
-          <w:bCs/>
-          <w:sz w:val="24"/>
-          <w:szCs w:val="24"/>
-        </w:rPr>
-      </w:pPr>
-      <w:r>
-        <w:rPr>
-          <w:rFonts w:ascii="Book Antiqua" w:hAnsi="Book Antiqua"/>
-          <w:bCs/>
-          <w:sz w:val="24"/>
-          <w:szCs w:val="24"/>
-        </w:rPr>
-        <w:t>Identify the period(s) that the UC contribution towards medical, dental, and vision needs to be collected. </w:t>
-      </w:r>
-    </w:p>
-    <w:p>
-      <w:pPr>
-        <w:spacing w:before="120" w:after="120"/>
-        <w:rPr>
-          <w:rFonts w:ascii="Book Antiqua" w:hAnsi="Book Antiqua"/>
-          <w:bCs/>
-          <w:sz w:val="24"/>
-          <w:szCs w:val="24"/>
-        </w:rPr>
-      </w:pPr>
-      <w:r>
-        <w:rPr>
-          <w:rFonts w:ascii="Book Antiqua" w:hAnsi="Book Antiqua"/>
-          <w:bCs/>
-          <w:sz w:val="24"/>
-          <w:szCs w:val="24"/>
-        </w:rPr>
-        <w:t>If there is a balance or refund due, the deductions or refunds are submitted via the One-Time Deduction Worksheet and transacted on the employee's upcoming paycheck. </w:t>
-      </w:r>
-    </w:p>
-    <w:p>
-      <w:pPr>
-        <w:pStyle w:val="ListParagraph"/>
-        <w:numPr>
-          <w:ilvl w:val="0"/>
-          <w:numId w:val="26"/>
         </w:numPr>
         <w:spacing w:before="120" w:after="120"/>
         <w:rPr>
@@ -8037,7 +8074,7 @@
         <w:pStyle w:val="ListParagraph"/>
         <w:numPr>
           <w:ilvl w:val="0"/>
-          <w:numId w:val="27"/>
+          <w:numId w:val="24"/>
         </w:numPr>
         <w:spacing w:before="120" w:after="120"/>
         <w:rPr>
@@ -8062,7 +8099,7 @@
         <w:pStyle w:val="ListParagraph"/>
         <w:numPr>
           <w:ilvl w:val="0"/>
-          <w:numId w:val="28"/>
+          <w:numId w:val="25"/>
         </w:numPr>
         <w:spacing w:before="120" w:after="120"/>
         <w:rPr>
@@ -8087,7 +8124,7 @@
         <w:pStyle w:val="ListParagraph"/>
         <w:numPr>
           <w:ilvl w:val="0"/>
-          <w:numId w:val="28"/>
+          <w:numId w:val="25"/>
         </w:numPr>
         <w:spacing w:before="120" w:after="120"/>
         <w:rPr>
@@ -8190,7 +8227,7 @@
         <w:pStyle w:val="ListParagraph"/>
         <w:numPr>
           <w:ilvl w:val="0"/>
-          <w:numId w:val="28"/>
+          <w:numId w:val="25"/>
         </w:numPr>
         <w:spacing w:before="120" w:after="120"/>
         <w:rPr>
@@ -8215,7 +8252,7 @@
         <w:pStyle w:val="ListParagraph"/>
         <w:numPr>
           <w:ilvl w:val="0"/>
-          <w:numId w:val="28"/>
+          <w:numId w:val="25"/>
         </w:numPr>
         <w:spacing w:before="120" w:after="120"/>
         <w:rPr>
@@ -8240,7 +8277,7 @@
         <w:pStyle w:val="ListParagraph"/>
         <w:numPr>
           <w:ilvl w:val="0"/>
-          <w:numId w:val="28"/>
+          <w:numId w:val="25"/>
         </w:numPr>
         <w:spacing w:before="120" w:after="120"/>
         <w:rPr>
@@ -8285,7 +8322,7 @@
         <w:pStyle w:val="ListParagraph"/>
         <w:numPr>
           <w:ilvl w:val="0"/>
-          <w:numId w:val="28"/>
+          <w:numId w:val="25"/>
         </w:numPr>
         <w:spacing w:before="120" w:after="120"/>
         <w:rPr>
@@ -8388,7 +8425,7 @@
         <w:pStyle w:val="ListParagraph"/>
         <w:numPr>
           <w:ilvl w:val="0"/>
-          <w:numId w:val="28"/>
+          <w:numId w:val="25"/>
         </w:numPr>
         <w:spacing w:before="120" w:after="120"/>
         <w:rPr>
@@ -8510,7 +8547,7 @@
         <w:pStyle w:val="ListParagraph"/>
         <w:numPr>
           <w:ilvl w:val="0"/>
-          <w:numId w:val="28"/>
+          <w:numId w:val="25"/>
         </w:numPr>
         <w:spacing w:before="120" w:after="120"/>
         <w:rPr>
@@ -8640,7 +8677,7 @@
         <w:pStyle w:val="ListParagraph"/>
         <w:numPr>
           <w:ilvl w:val="0"/>
-          <w:numId w:val="29"/>
+          <w:numId w:val="26"/>
         </w:numPr>
         <w:spacing w:before="120" w:after="120"/>
         <w:rPr>
@@ -8788,7 +8825,7 @@
         <w:pStyle w:val="ListParagraph"/>
         <w:numPr>
           <w:ilvl w:val="1"/>
-          <w:numId w:val="30"/>
+          <w:numId w:val="27"/>
         </w:numPr>
         <w:autoSpaceDE/>
         <w:autoSpaceDN/>
@@ -8815,7 +8852,7 @@
         <w:pStyle w:val="ListParagraph"/>
         <w:numPr>
           <w:ilvl w:val="1"/>
-          <w:numId w:val="30"/>
+          <w:numId w:val="27"/>
         </w:numPr>
         <w:autoSpaceDE/>
         <w:autoSpaceDN/>
@@ -8895,7 +8932,7 @@
         <w:pStyle w:val="ListParagraph"/>
         <w:numPr>
           <w:ilvl w:val="1"/>
-          <w:numId w:val="30"/>
+          <w:numId w:val="27"/>
         </w:numPr>
         <w:autoSpaceDE/>
         <w:autoSpaceDN/>
@@ -9028,7 +9065,7 @@
         <w:pStyle w:val="ListParagraph"/>
         <w:numPr>
           <w:ilvl w:val="0"/>
-          <w:numId w:val="31"/>
+          <w:numId w:val="28"/>
         </w:numPr>
         <w:spacing w:before="120" w:after="120"/>
         <w:rPr>
@@ -9121,7 +9158,7 @@
         <w:pStyle w:val="ListParagraph"/>
         <w:numPr>
           <w:ilvl w:val="0"/>
-          <w:numId w:val="31"/>
+          <w:numId w:val="28"/>
         </w:numPr>
         <w:spacing w:before="120" w:after="120"/>
         <w:rPr>
@@ -9260,7 +9297,7 @@
         <w:pStyle w:val="ListParagraph"/>
         <w:numPr>
           <w:ilvl w:val="0"/>
-          <w:numId w:val="32"/>
+          <w:numId w:val="29"/>
         </w:numPr>
         <w:spacing w:before="120" w:after="120"/>
         <w:rPr>
@@ -9420,7 +9457,7 @@
         <w:pStyle w:val="ListParagraph"/>
         <w:numPr>
           <w:ilvl w:val="0"/>
-          <w:numId w:val="33"/>
+          <w:numId w:val="30"/>
         </w:numPr>
         <w:spacing w:before="120" w:after="120"/>
         <w:rPr>
@@ -9524,7 +9561,7 @@
         <w:pStyle w:val="ListParagraph"/>
         <w:numPr>
           <w:ilvl w:val="0"/>
-          <w:numId w:val="34"/>
+          <w:numId w:val="31"/>
         </w:numPr>
         <w:spacing w:before="120" w:after="120"/>
         <w:rPr>
@@ -9617,7 +9654,7 @@
         <w:pStyle w:val="ListParagraph"/>
         <w:numPr>
           <w:ilvl w:val="0"/>
-          <w:numId w:val="35"/>
+          <w:numId w:val="32"/>
         </w:numPr>
         <w:spacing w:before="120" w:after="120"/>
         <w:rPr>
@@ -9695,7 +9732,7 @@
         <w:pStyle w:val="ListParagraph"/>
         <w:numPr>
           <w:ilvl w:val="0"/>
-          <w:numId w:val="36"/>
+          <w:numId w:val="33"/>
         </w:numPr>
         <w:spacing w:before="120" w:after="120"/>
         <w:rPr>
@@ -9832,7 +9869,7 @@
         <w:pStyle w:val="ListParagraph"/>
         <w:numPr>
           <w:ilvl w:val="0"/>
-          <w:numId w:val="37"/>
+          <w:numId w:val="34"/>
         </w:numPr>
         <w:spacing w:before="120" w:after="120"/>
         <w:rPr>
@@ -9857,7 +9894,7 @@
         <w:pStyle w:val="ListParagraph"/>
         <w:numPr>
           <w:ilvl w:val="0"/>
-          <w:numId w:val="38"/>
+          <w:numId w:val="35"/>
         </w:numPr>
         <w:spacing w:before="120" w:after="120"/>
         <w:rPr>
@@ -10017,7 +10054,7 @@
         <w:pStyle w:val="ListParagraph"/>
         <w:numPr>
           <w:ilvl w:val="0"/>
-          <w:numId w:val="39"/>
+          <w:numId w:val="36"/>
         </w:numPr>
         <w:spacing w:before="120" w:after="120"/>
         <w:rPr>
@@ -10112,7 +10149,7 @@
         <w:pStyle w:val="ListParagraph"/>
         <w:numPr>
           <w:ilvl w:val="0"/>
-          <w:numId w:val="39"/>
+          <w:numId w:val="36"/>
         </w:numPr>
         <w:spacing w:before="120" w:after="120"/>
         <w:rPr>
@@ -10159,7 +10196,7 @@
         <w:pStyle w:val="ListParagraph"/>
         <w:numPr>
           <w:ilvl w:val="0"/>
-          <w:numId w:val="30"/>
+          <w:numId w:val="27"/>
         </w:numPr>
         <w:spacing w:before="120" w:after="120"/>
         <w:rPr>
@@ -10184,7 +10221,7 @@
         <w:pStyle w:val="ListParagraph"/>
         <w:numPr>
           <w:ilvl w:val="2"/>
-          <w:numId w:val="32"/>
+          <w:numId w:val="29"/>
         </w:numPr>
         <w:spacing w:before="120" w:after="120"/>
         <w:rPr>
@@ -10278,7 +10315,7 @@
         <w:pStyle w:val="ListParagraph"/>
         <w:numPr>
           <w:ilvl w:val="2"/>
-          <w:numId w:val="40"/>
+          <w:numId w:val="37"/>
         </w:numPr>
         <w:spacing w:before="120" w:after="120"/>
         <w:rPr>
@@ -10384,7 +10421,7 @@
         <w:pStyle w:val="ListParagraph"/>
         <w:numPr>
           <w:ilvl w:val="0"/>
-          <w:numId w:val="39"/>
+          <w:numId w:val="36"/>
         </w:numPr>
         <w:spacing w:before="120" w:after="120"/>
         <w:rPr>
@@ -10488,7 +10525,7 @@
         <w:pStyle w:val="ListParagraph"/>
         <w:numPr>
           <w:ilvl w:val="0"/>
-          <w:numId w:val="30"/>
+          <w:numId w:val="27"/>
         </w:numPr>
         <w:spacing w:before="120" w:after="120"/>
         <w:rPr>
@@ -10614,7 +10651,7 @@
         <w:pStyle w:val="ListParagraph"/>
         <w:numPr>
           <w:ilvl w:val="0"/>
-          <w:numId w:val="41"/>
+          <w:numId w:val="38"/>
         </w:numPr>
         <w:spacing w:before="120" w:after="120"/>
         <w:rPr>
@@ -10659,7 +10696,7 @@
         <w:pStyle w:val="ListParagraph"/>
         <w:numPr>
           <w:ilvl w:val="0"/>
-          <w:numId w:val="42"/>
+          <w:numId w:val="39"/>
         </w:numPr>
         <w:spacing w:before="120" w:after="120"/>
         <w:rPr>
@@ -10775,7 +10812,7 @@
         <w:pStyle w:val="ListParagraph"/>
         <w:numPr>
           <w:ilvl w:val="0"/>
-          <w:numId w:val="43"/>
+          <w:numId w:val="40"/>
         </w:numPr>
         <w:spacing w:before="120" w:after="120"/>
         <w:rPr>
@@ -10890,7 +10927,7 @@
         <w:pStyle w:val="ListParagraph"/>
         <w:numPr>
           <w:ilvl w:val="0"/>
-          <w:numId w:val="44"/>
+          <w:numId w:val="41"/>
         </w:numPr>
         <w:spacing w:before="120" w:after="120"/>
         <w:rPr>
@@ -10982,7 +11019,7 @@
         <w:pStyle w:val="ListParagraph"/>
         <w:numPr>
           <w:ilvl w:val="0"/>
-          <w:numId w:val="45"/>
+          <w:numId w:val="42"/>
         </w:numPr>
         <w:spacing w:before="120" w:after="120"/>
         <w:rPr>
@@ -11029,7 +11066,7 @@
         <w:pStyle w:val="ListParagraph"/>
         <w:numPr>
           <w:ilvl w:val="0"/>
-          <w:numId w:val="30"/>
+          <w:numId w:val="27"/>
         </w:numPr>
         <w:spacing w:before="120" w:after="120"/>
         <w:rPr>
@@ -11054,7 +11091,7 @@
         <w:pStyle w:val="ListParagraph"/>
         <w:numPr>
           <w:ilvl w:val="0"/>
-          <w:numId w:val="46"/>
+          <w:numId w:val="43"/>
         </w:numPr>
         <w:spacing w:before="120" w:after="120"/>
         <w:rPr>
@@ -11099,7 +11136,7 @@
         <w:pStyle w:val="ListParagraph"/>
         <w:numPr>
           <w:ilvl w:val="0"/>
-          <w:numId w:val="46"/>
+          <w:numId w:val="43"/>
         </w:numPr>
         <w:spacing w:before="120" w:after="120"/>
         <w:rPr>
@@ -11203,7 +11240,7 @@
         <w:pStyle w:val="ListParagraph"/>
         <w:numPr>
           <w:ilvl w:val="0"/>
-          <w:numId w:val="47"/>
+          <w:numId w:val="44"/>
         </w:numPr>
         <w:spacing w:before="120" w:after="120"/>
         <w:rPr>
@@ -11320,7 +11357,7 @@
         <w:pStyle w:val="ListParagraph"/>
         <w:numPr>
           <w:ilvl w:val="0"/>
-          <w:numId w:val="48"/>
+          <w:numId w:val="45"/>
         </w:numPr>
         <w:spacing w:before="120" w:after="120"/>
         <w:rPr>
@@ -11654,7 +11691,7 @@
         <w:pStyle w:val="ListParagraph"/>
         <w:numPr>
           <w:ilvl w:val="0"/>
-          <w:numId w:val="49"/>
+          <w:numId w:val="46"/>
         </w:numPr>
         <w:spacing w:before="120" w:after="120"/>
         <w:rPr>
@@ -11692,7 +11729,7 @@
         <w:pStyle w:val="ListParagraph"/>
         <w:numPr>
           <w:ilvl w:val="0"/>
-          <w:numId w:val="30"/>
+          <w:numId w:val="27"/>
         </w:numPr>
         <w:spacing w:before="120" w:after="120"/>
         <w:rPr>
@@ -11730,7 +11767,7 @@
         <w:pStyle w:val="ListParagraph"/>
         <w:numPr>
           <w:ilvl w:val="0"/>
-          <w:numId w:val="30"/>
+          <w:numId w:val="27"/>
         </w:numPr>
         <w:spacing w:before="120" w:after="120"/>
         <w:rPr>
@@ -11847,7 +11884,7 @@
         <w:pStyle w:val="ListParagraph"/>
         <w:numPr>
           <w:ilvl w:val="0"/>
-          <w:numId w:val="45"/>
+          <w:numId w:val="42"/>
         </w:numPr>
         <w:spacing w:before="120" w:after="120"/>
         <w:rPr>
@@ -11964,7 +12001,7 @@
         <w:pStyle w:val="ListParagraph"/>
         <w:numPr>
           <w:ilvl w:val="0"/>
-          <w:numId w:val="30"/>
+          <w:numId w:val="27"/>
         </w:numPr>
         <w:spacing w:before="120" w:after="120"/>
         <w:rPr>
@@ -12071,7 +12108,7 @@
         <w:pStyle w:val="paragraph"/>
         <w:numPr>
           <w:ilvl w:val="5"/>
-          <w:numId w:val="51"/>
+          <w:numId w:val="47"/>
         </w:numPr>
         <w:spacing w:before="0" w:beforeAutospacing="0" w:after="0" w:afterAutospacing="0"/>
         <w:ind w:left="1440"/>
@@ -12230,7 +12267,7 @@
         <w:pStyle w:val="paragraph"/>
         <w:numPr>
           <w:ilvl w:val="5"/>
-          <w:numId w:val="51"/>
+          <w:numId w:val="47"/>
         </w:numPr>
         <w:spacing w:before="0" w:beforeAutospacing="0" w:after="0" w:afterAutospacing="0"/>
         <w:ind w:left="1440"/>
@@ -12346,7 +12383,7 @@
         <w:pStyle w:val="paragraph"/>
         <w:numPr>
           <w:ilvl w:val="5"/>
-          <w:numId w:val="51"/>
+          <w:numId w:val="47"/>
         </w:numPr>
         <w:spacing w:before="0" w:beforeAutospacing="0" w:after="0" w:afterAutospacing="0"/>
         <w:ind w:left="1440"/>
@@ -12369,7 +12406,7 @@
         <w:pStyle w:val="paragraph"/>
         <w:numPr>
           <w:ilvl w:val="5"/>
-          <w:numId w:val="51"/>
+          <w:numId w:val="47"/>
         </w:numPr>
         <w:spacing w:before="0" w:beforeAutospacing="0" w:after="0" w:afterAutospacing="0"/>
         <w:ind w:left="1440"/>
@@ -12545,7 +12582,7 @@
         <w:pStyle w:val="ListParagraph"/>
         <w:numPr>
           <w:ilvl w:val="0"/>
-          <w:numId w:val="52"/>
+          <w:numId w:val="48"/>
         </w:numPr>
         <w:spacing w:before="120" w:after="120"/>
         <w:rPr>
@@ -12600,7 +12637,7 @@
         <w:pStyle w:val="ListParagraph"/>
         <w:numPr>
           <w:ilvl w:val="0"/>
-          <w:numId w:val="52"/>
+          <w:numId w:val="48"/>
         </w:numPr>
         <w:spacing w:before="120" w:after="120"/>
         <w:rPr>
@@ -12626,7 +12663,7 @@
         <w:pStyle w:val="ListParagraph"/>
         <w:numPr>
           <w:ilvl w:val="1"/>
-          <w:numId w:val="52"/>
+          <w:numId w:val="48"/>
         </w:numPr>
         <w:spacing w:before="120" w:after="120"/>
         <w:rPr>
@@ -12651,7 +12688,7 @@
         <w:pStyle w:val="ListParagraph"/>
         <w:numPr>
           <w:ilvl w:val="1"/>
-          <w:numId w:val="52"/>
+          <w:numId w:val="48"/>
         </w:numPr>
         <w:spacing w:before="120" w:after="120"/>
         <w:rPr>
@@ -12676,7 +12713,7 @@
         <w:pStyle w:val="ListParagraph"/>
         <w:numPr>
           <w:ilvl w:val="1"/>
-          <w:numId w:val="52"/>
+          <w:numId w:val="48"/>
         </w:numPr>
         <w:spacing w:before="120" w:after="120"/>
         <w:rPr>
@@ -12701,7 +12738,7 @@
         <w:pStyle w:val="ListParagraph"/>
         <w:numPr>
           <w:ilvl w:val="1"/>
-          <w:numId w:val="52"/>
+          <w:numId w:val="48"/>
         </w:numPr>
         <w:spacing w:before="120" w:after="120"/>
         <w:rPr>
@@ -12726,7 +12763,7 @@
         <w:pStyle w:val="ListParagraph"/>
         <w:numPr>
           <w:ilvl w:val="0"/>
-          <w:numId w:val="52"/>
+          <w:numId w:val="48"/>
         </w:numPr>
         <w:spacing w:before="120" w:after="120"/>
         <w:rPr>
@@ -12752,7 +12789,7 @@
         <w:pStyle w:val="ListParagraph"/>
         <w:numPr>
           <w:ilvl w:val="1"/>
-          <w:numId w:val="52"/>
+          <w:numId w:val="48"/>
         </w:numPr>
         <w:spacing w:before="120" w:after="120"/>
         <w:rPr>
@@ -12777,7 +12814,7 @@
         <w:pStyle w:val="ListParagraph"/>
         <w:numPr>
           <w:ilvl w:val="1"/>
-          <w:numId w:val="52"/>
+          <w:numId w:val="48"/>
         </w:numPr>
         <w:spacing w:before="120" w:after="120"/>
         <w:rPr>
@@ -12802,7 +12839,7 @@
         <w:pStyle w:val="ListParagraph"/>
         <w:numPr>
           <w:ilvl w:val="0"/>
-          <w:numId w:val="52"/>
+          <w:numId w:val="48"/>
         </w:numPr>
         <w:spacing w:before="120" w:after="120"/>
         <w:rPr>
@@ -12837,7 +12874,7 @@
         <w:pStyle w:val="ListParagraph"/>
         <w:numPr>
           <w:ilvl w:val="0"/>
-          <w:numId w:val="52"/>
+          <w:numId w:val="48"/>
         </w:numPr>
         <w:spacing w:before="120" w:after="120"/>
         <w:rPr>
@@ -12872,7 +12909,7 @@
         <w:pStyle w:val="ListParagraph"/>
         <w:numPr>
           <w:ilvl w:val="0"/>
-          <w:numId w:val="52"/>
+          <w:numId w:val="48"/>
         </w:numPr>
         <w:spacing w:before="120" w:after="120"/>
         <w:rPr>
@@ -12963,7 +13000,7 @@
         <w:pStyle w:val="ListParagraph"/>
         <w:numPr>
           <w:ilvl w:val="0"/>
-          <w:numId w:val="52"/>
+          <w:numId w:val="48"/>
         </w:numPr>
         <w:spacing w:before="120" w:after="120"/>
         <w:rPr>
@@ -13072,7 +13109,7 @@
         <w:pStyle w:val="ListParagraph"/>
         <w:numPr>
           <w:ilvl w:val="0"/>
-          <w:numId w:val="52"/>
+          <w:numId w:val="48"/>
         </w:numPr>
         <w:spacing w:before="120" w:after="120"/>
         <w:rPr>
@@ -13161,7 +13198,7 @@
         <w:pStyle w:val="ListParagraph"/>
         <w:numPr>
           <w:ilvl w:val="0"/>
-          <w:numId w:val="52"/>
+          <w:numId w:val="48"/>
         </w:numPr>
         <w:spacing w:before="120" w:after="120"/>
         <w:rPr>
@@ -13463,7 +13500,7 @@
         <w:pStyle w:val="Header"/>
         <w:numPr>
           <w:ilvl w:val="0"/>
-          <w:numId w:val="54"/>
+          <w:numId w:val="49"/>
         </w:numPr>
         <w:rPr>
           <w:rFonts w:ascii="Book Antiqua" w:hAnsi="Book Antiqua"/>
@@ -13485,7 +13522,7 @@
         <w:pStyle w:val="Header"/>
         <w:numPr>
           <w:ilvl w:val="0"/>
-          <w:numId w:val="54"/>
+          <w:numId w:val="49"/>
         </w:numPr>
         <w:rPr>
           <w:rFonts w:ascii="Book Antiqua" w:hAnsi="Book Antiqua"/>
@@ -13507,7 +13544,7 @@
         <w:pStyle w:val="Header"/>
         <w:numPr>
           <w:ilvl w:val="0"/>
-          <w:numId w:val="54"/>
+          <w:numId w:val="49"/>
         </w:numPr>
         <w:rPr>
           <w:rFonts w:ascii="Book Antiqua" w:hAnsi="Book Antiqua"/>
@@ -13547,7 +13584,7 @@
         <w:pStyle w:val="Header"/>
         <w:numPr>
           <w:ilvl w:val="0"/>
-          <w:numId w:val="54"/>
+          <w:numId w:val="49"/>
         </w:numPr>
         <w:rPr>
           <w:rFonts w:ascii="Book Antiqua" w:hAnsi="Book Antiqua"/>
@@ -13569,7 +13606,7 @@
         <w:pStyle w:val="Header"/>
         <w:numPr>
           <w:ilvl w:val="0"/>
-          <w:numId w:val="54"/>
+          <w:numId w:val="49"/>
         </w:numPr>
         <w:rPr>
           <w:rFonts w:ascii="Book Antiqua" w:hAnsi="Book Antiqua"/>
@@ -13591,7 +13628,7 @@
         <w:pStyle w:val="Header"/>
         <w:numPr>
           <w:ilvl w:val="0"/>
-          <w:numId w:val="54"/>
+          <w:numId w:val="49"/>
         </w:numPr>
         <w:rPr>
           <w:rFonts w:ascii="Book Antiqua" w:hAnsi="Book Antiqua"/>
@@ -13632,7 +13669,7 @@
         <w:pStyle w:val="Header"/>
         <w:numPr>
           <w:ilvl w:val="0"/>
-          <w:numId w:val="55"/>
+          <w:numId w:val="50"/>
         </w:numPr>
         <w:rPr>
           <w:rFonts w:ascii="Book Antiqua" w:hAnsi="Book Antiqua"/>
@@ -13654,7 +13691,7 @@
         <w:pStyle w:val="Header"/>
         <w:numPr>
           <w:ilvl w:val="0"/>
-          <w:numId w:val="55"/>
+          <w:numId w:val="50"/>
         </w:numPr>
         <w:rPr>
           <w:rFonts w:ascii="Book Antiqua" w:hAnsi="Book Antiqua"/>
@@ -13668,7 +13705,7 @@
           <w:sz w:val="22"/>
           <w:szCs w:val="22"/>
         </w:rPr>
-        <w:t>EEID – Employee ID</w:t>
+        <w:t>EEID</w:t>
       </w:r>
     </w:p>
     <w:p>
@@ -13676,7 +13713,7 @@
         <w:pStyle w:val="Header"/>
         <w:numPr>
           <w:ilvl w:val="0"/>
-          <w:numId w:val="55"/>
+          <w:numId w:val="50"/>
         </w:numPr>
         <w:rPr>
           <w:rFonts w:ascii="Book Antiqua" w:hAnsi="Book Antiqua"/>
@@ -13698,7 +13735,7 @@
         <w:pStyle w:val="Header"/>
         <w:numPr>
           <w:ilvl w:val="0"/>
-          <w:numId w:val="55"/>
+          <w:numId w:val="50"/>
         </w:numPr>
         <w:rPr>
           <w:rFonts w:ascii="Book Antiqua" w:hAnsi="Book Antiqua"/>
@@ -13720,7 +13757,7 @@
         <w:pStyle w:val="Header"/>
         <w:numPr>
           <w:ilvl w:val="0"/>
-          <w:numId w:val="55"/>
+          <w:numId w:val="50"/>
         </w:numPr>
         <w:rPr>
           <w:rFonts w:ascii="Book Antiqua" w:hAnsi="Book Antiqua"/>
@@ -13742,7 +13779,7 @@
         <w:pStyle w:val="Header"/>
         <w:numPr>
           <w:ilvl w:val="0"/>
-          <w:numId w:val="55"/>
+          <w:numId w:val="50"/>
         </w:numPr>
         <w:rPr>
           <w:rFonts w:ascii="Book Antiqua" w:hAnsi="Book Antiqua"/>
@@ -13764,7 +13801,7 @@
         <w:pStyle w:val="Header"/>
         <w:numPr>
           <w:ilvl w:val="0"/>
-          <w:numId w:val="55"/>
+          <w:numId w:val="50"/>
         </w:numPr>
         <w:rPr>
           <w:rFonts w:ascii="Book Antiqua" w:hAnsi="Book Antiqua"/>
@@ -13786,7 +13823,7 @@
         <w:pStyle w:val="Header"/>
         <w:numPr>
           <w:ilvl w:val="0"/>
-          <w:numId w:val="55"/>
+          <w:numId w:val="50"/>
         </w:numPr>
         <w:rPr>
           <w:rFonts w:ascii="Book Antiqua" w:hAnsi="Book Antiqua"/>
@@ -13808,7 +13845,7 @@
         <w:pStyle w:val="Header"/>
         <w:numPr>
           <w:ilvl w:val="0"/>
-          <w:numId w:val="55"/>
+          <w:numId w:val="50"/>
         </w:numPr>
         <w:rPr>
           <w:rFonts w:ascii="Book Antiqua" w:hAnsi="Book Antiqua"/>
@@ -13830,7 +13867,7 @@
         <w:pStyle w:val="Header"/>
         <w:numPr>
           <w:ilvl w:val="0"/>
-          <w:numId w:val="55"/>
+          <w:numId w:val="50"/>
         </w:numPr>
         <w:rPr>
           <w:rFonts w:ascii="Book Antiqua" w:hAnsi="Book Antiqua"/>
@@ -13862,7 +13899,7 @@
         <w:pStyle w:val="Header"/>
         <w:numPr>
           <w:ilvl w:val="0"/>
-          <w:numId w:val="55"/>
+          <w:numId w:val="50"/>
         </w:numPr>
         <w:rPr>
           <w:rFonts w:ascii="Book Antiqua" w:hAnsi="Book Antiqua"/>
@@ -14099,7 +14136,7 @@
       <w:pPr>
         <w:numPr>
           <w:ilvl w:val="0"/>
-          <w:numId w:val="59"/>
+          <w:numId w:val="51"/>
         </w:numPr>
         <w:autoSpaceDE/>
         <w:autoSpaceDN/>
@@ -14129,7 +14166,7 @@
       <w:pPr>
         <w:numPr>
           <w:ilvl w:val="1"/>
-          <w:numId w:val="59"/>
+          <w:numId w:val="51"/>
         </w:numPr>
         <w:autoSpaceDE/>
         <w:autoSpaceDN/>
@@ -14159,7 +14196,7 @@
       <w:pPr>
         <w:numPr>
           <w:ilvl w:val="1"/>
-          <w:numId w:val="59"/>
+          <w:numId w:val="51"/>
         </w:numPr>
         <w:autoSpaceDE/>
         <w:autoSpaceDN/>
@@ -14189,7 +14226,7 @@
       <w:pPr>
         <w:numPr>
           <w:ilvl w:val="0"/>
-          <w:numId w:val="59"/>
+          <w:numId w:val="51"/>
         </w:numPr>
         <w:autoSpaceDE/>
         <w:autoSpaceDN/>
@@ -14220,7 +14257,7 @@
       <w:pPr>
         <w:numPr>
           <w:ilvl w:val="1"/>
-          <w:numId w:val="59"/>
+          <w:numId w:val="51"/>
         </w:numPr>
         <w:autoSpaceDE/>
         <w:autoSpaceDN/>
@@ -14292,7 +14329,7 @@
       <w:pPr>
         <w:numPr>
           <w:ilvl w:val="0"/>
-          <w:numId w:val="59"/>
+          <w:numId w:val="51"/>
         </w:numPr>
         <w:autoSpaceDE/>
         <w:autoSpaceDN/>
@@ -14322,7 +14359,7 @@
       <w:pPr>
         <w:numPr>
           <w:ilvl w:val="1"/>
-          <w:numId w:val="59"/>
+          <w:numId w:val="51"/>
         </w:numPr>
         <w:autoSpaceDE/>
         <w:autoSpaceDN/>
@@ -14372,7 +14409,7 @@
       <w:pPr>
         <w:numPr>
           <w:ilvl w:val="0"/>
-          <w:numId w:val="59"/>
+          <w:numId w:val="51"/>
         </w:numPr>
         <w:autoSpaceDE/>
         <w:autoSpaceDN/>
@@ -14414,7 +14451,7 @@
       <w:pPr>
         <w:numPr>
           <w:ilvl w:val="1"/>
-          <w:numId w:val="59"/>
+          <w:numId w:val="51"/>
         </w:numPr>
         <w:autoSpaceDE/>
         <w:autoSpaceDN/>
@@ -14444,7 +14481,7 @@
       <w:pPr>
         <w:numPr>
           <w:ilvl w:val="1"/>
-          <w:numId w:val="59"/>
+          <w:numId w:val="51"/>
         </w:numPr>
         <w:autoSpaceDE/>
         <w:autoSpaceDN/>
@@ -15187,7 +15224,7 @@
         <w:pStyle w:val="Header"/>
         <w:numPr>
           <w:ilvl w:val="0"/>
-          <w:numId w:val="60"/>
+          <w:numId w:val="52"/>
         </w:numPr>
         <w:rPr>
           <w:rFonts w:ascii="Book Antiqua" w:hAnsi="Book Antiqua"/>
@@ -15209,7 +15246,7 @@
         <w:pStyle w:val="Header"/>
         <w:numPr>
           <w:ilvl w:val="0"/>
-          <w:numId w:val="60"/>
+          <w:numId w:val="52"/>
         </w:numPr>
         <w:rPr>
           <w:rFonts w:ascii="Book Antiqua" w:hAnsi="Book Antiqua"/>
@@ -15231,7 +15268,7 @@
         <w:pStyle w:val="Header"/>
         <w:numPr>
           <w:ilvl w:val="0"/>
-          <w:numId w:val="60"/>
+          <w:numId w:val="52"/>
         </w:numPr>
         <w:rPr>
           <w:rFonts w:ascii="Book Antiqua" w:hAnsi="Book Antiqua"/>
@@ -15379,7 +15416,7 @@
         <w:pStyle w:val="Header"/>
         <w:numPr>
           <w:ilvl w:val="0"/>
-          <w:numId w:val="61"/>
+          <w:numId w:val="53"/>
         </w:numPr>
         <w:rPr>
           <w:rFonts w:ascii="Book Antiqua" w:hAnsi="Book Antiqua"/>
@@ -15401,7 +15438,7 @@
         <w:pStyle w:val="Header"/>
         <w:numPr>
           <w:ilvl w:val="0"/>
-          <w:numId w:val="61"/>
+          <w:numId w:val="53"/>
         </w:numPr>
         <w:rPr>
           <w:rFonts w:ascii="Book Antiqua" w:hAnsi="Book Antiqua"/>
@@ -15428,6 +15465,149 @@
           <w:szCs w:val="22"/>
         </w:rPr>
       </w:pPr>
+      <w:r>
+        <w:rPr>
+          <w:rFonts w:ascii="Book Antiqua" w:hAnsi="Book Antiqua"/>
+          <w:b/>
+          <w:bCs/>
+          <w:sz w:val="22"/>
+          <w:szCs w:val="22"/>
+          <w:u w:val="single"/>
+        </w:rPr>
+        <w:lastRenderedPageBreak/>
+        <w:t>Change note a</w:t>
+      </w:r>
+      <w:r>
+        <w:rPr>
+          <w:rFonts w:ascii="Book Antiqua" w:hAnsi="Book Antiqua"/>
+          <w:b/>
+          <w:bCs/>
+          <w:sz w:val="22"/>
+          <w:szCs w:val="22"/>
+          <w:u w:val="single"/>
+        </w:rPr>
+        <w:t>s of 4/13/2026</w:t>
+      </w:r>
+      <w:r>
+        <w:rPr>
+          <w:rFonts w:ascii="Book Antiqua" w:hAnsi="Book Antiqua"/>
+          <w:b/>
+          <w:bCs/>
+          <w:sz w:val="22"/>
+          <w:szCs w:val="22"/>
+          <w:u w:val="single"/>
+        </w:rPr>
+        <w:t xml:space="preserve"> (based on </w:t>
+      </w:r>
+      <w:r>
+        <w:rPr>
+          <w:rFonts w:ascii="Book Antiqua" w:hAnsi="Book Antiqua"/>
+          <w:b/>
+          <w:bCs/>
+          <w:sz w:val="22"/>
+          <w:szCs w:val="22"/>
+          <w:u w:val="single"/>
+        </w:rPr>
+        <w:t>UCP-188100</w:t>
+      </w:r>
+      <w:proofErr w:type="gramStart"/>
+      <w:r>
+        <w:rPr>
+          <w:rFonts w:ascii="Book Antiqua" w:hAnsi="Book Antiqua"/>
+          <w:b/>
+          <w:bCs/>
+          <w:sz w:val="22"/>
+          <w:szCs w:val="22"/>
+          <w:u w:val="single"/>
+        </w:rPr>
+        <w:t>)</w:t>
+      </w:r>
+      <w:r>
+        <w:rPr>
+          <w:rFonts w:ascii="Book Antiqua" w:hAnsi="Book Antiqua"/>
+          <w:sz w:val="22"/>
+          <w:szCs w:val="22"/>
+        </w:rPr>
+        <w:t xml:space="preserve"> </w:t>
+      </w:r>
+      <w:r>
+        <w:rPr>
+          <w:rFonts w:ascii="Book Antiqua" w:hAnsi="Book Antiqua"/>
+          <w:sz w:val="22"/>
+          <w:szCs w:val="22"/>
+        </w:rPr>
+        <w:t>:</w:t>
+      </w:r>
+      <w:proofErr w:type="gramEnd"/>
+      <w:r>
+        <w:rPr>
+          <w:rFonts w:ascii="Book Antiqua" w:hAnsi="Book Antiqua"/>
+          <w:sz w:val="22"/>
+          <w:szCs w:val="22"/>
+        </w:rPr>
+        <w:t xml:space="preserve"> all EEID w</w:t>
+      </w:r>
+      <w:r>
+        <w:rPr>
+          <w:rFonts w:ascii="Book Antiqua" w:hAnsi="Book Antiqua"/>
+          <w:sz w:val="22"/>
+          <w:szCs w:val="22"/>
+        </w:rPr>
+        <w:t xml:space="preserve">ith Job Indicator equals Primary Job, regardless of Payroll Status will advance to the next processing. Therefore the </w:t>
+      </w:r>
+      <w:proofErr w:type="gramStart"/>
+      <w:r>
+        <w:rPr>
+          <w:rFonts w:ascii="Book Antiqua" w:hAnsi="Book Antiqua"/>
+          <w:sz w:val="22"/>
+          <w:szCs w:val="22"/>
+        </w:rPr>
+        <w:t>rules</w:t>
+      </w:r>
+      <w:proofErr w:type="gramEnd"/>
+      <w:r>
+        <w:rPr>
+          <w:rFonts w:ascii="Book Antiqua" w:hAnsi="Book Antiqua"/>
+          <w:sz w:val="22"/>
+          <w:szCs w:val="22"/>
+        </w:rPr>
+        <w:t xml:space="preserve"> for exception </w:t>
+      </w:r>
+      <w:proofErr w:type="gramStart"/>
+      <w:r>
+        <w:rPr>
+          <w:rFonts w:ascii="Book Antiqua" w:hAnsi="Book Antiqua"/>
+          <w:sz w:val="22"/>
+          <w:szCs w:val="22"/>
+        </w:rPr>
+        <w:t>is</w:t>
+      </w:r>
+      <w:proofErr w:type="gramEnd"/>
+      <w:r>
+        <w:rPr>
+          <w:rFonts w:ascii="Book Antiqua" w:hAnsi="Book Antiqua"/>
+          <w:sz w:val="22"/>
+          <w:szCs w:val="22"/>
+        </w:rPr>
+        <w:t xml:space="preserve"> changed to </w:t>
+      </w:r>
+      <w:r>
+        <w:rPr>
+          <w:rFonts w:ascii="Book Antiqua" w:hAnsi="Book Antiqua"/>
+          <w:sz w:val="22"/>
+          <w:szCs w:val="22"/>
+          <w:u w:val="single"/>
+        </w:rPr>
+        <w:t>include all Payroll Status</w:t>
+      </w:r>
+      <w:r>
+        <w:rPr>
+          <w:rFonts w:ascii="Book Antiqua" w:hAnsi="Book Antiqua"/>
+          <w:sz w:val="22"/>
+          <w:szCs w:val="22"/>
+        </w:rPr>
+        <w:t>.</w:t>
+      </w:r>
     </w:p>
     <w:p>
       <w:pPr>
@@ -15439,33 +15619,6 @@
           <w:szCs w:val="22"/>
         </w:rPr>
       </w:pPr>
-      <w:r>
-        <w:rPr>
-          <w:rFonts w:ascii="Book Antiqua" w:hAnsi="Book Antiqua"/>
-          <w:sz w:val="22"/>
-          <w:szCs w:val="22"/>
-        </w:rPr>
-        <w:lastRenderedPageBreak/>
-        <w:t xml:space="preserve">All EEID with above conditions are placed in exception data table with exception </w:t>
-      </w:r>
-      <w:proofErr w:type="gramStart"/>
-      <w:r>
-        <w:rPr>
-          <w:rFonts w:ascii="Book Antiqua" w:hAnsi="Book Antiqua"/>
-          <w:sz w:val="22"/>
-          <w:szCs w:val="22"/>
-        </w:rPr>
-        <w:t>status :”Payroll</w:t>
-      </w:r>
-      <w:proofErr w:type="gramEnd"/>
-      <w:r>
-        <w:rPr>
-          <w:rFonts w:ascii="Book Antiqua" w:hAnsi="Book Antiqua"/>
-          <w:sz w:val="22"/>
-          <w:szCs w:val="22"/>
-        </w:rPr>
-        <w:t xml:space="preserve"> Status or Job Indicator did not meet criteria”</w:t>
-      </w:r>
     </w:p>
     <w:p>
       <w:pPr>
@@ -15477,6 +15630,32 @@
           <w:szCs w:val="22"/>
         </w:rPr>
       </w:pPr>
+      <w:r>
+        <w:rPr>
+          <w:rFonts w:ascii="Book Antiqua" w:hAnsi="Book Antiqua"/>
+          <w:sz w:val="22"/>
+          <w:szCs w:val="22"/>
+        </w:rPr>
+        <w:t xml:space="preserve">All EEID with above conditions are placed in exception data table with exception </w:t>
+      </w:r>
+      <w:proofErr w:type="gramStart"/>
+      <w:r>
+        <w:rPr>
+          <w:rFonts w:ascii="Book Antiqua" w:hAnsi="Book Antiqua"/>
+          <w:sz w:val="22"/>
+          <w:szCs w:val="22"/>
+        </w:rPr>
+        <w:t>status :”Payroll</w:t>
+      </w:r>
+      <w:proofErr w:type="gramEnd"/>
+      <w:r>
+        <w:rPr>
+          <w:rFonts w:ascii="Book Antiqua" w:hAnsi="Book Antiqua"/>
+          <w:sz w:val="22"/>
+          <w:szCs w:val="22"/>
+        </w:rPr>
+        <w:t xml:space="preserve"> Status or Job Indicator did not meet criteria”</w:t>
+      </w:r>
     </w:p>
     <w:p>
       <w:pPr>
@@ -15484,6 +15663,74 @@
         <w:ind w:left="360"/>
         <w:rPr>
           <w:rFonts w:ascii="Book Antiqua" w:hAnsi="Book Antiqua"/>
+          <w:sz w:val="22"/>
+          <w:szCs w:val="22"/>
+        </w:rPr>
+      </w:pPr>
+      <w:r>
+        <w:rPr>
+          <w:noProof/>
+        </w:rPr>
+        <w:drawing>
+          <wp:inline distT="0" distB="0" distL="0" distR="0" wp14:anchorId="238096DC" wp14:editId="323CDAAE">
+            <wp:extent cx="5267325" cy="5943600"/>
+            <wp:effectExtent l="133350" t="57150" r="371475" b="361950"/>
+            <wp:docPr id="895859290" name="drawing"/>
+            <wp:cNvGraphicFramePr>
+              <a:graphicFrameLocks xmlns:a="http://schemas.openxmlformats.org/drawingml/2006/main" noChangeAspect="1"/>
+            </wp:cNvGraphicFramePr>
+            <a:graphic xmlns:a="http://schemas.openxmlformats.org/drawingml/2006/main">
+              <a:graphicData uri="http://schemas.openxmlformats.org/drawingml/2006/picture">
+                <pic:pic xmlns:pic="http://schemas.openxmlformats.org/drawingml/2006/picture">
+                  <pic:nvPicPr>
+                    <pic:cNvPr id="895859290" name=""/>
+                    <pic:cNvPicPr/>
+                  </pic:nvPicPr>
+                  <pic:blipFill>
+                    <a:blip r:embed="rId51">
+                      <a:extLst>
+                        <a:ext uri="{28A0092B-C50C-407E-A947-70E740481C1C}">
+                          <a14:useLocalDpi xmlns:a14="http://schemas.microsoft.com/office/drawing/2010/main"/>
+                        </a:ext>
+                      </a:extLst>
+                    </a:blip>
+                    <a:srcRect/>
+                    <a:stretch>
+                      <a:fillRect/>
+                    </a:stretch>
+                  </pic:blipFill>
+                  <pic:spPr>
+                    <a:xfrm>
+                      <a:off x="0" y="0"/>
+                      <a:ext cx="5267325" cy="5943600"/>
+                    </a:xfrm>
+                    <a:prstGeom prst="rect">
+                      <a:avLst/>
+                    </a:prstGeom>
+                    <a:ln>
+                      <a:noFill/>
+                    </a:ln>
+                    <a:effectLst>
+                      <a:outerShdw blurRad="292100" dist="139700" dir="2700000" algn="tl" rotWithShape="0">
+                        <a:srgbClr val="333333">
+                          <a:alpha val="65000"/>
+                        </a:srgbClr>
+                      </a:outerShdw>
+                    </a:effectLst>
+                  </pic:spPr>
+                </pic:pic>
+              </a:graphicData>
+            </a:graphic>
+          </wp:inline>
+        </w:drawing>
+      </w:r>
+    </w:p>
+    <w:p>
+      <w:pPr>
+        <w:pStyle w:val="Header"/>
+        <w:ind w:left="360"/>
+        <w:rPr>
+          <w:rFonts w:ascii="Book Antiqua" w:hAnsi="Book Antiqua"/>
           <w:i/>
           <w:iCs/>
           <w:sz w:val="22"/>
@@ -15540,12 +15787,65 @@
       <w:pPr>
         <w:pStyle w:val="Header"/>
         <w:ind w:left="360"/>
-        <w:rPr>
-          <w:rFonts w:ascii="Book Antiqua" w:hAnsi="Book Antiqua"/>
-          <w:sz w:val="22"/>
-          <w:szCs w:val="22"/>
-        </w:rPr>
-      </w:pPr>
+      </w:pPr>
+      <w:r>
+        <w:rPr>
+          <w:noProof/>
+        </w:rPr>
+        <w:lastRenderedPageBreak/>
+        <w:drawing>
+          <wp:inline distT="0" distB="0" distL="0" distR="0" wp14:anchorId="57ADF63E" wp14:editId="7C588933">
+            <wp:extent cx="4410075" cy="5943600"/>
+            <wp:effectExtent l="133350" t="57150" r="371475" b="361950"/>
+            <wp:docPr id="1550861147" name="drawing"/>
+            <wp:cNvGraphicFramePr>
+              <a:graphicFrameLocks xmlns:a="http://schemas.openxmlformats.org/drawingml/2006/main" noChangeAspect="1"/>
+            </wp:cNvGraphicFramePr>
+            <a:graphic xmlns:a="http://schemas.openxmlformats.org/drawingml/2006/main">
+              <a:graphicData uri="http://schemas.openxmlformats.org/drawingml/2006/picture">
+                <pic:pic xmlns:pic="http://schemas.openxmlformats.org/drawingml/2006/picture">
+                  <pic:nvPicPr>
+                    <pic:cNvPr id="1550861147" name=""/>
+                    <pic:cNvPicPr/>
+                  </pic:nvPicPr>
+                  <pic:blipFill>
+                    <a:blip r:embed="rId52" cstate="print">
+                      <a:extLst>
+                        <a:ext uri="{28A0092B-C50C-407E-A947-70E740481C1C}">
+                          <a14:useLocalDpi xmlns:a14="http://schemas.microsoft.com/office/drawing/2010/main" val="0"/>
+                        </a:ext>
+                      </a:extLst>
+                    </a:blip>
+                    <a:srcRect/>
+                    <a:stretch>
+                      <a:fillRect/>
+                    </a:stretch>
+                  </pic:blipFill>
+                  <pic:spPr>
+                    <a:xfrm>
+                      <a:off x="0" y="0"/>
+                      <a:ext cx="4410075" cy="5943600"/>
+                    </a:xfrm>
+                    <a:prstGeom prst="rect">
+                      <a:avLst/>
+                    </a:prstGeom>
+                    <a:ln>
+                      <a:noFill/>
+                    </a:ln>
+                    <a:effectLst>
+                      <a:outerShdw blurRad="292100" dist="139700" dir="2700000" algn="tl" rotWithShape="0">
+                        <a:srgbClr val="333333">
+                          <a:alpha val="65000"/>
+                        </a:srgbClr>
+                      </a:outerShdw>
+                    </a:effectLst>
+                  </pic:spPr>
+                </pic:pic>
+              </a:graphicData>
+            </a:graphic>
+          </wp:inline>
+        </w:drawing>
+      </w:r>
     </w:p>
     <w:p>
       <w:pPr>
@@ -15713,9 +16013,113 @@
       <w:r>
         <w:rPr>
           <w:rFonts w:ascii="Book Antiqua" w:hAnsi="Book Antiqua"/>
-          <w:sz w:val="22"/>
-          <w:szCs w:val="22"/>
-        </w:rPr>
+          <w:b/>
+          <w:bCs/>
+          <w:sz w:val="22"/>
+          <w:szCs w:val="22"/>
+          <w:u w:val="single"/>
+        </w:rPr>
+        <w:t>Change note as of 4/13/2026</w:t>
+      </w:r>
+      <w:r>
+        <w:rPr>
+          <w:rFonts w:ascii="Book Antiqua" w:hAnsi="Book Antiqua"/>
+          <w:b/>
+          <w:bCs/>
+          <w:sz w:val="22"/>
+          <w:szCs w:val="22"/>
+          <w:u w:val="single"/>
+        </w:rPr>
+        <w:t xml:space="preserve"> </w:t>
+      </w:r>
+      <w:r>
+        <w:rPr>
+          <w:rFonts w:ascii="Book Antiqua" w:hAnsi="Book Antiqua"/>
+          <w:b/>
+          <w:bCs/>
+          <w:sz w:val="22"/>
+          <w:szCs w:val="22"/>
+          <w:u w:val="single"/>
+        </w:rPr>
+        <w:t xml:space="preserve">(based on </w:t>
+      </w:r>
+      <w:r>
+        <w:rPr>
+          <w:rFonts w:ascii="Book Antiqua" w:hAnsi="Book Antiqua"/>
+          <w:b/>
+          <w:bCs/>
+          <w:sz w:val="22"/>
+          <w:szCs w:val="22"/>
+          <w:u w:val="single"/>
+        </w:rPr>
+        <w:t>UCP-188100</w:t>
+      </w:r>
+      <w:proofErr w:type="gramStart"/>
+      <w:r>
+        <w:rPr>
+          <w:rFonts w:ascii="Book Antiqua" w:hAnsi="Book Antiqua"/>
+          <w:b/>
+          <w:bCs/>
+          <w:sz w:val="22"/>
+          <w:szCs w:val="22"/>
+          <w:u w:val="single"/>
+        </w:rPr>
+        <w:t>)</w:t>
+      </w:r>
+      <w:r>
+        <w:rPr>
+          <w:rFonts w:ascii="Book Antiqua" w:hAnsi="Book Antiqua"/>
+          <w:sz w:val="22"/>
+          <w:szCs w:val="22"/>
+        </w:rPr>
+        <w:t xml:space="preserve">  :</w:t>
+      </w:r>
+      <w:proofErr w:type="gramEnd"/>
+      <w:r>
+        <w:rPr>
+          <w:rFonts w:ascii="Book Antiqua" w:hAnsi="Book Antiqua"/>
+          <w:sz w:val="22"/>
+          <w:szCs w:val="22"/>
+        </w:rPr>
+        <w:t xml:space="preserve"> </w:t>
+      </w:r>
+      <w:r>
+        <w:rPr>
+          <w:rFonts w:ascii="Book Antiqua" w:hAnsi="Book Antiqua"/>
+          <w:sz w:val="22"/>
+          <w:szCs w:val="22"/>
+        </w:rPr>
+        <w:t>All accounts regardless of arrear balance will advance to the next processing, therefore arrear balance will not be filtered. Task bot RFL-3-CheckArrears will be disabled.</w:t>
+      </w:r>
+    </w:p>
+    <w:p>
+      <w:pPr>
+        <w:pStyle w:val="Header"/>
+        <w:ind w:left="360"/>
+        <w:rPr>
+          <w:rFonts w:ascii="Book Antiqua" w:hAnsi="Book Antiqua"/>
+          <w:sz w:val="22"/>
+          <w:szCs w:val="22"/>
+        </w:rPr>
+      </w:pPr>
+    </w:p>
+    <w:p>
+      <w:pPr>
+        <w:pStyle w:val="Header"/>
+        <w:ind w:left="360"/>
+        <w:rPr>
+          <w:rFonts w:ascii="Book Antiqua" w:hAnsi="Book Antiqua"/>
+          <w:sz w:val="22"/>
+          <w:szCs w:val="22"/>
+        </w:rPr>
+      </w:pPr>
+      <w:r>
+        <w:rPr>
+          <w:rFonts w:ascii="Book Antiqua" w:hAnsi="Book Antiqua"/>
+          <w:sz w:val="22"/>
+          <w:szCs w:val="22"/>
+        </w:rPr>
+        <w:lastRenderedPageBreak/>
         <w:t>The main data table now consists of recon-eligible EEID.</w:t>
       </w:r>
     </w:p>
@@ -15751,7 +16155,27 @@
           <w:sz w:val="24"/>
           <w:szCs w:val="24"/>
         </w:rPr>
-        <w:t>Step 3.</w:t>
+        <w:t xml:space="preserve">Step </w:t>
+      </w:r>
+      <w:r>
+        <w:rPr>
+          <w:rFonts w:ascii="Book Antiqua" w:hAnsi="Book Antiqua"/>
+          <w:b/>
+          <w:bCs/>
+          <w:sz w:val="24"/>
+          <w:szCs w:val="24"/>
+        </w:rPr>
+        <w:t>5</w:t>
+      </w:r>
+      <w:r>
+        <w:rPr>
+          <w:rFonts w:ascii="Book Antiqua" w:hAnsi="Book Antiqua"/>
+          <w:b/>
+          <w:bCs/>
+          <w:sz w:val="24"/>
+          <w:szCs w:val="24"/>
+        </w:rPr>
+        <w:t>.</w:t>
       </w:r>
     </w:p>
     <w:p>
@@ -16017,7 +16441,7 @@
           <w:szCs w:val="22"/>
           <w:u w:val="single"/>
         </w:rPr>
-        <w:t xml:space="preserve">  inside AA control room – RFL folder and credential stored in AA control room locker</w:t>
+        <w:t xml:space="preserve"> inside AA control room – RFL folder and credential stored in AA control room locker</w:t>
       </w:r>
       <w:r>
         <w:rPr>
@@ -16102,7 +16526,6 @@
         </w:rPr>
         <w:t xml:space="preserve">Once bot finishes </w:t>
       </w:r>
-      <w:proofErr w:type="gramStart"/>
       <w:r>
         <w:rPr>
           <w:rFonts w:ascii="Book Antiqua" w:hAnsi="Book Antiqua"/>
@@ -16117,16 +16540,7 @@
           <w:sz w:val="22"/>
           <w:szCs w:val="22"/>
         </w:rPr>
-        <w:t xml:space="preserve"> FIN</w:t>
-      </w:r>
-      <w:proofErr w:type="gramEnd"/>
-      <w:r>
-        <w:rPr>
-          <w:rFonts w:ascii="Book Antiqua" w:hAnsi="Book Antiqua"/>
-          <w:sz w:val="22"/>
-          <w:szCs w:val="22"/>
-        </w:rPr>
-        <w:t>001 for all EEID, bot triggers Python script t</w:t>
+        <w:t>FIN001 for all EEID, bot triggers Python script t</w:t>
       </w:r>
       <w:r>
         <w:rPr>
@@ -16150,7 +16564,7 @@
         <w:pStyle w:val="Header"/>
         <w:numPr>
           <w:ilvl w:val="0"/>
-          <w:numId w:val="62"/>
+          <w:numId w:val="54"/>
         </w:numPr>
         <w:rPr>
           <w:rFonts w:ascii="Book Antiqua" w:hAnsi="Book Antiqua"/>
@@ -16182,7 +16596,7 @@
         <w:pStyle w:val="Header"/>
         <w:numPr>
           <w:ilvl w:val="0"/>
-          <w:numId w:val="62"/>
+          <w:numId w:val="54"/>
         </w:numPr>
         <w:rPr>
           <w:rFonts w:ascii="Book Antiqua" w:hAnsi="Book Antiqua"/>
@@ -16230,7 +16644,7 @@
         <w:pStyle w:val="Header"/>
         <w:numPr>
           <w:ilvl w:val="0"/>
-          <w:numId w:val="62"/>
+          <w:numId w:val="54"/>
         </w:numPr>
         <w:rPr>
           <w:rFonts w:ascii="Book Antiqua" w:hAnsi="Book Antiqua"/>
@@ -16286,7 +16700,7 @@
         <w:pStyle w:val="Header"/>
         <w:numPr>
           <w:ilvl w:val="1"/>
-          <w:numId w:val="62"/>
+          <w:numId w:val="54"/>
         </w:numPr>
         <w:rPr>
           <w:rFonts w:ascii="Book Antiqua" w:hAnsi="Book Antiqua"/>
@@ -16308,7 +16722,7 @@
         <w:pStyle w:val="Header"/>
         <w:numPr>
           <w:ilvl w:val="1"/>
-          <w:numId w:val="62"/>
+          <w:numId w:val="54"/>
         </w:numPr>
         <w:rPr>
           <w:rFonts w:ascii="Book Antiqua" w:hAnsi="Book Antiqua"/>
@@ -16330,7 +16744,7 @@
         <w:pStyle w:val="Header"/>
         <w:numPr>
           <w:ilvl w:val="1"/>
-          <w:numId w:val="62"/>
+          <w:numId w:val="54"/>
         </w:numPr>
         <w:rPr>
           <w:rFonts w:ascii="Book Antiqua" w:hAnsi="Book Antiqua"/>
@@ -16352,7 +16766,7 @@
         <w:pStyle w:val="Header"/>
         <w:numPr>
           <w:ilvl w:val="1"/>
-          <w:numId w:val="62"/>
+          <w:numId w:val="54"/>
         </w:numPr>
         <w:rPr>
           <w:rFonts w:ascii="Book Antiqua" w:hAnsi="Book Antiqua"/>
@@ -16374,7 +16788,7 @@
         <w:pStyle w:val="Header"/>
         <w:numPr>
           <w:ilvl w:val="1"/>
-          <w:numId w:val="62"/>
+          <w:numId w:val="54"/>
         </w:numPr>
         <w:rPr>
           <w:rFonts w:ascii="Book Antiqua" w:hAnsi="Book Antiqua"/>
@@ -16396,7 +16810,7 @@
         <w:pStyle w:val="Header"/>
         <w:numPr>
           <w:ilvl w:val="1"/>
-          <w:numId w:val="62"/>
+          <w:numId w:val="54"/>
         </w:numPr>
         <w:rPr>
           <w:rFonts w:ascii="Book Antiqua" w:hAnsi="Book Antiqua"/>
@@ -16410,7 +16824,6 @@
           <w:sz w:val="22"/>
           <w:szCs w:val="22"/>
         </w:rPr>
-        <w:lastRenderedPageBreak/>
         <w:t>Exp Dependent Life - Child</w:t>
       </w:r>
     </w:p>
@@ -16419,7 +16832,7 @@
         <w:pStyle w:val="Header"/>
         <w:numPr>
           <w:ilvl w:val="1"/>
-          <w:numId w:val="62"/>
+          <w:numId w:val="54"/>
         </w:numPr>
         <w:rPr>
           <w:rFonts w:ascii="Book Antiqua" w:hAnsi="Book Antiqua"/>
@@ -16441,7 +16854,7 @@
         <w:pStyle w:val="Header"/>
         <w:numPr>
           <w:ilvl w:val="1"/>
-          <w:numId w:val="62"/>
+          <w:numId w:val="54"/>
         </w:numPr>
         <w:rPr>
           <w:rFonts w:ascii="Book Antiqua" w:hAnsi="Book Antiqua"/>
@@ -16463,7 +16876,7 @@
         <w:pStyle w:val="Header"/>
         <w:numPr>
           <w:ilvl w:val="1"/>
-          <w:numId w:val="62"/>
+          <w:numId w:val="54"/>
         </w:numPr>
         <w:rPr>
           <w:rFonts w:ascii="Book Antiqua" w:hAnsi="Book Antiqua"/>
@@ -16485,7 +16898,7 @@
         <w:pStyle w:val="Header"/>
         <w:numPr>
           <w:ilvl w:val="1"/>
-          <w:numId w:val="62"/>
+          <w:numId w:val="54"/>
         </w:numPr>
         <w:rPr>
           <w:rFonts w:ascii="Book Antiqua" w:hAnsi="Book Antiqua"/>
@@ -16507,7 +16920,7 @@
         <w:pStyle w:val="Header"/>
         <w:numPr>
           <w:ilvl w:val="1"/>
-          <w:numId w:val="62"/>
+          <w:numId w:val="54"/>
         </w:numPr>
         <w:rPr>
           <w:rFonts w:ascii="Book Antiqua" w:hAnsi="Book Antiqua"/>
@@ -16529,7 +16942,7 @@
         <w:pStyle w:val="Header"/>
         <w:numPr>
           <w:ilvl w:val="1"/>
-          <w:numId w:val="62"/>
+          <w:numId w:val="54"/>
         </w:numPr>
         <w:rPr>
           <w:rFonts w:ascii="Book Antiqua" w:hAnsi="Book Antiqua"/>
@@ -16551,7 +16964,7 @@
         <w:pStyle w:val="Header"/>
         <w:numPr>
           <w:ilvl w:val="1"/>
-          <w:numId w:val="62"/>
+          <w:numId w:val="54"/>
         </w:numPr>
         <w:rPr>
           <w:rFonts w:ascii="Book Antiqua" w:hAnsi="Book Antiqua"/>
@@ -16573,7 +16986,7 @@
         <w:pStyle w:val="Header"/>
         <w:numPr>
           <w:ilvl w:val="1"/>
-          <w:numId w:val="62"/>
+          <w:numId w:val="54"/>
         </w:numPr>
         <w:rPr>
           <w:rFonts w:ascii="Book Antiqua" w:hAnsi="Book Antiqua"/>
@@ -16595,7 +17008,7 @@
         <w:pStyle w:val="Header"/>
         <w:numPr>
           <w:ilvl w:val="1"/>
-          <w:numId w:val="62"/>
+          <w:numId w:val="54"/>
         </w:numPr>
         <w:rPr>
           <w:rFonts w:ascii="Book Antiqua" w:hAnsi="Book Antiqua"/>
@@ -16617,7 +17030,7 @@
         <w:pStyle w:val="Header"/>
         <w:numPr>
           <w:ilvl w:val="1"/>
-          <w:numId w:val="62"/>
+          <w:numId w:val="54"/>
         </w:numPr>
         <w:rPr>
           <w:rFonts w:ascii="Book Antiqua" w:hAnsi="Book Antiqua"/>
@@ -16674,7 +17087,7 @@
         <w:pStyle w:val="Header"/>
         <w:numPr>
           <w:ilvl w:val="0"/>
-          <w:numId w:val="62"/>
+          <w:numId w:val="54"/>
         </w:numPr>
         <w:rPr>
           <w:rFonts w:ascii="Book Antiqua" w:hAnsi="Book Antiqua"/>
@@ -16688,6 +17101,7 @@
           <w:sz w:val="22"/>
           <w:szCs w:val="22"/>
         </w:rPr>
+        <w:lastRenderedPageBreak/>
         <w:t>Inserting missed paychecks as identified by missing paycheck issue dates (step 3 above)</w:t>
       </w:r>
       <w:r>
@@ -16712,7 +17126,7 @@
         <w:pStyle w:val="Header"/>
         <w:numPr>
           <w:ilvl w:val="0"/>
-          <w:numId w:val="62"/>
+          <w:numId w:val="54"/>
         </w:numPr>
         <w:rPr>
           <w:rFonts w:ascii="Book Antiqua" w:hAnsi="Book Antiqua"/>
@@ -16848,7 +17262,7 @@
         <w:pStyle w:val="Header"/>
         <w:numPr>
           <w:ilvl w:val="0"/>
-          <w:numId w:val="63"/>
+          <w:numId w:val="55"/>
         </w:numPr>
         <w:rPr>
           <w:rFonts w:ascii="Book Antiqua" w:hAnsi="Book Antiqua"/>
@@ -16870,7 +17284,7 @@
         <w:pStyle w:val="Header"/>
         <w:numPr>
           <w:ilvl w:val="0"/>
-          <w:numId w:val="63"/>
+          <w:numId w:val="55"/>
         </w:numPr>
         <w:rPr>
           <w:rFonts w:ascii="Book Antiqua" w:hAnsi="Book Antiqua"/>
@@ -16947,30 +17361,9 @@
           <w:sz w:val="22"/>
           <w:szCs w:val="22"/>
         </w:rPr>
-        <w:t>B</w:t>
-      </w:r>
-      <w:r>
-        <w:rPr>
-          <w:rFonts w:ascii="Book Antiqua" w:hAnsi="Book Antiqua"/>
-          <w:sz w:val="22"/>
-          <w:szCs w:val="22"/>
-        </w:rPr>
-        <w:t>ot skips to the next EEID and log the EEID to exception table</w:t>
-      </w:r>
-      <w:r>
-        <w:rPr>
-          <w:rFonts w:ascii="Book Antiqua" w:hAnsi="Book Antiqua"/>
-          <w:sz w:val="22"/>
-          <w:szCs w:val="22"/>
-        </w:rPr>
-        <w:t>.</w:t>
-      </w:r>
-      <w:r>
-        <w:rPr>
-          <w:rFonts w:ascii="Book Antiqua" w:hAnsi="Book Antiqua"/>
-          <w:sz w:val="22"/>
-          <w:szCs w:val="22"/>
-        </w:rPr>
+        <w:t>Bot skips to the next EEID and log the EEID to exception table.</w:t>
+      </w:r>
+      <w:r>
         <w:tab/>
       </w:r>
     </w:p>
@@ -17029,15 +17422,7 @@
           <w:sz w:val="22"/>
           <w:szCs w:val="22"/>
         </w:rPr>
-        <w:t xml:space="preserve"> should consist of identified missed paychecks, variances for selected plan types.</w:t>
-      </w:r>
-      <w:r>
-        <w:rPr>
-          <w:rFonts w:ascii="Book Antiqua" w:hAnsi="Book Antiqua"/>
-          <w:sz w:val="22"/>
-          <w:szCs w:val="22"/>
-        </w:rPr>
-        <w:t xml:space="preserve"> </w:t>
+        <w:t xml:space="preserve"> should consist of identified missed paychecks, variances for selected plan types. </w:t>
       </w:r>
     </w:p>
     <w:p>
@@ -17050,6 +17435,64 @@
           <w:szCs w:val="22"/>
         </w:rPr>
       </w:pPr>
+      <w:r>
+        <w:rPr>
+          <w:noProof/>
+        </w:rPr>
+        <w:lastRenderedPageBreak/>
+        <w:drawing>
+          <wp:inline distT="0" distB="0" distL="0" distR="0" wp14:anchorId="24FC2444" wp14:editId="67161732">
+            <wp:extent cx="4796287" cy="5943600"/>
+            <wp:effectExtent l="152400" t="57150" r="328295" b="361950"/>
+            <wp:docPr id="1357553133" name="drawing"/>
+            <wp:cNvGraphicFramePr>
+              <a:graphicFrameLocks xmlns:a="http://schemas.openxmlformats.org/drawingml/2006/main" noChangeAspect="1"/>
+            </wp:cNvGraphicFramePr>
+            <a:graphic xmlns:a="http://schemas.openxmlformats.org/drawingml/2006/main">
+              <a:graphicData uri="http://schemas.openxmlformats.org/drawingml/2006/picture">
+                <pic:pic xmlns:pic="http://schemas.openxmlformats.org/drawingml/2006/picture">
+                  <pic:nvPicPr>
+                    <pic:cNvPr id="1357553133" name=""/>
+                    <pic:cNvPicPr/>
+                  </pic:nvPicPr>
+                  <pic:blipFill>
+                    <a:blip r:embed="rId53" cstate="print">
+                      <a:extLst>
+                        <a:ext uri="{28A0092B-C50C-407E-A947-70E740481C1C}">
+                          <a14:useLocalDpi xmlns:a14="http://schemas.microsoft.com/office/drawing/2010/main" val="0"/>
+                        </a:ext>
+                      </a:extLst>
+                    </a:blip>
+                    <a:srcRect/>
+                    <a:stretch>
+                      <a:fillRect/>
+                    </a:stretch>
+                  </pic:blipFill>
+                  <pic:spPr>
+                    <a:xfrm>
+                      <a:off x="0" y="0"/>
+                      <a:ext cx="4796287" cy="5943600"/>
+                    </a:xfrm>
+                    <a:prstGeom prst="rect">
+                      <a:avLst/>
+                    </a:prstGeom>
+                    <a:ln>
+                      <a:noFill/>
+                    </a:ln>
+                    <a:effectLst>
+                      <a:outerShdw blurRad="292100" dist="139700" dir="2700000" algn="tl" rotWithShape="0">
+                        <a:srgbClr val="333333">
+                          <a:alpha val="65000"/>
+                        </a:srgbClr>
+                      </a:outerShdw>
+                    </a:effectLst>
+                  </pic:spPr>
+                </pic:pic>
+              </a:graphicData>
+            </a:graphic>
+          </wp:inline>
+        </w:drawing>
+      </w:r>
     </w:p>
     <w:p>
       <w:pPr>
@@ -17084,7 +17527,27 @@
           <w:sz w:val="24"/>
           <w:szCs w:val="24"/>
         </w:rPr>
-        <w:t>Step 4.</w:t>
+        <w:t xml:space="preserve">Step </w:t>
+      </w:r>
+      <w:r>
+        <w:rPr>
+          <w:rFonts w:ascii="Book Antiqua" w:hAnsi="Book Antiqua"/>
+          <w:b/>
+          <w:bCs/>
+          <w:sz w:val="24"/>
+          <w:szCs w:val="24"/>
+        </w:rPr>
+        <w:t>6</w:t>
+      </w:r>
+      <w:r>
+        <w:rPr>
+          <w:rFonts w:ascii="Book Antiqua" w:hAnsi="Book Antiqua"/>
+          <w:b/>
+          <w:bCs/>
+          <w:sz w:val="24"/>
+          <w:szCs w:val="24"/>
+        </w:rPr>
+        <w:t>.</w:t>
       </w:r>
     </w:p>
     <w:p>
@@ -17126,15 +17589,7 @@
           <w:sz w:val="22"/>
           <w:szCs w:val="22"/>
         </w:rPr>
-        <w:t xml:space="preserve">Bot initiates a login to </w:t>
-      </w:r>
-      <w:r>
-        <w:rPr>
-          <w:rFonts w:ascii="Book Antiqua" w:hAnsi="Book Antiqua"/>
-          <w:sz w:val="22"/>
-          <w:szCs w:val="22"/>
-        </w:rPr>
-        <w:t xml:space="preserve">Oracle Cloud Financial (url: </w:t>
+        <w:t xml:space="preserve">Bot initiates a login to Oracle Cloud Financial (url: </w:t>
       </w:r>
       <w:r>
         <w:rPr>
@@ -17150,15 +17605,7 @@
           <w:sz w:val="22"/>
           <w:szCs w:val="22"/>
         </w:rPr>
-        <w:t>)</w:t>
-      </w:r>
-      <w:r>
-        <w:rPr>
-          <w:rFonts w:ascii="Book Antiqua" w:hAnsi="Book Antiqua"/>
-          <w:sz w:val="22"/>
-          <w:szCs w:val="22"/>
-        </w:rPr>
-        <w:t xml:space="preserve"> and navigate to </w:t>
+        <w:t xml:space="preserve">) and navigate to </w:t>
       </w:r>
       <w:r>
         <w:rPr>
@@ -17256,15 +17703,7 @@
           <w:sz w:val="22"/>
           <w:szCs w:val="22"/>
         </w:rPr>
-        <w:t>ot inserts the EEID prefixed with ‘e’, for example: e10012345, into</w:t>
-      </w:r>
-      <w:r>
-        <w:rPr>
-          <w:rFonts w:ascii="Book Antiqua" w:hAnsi="Book Antiqua"/>
-          <w:sz w:val="22"/>
-          <w:szCs w:val="22"/>
-        </w:rPr>
-        <w:t xml:space="preserve"> </w:t>
+        <w:t xml:space="preserve">ot inserts the EEID prefixed with ‘e’, for example: e10012345, into </w:t>
       </w:r>
       <w:r>
         <w:rPr>
@@ -17280,15 +17719,7 @@
           <w:sz w:val="22"/>
           <w:szCs w:val="22"/>
         </w:rPr>
-        <w:t>Account</w:t>
-      </w:r>
-      <w:r>
-        <w:rPr>
-          <w:rFonts w:ascii="Book Antiqua" w:hAnsi="Book Antiqua"/>
-          <w:sz w:val="22"/>
-          <w:szCs w:val="22"/>
-        </w:rPr>
-        <w:t xml:space="preserve"> field</w:t>
+        <w:t>Account field</w:t>
       </w:r>
       <w:r>
         <w:rPr>
@@ -17326,6 +17757,7 @@
           <w:sz w:val="22"/>
           <w:szCs w:val="22"/>
         </w:rPr>
+        <w:lastRenderedPageBreak/>
         <w:t>The transaction register analysis report will be processed under Python script as follows:</w:t>
       </w:r>
     </w:p>
@@ -17334,7 +17766,7 @@
         <w:pStyle w:val="Header"/>
         <w:numPr>
           <w:ilvl w:val="0"/>
-          <w:numId w:val="68"/>
+          <w:numId w:val="56"/>
         </w:numPr>
         <w:rPr>
           <w:rFonts w:ascii="Book Antiqua" w:hAnsi="Book Antiqua"/>
@@ -17366,7 +17798,7 @@
         <w:pStyle w:val="Header"/>
         <w:numPr>
           <w:ilvl w:val="0"/>
-          <w:numId w:val="68"/>
+          <w:numId w:val="56"/>
         </w:numPr>
         <w:rPr>
           <w:rFonts w:ascii="Book Antiqua" w:hAnsi="Book Antiqua"/>
@@ -17414,7 +17846,7 @@
         <w:pStyle w:val="Header"/>
         <w:numPr>
           <w:ilvl w:val="0"/>
-          <w:numId w:val="68"/>
+          <w:numId w:val="56"/>
         </w:numPr>
         <w:rPr>
           <w:rFonts w:ascii="Book Antiqua" w:hAnsi="Book Antiqua"/>
@@ -17446,15 +17878,7 @@
           <w:sz w:val="22"/>
           <w:szCs w:val="22"/>
         </w:rPr>
-        <w:t xml:space="preserve"> </w:t>
-      </w:r>
-      <w:r>
-        <w:rPr>
-          <w:rFonts w:ascii="Book Antiqua" w:hAnsi="Book Antiqua"/>
-          <w:sz w:val="22"/>
-          <w:szCs w:val="22"/>
-        </w:rPr>
-        <w:t xml:space="preserve">into the cluster of </w:t>
+        <w:t xml:space="preserve"> into the cluster of </w:t>
       </w:r>
       <w:proofErr w:type="spellStart"/>
       <w:r>
@@ -17556,7 +17980,7 @@
           <w:szCs w:val="22"/>
         </w:rPr>
         <w:drawing>
-          <wp:inline distT="0" distB="0" distL="0" distR="0" wp14:anchorId="576911D7" wp14:editId="4F306F8D">
+          <wp:inline distT="0" distB="0" distL="0" distR="0" wp14:anchorId="576911D7" wp14:editId="2C9B90FD">
             <wp:extent cx="5943600" cy="4592955"/>
             <wp:effectExtent l="0" t="0" r="0" b="0"/>
             <wp:docPr id="1354328155" name="Picture 1" descr="A screenshot of a computer&#10;&#10;AI-generated content may be incorrect."/>
@@ -17571,7 +17995,7 @@
                     <pic:cNvPicPr/>
                   </pic:nvPicPr>
                   <pic:blipFill>
-                    <a:blip r:embed="rId51" cstate="print">
+                    <a:blip r:embed="rId54" cstate="print">
                       <a:extLst>
                         <a:ext uri="{28A0092B-C50C-407E-A947-70E740481C1C}">
                           <a14:useLocalDpi xmlns:a14="http://schemas.microsoft.com/office/drawing/2010/main" val="0"/>
@@ -17666,7 +18090,27 @@
           <w:sz w:val="24"/>
           <w:szCs w:val="24"/>
         </w:rPr>
-        <w:t xml:space="preserve">Step 5. </w:t>
+        <w:t xml:space="preserve">Step </w:t>
+      </w:r>
+      <w:r>
+        <w:rPr>
+          <w:rFonts w:ascii="Book Antiqua" w:hAnsi="Book Antiqua"/>
+          <w:b/>
+          <w:bCs/>
+          <w:sz w:val="24"/>
+          <w:szCs w:val="24"/>
+        </w:rPr>
+        <w:t>7</w:t>
+      </w:r>
+      <w:r>
+        <w:rPr>
+          <w:rFonts w:ascii="Book Antiqua" w:hAnsi="Book Antiqua"/>
+          <w:b/>
+          <w:bCs/>
+          <w:sz w:val="24"/>
+          <w:szCs w:val="24"/>
+        </w:rPr>
+        <w:t xml:space="preserve">. </w:t>
       </w:r>
     </w:p>
     <w:p>
@@ -17758,23 +18202,24 @@
           <w:sz w:val="22"/>
           <w:szCs w:val="22"/>
         </w:rPr>
-        <w:t>. Bot inserts the EEID prefixed with ‘e’, for example: e10012345, into Customer Number field</w:t>
-      </w:r>
-      <w:r>
-        <w:rPr>
-          <w:rFonts w:ascii="Book Antiqua" w:hAnsi="Book Antiqua"/>
-          <w:sz w:val="22"/>
-          <w:szCs w:val="22"/>
-        </w:rPr>
-        <w:t xml:space="preserve"> and extract the payment report. </w:t>
-      </w:r>
-      <w:r>
-        <w:rPr>
-          <w:rFonts w:ascii="Book Antiqua" w:hAnsi="Book Antiqua"/>
-          <w:sz w:val="22"/>
-          <w:szCs w:val="22"/>
-        </w:rPr>
-        <w:t>Note: Steps are described in Current Process section above</w:t>
+        <w:t xml:space="preserve">. Bot inserts the EEID prefixed with ‘e’, for example: e10012345, </w:t>
+      </w:r>
+      <w:r>
+        <w:rPr>
+          <w:rFonts w:ascii="Book Antiqua" w:hAnsi="Book Antiqua"/>
+          <w:sz w:val="22"/>
+          <w:szCs w:val="22"/>
+        </w:rPr>
+        <w:lastRenderedPageBreak/>
+        <w:t>into Customer Number field</w:t>
+      </w:r>
+      <w:r>
+        <w:rPr>
+          <w:rFonts w:ascii="Book Antiqua" w:hAnsi="Book Antiqua"/>
+          <w:sz w:val="22"/>
+          <w:szCs w:val="22"/>
+        </w:rPr>
+        <w:t xml:space="preserve"> and extract the payment report. Note: Steps are described in Current Process section above</w:t>
       </w:r>
     </w:p>
     <w:p>
@@ -17804,23 +18249,7 @@
           <w:sz w:val="22"/>
           <w:szCs w:val="22"/>
         </w:rPr>
-        <w:t xml:space="preserve">The </w:t>
-      </w:r>
-      <w:r>
-        <w:rPr>
-          <w:rFonts w:ascii="Book Antiqua" w:hAnsi="Book Antiqua"/>
-          <w:sz w:val="22"/>
-          <w:szCs w:val="22"/>
-        </w:rPr>
-        <w:t>payment</w:t>
-      </w:r>
-      <w:r>
-        <w:rPr>
-          <w:rFonts w:ascii="Book Antiqua" w:hAnsi="Book Antiqua"/>
-          <w:sz w:val="22"/>
-          <w:szCs w:val="22"/>
-        </w:rPr>
-        <w:t xml:space="preserve"> report will be processed under Python script as follows:</w:t>
+        <w:t>The payment report will be processed under Python script as follows:</w:t>
       </w:r>
     </w:p>
     <w:p>
@@ -17828,7 +18257,7 @@
         <w:pStyle w:val="Header"/>
         <w:numPr>
           <w:ilvl w:val="0"/>
-          <w:numId w:val="69"/>
+          <w:numId w:val="57"/>
         </w:numPr>
         <w:rPr>
           <w:rFonts w:ascii="Book Antiqua" w:hAnsi="Book Antiqua"/>
@@ -17842,39 +18271,7 @@
           <w:sz w:val="22"/>
           <w:szCs w:val="22"/>
         </w:rPr>
-        <w:t xml:space="preserve">Read </w:t>
-      </w:r>
-      <w:r>
-        <w:rPr>
-          <w:rFonts w:ascii="Book Antiqua" w:hAnsi="Book Antiqua"/>
-          <w:sz w:val="22"/>
-          <w:szCs w:val="22"/>
-        </w:rPr>
-        <w:t>payment</w:t>
-      </w:r>
-      <w:r>
-        <w:rPr>
-          <w:rFonts w:ascii="Book Antiqua" w:hAnsi="Book Antiqua"/>
-          <w:sz w:val="22"/>
-          <w:szCs w:val="22"/>
-        </w:rPr>
-        <w:t xml:space="preserve"> report into </w:t>
-      </w:r>
-      <w:r>
-        <w:rPr>
-          <w:rFonts w:ascii="Book Antiqua" w:hAnsi="Book Antiqua"/>
-          <w:sz w:val="22"/>
-          <w:szCs w:val="22"/>
-        </w:rPr>
-        <w:t>payment</w:t>
-      </w:r>
-      <w:r>
-        <w:rPr>
-          <w:rFonts w:ascii="Book Antiqua" w:hAnsi="Book Antiqua"/>
-          <w:sz w:val="22"/>
-          <w:szCs w:val="22"/>
-        </w:rPr>
-        <w:t xml:space="preserve"> </w:t>
+        <w:t xml:space="preserve">Read payment report into payment </w:t>
       </w:r>
       <w:proofErr w:type="spellStart"/>
       <w:r>
@@ -17892,7 +18289,7 @@
         <w:pStyle w:val="Header"/>
         <w:numPr>
           <w:ilvl w:val="0"/>
-          <w:numId w:val="69"/>
+          <w:numId w:val="57"/>
         </w:numPr>
         <w:rPr>
           <w:rFonts w:ascii="Book Antiqua" w:hAnsi="Book Antiqua"/>
@@ -17906,23 +18303,7 @@
           <w:sz w:val="22"/>
           <w:szCs w:val="22"/>
         </w:rPr>
-        <w:t xml:space="preserve">Format </w:t>
-      </w:r>
-      <w:r>
-        <w:rPr>
-          <w:rFonts w:ascii="Book Antiqua" w:hAnsi="Book Antiqua"/>
-          <w:sz w:val="22"/>
-          <w:szCs w:val="22"/>
-        </w:rPr>
-        <w:t>payment</w:t>
-      </w:r>
-      <w:r>
-        <w:rPr>
-          <w:rFonts w:ascii="Book Antiqua" w:hAnsi="Book Antiqua"/>
-          <w:sz w:val="22"/>
-          <w:szCs w:val="22"/>
-        </w:rPr>
-        <w:t xml:space="preserve"> </w:t>
+        <w:t xml:space="preserve">Format payment </w:t>
       </w:r>
       <w:proofErr w:type="spellStart"/>
       <w:r>
@@ -17948,7 +18329,7 @@
         <w:pStyle w:val="Header"/>
         <w:numPr>
           <w:ilvl w:val="0"/>
-          <w:numId w:val="69"/>
+          <w:numId w:val="57"/>
         </w:numPr>
         <w:rPr>
           <w:rFonts w:ascii="Book Antiqua" w:hAnsi="Book Antiqua"/>
@@ -17962,23 +18343,7 @@
           <w:sz w:val="22"/>
           <w:szCs w:val="22"/>
         </w:rPr>
-        <w:t xml:space="preserve">Append </w:t>
-      </w:r>
-      <w:r>
-        <w:rPr>
-          <w:rFonts w:ascii="Book Antiqua" w:hAnsi="Book Antiqua"/>
-          <w:sz w:val="22"/>
-          <w:szCs w:val="22"/>
-        </w:rPr>
-        <w:t>payment</w:t>
-      </w:r>
-      <w:r>
-        <w:rPr>
-          <w:rFonts w:ascii="Book Antiqua" w:hAnsi="Book Antiqua"/>
-          <w:sz w:val="22"/>
-          <w:szCs w:val="22"/>
-        </w:rPr>
-        <w:t xml:space="preserve"> </w:t>
+        <w:t xml:space="preserve">Append payment </w:t>
       </w:r>
       <w:proofErr w:type="spellStart"/>
       <w:r>
@@ -17996,15 +18361,7 @@
           <w:sz w:val="22"/>
           <w:szCs w:val="22"/>
         </w:rPr>
-        <w:t xml:space="preserve"> into</w:t>
-      </w:r>
-      <w:r>
-        <w:rPr>
-          <w:rFonts w:ascii="Book Antiqua" w:hAnsi="Book Antiqua"/>
-          <w:sz w:val="22"/>
-          <w:szCs w:val="22"/>
-        </w:rPr>
-        <w:t xml:space="preserve"> the cluster of </w:t>
+        <w:t xml:space="preserve"> into the cluster of </w:t>
       </w:r>
       <w:proofErr w:type="spellStart"/>
       <w:r>
@@ -18022,15 +18379,7 @@
           <w:sz w:val="22"/>
           <w:szCs w:val="22"/>
         </w:rPr>
-        <w:t xml:space="preserve"> that include</w:t>
-      </w:r>
-      <w:r>
-        <w:rPr>
-          <w:rFonts w:ascii="Book Antiqua" w:hAnsi="Book Antiqua"/>
-          <w:sz w:val="22"/>
-          <w:szCs w:val="22"/>
-        </w:rPr>
-        <w:t xml:space="preserve"> FIN001 </w:t>
+        <w:t xml:space="preserve"> that include FIN001 </w:t>
       </w:r>
       <w:proofErr w:type="spellStart"/>
       <w:r>
@@ -18058,7 +18407,6 @@
           <w:sz w:val="22"/>
           <w:szCs w:val="22"/>
         </w:rPr>
-        <w:lastRenderedPageBreak/>
         <w:tab/>
       </w:r>
     </w:p>
@@ -18094,7 +18442,7 @@
                     <pic:cNvPicPr/>
                   </pic:nvPicPr>
                   <pic:blipFill>
-                    <a:blip r:embed="rId52" cstate="print">
+                    <a:blip r:embed="rId55" cstate="print">
                       <a:extLst>
                         <a:ext uri="{28A0092B-C50C-407E-A947-70E740481C1C}">
                           <a14:useLocalDpi xmlns:a14="http://schemas.microsoft.com/office/drawing/2010/main" val="0"/>
@@ -18154,7 +18502,27 @@
           <w:sz w:val="24"/>
           <w:szCs w:val="24"/>
         </w:rPr>
-        <w:t>Step 6.</w:t>
+        <w:t xml:space="preserve">Step </w:t>
+      </w:r>
+      <w:r>
+        <w:rPr>
+          <w:rFonts w:ascii="Book Antiqua" w:hAnsi="Book Antiqua"/>
+          <w:b/>
+          <w:bCs/>
+          <w:sz w:val="24"/>
+          <w:szCs w:val="24"/>
+        </w:rPr>
+        <w:t>8</w:t>
+      </w:r>
+      <w:r>
+        <w:rPr>
+          <w:rFonts w:ascii="Book Antiqua" w:hAnsi="Book Antiqua"/>
+          <w:b/>
+          <w:bCs/>
+          <w:sz w:val="24"/>
+          <w:szCs w:val="24"/>
+        </w:rPr>
+        <w:t>.</w:t>
       </w:r>
     </w:p>
     <w:p>
@@ -18222,7 +18590,7 @@
         <w:pStyle w:val="Header"/>
         <w:numPr>
           <w:ilvl w:val="0"/>
-          <w:numId w:val="70"/>
+          <w:numId w:val="58"/>
         </w:numPr>
         <w:rPr>
           <w:rFonts w:ascii="Book Antiqua" w:hAnsi="Book Antiqua"/>
@@ -18244,7 +18612,7 @@
         <w:pStyle w:val="Header"/>
         <w:numPr>
           <w:ilvl w:val="0"/>
-          <w:numId w:val="70"/>
+          <w:numId w:val="58"/>
         </w:numPr>
         <w:rPr>
           <w:rFonts w:ascii="Book Antiqua" w:hAnsi="Book Antiqua"/>
@@ -18266,7 +18634,7 @@
         <w:pStyle w:val="Header"/>
         <w:numPr>
           <w:ilvl w:val="0"/>
-          <w:numId w:val="70"/>
+          <w:numId w:val="58"/>
         </w:numPr>
         <w:rPr>
           <w:rFonts w:ascii="Book Antiqua" w:hAnsi="Book Antiqua"/>
@@ -18412,7 +18780,7 @@
         <w:pStyle w:val="Header"/>
         <w:numPr>
           <w:ilvl w:val="0"/>
-          <w:numId w:val="71"/>
+          <w:numId w:val="59"/>
         </w:numPr>
         <w:rPr>
           <w:rFonts w:ascii="Book Antiqua" w:hAnsi="Book Antiqua"/>
@@ -18434,7 +18802,7 @@
         <w:pStyle w:val="Header"/>
         <w:numPr>
           <w:ilvl w:val="0"/>
-          <w:numId w:val="71"/>
+          <w:numId w:val="59"/>
         </w:numPr>
         <w:rPr>
           <w:rFonts w:ascii="Book Antiqua" w:hAnsi="Book Antiqua"/>
@@ -18448,15 +18816,8 @@
           <w:sz w:val="22"/>
           <w:szCs w:val="22"/>
         </w:rPr>
-        <w:t>Transaction Register</w:t>
-      </w:r>
-      <w:r>
-        <w:rPr>
-          <w:rFonts w:ascii="Book Antiqua" w:hAnsi="Book Antiqua"/>
-          <w:sz w:val="22"/>
-          <w:szCs w:val="22"/>
-        </w:rPr>
-        <w:t xml:space="preserve"> – will be Transaction Register worksheet under final Excel report</w:t>
+        <w:lastRenderedPageBreak/>
+        <w:t>Transaction Register – will be Transaction Register worksheet under final Excel report</w:t>
       </w:r>
     </w:p>
     <w:p>
@@ -18464,7 +18825,7 @@
         <w:pStyle w:val="Header"/>
         <w:numPr>
           <w:ilvl w:val="0"/>
-          <w:numId w:val="71"/>
+          <w:numId w:val="59"/>
         </w:numPr>
         <w:rPr>
           <w:rFonts w:ascii="Book Antiqua" w:hAnsi="Book Antiqua"/>
@@ -18486,7 +18847,7 @@
         <w:pStyle w:val="Header"/>
         <w:numPr>
           <w:ilvl w:val="0"/>
-          <w:numId w:val="71"/>
+          <w:numId w:val="59"/>
         </w:numPr>
         <w:rPr>
           <w:rFonts w:ascii="Book Antiqua" w:hAnsi="Book Antiqua"/>
@@ -18560,7 +18921,7 @@
           <w:sz w:val="24"/>
           <w:szCs w:val="24"/>
         </w:rPr>
-        <w:t>7</w:t>
+        <w:t>9</w:t>
       </w:r>
       <w:r>
         <w:rPr>
@@ -18638,7 +18999,7 @@
         <w:pStyle w:val="Header"/>
         <w:numPr>
           <w:ilvl w:val="0"/>
-          <w:numId w:val="72"/>
+          <w:numId w:val="60"/>
         </w:numPr>
         <w:rPr>
           <w:rFonts w:ascii="Book Antiqua" w:hAnsi="Book Antiqua"/>
@@ -18652,7 +19013,6 @@
           <w:sz w:val="22"/>
           <w:szCs w:val="22"/>
         </w:rPr>
-        <w:lastRenderedPageBreak/>
         <w:t>Migrate logs, final reports (Excel), input file, and artifacts from EC2 directory to the respective RPA Box folders utilizing Box API</w:t>
       </w:r>
       <w:r>
@@ -18677,7 +19037,7 @@
         <w:pStyle w:val="Header"/>
         <w:numPr>
           <w:ilvl w:val="0"/>
-          <w:numId w:val="72"/>
+          <w:numId w:val="60"/>
         </w:numPr>
         <w:rPr>
           <w:rFonts w:ascii="Book Antiqua" w:hAnsi="Book Antiqua"/>
@@ -19093,6 +19453,7 @@
       <w:r>
         <w:rPr>
           <w:rFonts w:ascii="Book Antiqua" w:hAnsi="Book Antiqua"/>
+          <w:noProof/>
           <w:sz w:val="24"/>
           <w:szCs w:val="24"/>
         </w:rPr>
@@ -19115,7 +19476,7 @@
                     </pic:cNvPicPr>
                   </pic:nvPicPr>
                   <pic:blipFill>
-                    <a:blip r:embed="rId53" cstate="print">
+                    <a:blip r:embed="rId56" cstate="print">
                       <a:extLst>
                         <a:ext uri="{28A0092B-C50C-407E-A947-70E740481C1C}">
                           <a14:useLocalDpi xmlns:a14="http://schemas.microsoft.com/office/drawing/2010/main" val="0"/>
@@ -19145,6 +19506,15 @@
             </a:graphic>
           </wp:inline>
         </w:drawing>
+      </w:r>
+    </w:p>
+    <w:p>
+      <w:pPr>
+        <w:pStyle w:val="Heading2"/>
+      </w:pPr>
+      <w:r>
+        <w:lastRenderedPageBreak/>
+        <w:t>Technical Change Note</w:t>
       </w:r>
     </w:p>
     <w:p>
@@ -19537,122 +19907,17 @@
 </w:hdr>
 </file>
 
+<file path=word/intelligence2.xml><?xml version="1.0" encoding="utf-8"?>
+<int2:intelligence xmlns:int2="http://schemas.microsoft.com/office/intelligence/2020/intelligence" xmlns:oel="http://schemas.microsoft.com/office/2019/extlst">
+  <int2:observations/>
+  <int2:intelligenceSettings/>
+  <int2:onDemandWorkflows/>
+</int2:intelligence>
+</file>
+
 <file path=word/numbering.xml><?xml version="1.0" encoding="utf-8"?>
 <w:numbering xmlns:wpc="http://schemas.microsoft.com/office/word/2010/wordprocessingCanvas" xmlns:cx="http://schemas.microsoft.com/office/drawing/2014/chartex" xmlns:cx1="http://schemas.microsoft.com/office/drawing/2015/9/8/chartex" xmlns:cx2="http://schemas.microsoft.com/office/drawing/2015/10/21/chartex" xmlns:cx3="http://schemas.microsoft.com/office/drawing/2016/5/9/chartex" xmlns:cx4="http://schemas.microsoft.com/office/drawing/2016/5/10/chartex" xmlns:cx5="http://schemas.microsoft.com/office/drawing/2016/5/11/chartex" xmlns:cx6="http://schemas.microsoft.com/office/drawing/2016/5/12/chartex" xmlns:cx7="http://schemas.microsoft.com/office/drawing/2016/5/13/chartex" xmlns:cx8="http://schemas.microsoft.com/office/drawing/2016/5/14/chartex" xmlns:mc="http://schemas.openxmlformats.org/markup-compatibility/2006" xmlns:aink="http://schemas.microsoft.com/office/drawing/2016/ink" xmlns:am3d="http://schemas.microsoft.com/office/drawing/2017/model3d" xmlns:o="urn:schemas-microsoft-com:office:office" xmlns:oel="http://schemas.microsoft.com/office/2019/extlst" xmlns:r="http://schemas.openxmlformats.org/officeDocument/2006/relationships" xmlns:m="http://schemas.openxmlformats.org/officeDocument/2006/math" xmlns:v="urn:schemas-microsoft-com:vml" xmlns:wp14="http://schemas.microsoft.com/office/word/2010/wordprocessingDrawing" xmlns:wp="http://schemas.openxmlformats.org/drawingml/2006/wordprocessingDrawing" xmlns:w10="urn:schemas-microsoft-com:office:word" xmlns:w="http://schemas.openxmlformats.org/wordprocessingml/2006/main" xmlns:w14="http://schemas.microsoft.com/office/word/2010/wordml" xmlns:w15="http://schemas.microsoft.com/office/word/2012/wordml" xmlns:w16cex="http://schemas.microsoft.com/office/word/2018/wordml/cex" xmlns:w16cid="http://schemas.microsoft.com/office/word/2016/wordml/cid" xmlns:w16="http://schemas.microsoft.com/office/word/2018/wordml" xmlns:w16du="http://schemas.microsoft.com/office/word/2023/wordml/word16du" xmlns:w16sdtdh="http://schemas.microsoft.com/office/word/2020/wordml/sdtdatahash" xmlns:w16sdtfl="http://schemas.microsoft.com/office/word/2024/wordml/sdtformatlock" xmlns:w16se="http://schemas.microsoft.com/office/word/2015/wordml/symex" xmlns:wpg="http://schemas.microsoft.com/office/word/2010/wordprocessingGroup" xmlns:wpi="http://schemas.microsoft.com/office/word/2010/wordprocessingInk" xmlns:wne="http://schemas.microsoft.com/office/word/2006/wordml" xmlns:wps="http://schemas.microsoft.com/office/word/2010/wordprocessingShape" mc:Ignorable="w14 w15 w16se w16cid w16 w16cex w16sdtdh w16sdtfl w16du wp14">
   <w:abstractNum w:abstractNumId="0" w15:restartNumberingAfterBreak="0">
-    <w:nsid w:val="00A037B2"/>
-    <w:multiLevelType w:val="hybridMultilevel"/>
-    <w:tmpl w:val="CDEC5882"/>
-    <w:lvl w:ilvl="0" w:tplc="04090001">
-      <w:start w:val="1"/>
-      <w:numFmt w:val="bullet"/>
-      <w:lvlText w:val=""/>
-      <w:lvlJc w:val="left"/>
-      <w:pPr>
-        <w:ind w:left="1080" w:hanging="360"/>
-      </w:pPr>
-      <w:rPr>
-        <w:rFonts w:ascii="Symbol" w:hAnsi="Symbol" w:hint="default"/>
-      </w:rPr>
-    </w:lvl>
-    <w:lvl w:ilvl="1" w:tplc="04090003" w:tentative="1">
-      <w:start w:val="1"/>
-      <w:numFmt w:val="bullet"/>
-      <w:lvlText w:val="o"/>
-      <w:lvlJc w:val="left"/>
-      <w:pPr>
-        <w:ind w:left="1800" w:hanging="360"/>
-      </w:pPr>
-      <w:rPr>
-        <w:rFonts w:ascii="Courier New" w:hAnsi="Courier New" w:cs="Courier New" w:hint="default"/>
-      </w:rPr>
-    </w:lvl>
-    <w:lvl w:ilvl="2" w:tplc="04090005" w:tentative="1">
-      <w:start w:val="1"/>
-      <w:numFmt w:val="bullet"/>
-      <w:lvlText w:val=""/>
-      <w:lvlJc w:val="left"/>
-      <w:pPr>
-        <w:ind w:left="2520" w:hanging="360"/>
-      </w:pPr>
-      <w:rPr>
-        <w:rFonts w:ascii="Wingdings" w:hAnsi="Wingdings" w:hint="default"/>
-      </w:rPr>
-    </w:lvl>
-    <w:lvl w:ilvl="3" w:tplc="04090001" w:tentative="1">
-      <w:start w:val="1"/>
-      <w:numFmt w:val="bullet"/>
-      <w:lvlText w:val=""/>
-      <w:lvlJc w:val="left"/>
-      <w:pPr>
-        <w:ind w:left="3240" w:hanging="360"/>
-      </w:pPr>
-      <w:rPr>
-        <w:rFonts w:ascii="Symbol" w:hAnsi="Symbol" w:hint="default"/>
-      </w:rPr>
-    </w:lvl>
-    <w:lvl w:ilvl="4" w:tplc="04090003" w:tentative="1">
-      <w:start w:val="1"/>
-      <w:numFmt w:val="bullet"/>
-      <w:lvlText w:val="o"/>
-      <w:lvlJc w:val="left"/>
-      <w:pPr>
-        <w:ind w:left="3960" w:hanging="360"/>
-      </w:pPr>
-      <w:rPr>
-        <w:rFonts w:ascii="Courier New" w:hAnsi="Courier New" w:cs="Courier New" w:hint="default"/>
-      </w:rPr>
-    </w:lvl>
-    <w:lvl w:ilvl="5" w:tplc="04090005" w:tentative="1">
-      <w:start w:val="1"/>
-      <w:numFmt w:val="bullet"/>
-      <w:lvlText w:val=""/>
-      <w:lvlJc w:val="left"/>
-      <w:pPr>
-        <w:ind w:left="4680" w:hanging="360"/>
-      </w:pPr>
-      <w:rPr>
-        <w:rFonts w:ascii="Wingdings" w:hAnsi="Wingdings" w:hint="default"/>
-      </w:rPr>
-    </w:lvl>
-    <w:lvl w:ilvl="6" w:tplc="04090001" w:tentative="1">
-      <w:start w:val="1"/>
-      <w:numFmt w:val="bullet"/>
-      <w:lvlText w:val=""/>
-      <w:lvlJc w:val="left"/>
-      <w:pPr>
-        <w:ind w:left="5400" w:hanging="360"/>
-      </w:pPr>
-      <w:rPr>
-        <w:rFonts w:ascii="Symbol" w:hAnsi="Symbol" w:hint="default"/>
-      </w:rPr>
-    </w:lvl>
-    <w:lvl w:ilvl="7" w:tplc="04090003" w:tentative="1">
-      <w:start w:val="1"/>
-      <w:numFmt w:val="bullet"/>
-      <w:lvlText w:val="o"/>
-      <w:lvlJc w:val="left"/>
-      <w:pPr>
-        <w:ind w:left="6120" w:hanging="360"/>
-      </w:pPr>
-      <w:rPr>
-        <w:rFonts w:ascii="Courier New" w:hAnsi="Courier New" w:cs="Courier New" w:hint="default"/>
-      </w:rPr>
-    </w:lvl>
-    <w:lvl w:ilvl="8" w:tplc="04090005" w:tentative="1">
-      <w:start w:val="1"/>
-      <w:numFmt w:val="bullet"/>
-      <w:lvlText w:val=""/>
-      <w:lvlJc w:val="left"/>
-      <w:pPr>
-        <w:ind w:left="6840" w:hanging="360"/>
-      </w:pPr>
-      <w:rPr>
-        <w:rFonts w:ascii="Wingdings" w:hAnsi="Wingdings" w:hint="default"/>
-      </w:rPr>
-    </w:lvl>
-  </w:abstractNum>
-  <w:abstractNum w:abstractNumId="1" w15:restartNumberingAfterBreak="0">
     <w:nsid w:val="02605C8C"/>
     <w:multiLevelType w:val="multilevel"/>
     <w:tmpl w:val="8710DCF2"/>
@@ -19765,7 +20030,7 @@
       </w:pPr>
     </w:lvl>
   </w:abstractNum>
-  <w:abstractNum w:abstractNumId="2" w15:restartNumberingAfterBreak="0">
+  <w:abstractNum w:abstractNumId="1" w15:restartNumberingAfterBreak="0">
     <w:nsid w:val="02C91467"/>
     <w:multiLevelType w:val="multilevel"/>
     <w:tmpl w:val="D4A8CA90"/>
@@ -19878,7 +20143,7 @@
       </w:pPr>
     </w:lvl>
   </w:abstractNum>
-  <w:abstractNum w:abstractNumId="3" w15:restartNumberingAfterBreak="0">
+  <w:abstractNum w:abstractNumId="2" w15:restartNumberingAfterBreak="0">
     <w:nsid w:val="03423C0E"/>
     <w:multiLevelType w:val="multilevel"/>
     <w:tmpl w:val="29AABAA0"/>
@@ -19991,7 +20256,7 @@
       </w:pPr>
     </w:lvl>
   </w:abstractNum>
-  <w:abstractNum w:abstractNumId="4" w15:restartNumberingAfterBreak="0">
+  <w:abstractNum w:abstractNumId="3" w15:restartNumberingAfterBreak="0">
     <w:nsid w:val="04804241"/>
     <w:multiLevelType w:val="hybridMultilevel"/>
     <w:tmpl w:val="E390CC86"/>
@@ -20080,7 +20345,7 @@
       </w:pPr>
     </w:lvl>
   </w:abstractNum>
-  <w:abstractNum w:abstractNumId="5" w15:restartNumberingAfterBreak="0">
+  <w:abstractNum w:abstractNumId="4" w15:restartNumberingAfterBreak="0">
     <w:nsid w:val="06C866B6"/>
     <w:multiLevelType w:val="multilevel"/>
     <w:tmpl w:val="6360E788"/>
@@ -20193,367 +20458,7 @@
       </w:pPr>
     </w:lvl>
   </w:abstractNum>
-  <w:abstractNum w:abstractNumId="6" w15:restartNumberingAfterBreak="0">
-    <w:nsid w:val="07EB7516"/>
-    <w:multiLevelType w:val="multilevel"/>
-    <w:tmpl w:val="62223500"/>
-    <w:lvl w:ilvl="0">
-      <w:start w:val="5"/>
-      <w:numFmt w:val="decimal"/>
-      <w:lvlText w:val="%1."/>
-      <w:lvlJc w:val="left"/>
-      <w:pPr>
-        <w:tabs>
-          <w:tab w:val="num" w:pos="720"/>
-        </w:tabs>
-        <w:ind w:left="720" w:hanging="360"/>
-      </w:pPr>
-    </w:lvl>
-    <w:lvl w:ilvl="1" w:tentative="1">
-      <w:start w:val="1"/>
-      <w:numFmt w:val="decimal"/>
-      <w:lvlText w:val="%2."/>
-      <w:lvlJc w:val="left"/>
-      <w:pPr>
-        <w:tabs>
-          <w:tab w:val="num" w:pos="1440"/>
-        </w:tabs>
-        <w:ind w:left="1440" w:hanging="360"/>
-      </w:pPr>
-    </w:lvl>
-    <w:lvl w:ilvl="2" w:tentative="1">
-      <w:start w:val="1"/>
-      <w:numFmt w:val="decimal"/>
-      <w:lvlText w:val="%3."/>
-      <w:lvlJc w:val="left"/>
-      <w:pPr>
-        <w:tabs>
-          <w:tab w:val="num" w:pos="2160"/>
-        </w:tabs>
-        <w:ind w:left="2160" w:hanging="360"/>
-      </w:pPr>
-    </w:lvl>
-    <w:lvl w:ilvl="3" w:tentative="1">
-      <w:start w:val="1"/>
-      <w:numFmt w:val="decimal"/>
-      <w:lvlText w:val="%4."/>
-      <w:lvlJc w:val="left"/>
-      <w:pPr>
-        <w:tabs>
-          <w:tab w:val="num" w:pos="2880"/>
-        </w:tabs>
-        <w:ind w:left="2880" w:hanging="360"/>
-      </w:pPr>
-    </w:lvl>
-    <w:lvl w:ilvl="4" w:tentative="1">
-      <w:start w:val="1"/>
-      <w:numFmt w:val="decimal"/>
-      <w:lvlText w:val="%5."/>
-      <w:lvlJc w:val="left"/>
-      <w:pPr>
-        <w:tabs>
-          <w:tab w:val="num" w:pos="3600"/>
-        </w:tabs>
-        <w:ind w:left="3600" w:hanging="360"/>
-      </w:pPr>
-    </w:lvl>
-    <w:lvl w:ilvl="5" w:tentative="1">
-      <w:start w:val="1"/>
-      <w:numFmt w:val="decimal"/>
-      <w:lvlText w:val="%6."/>
-      <w:lvlJc w:val="left"/>
-      <w:pPr>
-        <w:tabs>
-          <w:tab w:val="num" w:pos="4320"/>
-        </w:tabs>
-        <w:ind w:left="4320" w:hanging="360"/>
-      </w:pPr>
-    </w:lvl>
-    <w:lvl w:ilvl="6" w:tentative="1">
-      <w:start w:val="1"/>
-      <w:numFmt w:val="decimal"/>
-      <w:lvlText w:val="%7."/>
-      <w:lvlJc w:val="left"/>
-      <w:pPr>
-        <w:tabs>
-          <w:tab w:val="num" w:pos="5040"/>
-        </w:tabs>
-        <w:ind w:left="5040" w:hanging="360"/>
-      </w:pPr>
-    </w:lvl>
-    <w:lvl w:ilvl="7" w:tentative="1">
-      <w:start w:val="1"/>
-      <w:numFmt w:val="decimal"/>
-      <w:lvlText w:val="%8."/>
-      <w:lvlJc w:val="left"/>
-      <w:pPr>
-        <w:tabs>
-          <w:tab w:val="num" w:pos="5760"/>
-        </w:tabs>
-        <w:ind w:left="5760" w:hanging="360"/>
-      </w:pPr>
-    </w:lvl>
-    <w:lvl w:ilvl="8" w:tentative="1">
-      <w:start w:val="1"/>
-      <w:numFmt w:val="decimal"/>
-      <w:lvlText w:val="%9."/>
-      <w:lvlJc w:val="left"/>
-      <w:pPr>
-        <w:tabs>
-          <w:tab w:val="num" w:pos="6480"/>
-        </w:tabs>
-        <w:ind w:left="6480" w:hanging="360"/>
-      </w:pPr>
-    </w:lvl>
-  </w:abstractNum>
-  <w:abstractNum w:abstractNumId="7" w15:restartNumberingAfterBreak="0">
-    <w:nsid w:val="09BF1081"/>
-    <w:multiLevelType w:val="multilevel"/>
-    <w:tmpl w:val="848A20F4"/>
-    <w:lvl w:ilvl="0">
-      <w:start w:val="4"/>
-      <w:numFmt w:val="decimal"/>
-      <w:lvlText w:val="%1."/>
-      <w:lvlJc w:val="left"/>
-      <w:pPr>
-        <w:tabs>
-          <w:tab w:val="num" w:pos="720"/>
-        </w:tabs>
-        <w:ind w:left="720" w:hanging="360"/>
-      </w:pPr>
-      <w:rPr>
-        <w:rFonts w:hint="default"/>
-      </w:rPr>
-    </w:lvl>
-    <w:lvl w:ilvl="1">
-      <w:start w:val="1"/>
-      <w:numFmt w:val="decimal"/>
-      <w:lvlText w:val="%2."/>
-      <w:lvlJc w:val="left"/>
-      <w:pPr>
-        <w:tabs>
-          <w:tab w:val="num" w:pos="1620"/>
-        </w:tabs>
-        <w:ind w:left="1620" w:hanging="360"/>
-      </w:pPr>
-      <w:rPr>
-        <w:rFonts w:hint="default"/>
-      </w:rPr>
-    </w:lvl>
-    <w:lvl w:ilvl="2">
-      <w:start w:val="1"/>
-      <w:numFmt w:val="lowerRoman"/>
-      <w:lvlText w:val="%3."/>
-      <w:lvlJc w:val="right"/>
-      <w:pPr>
-        <w:ind w:left="2160" w:hanging="360"/>
-      </w:pPr>
-      <w:rPr>
-        <w:rFonts w:hint="default"/>
-      </w:rPr>
-    </w:lvl>
-    <w:lvl w:ilvl="3">
-      <w:start w:val="1"/>
-      <w:numFmt w:val="decimal"/>
-      <w:lvlText w:val="%4."/>
-      <w:lvlJc w:val="left"/>
-      <w:pPr>
-        <w:tabs>
-          <w:tab w:val="num" w:pos="2880"/>
-        </w:tabs>
-        <w:ind w:left="2880" w:hanging="360"/>
-      </w:pPr>
-      <w:rPr>
-        <w:rFonts w:hint="default"/>
-      </w:rPr>
-    </w:lvl>
-    <w:lvl w:ilvl="4">
-      <w:start w:val="1"/>
-      <w:numFmt w:val="decimal"/>
-      <w:lvlText w:val="%5."/>
-      <w:lvlJc w:val="left"/>
-      <w:pPr>
-        <w:tabs>
-          <w:tab w:val="num" w:pos="3600"/>
-        </w:tabs>
-        <w:ind w:left="3600" w:hanging="360"/>
-      </w:pPr>
-      <w:rPr>
-        <w:rFonts w:hint="default"/>
-      </w:rPr>
-    </w:lvl>
-    <w:lvl w:ilvl="5">
-      <w:start w:val="1"/>
-      <w:numFmt w:val="lowerLetter"/>
-      <w:lvlText w:val="%6."/>
-      <w:lvlJc w:val="left"/>
-      <w:pPr>
-        <w:ind w:left="4320" w:hanging="360"/>
-      </w:pPr>
-      <w:rPr>
-        <w:rFonts w:hint="default"/>
-      </w:rPr>
-    </w:lvl>
-    <w:lvl w:ilvl="6">
-      <w:start w:val="1"/>
-      <w:numFmt w:val="decimal"/>
-      <w:lvlText w:val="%7."/>
-      <w:lvlJc w:val="left"/>
-      <w:pPr>
-        <w:tabs>
-          <w:tab w:val="num" w:pos="5040"/>
-        </w:tabs>
-        <w:ind w:left="5040" w:hanging="360"/>
-      </w:pPr>
-      <w:rPr>
-        <w:rFonts w:hint="default"/>
-      </w:rPr>
-    </w:lvl>
-    <w:lvl w:ilvl="7">
-      <w:start w:val="1"/>
-      <w:numFmt w:val="decimal"/>
-      <w:lvlText w:val="%8."/>
-      <w:lvlJc w:val="left"/>
-      <w:pPr>
-        <w:tabs>
-          <w:tab w:val="num" w:pos="5760"/>
-        </w:tabs>
-        <w:ind w:left="5760" w:hanging="360"/>
-      </w:pPr>
-      <w:rPr>
-        <w:rFonts w:hint="default"/>
-      </w:rPr>
-    </w:lvl>
-    <w:lvl w:ilvl="8">
-      <w:start w:val="1"/>
-      <w:numFmt w:val="decimal"/>
-      <w:lvlText w:val="%9."/>
-      <w:lvlJc w:val="left"/>
-      <w:pPr>
-        <w:tabs>
-          <w:tab w:val="num" w:pos="6480"/>
-        </w:tabs>
-        <w:ind w:left="6480" w:hanging="360"/>
-      </w:pPr>
-      <w:rPr>
-        <w:rFonts w:hint="default"/>
-      </w:rPr>
-    </w:lvl>
-  </w:abstractNum>
-  <w:abstractNum w:abstractNumId="8" w15:restartNumberingAfterBreak="0">
-    <w:nsid w:val="121B481F"/>
-    <w:multiLevelType w:val="hybridMultilevel"/>
-    <w:tmpl w:val="CB3A2668"/>
-    <w:lvl w:ilvl="0" w:tplc="04090001">
-      <w:start w:val="1"/>
-      <w:numFmt w:val="bullet"/>
-      <w:lvlText w:val=""/>
-      <w:lvlJc w:val="left"/>
-      <w:pPr>
-        <w:ind w:left="1080" w:hanging="360"/>
-      </w:pPr>
-      <w:rPr>
-        <w:rFonts w:ascii="Symbol" w:hAnsi="Symbol" w:hint="default"/>
-      </w:rPr>
-    </w:lvl>
-    <w:lvl w:ilvl="1" w:tplc="04090003" w:tentative="1">
-      <w:start w:val="1"/>
-      <w:numFmt w:val="bullet"/>
-      <w:lvlText w:val="o"/>
-      <w:lvlJc w:val="left"/>
-      <w:pPr>
-        <w:ind w:left="1800" w:hanging="360"/>
-      </w:pPr>
-      <w:rPr>
-        <w:rFonts w:ascii="Courier New" w:hAnsi="Courier New" w:cs="Courier New" w:hint="default"/>
-      </w:rPr>
-    </w:lvl>
-    <w:lvl w:ilvl="2" w:tplc="04090005" w:tentative="1">
-      <w:start w:val="1"/>
-      <w:numFmt w:val="bullet"/>
-      <w:lvlText w:val=""/>
-      <w:lvlJc w:val="left"/>
-      <w:pPr>
-        <w:ind w:left="2520" w:hanging="360"/>
-      </w:pPr>
-      <w:rPr>
-        <w:rFonts w:ascii="Wingdings" w:hAnsi="Wingdings" w:hint="default"/>
-      </w:rPr>
-    </w:lvl>
-    <w:lvl w:ilvl="3" w:tplc="04090001" w:tentative="1">
-      <w:start w:val="1"/>
-      <w:numFmt w:val="bullet"/>
-      <w:lvlText w:val=""/>
-      <w:lvlJc w:val="left"/>
-      <w:pPr>
-        <w:ind w:left="3240" w:hanging="360"/>
-      </w:pPr>
-      <w:rPr>
-        <w:rFonts w:ascii="Symbol" w:hAnsi="Symbol" w:hint="default"/>
-      </w:rPr>
-    </w:lvl>
-    <w:lvl w:ilvl="4" w:tplc="04090003" w:tentative="1">
-      <w:start w:val="1"/>
-      <w:numFmt w:val="bullet"/>
-      <w:lvlText w:val="o"/>
-      <w:lvlJc w:val="left"/>
-      <w:pPr>
-        <w:ind w:left="3960" w:hanging="360"/>
-      </w:pPr>
-      <w:rPr>
-        <w:rFonts w:ascii="Courier New" w:hAnsi="Courier New" w:cs="Courier New" w:hint="default"/>
-      </w:rPr>
-    </w:lvl>
-    <w:lvl w:ilvl="5" w:tplc="04090005" w:tentative="1">
-      <w:start w:val="1"/>
-      <w:numFmt w:val="bullet"/>
-      <w:lvlText w:val=""/>
-      <w:lvlJc w:val="left"/>
-      <w:pPr>
-        <w:ind w:left="4680" w:hanging="360"/>
-      </w:pPr>
-      <w:rPr>
-        <w:rFonts w:ascii="Wingdings" w:hAnsi="Wingdings" w:hint="default"/>
-      </w:rPr>
-    </w:lvl>
-    <w:lvl w:ilvl="6" w:tplc="04090001" w:tentative="1">
-      <w:start w:val="1"/>
-      <w:numFmt w:val="bullet"/>
-      <w:lvlText w:val=""/>
-      <w:lvlJc w:val="left"/>
-      <w:pPr>
-        <w:ind w:left="5400" w:hanging="360"/>
-      </w:pPr>
-      <w:rPr>
-        <w:rFonts w:ascii="Symbol" w:hAnsi="Symbol" w:hint="default"/>
-      </w:rPr>
-    </w:lvl>
-    <w:lvl w:ilvl="7" w:tplc="04090003" w:tentative="1">
-      <w:start w:val="1"/>
-      <w:numFmt w:val="bullet"/>
-      <w:lvlText w:val="o"/>
-      <w:lvlJc w:val="left"/>
-      <w:pPr>
-        <w:ind w:left="6120" w:hanging="360"/>
-      </w:pPr>
-      <w:rPr>
-        <w:rFonts w:ascii="Courier New" w:hAnsi="Courier New" w:cs="Courier New" w:hint="default"/>
-      </w:rPr>
-    </w:lvl>
-    <w:lvl w:ilvl="8" w:tplc="04090005" w:tentative="1">
-      <w:start w:val="1"/>
-      <w:numFmt w:val="bullet"/>
-      <w:lvlText w:val=""/>
-      <w:lvlJc w:val="left"/>
-      <w:pPr>
-        <w:ind w:left="6840" w:hanging="360"/>
-      </w:pPr>
-      <w:rPr>
-        <w:rFonts w:ascii="Wingdings" w:hAnsi="Wingdings" w:hint="default"/>
-      </w:rPr>
-    </w:lvl>
-  </w:abstractNum>
-  <w:abstractNum w:abstractNumId="9" w15:restartNumberingAfterBreak="0">
+  <w:abstractNum w:abstractNumId="5" w15:restartNumberingAfterBreak="0">
     <w:nsid w:val="123D68F3"/>
     <w:multiLevelType w:val="hybridMultilevel"/>
     <w:tmpl w:val="23A858F6"/>
@@ -20666,7 +20571,7 @@
       </w:rPr>
     </w:lvl>
   </w:abstractNum>
-  <w:abstractNum w:abstractNumId="10" w15:restartNumberingAfterBreak="0">
+  <w:abstractNum w:abstractNumId="6" w15:restartNumberingAfterBreak="0">
     <w:nsid w:val="130433BC"/>
     <w:multiLevelType w:val="multilevel"/>
     <w:tmpl w:val="FAD6AB4C"/>
@@ -20815,7 +20720,7 @@
       </w:rPr>
     </w:lvl>
   </w:abstractNum>
-  <w:abstractNum w:abstractNumId="11" w15:restartNumberingAfterBreak="0">
+  <w:abstractNum w:abstractNumId="7" w15:restartNumberingAfterBreak="0">
     <w:nsid w:val="14FF1CB9"/>
     <w:multiLevelType w:val="multilevel"/>
     <w:tmpl w:val="33A22FB6"/>
@@ -20928,7 +20833,7 @@
       </w:pPr>
     </w:lvl>
   </w:abstractNum>
-  <w:abstractNum w:abstractNumId="12" w15:restartNumberingAfterBreak="0">
+  <w:abstractNum w:abstractNumId="8" w15:restartNumberingAfterBreak="0">
     <w:nsid w:val="15CC6E72"/>
     <w:multiLevelType w:val="multilevel"/>
     <w:tmpl w:val="A8B259CA"/>
@@ -21041,7 +20946,7 @@
       </w:pPr>
     </w:lvl>
   </w:abstractNum>
-  <w:abstractNum w:abstractNumId="13" w15:restartNumberingAfterBreak="0">
+  <w:abstractNum w:abstractNumId="9" w15:restartNumberingAfterBreak="0">
     <w:nsid w:val="166A1057"/>
     <w:multiLevelType w:val="multilevel"/>
     <w:tmpl w:val="1CDEBC74"/>
@@ -21154,7 +21059,7 @@
       </w:pPr>
     </w:lvl>
   </w:abstractNum>
-  <w:abstractNum w:abstractNumId="14" w15:restartNumberingAfterBreak="0">
+  <w:abstractNum w:abstractNumId="10" w15:restartNumberingAfterBreak="0">
     <w:nsid w:val="176F2680"/>
     <w:multiLevelType w:val="hybridMultilevel"/>
     <w:tmpl w:val="29A04316"/>
@@ -21243,7 +21148,7 @@
       </w:pPr>
     </w:lvl>
   </w:abstractNum>
-  <w:abstractNum w:abstractNumId="15" w15:restartNumberingAfterBreak="0">
+  <w:abstractNum w:abstractNumId="11" w15:restartNumberingAfterBreak="0">
     <w:nsid w:val="179734F5"/>
     <w:multiLevelType w:val="multilevel"/>
     <w:tmpl w:val="965E304C"/>
@@ -21356,117 +21261,7 @@
       </w:pPr>
     </w:lvl>
   </w:abstractNum>
-  <w:abstractNum w:abstractNumId="16" w15:restartNumberingAfterBreak="0">
-    <w:nsid w:val="19713C21"/>
-    <w:multiLevelType w:val="multilevel"/>
-    <w:tmpl w:val="D8BEB18A"/>
-    <w:lvl w:ilvl="0">
-      <w:start w:val="1"/>
-      <w:numFmt w:val="lowerLetter"/>
-      <w:lvlText w:val="%1."/>
-      <w:lvlJc w:val="left"/>
-      <w:pPr>
-        <w:tabs>
-          <w:tab w:val="num" w:pos="1800"/>
-        </w:tabs>
-        <w:ind w:left="1800" w:hanging="360"/>
-      </w:pPr>
-    </w:lvl>
-    <w:lvl w:ilvl="1">
-      <w:start w:val="1"/>
-      <w:numFmt w:val="decimal"/>
-      <w:lvlText w:val="%2."/>
-      <w:lvlJc w:val="left"/>
-      <w:pPr>
-        <w:tabs>
-          <w:tab w:val="num" w:pos="2700"/>
-        </w:tabs>
-        <w:ind w:left="2700" w:hanging="360"/>
-      </w:pPr>
-    </w:lvl>
-    <w:lvl w:ilvl="2">
-      <w:start w:val="1"/>
-      <w:numFmt w:val="lowerRoman"/>
-      <w:lvlText w:val="%3."/>
-      <w:lvlJc w:val="right"/>
-      <w:pPr>
-        <w:ind w:left="3240" w:hanging="360"/>
-      </w:pPr>
-    </w:lvl>
-    <w:lvl w:ilvl="3">
-      <w:start w:val="1"/>
-      <w:numFmt w:val="decimal"/>
-      <w:lvlText w:val="%4."/>
-      <w:lvlJc w:val="left"/>
-      <w:pPr>
-        <w:tabs>
-          <w:tab w:val="num" w:pos="3960"/>
-        </w:tabs>
-        <w:ind w:left="3960" w:hanging="360"/>
-      </w:pPr>
-    </w:lvl>
-    <w:lvl w:ilvl="4">
-      <w:start w:val="1"/>
-      <w:numFmt w:val="decimal"/>
-      <w:lvlText w:val="%5."/>
-      <w:lvlJc w:val="left"/>
-      <w:pPr>
-        <w:tabs>
-          <w:tab w:val="num" w:pos="4680"/>
-        </w:tabs>
-        <w:ind w:left="4680" w:hanging="360"/>
-      </w:pPr>
-    </w:lvl>
-    <w:lvl w:ilvl="5">
-      <w:start w:val="1"/>
-      <w:numFmt w:val="lowerLetter"/>
-      <w:lvlText w:val="%6."/>
-      <w:lvlJc w:val="left"/>
-      <w:pPr>
-        <w:ind w:left="5400" w:hanging="360"/>
-      </w:pPr>
-      <w:rPr>
-        <w:rFonts w:hint="default"/>
-      </w:rPr>
-    </w:lvl>
-    <w:lvl w:ilvl="6">
-      <w:start w:val="1"/>
-      <w:numFmt w:val="decimal"/>
-      <w:lvlText w:val="%7."/>
-      <w:lvlJc w:val="left"/>
-      <w:pPr>
-        <w:tabs>
-          <w:tab w:val="num" w:pos="6120"/>
-        </w:tabs>
-        <w:ind w:left="6120" w:hanging="360"/>
-      </w:pPr>
-    </w:lvl>
-    <w:lvl w:ilvl="7" w:tentative="1">
-      <w:start w:val="1"/>
-      <w:numFmt w:val="decimal"/>
-      <w:lvlText w:val="%8."/>
-      <w:lvlJc w:val="left"/>
-      <w:pPr>
-        <w:tabs>
-          <w:tab w:val="num" w:pos="6840"/>
-        </w:tabs>
-        <w:ind w:left="6840" w:hanging="360"/>
-      </w:pPr>
-    </w:lvl>
-    <w:lvl w:ilvl="8" w:tentative="1">
-      <w:start w:val="1"/>
-      <w:numFmt w:val="decimal"/>
-      <w:lvlText w:val="%9."/>
-      <w:lvlJc w:val="left"/>
-      <w:pPr>
-        <w:tabs>
-          <w:tab w:val="num" w:pos="7560"/>
-        </w:tabs>
-        <w:ind w:left="7560" w:hanging="360"/>
-      </w:pPr>
-    </w:lvl>
-  </w:abstractNum>
-  <w:abstractNum w:abstractNumId="17" w15:restartNumberingAfterBreak="0">
+  <w:abstractNum w:abstractNumId="12" w15:restartNumberingAfterBreak="0">
     <w:nsid w:val="20CC715A"/>
     <w:multiLevelType w:val="multilevel"/>
     <w:tmpl w:val="97EA6EFC"/>
@@ -21579,7 +21374,7 @@
       </w:pPr>
     </w:lvl>
   </w:abstractNum>
-  <w:abstractNum w:abstractNumId="18" w15:restartNumberingAfterBreak="0">
+  <w:abstractNum w:abstractNumId="13" w15:restartNumberingAfterBreak="0">
     <w:nsid w:val="22D510E9"/>
     <w:multiLevelType w:val="multilevel"/>
     <w:tmpl w:val="01EE6AB0"/>
@@ -21692,120 +21487,7 @@
       </w:pPr>
     </w:lvl>
   </w:abstractNum>
-  <w:abstractNum w:abstractNumId="19" w15:restartNumberingAfterBreak="0">
-    <w:nsid w:val="2C0A342E"/>
-    <w:multiLevelType w:val="hybridMultilevel"/>
-    <w:tmpl w:val="21C28FC8"/>
-    <w:lvl w:ilvl="0" w:tplc="04090001">
-      <w:start w:val="1"/>
-      <w:numFmt w:val="bullet"/>
-      <w:lvlText w:val=""/>
-      <w:lvlJc w:val="left"/>
-      <w:pPr>
-        <w:ind w:left="1080" w:hanging="360"/>
-      </w:pPr>
-      <w:rPr>
-        <w:rFonts w:ascii="Symbol" w:hAnsi="Symbol" w:hint="default"/>
-      </w:rPr>
-    </w:lvl>
-    <w:lvl w:ilvl="1" w:tplc="04090003" w:tentative="1">
-      <w:start w:val="1"/>
-      <w:numFmt w:val="bullet"/>
-      <w:lvlText w:val="o"/>
-      <w:lvlJc w:val="left"/>
-      <w:pPr>
-        <w:ind w:left="1800" w:hanging="360"/>
-      </w:pPr>
-      <w:rPr>
-        <w:rFonts w:ascii="Courier New" w:hAnsi="Courier New" w:cs="Courier New" w:hint="default"/>
-      </w:rPr>
-    </w:lvl>
-    <w:lvl w:ilvl="2" w:tplc="04090005" w:tentative="1">
-      <w:start w:val="1"/>
-      <w:numFmt w:val="bullet"/>
-      <w:lvlText w:val=""/>
-      <w:lvlJc w:val="left"/>
-      <w:pPr>
-        <w:ind w:left="2520" w:hanging="360"/>
-      </w:pPr>
-      <w:rPr>
-        <w:rFonts w:ascii="Wingdings" w:hAnsi="Wingdings" w:hint="default"/>
-      </w:rPr>
-    </w:lvl>
-    <w:lvl w:ilvl="3" w:tplc="04090001" w:tentative="1">
-      <w:start w:val="1"/>
-      <w:numFmt w:val="bullet"/>
-      <w:lvlText w:val=""/>
-      <w:lvlJc w:val="left"/>
-      <w:pPr>
-        <w:ind w:left="3240" w:hanging="360"/>
-      </w:pPr>
-      <w:rPr>
-        <w:rFonts w:ascii="Symbol" w:hAnsi="Symbol" w:hint="default"/>
-      </w:rPr>
-    </w:lvl>
-    <w:lvl w:ilvl="4" w:tplc="04090003" w:tentative="1">
-      <w:start w:val="1"/>
-      <w:numFmt w:val="bullet"/>
-      <w:lvlText w:val="o"/>
-      <w:lvlJc w:val="left"/>
-      <w:pPr>
-        <w:ind w:left="3960" w:hanging="360"/>
-      </w:pPr>
-      <w:rPr>
-        <w:rFonts w:ascii="Courier New" w:hAnsi="Courier New" w:cs="Courier New" w:hint="default"/>
-      </w:rPr>
-    </w:lvl>
-    <w:lvl w:ilvl="5" w:tplc="04090005" w:tentative="1">
-      <w:start w:val="1"/>
-      <w:numFmt w:val="bullet"/>
-      <w:lvlText w:val=""/>
-      <w:lvlJc w:val="left"/>
-      <w:pPr>
-        <w:ind w:left="4680" w:hanging="360"/>
-      </w:pPr>
-      <w:rPr>
-        <w:rFonts w:ascii="Wingdings" w:hAnsi="Wingdings" w:hint="default"/>
-      </w:rPr>
-    </w:lvl>
-    <w:lvl w:ilvl="6" w:tplc="04090001" w:tentative="1">
-      <w:start w:val="1"/>
-      <w:numFmt w:val="bullet"/>
-      <w:lvlText w:val=""/>
-      <w:lvlJc w:val="left"/>
-      <w:pPr>
-        <w:ind w:left="5400" w:hanging="360"/>
-      </w:pPr>
-      <w:rPr>
-        <w:rFonts w:ascii="Symbol" w:hAnsi="Symbol" w:hint="default"/>
-      </w:rPr>
-    </w:lvl>
-    <w:lvl w:ilvl="7" w:tplc="04090003" w:tentative="1">
-      <w:start w:val="1"/>
-      <w:numFmt w:val="bullet"/>
-      <w:lvlText w:val="o"/>
-      <w:lvlJc w:val="left"/>
-      <w:pPr>
-        <w:ind w:left="6120" w:hanging="360"/>
-      </w:pPr>
-      <w:rPr>
-        <w:rFonts w:ascii="Courier New" w:hAnsi="Courier New" w:cs="Courier New" w:hint="default"/>
-      </w:rPr>
-    </w:lvl>
-    <w:lvl w:ilvl="8" w:tplc="04090005" w:tentative="1">
-      <w:start w:val="1"/>
-      <w:numFmt w:val="bullet"/>
-      <w:lvlText w:val=""/>
-      <w:lvlJc w:val="left"/>
-      <w:pPr>
-        <w:ind w:left="6840" w:hanging="360"/>
-      </w:pPr>
-      <w:rPr>
-        <w:rFonts w:ascii="Wingdings" w:hAnsi="Wingdings" w:hint="default"/>
-      </w:rPr>
-    </w:lvl>
-  </w:abstractNum>
-  <w:abstractNum w:abstractNumId="20" w15:restartNumberingAfterBreak="0">
+  <w:abstractNum w:abstractNumId="14" w15:restartNumberingAfterBreak="0">
     <w:nsid w:val="2C271BD3"/>
     <w:multiLevelType w:val="multilevel"/>
     <w:tmpl w:val="848A20F4"/>
@@ -21939,7 +21621,7 @@
       </w:rPr>
     </w:lvl>
   </w:abstractNum>
-  <w:abstractNum w:abstractNumId="21" w15:restartNumberingAfterBreak="0">
+  <w:abstractNum w:abstractNumId="15" w15:restartNumberingAfterBreak="0">
     <w:nsid w:val="2DB4103C"/>
     <w:multiLevelType w:val="multilevel"/>
     <w:tmpl w:val="03485EC2"/>
@@ -22052,7 +21734,7 @@
       </w:pPr>
     </w:lvl>
   </w:abstractNum>
-  <w:abstractNum w:abstractNumId="22" w15:restartNumberingAfterBreak="0">
+  <w:abstractNum w:abstractNumId="16" w15:restartNumberingAfterBreak="0">
     <w:nsid w:val="2E0F2357"/>
     <w:multiLevelType w:val="multilevel"/>
     <w:tmpl w:val="0036571E"/>
@@ -22165,7 +21847,7 @@
       </w:pPr>
     </w:lvl>
   </w:abstractNum>
-  <w:abstractNum w:abstractNumId="23" w15:restartNumberingAfterBreak="0">
+  <w:abstractNum w:abstractNumId="17" w15:restartNumberingAfterBreak="0">
     <w:nsid w:val="2E2E5478"/>
     <w:multiLevelType w:val="hybridMultilevel"/>
     <w:tmpl w:val="A342B7DC"/>
@@ -22278,7 +21960,7 @@
       </w:rPr>
     </w:lvl>
   </w:abstractNum>
-  <w:abstractNum w:abstractNumId="24" w15:restartNumberingAfterBreak="0">
+  <w:abstractNum w:abstractNumId="18" w15:restartNumberingAfterBreak="0">
     <w:nsid w:val="3148581B"/>
     <w:multiLevelType w:val="hybridMultilevel"/>
     <w:tmpl w:val="9C0E489A"/>
@@ -22391,7 +22073,7 @@
       </w:rPr>
     </w:lvl>
   </w:abstractNum>
-  <w:abstractNum w:abstractNumId="25" w15:restartNumberingAfterBreak="0">
+  <w:abstractNum w:abstractNumId="19" w15:restartNumberingAfterBreak="0">
     <w:nsid w:val="317049FE"/>
     <w:multiLevelType w:val="multilevel"/>
     <w:tmpl w:val="9830DD30"/>
@@ -22540,156 +22222,7 @@
       </w:rPr>
     </w:lvl>
   </w:abstractNum>
-  <w:abstractNum w:abstractNumId="26" w15:restartNumberingAfterBreak="0">
-    <w:nsid w:val="318C7D7C"/>
-    <w:multiLevelType w:val="multilevel"/>
-    <w:tmpl w:val="C80284B4"/>
-    <w:lvl w:ilvl="0">
-      <w:start w:val="1"/>
-      <w:numFmt w:val="bullet"/>
-      <w:lvlText w:val=""/>
-      <w:lvlJc w:val="left"/>
-      <w:pPr>
-        <w:tabs>
-          <w:tab w:val="num" w:pos="720"/>
-        </w:tabs>
-        <w:ind w:left="720" w:hanging="360"/>
-      </w:pPr>
-      <w:rPr>
-        <w:rFonts w:ascii="Symbol" w:hAnsi="Symbol" w:hint="default"/>
-        <w:sz w:val="20"/>
-      </w:rPr>
-    </w:lvl>
-    <w:lvl w:ilvl="1" w:tentative="1">
-      <w:start w:val="1"/>
-      <w:numFmt w:val="bullet"/>
-      <w:lvlText w:val="o"/>
-      <w:lvlJc w:val="left"/>
-      <w:pPr>
-        <w:tabs>
-          <w:tab w:val="num" w:pos="1440"/>
-        </w:tabs>
-        <w:ind w:left="1440" w:hanging="360"/>
-      </w:pPr>
-      <w:rPr>
-        <w:rFonts w:ascii="Courier New" w:hAnsi="Courier New" w:hint="default"/>
-        <w:sz w:val="20"/>
-      </w:rPr>
-    </w:lvl>
-    <w:lvl w:ilvl="2" w:tentative="1">
-      <w:start w:val="1"/>
-      <w:numFmt w:val="bullet"/>
-      <w:lvlText w:val=""/>
-      <w:lvlJc w:val="left"/>
-      <w:pPr>
-        <w:tabs>
-          <w:tab w:val="num" w:pos="2160"/>
-        </w:tabs>
-        <w:ind w:left="2160" w:hanging="360"/>
-      </w:pPr>
-      <w:rPr>
-        <w:rFonts w:ascii="Wingdings" w:hAnsi="Wingdings" w:hint="default"/>
-        <w:sz w:val="20"/>
-      </w:rPr>
-    </w:lvl>
-    <w:lvl w:ilvl="3" w:tentative="1">
-      <w:start w:val="1"/>
-      <w:numFmt w:val="bullet"/>
-      <w:lvlText w:val=""/>
-      <w:lvlJc w:val="left"/>
-      <w:pPr>
-        <w:tabs>
-          <w:tab w:val="num" w:pos="2880"/>
-        </w:tabs>
-        <w:ind w:left="2880" w:hanging="360"/>
-      </w:pPr>
-      <w:rPr>
-        <w:rFonts w:ascii="Wingdings" w:hAnsi="Wingdings" w:hint="default"/>
-        <w:sz w:val="20"/>
-      </w:rPr>
-    </w:lvl>
-    <w:lvl w:ilvl="4" w:tentative="1">
-      <w:start w:val="1"/>
-      <w:numFmt w:val="bullet"/>
-      <w:lvlText w:val=""/>
-      <w:lvlJc w:val="left"/>
-      <w:pPr>
-        <w:tabs>
-          <w:tab w:val="num" w:pos="3600"/>
-        </w:tabs>
-        <w:ind w:left="3600" w:hanging="360"/>
-      </w:pPr>
-      <w:rPr>
-        <w:rFonts w:ascii="Wingdings" w:hAnsi="Wingdings" w:hint="default"/>
-        <w:sz w:val="20"/>
-      </w:rPr>
-    </w:lvl>
-    <w:lvl w:ilvl="5" w:tentative="1">
-      <w:start w:val="1"/>
-      <w:numFmt w:val="bullet"/>
-      <w:lvlText w:val=""/>
-      <w:lvlJc w:val="left"/>
-      <w:pPr>
-        <w:tabs>
-          <w:tab w:val="num" w:pos="4320"/>
-        </w:tabs>
-        <w:ind w:left="4320" w:hanging="360"/>
-      </w:pPr>
-      <w:rPr>
-        <w:rFonts w:ascii="Wingdings" w:hAnsi="Wingdings" w:hint="default"/>
-        <w:sz w:val="20"/>
-      </w:rPr>
-    </w:lvl>
-    <w:lvl w:ilvl="6" w:tentative="1">
-      <w:start w:val="1"/>
-      <w:numFmt w:val="bullet"/>
-      <w:lvlText w:val=""/>
-      <w:lvlJc w:val="left"/>
-      <w:pPr>
-        <w:tabs>
-          <w:tab w:val="num" w:pos="5040"/>
-        </w:tabs>
-        <w:ind w:left="5040" w:hanging="360"/>
-      </w:pPr>
-      <w:rPr>
-        <w:rFonts w:ascii="Wingdings" w:hAnsi="Wingdings" w:hint="default"/>
-        <w:sz w:val="20"/>
-      </w:rPr>
-    </w:lvl>
-    <w:lvl w:ilvl="7" w:tentative="1">
-      <w:start w:val="1"/>
-      <w:numFmt w:val="bullet"/>
-      <w:lvlText w:val=""/>
-      <w:lvlJc w:val="left"/>
-      <w:pPr>
-        <w:tabs>
-          <w:tab w:val="num" w:pos="5760"/>
-        </w:tabs>
-        <w:ind w:left="5760" w:hanging="360"/>
-      </w:pPr>
-      <w:rPr>
-        <w:rFonts w:ascii="Wingdings" w:hAnsi="Wingdings" w:hint="default"/>
-        <w:sz w:val="20"/>
-      </w:rPr>
-    </w:lvl>
-    <w:lvl w:ilvl="8" w:tentative="1">
-      <w:start w:val="1"/>
-      <w:numFmt w:val="bullet"/>
-      <w:lvlText w:val=""/>
-      <w:lvlJc w:val="left"/>
-      <w:pPr>
-        <w:tabs>
-          <w:tab w:val="num" w:pos="6480"/>
-        </w:tabs>
-        <w:ind w:left="6480" w:hanging="360"/>
-      </w:pPr>
-      <w:rPr>
-        <w:rFonts w:ascii="Wingdings" w:hAnsi="Wingdings" w:hint="default"/>
-        <w:sz w:val="20"/>
-      </w:rPr>
-    </w:lvl>
-  </w:abstractNum>
-  <w:abstractNum w:abstractNumId="27" w15:restartNumberingAfterBreak="0">
+  <w:abstractNum w:abstractNumId="20" w15:restartNumberingAfterBreak="0">
     <w:nsid w:val="3222083D"/>
     <w:multiLevelType w:val="multilevel"/>
     <w:tmpl w:val="87B6B222"/>
@@ -22802,7 +22335,7 @@
       </w:pPr>
     </w:lvl>
   </w:abstractNum>
-  <w:abstractNum w:abstractNumId="28" w15:restartNumberingAfterBreak="0">
+  <w:abstractNum w:abstractNumId="21" w15:restartNumberingAfterBreak="0">
     <w:nsid w:val="32A063D2"/>
     <w:multiLevelType w:val="hybridMultilevel"/>
     <w:tmpl w:val="832813CA"/>
@@ -22888,7 +22421,7 @@
       </w:pPr>
     </w:lvl>
   </w:abstractNum>
-  <w:abstractNum w:abstractNumId="29" w15:restartNumberingAfterBreak="0">
+  <w:abstractNum w:abstractNumId="22" w15:restartNumberingAfterBreak="0">
     <w:nsid w:val="359E3D29"/>
     <w:multiLevelType w:val="hybridMultilevel"/>
     <w:tmpl w:val="0A642070"/>
@@ -23001,7 +22534,7 @@
       </w:rPr>
     </w:lvl>
   </w:abstractNum>
-  <w:abstractNum w:abstractNumId="30" w15:restartNumberingAfterBreak="0">
+  <w:abstractNum w:abstractNumId="23" w15:restartNumberingAfterBreak="0">
     <w:nsid w:val="36BA3FBC"/>
     <w:multiLevelType w:val="multilevel"/>
     <w:tmpl w:val="45400E5A"/>
@@ -23114,7 +22647,7 @@
       </w:pPr>
     </w:lvl>
   </w:abstractNum>
-  <w:abstractNum w:abstractNumId="31" w15:restartNumberingAfterBreak="0">
+  <w:abstractNum w:abstractNumId="24" w15:restartNumberingAfterBreak="0">
     <w:nsid w:val="3E2C65B4"/>
     <w:multiLevelType w:val="multilevel"/>
     <w:tmpl w:val="EDEE8924"/>
@@ -23231,7 +22764,7 @@
       </w:pPr>
     </w:lvl>
   </w:abstractNum>
-  <w:abstractNum w:abstractNumId="32" w15:restartNumberingAfterBreak="0">
+  <w:abstractNum w:abstractNumId="25" w15:restartNumberingAfterBreak="0">
     <w:nsid w:val="3E6E36EB"/>
     <w:multiLevelType w:val="hybridMultilevel"/>
     <w:tmpl w:val="0B503A56"/>
@@ -23317,7 +22850,7 @@
       </w:pPr>
     </w:lvl>
   </w:abstractNum>
-  <w:abstractNum w:abstractNumId="33" w15:restartNumberingAfterBreak="0">
+  <w:abstractNum w:abstractNumId="26" w15:restartNumberingAfterBreak="0">
     <w:nsid w:val="407D4827"/>
     <w:multiLevelType w:val="multilevel"/>
     <w:tmpl w:val="8C1804EC"/>
@@ -23430,7 +22963,7 @@
       </w:pPr>
     </w:lvl>
   </w:abstractNum>
-  <w:abstractNum w:abstractNumId="34" w15:restartNumberingAfterBreak="0">
+  <w:abstractNum w:abstractNumId="27" w15:restartNumberingAfterBreak="0">
     <w:nsid w:val="43461E22"/>
     <w:multiLevelType w:val="hybridMultilevel"/>
     <w:tmpl w:val="5F303B44"/>
@@ -23543,7 +23076,7 @@
       </w:rPr>
     </w:lvl>
   </w:abstractNum>
-  <w:abstractNum w:abstractNumId="35" w15:restartNumberingAfterBreak="0">
+  <w:abstractNum w:abstractNumId="28" w15:restartNumberingAfterBreak="0">
     <w:nsid w:val="46CA748B"/>
     <w:multiLevelType w:val="multilevel"/>
     <w:tmpl w:val="80C69E42"/>
@@ -23656,7 +23189,7 @@
       </w:pPr>
     </w:lvl>
   </w:abstractNum>
-  <w:abstractNum w:abstractNumId="36" w15:restartNumberingAfterBreak="0">
+  <w:abstractNum w:abstractNumId="29" w15:restartNumberingAfterBreak="0">
     <w:nsid w:val="47C1062A"/>
     <w:multiLevelType w:val="multilevel"/>
     <w:tmpl w:val="33581706"/>
@@ -23769,7 +23302,7 @@
       </w:pPr>
     </w:lvl>
   </w:abstractNum>
-  <w:abstractNum w:abstractNumId="37" w15:restartNumberingAfterBreak="0">
+  <w:abstractNum w:abstractNumId="30" w15:restartNumberingAfterBreak="0">
     <w:nsid w:val="494A5B19"/>
     <w:multiLevelType w:val="multilevel"/>
     <w:tmpl w:val="45400E5A"/>
@@ -23882,7 +23415,7 @@
       </w:pPr>
     </w:lvl>
   </w:abstractNum>
-  <w:abstractNum w:abstractNumId="38" w15:restartNumberingAfterBreak="0">
+  <w:abstractNum w:abstractNumId="31" w15:restartNumberingAfterBreak="0">
     <w:nsid w:val="497C6FA1"/>
     <w:multiLevelType w:val="hybridMultilevel"/>
     <w:tmpl w:val="832813CA"/>
@@ -23968,227 +23501,7 @@
       </w:pPr>
     </w:lvl>
   </w:abstractNum>
-  <w:abstractNum w:abstractNumId="39" w15:restartNumberingAfterBreak="0">
-    <w:nsid w:val="4B886FBB"/>
-    <w:multiLevelType w:val="hybridMultilevel"/>
-    <w:tmpl w:val="17800FBC"/>
-    <w:lvl w:ilvl="0" w:tplc="0409000F">
-      <w:start w:val="1"/>
-      <w:numFmt w:val="decimal"/>
-      <w:lvlText w:val="%1."/>
-      <w:lvlJc w:val="left"/>
-      <w:pPr>
-        <w:ind w:left="720" w:hanging="360"/>
-      </w:pPr>
-    </w:lvl>
-    <w:lvl w:ilvl="1" w:tplc="04090019" w:tentative="1">
-      <w:start w:val="1"/>
-      <w:numFmt w:val="lowerLetter"/>
-      <w:lvlText w:val="%2."/>
-      <w:lvlJc w:val="left"/>
-      <w:pPr>
-        <w:ind w:left="1440" w:hanging="360"/>
-      </w:pPr>
-    </w:lvl>
-    <w:lvl w:ilvl="2" w:tplc="0409001B" w:tentative="1">
-      <w:start w:val="1"/>
-      <w:numFmt w:val="lowerRoman"/>
-      <w:lvlText w:val="%3."/>
-      <w:lvlJc w:val="right"/>
-      <w:pPr>
-        <w:ind w:left="2160" w:hanging="180"/>
-      </w:pPr>
-    </w:lvl>
-    <w:lvl w:ilvl="3" w:tplc="0409000F" w:tentative="1">
-      <w:start w:val="1"/>
-      <w:numFmt w:val="decimal"/>
-      <w:lvlText w:val="%4."/>
-      <w:lvlJc w:val="left"/>
-      <w:pPr>
-        <w:ind w:left="2880" w:hanging="360"/>
-      </w:pPr>
-    </w:lvl>
-    <w:lvl w:ilvl="4" w:tplc="04090019" w:tentative="1">
-      <w:start w:val="1"/>
-      <w:numFmt w:val="lowerLetter"/>
-      <w:lvlText w:val="%5."/>
-      <w:lvlJc w:val="left"/>
-      <w:pPr>
-        <w:ind w:left="3600" w:hanging="360"/>
-      </w:pPr>
-    </w:lvl>
-    <w:lvl w:ilvl="5" w:tplc="0409001B" w:tentative="1">
-      <w:start w:val="1"/>
-      <w:numFmt w:val="lowerRoman"/>
-      <w:lvlText w:val="%6."/>
-      <w:lvlJc w:val="right"/>
-      <w:pPr>
-        <w:ind w:left="4320" w:hanging="180"/>
-      </w:pPr>
-    </w:lvl>
-    <w:lvl w:ilvl="6" w:tplc="0409000F" w:tentative="1">
-      <w:start w:val="1"/>
-      <w:numFmt w:val="decimal"/>
-      <w:lvlText w:val="%7."/>
-      <w:lvlJc w:val="left"/>
-      <w:pPr>
-        <w:ind w:left="5040" w:hanging="360"/>
-      </w:pPr>
-    </w:lvl>
-    <w:lvl w:ilvl="7" w:tplc="04090019" w:tentative="1">
-      <w:start w:val="1"/>
-      <w:numFmt w:val="lowerLetter"/>
-      <w:lvlText w:val="%8."/>
-      <w:lvlJc w:val="left"/>
-      <w:pPr>
-        <w:ind w:left="5760" w:hanging="360"/>
-      </w:pPr>
-    </w:lvl>
-    <w:lvl w:ilvl="8" w:tplc="0409001B" w:tentative="1">
-      <w:start w:val="1"/>
-      <w:numFmt w:val="lowerRoman"/>
-      <w:lvlText w:val="%9."/>
-      <w:lvlJc w:val="right"/>
-      <w:pPr>
-        <w:ind w:left="6480" w:hanging="180"/>
-      </w:pPr>
-    </w:lvl>
-  </w:abstractNum>
-  <w:abstractNum w:abstractNumId="40" w15:restartNumberingAfterBreak="0">
-    <w:nsid w:val="4BBC3233"/>
-    <w:multiLevelType w:val="multilevel"/>
-    <w:tmpl w:val="848A20F4"/>
-    <w:lvl w:ilvl="0">
-      <w:start w:val="4"/>
-      <w:numFmt w:val="decimal"/>
-      <w:lvlText w:val="%1."/>
-      <w:lvlJc w:val="left"/>
-      <w:pPr>
-        <w:tabs>
-          <w:tab w:val="num" w:pos="720"/>
-        </w:tabs>
-        <w:ind w:left="720" w:hanging="360"/>
-      </w:pPr>
-      <w:rPr>
-        <w:rFonts w:hint="default"/>
-      </w:rPr>
-    </w:lvl>
-    <w:lvl w:ilvl="1">
-      <w:start w:val="1"/>
-      <w:numFmt w:val="decimal"/>
-      <w:lvlText w:val="%2."/>
-      <w:lvlJc w:val="left"/>
-      <w:pPr>
-        <w:tabs>
-          <w:tab w:val="num" w:pos="1620"/>
-        </w:tabs>
-        <w:ind w:left="1620" w:hanging="360"/>
-      </w:pPr>
-      <w:rPr>
-        <w:rFonts w:hint="default"/>
-      </w:rPr>
-    </w:lvl>
-    <w:lvl w:ilvl="2">
-      <w:start w:val="1"/>
-      <w:numFmt w:val="lowerRoman"/>
-      <w:lvlText w:val="%3."/>
-      <w:lvlJc w:val="right"/>
-      <w:pPr>
-        <w:ind w:left="2160" w:hanging="360"/>
-      </w:pPr>
-      <w:rPr>
-        <w:rFonts w:hint="default"/>
-      </w:rPr>
-    </w:lvl>
-    <w:lvl w:ilvl="3">
-      <w:start w:val="1"/>
-      <w:numFmt w:val="decimal"/>
-      <w:lvlText w:val="%4."/>
-      <w:lvlJc w:val="left"/>
-      <w:pPr>
-        <w:tabs>
-          <w:tab w:val="num" w:pos="2880"/>
-        </w:tabs>
-        <w:ind w:left="2880" w:hanging="360"/>
-      </w:pPr>
-      <w:rPr>
-        <w:rFonts w:hint="default"/>
-      </w:rPr>
-    </w:lvl>
-    <w:lvl w:ilvl="4">
-      <w:start w:val="1"/>
-      <w:numFmt w:val="decimal"/>
-      <w:lvlText w:val="%5."/>
-      <w:lvlJc w:val="left"/>
-      <w:pPr>
-        <w:tabs>
-          <w:tab w:val="num" w:pos="3600"/>
-        </w:tabs>
-        <w:ind w:left="3600" w:hanging="360"/>
-      </w:pPr>
-      <w:rPr>
-        <w:rFonts w:hint="default"/>
-      </w:rPr>
-    </w:lvl>
-    <w:lvl w:ilvl="5">
-      <w:start w:val="1"/>
-      <w:numFmt w:val="lowerLetter"/>
-      <w:lvlText w:val="%6."/>
-      <w:lvlJc w:val="left"/>
-      <w:pPr>
-        <w:ind w:left="4320" w:hanging="360"/>
-      </w:pPr>
-      <w:rPr>
-        <w:rFonts w:hint="default"/>
-      </w:rPr>
-    </w:lvl>
-    <w:lvl w:ilvl="6">
-      <w:start w:val="1"/>
-      <w:numFmt w:val="decimal"/>
-      <w:lvlText w:val="%7."/>
-      <w:lvlJc w:val="left"/>
-      <w:pPr>
-        <w:tabs>
-          <w:tab w:val="num" w:pos="5040"/>
-        </w:tabs>
-        <w:ind w:left="5040" w:hanging="360"/>
-      </w:pPr>
-      <w:rPr>
-        <w:rFonts w:hint="default"/>
-      </w:rPr>
-    </w:lvl>
-    <w:lvl w:ilvl="7">
-      <w:start w:val="1"/>
-      <w:numFmt w:val="decimal"/>
-      <w:lvlText w:val="%8."/>
-      <w:lvlJc w:val="left"/>
-      <w:pPr>
-        <w:tabs>
-          <w:tab w:val="num" w:pos="5760"/>
-        </w:tabs>
-        <w:ind w:left="5760" w:hanging="360"/>
-      </w:pPr>
-      <w:rPr>
-        <w:rFonts w:hint="default"/>
-      </w:rPr>
-    </w:lvl>
-    <w:lvl w:ilvl="8">
-      <w:start w:val="1"/>
-      <w:numFmt w:val="decimal"/>
-      <w:lvlText w:val="%9."/>
-      <w:lvlJc w:val="left"/>
-      <w:pPr>
-        <w:tabs>
-          <w:tab w:val="num" w:pos="6480"/>
-        </w:tabs>
-        <w:ind w:left="6480" w:hanging="360"/>
-      </w:pPr>
-      <w:rPr>
-        <w:rFonts w:hint="default"/>
-      </w:rPr>
-    </w:lvl>
-  </w:abstractNum>
-  <w:abstractNum w:abstractNumId="41" w15:restartNumberingAfterBreak="0">
+  <w:abstractNum w:abstractNumId="32" w15:restartNumberingAfterBreak="0">
     <w:nsid w:val="4DAA4438"/>
     <w:multiLevelType w:val="multilevel"/>
     <w:tmpl w:val="C4AEEF60"/>
@@ -24301,7 +23614,7 @@
       </w:pPr>
     </w:lvl>
   </w:abstractNum>
-  <w:abstractNum w:abstractNumId="42" w15:restartNumberingAfterBreak="0">
+  <w:abstractNum w:abstractNumId="33" w15:restartNumberingAfterBreak="0">
     <w:nsid w:val="4E170E5C"/>
     <w:multiLevelType w:val="multilevel"/>
     <w:tmpl w:val="09E043E6"/>
@@ -24414,7 +23727,7 @@
       </w:pPr>
     </w:lvl>
   </w:abstractNum>
-  <w:abstractNum w:abstractNumId="43" w15:restartNumberingAfterBreak="0">
+  <w:abstractNum w:abstractNumId="34" w15:restartNumberingAfterBreak="0">
     <w:nsid w:val="4F652518"/>
     <w:multiLevelType w:val="multilevel"/>
     <w:tmpl w:val="6FF4502A"/>
@@ -24563,7 +23876,7 @@
       </w:rPr>
     </w:lvl>
   </w:abstractNum>
-  <w:abstractNum w:abstractNumId="44" w15:restartNumberingAfterBreak="0">
+  <w:abstractNum w:abstractNumId="35" w15:restartNumberingAfterBreak="0">
     <w:nsid w:val="54311F5E"/>
     <w:multiLevelType w:val="multilevel"/>
     <w:tmpl w:val="45400E5A"/>
@@ -24676,7 +23989,7 @@
       </w:pPr>
     </w:lvl>
   </w:abstractNum>
-  <w:abstractNum w:abstractNumId="45" w15:restartNumberingAfterBreak="0">
+  <w:abstractNum w:abstractNumId="36" w15:restartNumberingAfterBreak="0">
     <w:nsid w:val="54AA331F"/>
     <w:multiLevelType w:val="hybridMultilevel"/>
     <w:tmpl w:val="EA426890"/>
@@ -24762,7 +24075,7 @@
       </w:pPr>
     </w:lvl>
   </w:abstractNum>
-  <w:abstractNum w:abstractNumId="46" w15:restartNumberingAfterBreak="0">
+  <w:abstractNum w:abstractNumId="37" w15:restartNumberingAfterBreak="0">
     <w:nsid w:val="5582142A"/>
     <w:multiLevelType w:val="hybridMultilevel"/>
     <w:tmpl w:val="73D4FF82"/>
@@ -24875,7 +24188,7 @@
       </w:rPr>
     </w:lvl>
   </w:abstractNum>
-  <w:abstractNum w:abstractNumId="47" w15:restartNumberingAfterBreak="0">
+  <w:abstractNum w:abstractNumId="38" w15:restartNumberingAfterBreak="0">
     <w:nsid w:val="55C241BA"/>
     <w:multiLevelType w:val="multilevel"/>
     <w:tmpl w:val="71C63540"/>
@@ -24988,7 +24301,7 @@
       </w:pPr>
     </w:lvl>
   </w:abstractNum>
-  <w:abstractNum w:abstractNumId="48" w15:restartNumberingAfterBreak="0">
+  <w:abstractNum w:abstractNumId="39" w15:restartNumberingAfterBreak="0">
     <w:nsid w:val="571172BD"/>
     <w:multiLevelType w:val="multilevel"/>
     <w:tmpl w:val="F968A594"/>
@@ -25101,7 +24414,7 @@
       </w:pPr>
     </w:lvl>
   </w:abstractNum>
-  <w:abstractNum w:abstractNumId="49" w15:restartNumberingAfterBreak="0">
+  <w:abstractNum w:abstractNumId="40" w15:restartNumberingAfterBreak="0">
     <w:nsid w:val="582E2EFC"/>
     <w:multiLevelType w:val="multilevel"/>
     <w:tmpl w:val="4FFCED6C"/>
@@ -25250,7 +24563,7 @@
       </w:rPr>
     </w:lvl>
   </w:abstractNum>
-  <w:abstractNum w:abstractNumId="50" w15:restartNumberingAfterBreak="0">
+  <w:abstractNum w:abstractNumId="41" w15:restartNumberingAfterBreak="0">
     <w:nsid w:val="5ADF70EA"/>
     <w:multiLevelType w:val="multilevel"/>
     <w:tmpl w:val="45400E5A"/>
@@ -25363,7 +24676,7 @@
       </w:pPr>
     </w:lvl>
   </w:abstractNum>
-  <w:abstractNum w:abstractNumId="51" w15:restartNumberingAfterBreak="0">
+  <w:abstractNum w:abstractNumId="42" w15:restartNumberingAfterBreak="0">
     <w:nsid w:val="5E6B7108"/>
     <w:multiLevelType w:val="hybridMultilevel"/>
     <w:tmpl w:val="13E4829A"/>
@@ -25449,7 +24762,7 @@
       </w:pPr>
     </w:lvl>
   </w:abstractNum>
-  <w:abstractNum w:abstractNumId="52" w15:restartNumberingAfterBreak="0">
+  <w:abstractNum w:abstractNumId="43" w15:restartNumberingAfterBreak="0">
     <w:nsid w:val="5FAF0FB8"/>
     <w:multiLevelType w:val="multilevel"/>
     <w:tmpl w:val="665EAB8E"/>
@@ -25562,7 +24875,7 @@
       </w:pPr>
     </w:lvl>
   </w:abstractNum>
-  <w:abstractNum w:abstractNumId="53" w15:restartNumberingAfterBreak="0">
+  <w:abstractNum w:abstractNumId="44" w15:restartNumberingAfterBreak="0">
     <w:nsid w:val="6172156E"/>
     <w:multiLevelType w:val="multilevel"/>
     <w:tmpl w:val="45400E5A"/>
@@ -25675,7 +24988,7 @@
       </w:pPr>
     </w:lvl>
   </w:abstractNum>
-  <w:abstractNum w:abstractNumId="54" w15:restartNumberingAfterBreak="0">
+  <w:abstractNum w:abstractNumId="45" w15:restartNumberingAfterBreak="0">
     <w:nsid w:val="65EA0C30"/>
     <w:multiLevelType w:val="multilevel"/>
     <w:tmpl w:val="A2121B40"/>
@@ -25788,7 +25101,7 @@
       </w:pPr>
     </w:lvl>
   </w:abstractNum>
-  <w:abstractNum w:abstractNumId="55" w15:restartNumberingAfterBreak="0">
+  <w:abstractNum w:abstractNumId="46" w15:restartNumberingAfterBreak="0">
     <w:nsid w:val="6BF738B6"/>
     <w:multiLevelType w:val="multilevel"/>
     <w:tmpl w:val="E04C3EB6"/>
@@ -25901,254 +25214,7 @@
       </w:pPr>
     </w:lvl>
   </w:abstractNum>
-  <w:abstractNum w:abstractNumId="56" w15:restartNumberingAfterBreak="0">
-    <w:nsid w:val="6D897AC8"/>
-    <w:multiLevelType w:val="multilevel"/>
-    <w:tmpl w:val="848A20F4"/>
-    <w:lvl w:ilvl="0">
-      <w:start w:val="4"/>
-      <w:numFmt w:val="decimal"/>
-      <w:lvlText w:val="%1."/>
-      <w:lvlJc w:val="left"/>
-      <w:pPr>
-        <w:tabs>
-          <w:tab w:val="num" w:pos="1080"/>
-        </w:tabs>
-        <w:ind w:left="1080" w:hanging="360"/>
-      </w:pPr>
-      <w:rPr>
-        <w:rFonts w:hint="default"/>
-      </w:rPr>
-    </w:lvl>
-    <w:lvl w:ilvl="1">
-      <w:start w:val="1"/>
-      <w:numFmt w:val="decimal"/>
-      <w:lvlText w:val="%2."/>
-      <w:lvlJc w:val="left"/>
-      <w:pPr>
-        <w:tabs>
-          <w:tab w:val="num" w:pos="1980"/>
-        </w:tabs>
-        <w:ind w:left="1980" w:hanging="360"/>
-      </w:pPr>
-      <w:rPr>
-        <w:rFonts w:hint="default"/>
-      </w:rPr>
-    </w:lvl>
-    <w:lvl w:ilvl="2">
-      <w:start w:val="1"/>
-      <w:numFmt w:val="lowerRoman"/>
-      <w:lvlText w:val="%3."/>
-      <w:lvlJc w:val="right"/>
-      <w:pPr>
-        <w:ind w:left="2520" w:hanging="360"/>
-      </w:pPr>
-      <w:rPr>
-        <w:rFonts w:hint="default"/>
-      </w:rPr>
-    </w:lvl>
-    <w:lvl w:ilvl="3">
-      <w:start w:val="1"/>
-      <w:numFmt w:val="decimal"/>
-      <w:lvlText w:val="%4."/>
-      <w:lvlJc w:val="left"/>
-      <w:pPr>
-        <w:tabs>
-          <w:tab w:val="num" w:pos="3240"/>
-        </w:tabs>
-        <w:ind w:left="3240" w:hanging="360"/>
-      </w:pPr>
-      <w:rPr>
-        <w:rFonts w:hint="default"/>
-      </w:rPr>
-    </w:lvl>
-    <w:lvl w:ilvl="4">
-      <w:start w:val="1"/>
-      <w:numFmt w:val="decimal"/>
-      <w:lvlText w:val="%5."/>
-      <w:lvlJc w:val="left"/>
-      <w:pPr>
-        <w:tabs>
-          <w:tab w:val="num" w:pos="3960"/>
-        </w:tabs>
-        <w:ind w:left="3960" w:hanging="360"/>
-      </w:pPr>
-      <w:rPr>
-        <w:rFonts w:hint="default"/>
-      </w:rPr>
-    </w:lvl>
-    <w:lvl w:ilvl="5">
-      <w:start w:val="1"/>
-      <w:numFmt w:val="lowerLetter"/>
-      <w:lvlText w:val="%6."/>
-      <w:lvlJc w:val="left"/>
-      <w:pPr>
-        <w:ind w:left="4680" w:hanging="360"/>
-      </w:pPr>
-      <w:rPr>
-        <w:rFonts w:hint="default"/>
-      </w:rPr>
-    </w:lvl>
-    <w:lvl w:ilvl="6">
-      <w:start w:val="1"/>
-      <w:numFmt w:val="decimal"/>
-      <w:lvlText w:val="%7."/>
-      <w:lvlJc w:val="left"/>
-      <w:pPr>
-        <w:tabs>
-          <w:tab w:val="num" w:pos="5400"/>
-        </w:tabs>
-        <w:ind w:left="5400" w:hanging="360"/>
-      </w:pPr>
-      <w:rPr>
-        <w:rFonts w:hint="default"/>
-      </w:rPr>
-    </w:lvl>
-    <w:lvl w:ilvl="7">
-      <w:start w:val="1"/>
-      <w:numFmt w:val="decimal"/>
-      <w:lvlText w:val="%8."/>
-      <w:lvlJc w:val="left"/>
-      <w:pPr>
-        <w:tabs>
-          <w:tab w:val="num" w:pos="6120"/>
-        </w:tabs>
-        <w:ind w:left="6120" w:hanging="360"/>
-      </w:pPr>
-      <w:rPr>
-        <w:rFonts w:hint="default"/>
-      </w:rPr>
-    </w:lvl>
-    <w:lvl w:ilvl="8">
-      <w:start w:val="1"/>
-      <w:numFmt w:val="decimal"/>
-      <w:lvlText w:val="%9."/>
-      <w:lvlJc w:val="left"/>
-      <w:pPr>
-        <w:tabs>
-          <w:tab w:val="num" w:pos="6840"/>
-        </w:tabs>
-        <w:ind w:left="6840" w:hanging="360"/>
-      </w:pPr>
-      <w:rPr>
-        <w:rFonts w:hint="default"/>
-      </w:rPr>
-    </w:lvl>
-  </w:abstractNum>
-  <w:abstractNum w:abstractNumId="57" w15:restartNumberingAfterBreak="0">
-    <w:nsid w:val="6EA90703"/>
-    <w:multiLevelType w:val="multilevel"/>
-    <w:tmpl w:val="70AAA326"/>
-    <w:lvl w:ilvl="0">
-      <w:start w:val="6"/>
-      <w:numFmt w:val="decimal"/>
-      <w:lvlText w:val="%1."/>
-      <w:lvlJc w:val="left"/>
-      <w:pPr>
-        <w:tabs>
-          <w:tab w:val="num" w:pos="720"/>
-        </w:tabs>
-        <w:ind w:left="720" w:hanging="360"/>
-      </w:pPr>
-    </w:lvl>
-    <w:lvl w:ilvl="1" w:tentative="1">
-      <w:start w:val="1"/>
-      <w:numFmt w:val="decimal"/>
-      <w:lvlText w:val="%2."/>
-      <w:lvlJc w:val="left"/>
-      <w:pPr>
-        <w:tabs>
-          <w:tab w:val="num" w:pos="1440"/>
-        </w:tabs>
-        <w:ind w:left="1440" w:hanging="360"/>
-      </w:pPr>
-    </w:lvl>
-    <w:lvl w:ilvl="2" w:tentative="1">
-      <w:start w:val="1"/>
-      <w:numFmt w:val="decimal"/>
-      <w:lvlText w:val="%3."/>
-      <w:lvlJc w:val="left"/>
-      <w:pPr>
-        <w:tabs>
-          <w:tab w:val="num" w:pos="2160"/>
-        </w:tabs>
-        <w:ind w:left="2160" w:hanging="360"/>
-      </w:pPr>
-    </w:lvl>
-    <w:lvl w:ilvl="3" w:tentative="1">
-      <w:start w:val="1"/>
-      <w:numFmt w:val="decimal"/>
-      <w:lvlText w:val="%4."/>
-      <w:lvlJc w:val="left"/>
-      <w:pPr>
-        <w:tabs>
-          <w:tab w:val="num" w:pos="2880"/>
-        </w:tabs>
-        <w:ind w:left="2880" w:hanging="360"/>
-      </w:pPr>
-    </w:lvl>
-    <w:lvl w:ilvl="4" w:tentative="1">
-      <w:start w:val="1"/>
-      <w:numFmt w:val="decimal"/>
-      <w:lvlText w:val="%5."/>
-      <w:lvlJc w:val="left"/>
-      <w:pPr>
-        <w:tabs>
-          <w:tab w:val="num" w:pos="3600"/>
-        </w:tabs>
-        <w:ind w:left="3600" w:hanging="360"/>
-      </w:pPr>
-    </w:lvl>
-    <w:lvl w:ilvl="5" w:tentative="1">
-      <w:start w:val="1"/>
-      <w:numFmt w:val="decimal"/>
-      <w:lvlText w:val="%6."/>
-      <w:lvlJc w:val="left"/>
-      <w:pPr>
-        <w:tabs>
-          <w:tab w:val="num" w:pos="4320"/>
-        </w:tabs>
-        <w:ind w:left="4320" w:hanging="360"/>
-      </w:pPr>
-    </w:lvl>
-    <w:lvl w:ilvl="6" w:tentative="1">
-      <w:start w:val="1"/>
-      <w:numFmt w:val="decimal"/>
-      <w:lvlText w:val="%7."/>
-      <w:lvlJc w:val="left"/>
-      <w:pPr>
-        <w:tabs>
-          <w:tab w:val="num" w:pos="5040"/>
-        </w:tabs>
-        <w:ind w:left="5040" w:hanging="360"/>
-      </w:pPr>
-    </w:lvl>
-    <w:lvl w:ilvl="7" w:tentative="1">
-      <w:start w:val="1"/>
-      <w:numFmt w:val="decimal"/>
-      <w:lvlText w:val="%8."/>
-      <w:lvlJc w:val="left"/>
-      <w:pPr>
-        <w:tabs>
-          <w:tab w:val="num" w:pos="5760"/>
-        </w:tabs>
-        <w:ind w:left="5760" w:hanging="360"/>
-      </w:pPr>
-    </w:lvl>
-    <w:lvl w:ilvl="8" w:tentative="1">
-      <w:start w:val="1"/>
-      <w:numFmt w:val="decimal"/>
-      <w:lvlText w:val="%9."/>
-      <w:lvlJc w:val="left"/>
-      <w:pPr>
-        <w:tabs>
-          <w:tab w:val="num" w:pos="6480"/>
-        </w:tabs>
-        <w:ind w:left="6480" w:hanging="360"/>
-      </w:pPr>
-    </w:lvl>
-  </w:abstractNum>
-  <w:abstractNum w:abstractNumId="58" w15:restartNumberingAfterBreak="0">
+  <w:abstractNum w:abstractNumId="47" w15:restartNumberingAfterBreak="0">
     <w:nsid w:val="70745002"/>
     <w:multiLevelType w:val="multilevel"/>
     <w:tmpl w:val="67EAE0D8"/>
@@ -26261,7 +25327,7 @@
       </w:pPr>
     </w:lvl>
   </w:abstractNum>
-  <w:abstractNum w:abstractNumId="59" w15:restartNumberingAfterBreak="0">
+  <w:abstractNum w:abstractNumId="48" w15:restartNumberingAfterBreak="0">
     <w:nsid w:val="72881FE7"/>
     <w:multiLevelType w:val="singleLevel"/>
     <w:tmpl w:val="ED9C0622"/>
@@ -26281,7 +25347,7 @@
       </w:rPr>
     </w:lvl>
   </w:abstractNum>
-  <w:abstractNum w:abstractNumId="60" w15:restartNumberingAfterBreak="0">
+  <w:abstractNum w:abstractNumId="49" w15:restartNumberingAfterBreak="0">
     <w:nsid w:val="74965E6A"/>
     <w:multiLevelType w:val="multilevel"/>
     <w:tmpl w:val="A3A809C6"/>
@@ -26394,7 +25460,7 @@
       </w:pPr>
     </w:lvl>
   </w:abstractNum>
-  <w:abstractNum w:abstractNumId="61" w15:restartNumberingAfterBreak="0">
+  <w:abstractNum w:abstractNumId="50" w15:restartNumberingAfterBreak="0">
     <w:nsid w:val="753D096A"/>
     <w:multiLevelType w:val="multilevel"/>
     <w:tmpl w:val="993C1640"/>
@@ -26507,7 +25573,7 @@
       </w:pPr>
     </w:lvl>
   </w:abstractNum>
-  <w:abstractNum w:abstractNumId="62" w15:restartNumberingAfterBreak="0">
+  <w:abstractNum w:abstractNumId="51" w15:restartNumberingAfterBreak="0">
     <w:nsid w:val="770A0A53"/>
     <w:multiLevelType w:val="multilevel"/>
     <w:tmpl w:val="9E56EE54"/>
@@ -26656,7 +25722,7 @@
       </w:rPr>
     </w:lvl>
   </w:abstractNum>
-  <w:abstractNum w:abstractNumId="63" w15:restartNumberingAfterBreak="0">
+  <w:abstractNum w:abstractNumId="52" w15:restartNumberingAfterBreak="0">
     <w:nsid w:val="77652A16"/>
     <w:multiLevelType w:val="hybridMultilevel"/>
     <w:tmpl w:val="832813CA"/>
@@ -26742,7 +25808,7 @@
       </w:pPr>
     </w:lvl>
   </w:abstractNum>
-  <w:abstractNum w:abstractNumId="64" w15:restartNumberingAfterBreak="0">
+  <w:abstractNum w:abstractNumId="53" w15:restartNumberingAfterBreak="0">
     <w:nsid w:val="784075BB"/>
     <w:multiLevelType w:val="multilevel"/>
     <w:tmpl w:val="BDBEC23A"/>
@@ -26891,141 +25957,7 @@
       </w:rPr>
     </w:lvl>
   </w:abstractNum>
-  <w:abstractNum w:abstractNumId="65" w15:restartNumberingAfterBreak="0">
-    <w:nsid w:val="784D78C8"/>
-    <w:multiLevelType w:val="multilevel"/>
-    <w:tmpl w:val="848A20F4"/>
-    <w:lvl w:ilvl="0">
-      <w:start w:val="4"/>
-      <w:numFmt w:val="decimal"/>
-      <w:lvlText w:val="%1."/>
-      <w:lvlJc w:val="left"/>
-      <w:pPr>
-        <w:tabs>
-          <w:tab w:val="num" w:pos="720"/>
-        </w:tabs>
-        <w:ind w:left="720" w:hanging="360"/>
-      </w:pPr>
-      <w:rPr>
-        <w:rFonts w:hint="default"/>
-      </w:rPr>
-    </w:lvl>
-    <w:lvl w:ilvl="1">
-      <w:start w:val="1"/>
-      <w:numFmt w:val="decimal"/>
-      <w:lvlText w:val="%2."/>
-      <w:lvlJc w:val="left"/>
-      <w:pPr>
-        <w:tabs>
-          <w:tab w:val="num" w:pos="1620"/>
-        </w:tabs>
-        <w:ind w:left="1620" w:hanging="360"/>
-      </w:pPr>
-      <w:rPr>
-        <w:rFonts w:hint="default"/>
-      </w:rPr>
-    </w:lvl>
-    <w:lvl w:ilvl="2">
-      <w:start w:val="1"/>
-      <w:numFmt w:val="lowerRoman"/>
-      <w:lvlText w:val="%3."/>
-      <w:lvlJc w:val="right"/>
-      <w:pPr>
-        <w:ind w:left="2160" w:hanging="360"/>
-      </w:pPr>
-      <w:rPr>
-        <w:rFonts w:hint="default"/>
-      </w:rPr>
-    </w:lvl>
-    <w:lvl w:ilvl="3">
-      <w:start w:val="1"/>
-      <w:numFmt w:val="decimal"/>
-      <w:lvlText w:val="%4."/>
-      <w:lvlJc w:val="left"/>
-      <w:pPr>
-        <w:tabs>
-          <w:tab w:val="num" w:pos="2880"/>
-        </w:tabs>
-        <w:ind w:left="2880" w:hanging="360"/>
-      </w:pPr>
-      <w:rPr>
-        <w:rFonts w:hint="default"/>
-      </w:rPr>
-    </w:lvl>
-    <w:lvl w:ilvl="4">
-      <w:start w:val="1"/>
-      <w:numFmt w:val="decimal"/>
-      <w:lvlText w:val="%5."/>
-      <w:lvlJc w:val="left"/>
-      <w:pPr>
-        <w:tabs>
-          <w:tab w:val="num" w:pos="3600"/>
-        </w:tabs>
-        <w:ind w:left="3600" w:hanging="360"/>
-      </w:pPr>
-      <w:rPr>
-        <w:rFonts w:hint="default"/>
-      </w:rPr>
-    </w:lvl>
-    <w:lvl w:ilvl="5">
-      <w:start w:val="1"/>
-      <w:numFmt w:val="lowerLetter"/>
-      <w:lvlText w:val="%6."/>
-      <w:lvlJc w:val="left"/>
-      <w:pPr>
-        <w:ind w:left="4320" w:hanging="360"/>
-      </w:pPr>
-      <w:rPr>
-        <w:rFonts w:hint="default"/>
-      </w:rPr>
-    </w:lvl>
-    <w:lvl w:ilvl="6">
-      <w:start w:val="1"/>
-      <w:numFmt w:val="decimal"/>
-      <w:lvlText w:val="%7."/>
-      <w:lvlJc w:val="left"/>
-      <w:pPr>
-        <w:tabs>
-          <w:tab w:val="num" w:pos="5040"/>
-        </w:tabs>
-        <w:ind w:left="5040" w:hanging="360"/>
-      </w:pPr>
-      <w:rPr>
-        <w:rFonts w:hint="default"/>
-      </w:rPr>
-    </w:lvl>
-    <w:lvl w:ilvl="7">
-      <w:start w:val="1"/>
-      <w:numFmt w:val="decimal"/>
-      <w:lvlText w:val="%8."/>
-      <w:lvlJc w:val="left"/>
-      <w:pPr>
-        <w:tabs>
-          <w:tab w:val="num" w:pos="5760"/>
-        </w:tabs>
-        <w:ind w:left="5760" w:hanging="360"/>
-      </w:pPr>
-      <w:rPr>
-        <w:rFonts w:hint="default"/>
-      </w:rPr>
-    </w:lvl>
-    <w:lvl w:ilvl="8">
-      <w:start w:val="1"/>
-      <w:numFmt w:val="decimal"/>
-      <w:lvlText w:val="%9."/>
-      <w:lvlJc w:val="left"/>
-      <w:pPr>
-        <w:tabs>
-          <w:tab w:val="num" w:pos="6480"/>
-        </w:tabs>
-        <w:ind w:left="6480" w:hanging="360"/>
-      </w:pPr>
-      <w:rPr>
-        <w:rFonts w:hint="default"/>
-      </w:rPr>
-    </w:lvl>
-  </w:abstractNum>
-  <w:abstractNum w:abstractNumId="66" w15:restartNumberingAfterBreak="0">
+  <w:abstractNum w:abstractNumId="54" w15:restartNumberingAfterBreak="0">
     <w:nsid w:val="78871243"/>
     <w:multiLevelType w:val="multilevel"/>
     <w:tmpl w:val="7034E908"/>
@@ -27138,7 +26070,7 @@
       </w:pPr>
     </w:lvl>
   </w:abstractNum>
-  <w:abstractNum w:abstractNumId="67" w15:restartNumberingAfterBreak="0">
+  <w:abstractNum w:abstractNumId="55" w15:restartNumberingAfterBreak="0">
     <w:nsid w:val="79A21E3E"/>
     <w:multiLevelType w:val="multilevel"/>
     <w:tmpl w:val="5066C448"/>
@@ -27251,7 +26183,7 @@
       </w:pPr>
     </w:lvl>
   </w:abstractNum>
-  <w:abstractNum w:abstractNumId="68" w15:restartNumberingAfterBreak="0">
+  <w:abstractNum w:abstractNumId="56" w15:restartNumberingAfterBreak="0">
     <w:nsid w:val="7A12466E"/>
     <w:multiLevelType w:val="hybridMultilevel"/>
     <w:tmpl w:val="832813CA"/>
@@ -27337,7 +26269,7 @@
       </w:pPr>
     </w:lvl>
   </w:abstractNum>
-  <w:abstractNum w:abstractNumId="69" w15:restartNumberingAfterBreak="0">
+  <w:abstractNum w:abstractNumId="57" w15:restartNumberingAfterBreak="0">
     <w:nsid w:val="7BDD2438"/>
     <w:multiLevelType w:val="multilevel"/>
     <w:tmpl w:val="8C1804EC"/>
@@ -27450,7 +26382,7 @@
       </w:pPr>
     </w:lvl>
   </w:abstractNum>
-  <w:abstractNum w:abstractNumId="70" w15:restartNumberingAfterBreak="0">
+  <w:abstractNum w:abstractNumId="58" w15:restartNumberingAfterBreak="0">
     <w:nsid w:val="7D1E2DFF"/>
     <w:multiLevelType w:val="multilevel"/>
     <w:tmpl w:val="92565EAC"/>
@@ -27563,7 +26495,7 @@
       </w:pPr>
     </w:lvl>
   </w:abstractNum>
-  <w:abstractNum w:abstractNumId="71" w15:restartNumberingAfterBreak="0">
+  <w:abstractNum w:abstractNumId="59" w15:restartNumberingAfterBreak="0">
     <w:nsid w:val="7D3B010F"/>
     <w:multiLevelType w:val="hybridMultilevel"/>
     <w:tmpl w:val="832813CA"/>
@@ -27650,222 +26582,186 @@
     </w:lvl>
   </w:abstractNum>
   <w:num w:numId="1" w16cid:durableId="2053730485">
+    <w:abstractNumId w:val="48"/>
+  </w:num>
+  <w:num w:numId="2" w16cid:durableId="349381566">
+    <w:abstractNumId w:val="6"/>
+  </w:num>
+  <w:num w:numId="3" w16cid:durableId="459805573">
+    <w:abstractNumId w:val="19"/>
+  </w:num>
+  <w:num w:numId="4" w16cid:durableId="1891570131">
+    <w:abstractNumId w:val="34"/>
+  </w:num>
+  <w:num w:numId="5" w16cid:durableId="602306363">
+    <w:abstractNumId w:val="13"/>
+  </w:num>
+  <w:num w:numId="6" w16cid:durableId="1112436565">
+    <w:abstractNumId w:val="47"/>
+  </w:num>
+  <w:num w:numId="7" w16cid:durableId="585727681">
+    <w:abstractNumId w:val="11"/>
+  </w:num>
+  <w:num w:numId="8" w16cid:durableId="1546942739">
+    <w:abstractNumId w:val="39"/>
+  </w:num>
+  <w:num w:numId="9" w16cid:durableId="164059425">
+    <w:abstractNumId w:val="12"/>
+  </w:num>
+  <w:num w:numId="10" w16cid:durableId="1989245810">
+    <w:abstractNumId w:val="43"/>
+  </w:num>
+  <w:num w:numId="11" w16cid:durableId="1835875919">
+    <w:abstractNumId w:val="28"/>
+  </w:num>
+  <w:num w:numId="12" w16cid:durableId="828598182">
+    <w:abstractNumId w:val="58"/>
+  </w:num>
+  <w:num w:numId="13" w16cid:durableId="144661393">
+    <w:abstractNumId w:val="2"/>
+  </w:num>
+  <w:num w:numId="14" w16cid:durableId="1204248392">
+    <w:abstractNumId w:val="1"/>
+  </w:num>
+  <w:num w:numId="15" w16cid:durableId="1404376079">
+    <w:abstractNumId w:val="29"/>
+  </w:num>
+  <w:num w:numId="16" w16cid:durableId="1899197640">
+    <w:abstractNumId w:val="45"/>
+  </w:num>
+  <w:num w:numId="17" w16cid:durableId="752704727">
+    <w:abstractNumId w:val="9"/>
+  </w:num>
+  <w:num w:numId="18" w16cid:durableId="1139415285">
+    <w:abstractNumId w:val="22"/>
+  </w:num>
+  <w:num w:numId="19" w16cid:durableId="1324358743">
+    <w:abstractNumId w:val="7"/>
+  </w:num>
+  <w:num w:numId="20" w16cid:durableId="1546989134">
+    <w:abstractNumId w:val="53"/>
+  </w:num>
+  <w:num w:numId="21" w16cid:durableId="15278002">
+    <w:abstractNumId w:val="40"/>
+  </w:num>
+  <w:num w:numId="22" w16cid:durableId="1580017186">
+    <w:abstractNumId w:val="51"/>
+  </w:num>
+  <w:num w:numId="23" w16cid:durableId="159934858">
+    <w:abstractNumId w:val="50"/>
+  </w:num>
+  <w:num w:numId="24" w16cid:durableId="453989103">
+    <w:abstractNumId w:val="46"/>
+  </w:num>
+  <w:num w:numId="25" w16cid:durableId="1122724045">
+    <w:abstractNumId w:val="36"/>
+  </w:num>
+  <w:num w:numId="26" w16cid:durableId="1426655745">
+    <w:abstractNumId w:val="55"/>
+  </w:num>
+  <w:num w:numId="27" w16cid:durableId="455150068">
+    <w:abstractNumId w:val="3"/>
+  </w:num>
+  <w:num w:numId="28" w16cid:durableId="984966298">
+    <w:abstractNumId w:val="25"/>
+  </w:num>
+  <w:num w:numId="29" w16cid:durableId="563375142">
+    <w:abstractNumId w:val="26"/>
+  </w:num>
+  <w:num w:numId="30" w16cid:durableId="21396067">
+    <w:abstractNumId w:val="4"/>
+  </w:num>
+  <w:num w:numId="31" w16cid:durableId="2038002665">
+    <w:abstractNumId w:val="8"/>
+  </w:num>
+  <w:num w:numId="32" w16cid:durableId="1243220984">
+    <w:abstractNumId w:val="16"/>
+  </w:num>
+  <w:num w:numId="33" w16cid:durableId="794983019">
+    <w:abstractNumId w:val="33"/>
+  </w:num>
+  <w:num w:numId="34" w16cid:durableId="611597750">
+    <w:abstractNumId w:val="20"/>
+  </w:num>
+  <w:num w:numId="35" w16cid:durableId="1007251892">
+    <w:abstractNumId w:val="54"/>
+  </w:num>
+  <w:num w:numId="36" w16cid:durableId="769468559">
+    <w:abstractNumId w:val="49"/>
+  </w:num>
+  <w:num w:numId="37" w16cid:durableId="1040128484">
+    <w:abstractNumId w:val="57"/>
+  </w:num>
+  <w:num w:numId="38" w16cid:durableId="655912780">
+    <w:abstractNumId w:val="38"/>
+  </w:num>
+  <w:num w:numId="39" w16cid:durableId="1893691848">
+    <w:abstractNumId w:val="32"/>
+  </w:num>
+  <w:num w:numId="40" w16cid:durableId="1735422228">
+    <w:abstractNumId w:val="0"/>
+  </w:num>
+  <w:num w:numId="41" w16cid:durableId="1643266736">
+    <w:abstractNumId w:val="15"/>
+  </w:num>
+  <w:num w:numId="42" w16cid:durableId="1895892051">
+    <w:abstractNumId w:val="35"/>
+  </w:num>
+  <w:num w:numId="43" w16cid:durableId="1257713777">
+    <w:abstractNumId w:val="44"/>
+  </w:num>
+  <w:num w:numId="44" w16cid:durableId="1414087366">
+    <w:abstractNumId w:val="23"/>
+  </w:num>
+  <w:num w:numId="45" w16cid:durableId="12078499">
+    <w:abstractNumId w:val="41"/>
+  </w:num>
+  <w:num w:numId="46" w16cid:durableId="77410905">
+    <w:abstractNumId w:val="30"/>
+  </w:num>
+  <w:num w:numId="47" w16cid:durableId="849417214">
+    <w:abstractNumId w:val="14"/>
+  </w:num>
+  <w:num w:numId="48" w16cid:durableId="1150099492">
+    <w:abstractNumId w:val="24"/>
+  </w:num>
+  <w:num w:numId="49" w16cid:durableId="495343822">
+    <w:abstractNumId w:val="18"/>
+  </w:num>
+  <w:num w:numId="50" w16cid:durableId="66078312">
+    <w:abstractNumId w:val="27"/>
+  </w:num>
+  <w:num w:numId="51" w16cid:durableId="2102993385">
+    <w:abstractNumId w:val="10"/>
+  </w:num>
+  <w:num w:numId="52" w16cid:durableId="696858607">
+    <w:abstractNumId w:val="5"/>
+  </w:num>
+  <w:num w:numId="53" w16cid:durableId="1575815492">
+    <w:abstractNumId w:val="17"/>
+  </w:num>
+  <w:num w:numId="54" w16cid:durableId="111870037">
+    <w:abstractNumId w:val="42"/>
+  </w:num>
+  <w:num w:numId="55" w16cid:durableId="179900891">
+    <w:abstractNumId w:val="21"/>
+  </w:num>
+  <w:num w:numId="56" w16cid:durableId="921986328">
+    <w:abstractNumId w:val="52"/>
+  </w:num>
+  <w:num w:numId="57" w16cid:durableId="930163168">
+    <w:abstractNumId w:val="31"/>
+  </w:num>
+  <w:num w:numId="58" w16cid:durableId="1067266405">
+    <w:abstractNumId w:val="56"/>
+  </w:num>
+  <w:num w:numId="59" w16cid:durableId="1029796769">
     <w:abstractNumId w:val="59"/>
   </w:num>
-  <w:num w:numId="2" w16cid:durableId="349381566">
-    <w:abstractNumId w:val="10"/>
-  </w:num>
-  <w:num w:numId="3" w16cid:durableId="459805573">
-    <w:abstractNumId w:val="25"/>
-  </w:num>
-  <w:num w:numId="4" w16cid:durableId="880242472">
-    <w:abstractNumId w:val="26"/>
-  </w:num>
-  <w:num w:numId="5" w16cid:durableId="1891570131">
-    <w:abstractNumId w:val="43"/>
-  </w:num>
-  <w:num w:numId="6" w16cid:durableId="602306363">
-    <w:abstractNumId w:val="18"/>
-  </w:num>
-  <w:num w:numId="7" w16cid:durableId="1112436565">
-    <w:abstractNumId w:val="58"/>
-  </w:num>
-  <w:num w:numId="8" w16cid:durableId="585727681">
-    <w:abstractNumId w:val="15"/>
-  </w:num>
-  <w:num w:numId="9" w16cid:durableId="1546942739">
-    <w:abstractNumId w:val="48"/>
-  </w:num>
-  <w:num w:numId="10" w16cid:durableId="164059425">
-    <w:abstractNumId w:val="17"/>
-  </w:num>
-  <w:num w:numId="11" w16cid:durableId="1989245810">
-    <w:abstractNumId w:val="52"/>
-  </w:num>
-  <w:num w:numId="12" w16cid:durableId="1835875919">
-    <w:abstractNumId w:val="35"/>
-  </w:num>
-  <w:num w:numId="13" w16cid:durableId="1326933027">
-    <w:abstractNumId w:val="6"/>
-  </w:num>
-  <w:num w:numId="14" w16cid:durableId="1241599445">
-    <w:abstractNumId w:val="57"/>
-  </w:num>
-  <w:num w:numId="15" w16cid:durableId="828598182">
-    <w:abstractNumId w:val="70"/>
-  </w:num>
-  <w:num w:numId="16" w16cid:durableId="144661393">
-    <w:abstractNumId w:val="3"/>
-  </w:num>
-  <w:num w:numId="17" w16cid:durableId="1204248392">
-    <w:abstractNumId w:val="2"/>
-  </w:num>
-  <w:num w:numId="18" w16cid:durableId="1404376079">
-    <w:abstractNumId w:val="36"/>
-  </w:num>
-  <w:num w:numId="19" w16cid:durableId="1899197640">
-    <w:abstractNumId w:val="54"/>
-  </w:num>
-  <w:num w:numId="20" w16cid:durableId="752704727">
-    <w:abstractNumId w:val="13"/>
-  </w:num>
-  <w:num w:numId="21" w16cid:durableId="1139415285">
-    <w:abstractNumId w:val="29"/>
-  </w:num>
-  <w:num w:numId="22" w16cid:durableId="1324358743">
-    <w:abstractNumId w:val="11"/>
-  </w:num>
-  <w:num w:numId="23" w16cid:durableId="1546989134">
-    <w:abstractNumId w:val="64"/>
-  </w:num>
-  <w:num w:numId="24" w16cid:durableId="15278002">
-    <w:abstractNumId w:val="49"/>
-  </w:num>
-  <w:num w:numId="25" w16cid:durableId="1580017186">
-    <w:abstractNumId w:val="62"/>
-  </w:num>
-  <w:num w:numId="26" w16cid:durableId="159934858">
-    <w:abstractNumId w:val="61"/>
-  </w:num>
-  <w:num w:numId="27" w16cid:durableId="453989103">
-    <w:abstractNumId w:val="55"/>
-  </w:num>
-  <w:num w:numId="28" w16cid:durableId="1122724045">
-    <w:abstractNumId w:val="45"/>
-  </w:num>
-  <w:num w:numId="29" w16cid:durableId="1426655745">
-    <w:abstractNumId w:val="67"/>
-  </w:num>
-  <w:num w:numId="30" w16cid:durableId="455150068">
-    <w:abstractNumId w:val="4"/>
-  </w:num>
-  <w:num w:numId="31" w16cid:durableId="984966298">
-    <w:abstractNumId w:val="32"/>
-  </w:num>
-  <w:num w:numId="32" w16cid:durableId="563375142">
-    <w:abstractNumId w:val="33"/>
-  </w:num>
-  <w:num w:numId="33" w16cid:durableId="21396067">
-    <w:abstractNumId w:val="5"/>
-  </w:num>
-  <w:num w:numId="34" w16cid:durableId="2038002665">
-    <w:abstractNumId w:val="12"/>
-  </w:num>
-  <w:num w:numId="35" w16cid:durableId="1243220984">
-    <w:abstractNumId w:val="22"/>
-  </w:num>
-  <w:num w:numId="36" w16cid:durableId="794983019">
-    <w:abstractNumId w:val="42"/>
-  </w:num>
-  <w:num w:numId="37" w16cid:durableId="611597750">
-    <w:abstractNumId w:val="27"/>
-  </w:num>
-  <w:num w:numId="38" w16cid:durableId="1007251892">
-    <w:abstractNumId w:val="66"/>
-  </w:num>
-  <w:num w:numId="39" w16cid:durableId="769468559">
-    <w:abstractNumId w:val="60"/>
-  </w:num>
-  <w:num w:numId="40" w16cid:durableId="1040128484">
-    <w:abstractNumId w:val="69"/>
-  </w:num>
-  <w:num w:numId="41" w16cid:durableId="655912780">
-    <w:abstractNumId w:val="47"/>
-  </w:num>
-  <w:num w:numId="42" w16cid:durableId="1893691848">
-    <w:abstractNumId w:val="41"/>
-  </w:num>
-  <w:num w:numId="43" w16cid:durableId="1735422228">
-    <w:abstractNumId w:val="1"/>
-  </w:num>
-  <w:num w:numId="44" w16cid:durableId="1643266736">
-    <w:abstractNumId w:val="21"/>
-  </w:num>
-  <w:num w:numId="45" w16cid:durableId="1895892051">
-    <w:abstractNumId w:val="44"/>
-  </w:num>
-  <w:num w:numId="46" w16cid:durableId="1257713777">
-    <w:abstractNumId w:val="53"/>
-  </w:num>
-  <w:num w:numId="47" w16cid:durableId="1414087366">
-    <w:abstractNumId w:val="30"/>
-  </w:num>
-  <w:num w:numId="48" w16cid:durableId="12078499">
-    <w:abstractNumId w:val="50"/>
-  </w:num>
-  <w:num w:numId="49" w16cid:durableId="77410905">
+  <w:num w:numId="60" w16cid:durableId="2135831887">
     <w:abstractNumId w:val="37"/>
   </w:num>
-  <w:num w:numId="50" w16cid:durableId="1522088689">
-    <w:abstractNumId w:val="16"/>
-  </w:num>
-  <w:num w:numId="51" w16cid:durableId="849417214">
-    <w:abstractNumId w:val="20"/>
-  </w:num>
-  <w:num w:numId="52" w16cid:durableId="1150099492">
-    <w:abstractNumId w:val="31"/>
-  </w:num>
-  <w:num w:numId="53" w16cid:durableId="1786266265">
-    <w:abstractNumId w:val="39"/>
-  </w:num>
-  <w:num w:numId="54" w16cid:durableId="495343822">
-    <w:abstractNumId w:val="24"/>
-  </w:num>
-  <w:num w:numId="55" w16cid:durableId="66078312">
-    <w:abstractNumId w:val="34"/>
-  </w:num>
-  <w:num w:numId="56" w16cid:durableId="1270891637">
-    <w:abstractNumId w:val="0"/>
-  </w:num>
-  <w:num w:numId="57" w16cid:durableId="1194030765">
-    <w:abstractNumId w:val="7"/>
-  </w:num>
-  <w:num w:numId="58" w16cid:durableId="1952122993">
-    <w:abstractNumId w:val="8"/>
-  </w:num>
-  <w:num w:numId="59" w16cid:durableId="2102993385">
-    <w:abstractNumId w:val="14"/>
-  </w:num>
-  <w:num w:numId="60" w16cid:durableId="696858607">
-    <w:abstractNumId w:val="9"/>
-  </w:num>
-  <w:num w:numId="61" w16cid:durableId="1575815492">
-    <w:abstractNumId w:val="23"/>
-  </w:num>
-  <w:num w:numId="62" w16cid:durableId="111870037">
-    <w:abstractNumId w:val="51"/>
-  </w:num>
-  <w:num w:numId="63" w16cid:durableId="179900891">
-    <w:abstractNumId w:val="28"/>
-  </w:num>
-  <w:num w:numId="64" w16cid:durableId="2105612829">
-    <w:abstractNumId w:val="65"/>
-  </w:num>
-  <w:num w:numId="65" w16cid:durableId="1946233374">
-    <w:abstractNumId w:val="56"/>
-  </w:num>
-  <w:num w:numId="66" w16cid:durableId="1215577507">
-    <w:abstractNumId w:val="40"/>
-  </w:num>
-  <w:num w:numId="67" w16cid:durableId="390347560">
-    <w:abstractNumId w:val="19"/>
-  </w:num>
-  <w:num w:numId="68" w16cid:durableId="921986328">
-    <w:abstractNumId w:val="63"/>
-  </w:num>
-  <w:num w:numId="69" w16cid:durableId="930163168">
-    <w:abstractNumId w:val="38"/>
-  </w:num>
-  <w:num w:numId="70" w16cid:durableId="1067266405">
-    <w:abstractNumId w:val="68"/>
-  </w:num>
-  <w:num w:numId="71" w16cid:durableId="1029796769">
-    <w:abstractNumId w:val="71"/>
-  </w:num>
-  <w:num w:numId="72" w16cid:durableId="2135831887">
-    <w:abstractNumId w:val="46"/>
-  </w:num>
-  <w:numIdMacAtCleanup w:val="51"/>
+  <w:numIdMacAtCleanup w:val="60"/>
 </w:numbering>
 </file>
 
@@ -28453,6 +27349,7 @@
   <w:style w:type="character" w:default="1" w:styleId="DefaultParagraphFont">
     <w:name w:val="Default Paragraph Font"/>
     <w:uiPriority w:val="1"/>
+    <w:semiHidden/>
     <w:unhideWhenUsed/>
   </w:style>
   <w:style w:type="table" w:default="1" w:styleId="TableNormal">
@@ -29541,7 +28438,7 @@
     </w:rPr>
   </w:style>
   <w:style w:type="paragraph" w:customStyle="1" w:styleId="TOCHeading10">
-    <w:name w:val="TOC Heading1"/>
+    <w:name w:val="TOC Heading10"/>
     <w:basedOn w:val="Normal"/>
     <w:rsid w:val="00A52A72"/>
     <w:pPr>
@@ -30028,154 +28925,37 @@
 </file>
 
 <file path=customXml/item1.xml><?xml version="1.0" encoding="utf-8"?>
-<LongProperties xmlns="http://schemas.microsoft.com/office/2006/metadata/longProperties"/>
+<b:Sources xmlns:b="http://schemas.openxmlformats.org/officeDocument/2006/bibliography" xmlns="http://schemas.openxmlformats.org/officeDocument/2006/bibliography" SelectedStyle="\APA.XSL" StyleName="APA"/>
 </file>
 
 <file path=customXml/item2.xml><?xml version="1.0" encoding="utf-8"?>
-<b:Sources xmlns:b="http://schemas.openxmlformats.org/officeDocument/2006/bibliography" xmlns="http://schemas.openxmlformats.org/officeDocument/2006/bibliography" SelectedStyle="\APA.XSL" StyleName="APA"/>
+<p:properties xmlns:p="http://schemas.microsoft.com/office/2006/metadata/properties" xmlns:xsi="http://www.w3.org/2001/XMLSchema-instance" xmlns:pc="http://schemas.microsoft.com/office/infopath/2007/PartnerControls">
+  <documentManagement/>
+</p:properties>
 </file>
 
 <file path=customXml/item3.xml><?xml version="1.0" encoding="utf-8"?>
-<ct:contentTypeSchema xmlns:ct="http://schemas.microsoft.com/office/2006/metadata/contentType" xmlns:ma="http://schemas.microsoft.com/office/2006/metadata/properties/metaAttributes" ct:_="" ma:_="" ma:contentTypeName="Document" ma:contentTypeID="0x010100CC623A9FCBCB024FB0B88FD58C430CD3" ma:contentTypeVersion="64" ma:contentTypeDescription="Create a new document." ma:contentTypeScope="" ma:versionID="ad855b84ffe350d6a88df027df71e418">
-  <xsd:schema xmlns:xsd="http://www.w3.org/2001/XMLSchema" xmlns:xs="http://www.w3.org/2001/XMLSchema" xmlns:p="http://schemas.microsoft.com/office/2006/metadata/properties" xmlns:ns1="http://schemas.microsoft.com/sharepoint/v3" xmlns:ns2="75592049-bb03-4cc1-8738-657c3fa212ca" xmlns:ns3="78bd43d9-5139-40c4-98ec-92e877803b19" xmlns:ns4="f34352cd-dc73-4fa6-bb0b-4f9db1be8e2f" xmlns:ns5="f74ab167-ad8e-423a-836e-57b9a5d229a2" targetNamespace="http://schemas.microsoft.com/office/2006/metadata/properties" ma:root="true" ma:fieldsID="32f038428c82ec4d3140374daf951806" ns1:_="" ns2:_="" ns3:_="" ns4:_="" ns5:_="">
-    <xsd:import namespace="http://schemas.microsoft.com/sharepoint/v3"/>
-    <xsd:import namespace="75592049-bb03-4cc1-8738-657c3fa212ca"/>
-    <xsd:import namespace="78bd43d9-5139-40c4-98ec-92e877803b19"/>
-    <xsd:import namespace="f34352cd-dc73-4fa6-bb0b-4f9db1be8e2f"/>
-    <xsd:import namespace="f74ab167-ad8e-423a-836e-57b9a5d229a2"/>
+<?mso-contentType ?>
+<FormTemplates xmlns="http://schemas.microsoft.com/sharepoint/v3/contenttype/forms">
+  <Display>DocumentLibraryForm</Display>
+  <Edit>DocumentLibraryForm</Edit>
+  <New>DocumentLibraryForm</New>
+</FormTemplates>
+</file>
+
+<file path=customXml/item4.xml><?xml version="1.0" encoding="utf-8"?>
+<ct:contentTypeSchema xmlns:ct="http://schemas.microsoft.com/office/2006/metadata/contentType" xmlns:ma="http://schemas.microsoft.com/office/2006/metadata/properties/metaAttributes" ct:_="" ma:_="" ma:contentTypeName="Document" ma:contentTypeID="0x0101005CAE00DCDB426B4883C1CC4D7228FE84" ma:contentTypeVersion="0" ma:contentTypeDescription="Create a new document." ma:contentTypeScope="" ma:versionID="632e07af9cb119725733dc741d33fca7">
+  <xsd:schema xmlns:xsd="http://www.w3.org/2001/XMLSchema" xmlns:xs="http://www.w3.org/2001/XMLSchema" xmlns:p="http://schemas.microsoft.com/office/2006/metadata/properties" targetNamespace="http://schemas.microsoft.com/office/2006/metadata/properties" ma:root="true" ma:fieldsID="c76ef529c39306168521fdb1fa672548">
     <xsd:element name="properties">
       <xsd:complexType>
         <xsd:sequence>
           <xsd:element name="documentManagement">
             <xsd:complexType>
-              <xsd:all>
-                <xsd:element ref="ns2:CEMLI" minOccurs="0"/>
-                <xsd:element ref="ns3:JIRA_x0020__x0023_" minOccurs="0"/>
-                <xsd:element ref="ns3:Module2" minOccurs="0"/>
-                <xsd:element ref="ns3:Status" minOccurs="0"/>
-                <xsd:element ref="ns1:_ip_UnifiedCompliancePolicyProperties" minOccurs="0"/>
-                <xsd:element ref="ns4:SharedWithUsers" minOccurs="0"/>
-                <xsd:element ref="ns1:_ip_UnifiedCompliancePolicyUIAction" minOccurs="0"/>
-                <xsd:element ref="ns5:MediaServiceMetadata" minOccurs="0"/>
-                <xsd:element ref="ns5:MediaServiceFastMetadata" minOccurs="0"/>
-                <xsd:element ref="ns5:MediaServiceObjectDetectorVersions" minOccurs="0"/>
-                <xsd:element ref="ns5:MediaServiceSearchProperties" minOccurs="0"/>
-              </xsd:all>
+              <xsd:all/>
             </xsd:complexType>
           </xsd:element>
         </xsd:sequence>
       </xsd:complexType>
-    </xsd:element>
-  </xsd:schema>
-  <xsd:schema xmlns:xsd="http://www.w3.org/2001/XMLSchema" xmlns:xs="http://www.w3.org/2001/XMLSchema" xmlns:dms="http://schemas.microsoft.com/office/2006/documentManagement/types" xmlns:pc="http://schemas.microsoft.com/office/infopath/2007/PartnerControls" targetNamespace="http://schemas.microsoft.com/sharepoint/v3" elementFormDefault="qualified">
-    <xsd:import namespace="http://schemas.microsoft.com/office/2006/documentManagement/types"/>
-    <xsd:import namespace="http://schemas.microsoft.com/office/infopath/2007/PartnerControls"/>
-    <xsd:element name="_ip_UnifiedCompliancePolicyProperties" ma:index="6" nillable="true" ma:displayName="Unified Compliance Policy Properties" ma:description="" ma:hidden="true" ma:internalName="_ip_UnifiedCompliancePolicyProperties">
-      <xsd:simpleType>
-        <xsd:restriction base="dms:Note"/>
-      </xsd:simpleType>
-    </xsd:element>
-    <xsd:element name="_ip_UnifiedCompliancePolicyUIAction" ma:index="13" nillable="true" ma:displayName="Unified Compliance Policy UI Action" ma:description="" ma:hidden="true" ma:internalName="_ip_UnifiedCompliancePolicyUIAction">
-      <xsd:simpleType>
-        <xsd:restriction base="dms:Text"/>
-      </xsd:simpleType>
-    </xsd:element>
-  </xsd:schema>
-  <xsd:schema xmlns:xsd="http://www.w3.org/2001/XMLSchema" xmlns:xs="http://www.w3.org/2001/XMLSchema" xmlns:dms="http://schemas.microsoft.com/office/2006/documentManagement/types" xmlns:pc="http://schemas.microsoft.com/office/infopath/2007/PartnerControls" targetNamespace="75592049-bb03-4cc1-8738-657c3fa212ca" elementFormDefault="qualified">
-    <xsd:import namespace="http://schemas.microsoft.com/office/2006/documentManagement/types"/>
-    <xsd:import namespace="http://schemas.microsoft.com/office/infopath/2007/PartnerControls"/>
-    <xsd:element name="CEMLI" ma:index="2" nillable="true" ma:displayName="CEMLI" ma:internalName="CEMLI" ma:readOnly="false">
-      <xsd:simpleType>
-        <xsd:restriction base="dms:Text">
-          <xsd:maxLength value="10"/>
-        </xsd:restriction>
-      </xsd:simpleType>
-    </xsd:element>
-  </xsd:schema>
-  <xsd:schema xmlns:xsd="http://www.w3.org/2001/XMLSchema" xmlns:xs="http://www.w3.org/2001/XMLSchema" xmlns:dms="http://schemas.microsoft.com/office/2006/documentManagement/types" xmlns:pc="http://schemas.microsoft.com/office/infopath/2007/PartnerControls" targetNamespace="78bd43d9-5139-40c4-98ec-92e877803b19" elementFormDefault="qualified">
-    <xsd:import namespace="http://schemas.microsoft.com/office/2006/documentManagement/types"/>
-    <xsd:import namespace="http://schemas.microsoft.com/office/infopath/2007/PartnerControls"/>
-    <xsd:element name="JIRA_x0020__x0023_" ma:index="3" nillable="true" ma:displayName="JIRA #" ma:description="JIRA CEMLI list ID" ma:internalName="JIRA_x0020__x0023_">
-      <xsd:simpleType>
-        <xsd:restriction base="dms:Text">
-          <xsd:maxLength value="12"/>
-        </xsd:restriction>
-      </xsd:simpleType>
-    </xsd:element>
-    <xsd:element name="Module2" ma:index="4" nillable="true" ma:displayName="Module" ma:format="RadioButtons" ma:internalName="Module2">
-      <xsd:simpleType>
-        <xsd:restriction base="dms:Choice">
-          <xsd:enumeration value="AM"/>
-          <xsd:enumeration value="BN"/>
-          <xsd:enumeration value="CA/GL"/>
-          <xsd:enumeration value="ePerf"/>
-          <xsd:enumeration value="IDM"/>
-          <xsd:enumeration value="Portal"/>
-          <xsd:enumeration value="PY"/>
-          <xsd:enumeration value="SOA"/>
-          <xsd:enumeration value="TAM"/>
-          <xsd:enumeration value="WFA"/>
-          <xsd:enumeration value="Security"/>
-          <xsd:enumeration value="Other"/>
-        </xsd:restriction>
-      </xsd:simpleType>
-    </xsd:element>
-    <xsd:element name="Status" ma:index="5" nillable="true" ma:displayName="Status" ma:default="WIP" ma:format="Dropdown" ma:internalName="Status" ma:readOnly="false">
-      <xsd:simpleType>
-        <xsd:restriction base="dms:Choice">
-          <xsd:enumeration value="WIP"/>
-          <xsd:enumeration value="Active"/>
-          <xsd:enumeration value="To Be Retired"/>
-          <xsd:enumeration value="Retired"/>
-        </xsd:restriction>
-      </xsd:simpleType>
-    </xsd:element>
-  </xsd:schema>
-  <xsd:schema xmlns:xsd="http://www.w3.org/2001/XMLSchema" xmlns:xs="http://www.w3.org/2001/XMLSchema" xmlns:dms="http://schemas.microsoft.com/office/2006/documentManagement/types" xmlns:pc="http://schemas.microsoft.com/office/infopath/2007/PartnerControls" targetNamespace="f34352cd-dc73-4fa6-bb0b-4f9db1be8e2f" elementFormDefault="qualified">
-    <xsd:import namespace="http://schemas.microsoft.com/office/2006/documentManagement/types"/>
-    <xsd:import namespace="http://schemas.microsoft.com/office/infopath/2007/PartnerControls"/>
-    <xsd:element name="SharedWithUsers" ma:index="11" nillable="true" ma:displayName="Shared With" ma:description="" ma:internalName="SharedWithUsers" ma:readOnly="true">
-      <xsd:complexType>
-        <xsd:complexContent>
-          <xsd:extension base="dms:UserMulti">
-            <xsd:sequence>
-              <xsd:element name="UserInfo" minOccurs="0" maxOccurs="unbounded">
-                <xsd:complexType>
-                  <xsd:sequence>
-                    <xsd:element name="DisplayName" type="xsd:string" minOccurs="0"/>
-                    <xsd:element name="AccountId" type="dms:UserId" minOccurs="0" nillable="true"/>
-                    <xsd:element name="AccountType" type="xsd:string" minOccurs="0"/>
-                  </xsd:sequence>
-                </xsd:complexType>
-              </xsd:element>
-            </xsd:sequence>
-          </xsd:extension>
-        </xsd:complexContent>
-      </xsd:complexType>
-    </xsd:element>
-  </xsd:schema>
-  <xsd:schema xmlns:xsd="http://www.w3.org/2001/XMLSchema" xmlns:xs="http://www.w3.org/2001/XMLSchema" xmlns:dms="http://schemas.microsoft.com/office/2006/documentManagement/types" xmlns:pc="http://schemas.microsoft.com/office/infopath/2007/PartnerControls" targetNamespace="f74ab167-ad8e-423a-836e-57b9a5d229a2" elementFormDefault="qualified">
-    <xsd:import namespace="http://schemas.microsoft.com/office/2006/documentManagement/types"/>
-    <xsd:import namespace="http://schemas.microsoft.com/office/infopath/2007/PartnerControls"/>
-    <xsd:element name="MediaServiceMetadata" ma:index="15" nillable="true" ma:displayName="MediaServiceMetadata" ma:hidden="true" ma:internalName="MediaServiceMetadata" ma:readOnly="true">
-      <xsd:simpleType>
-        <xsd:restriction base="dms:Note"/>
-      </xsd:simpleType>
-    </xsd:element>
-    <xsd:element name="MediaServiceFastMetadata" ma:index="16" nillable="true" ma:displayName="MediaServiceFastMetadata" ma:hidden="true" ma:internalName="MediaServiceFastMetadata" ma:readOnly="true">
-      <xsd:simpleType>
-        <xsd:restriction base="dms:Note"/>
-      </xsd:simpleType>
-    </xsd:element>
-    <xsd:element name="MediaServiceObjectDetectorVersions" ma:index="17" nillable="true" ma:displayName="MediaServiceObjectDetectorVersions" ma:hidden="true" ma:indexed="true" ma:internalName="MediaServiceObjectDetectorVersions" ma:readOnly="true">
-      <xsd:simpleType>
-        <xsd:restriction base="dms:Text"/>
-      </xsd:simpleType>
-    </xsd:element>
-    <xsd:element name="MediaServiceSearchProperties" ma:index="18" nillable="true" ma:displayName="MediaServiceSearchProperties" ma:hidden="true" ma:internalName="MediaServiceSearchProperties" ma:readOnly="true">
-      <xsd:simpleType>
-        <xsd:restriction base="dms:Note"/>
-      </xsd:simpleType>
     </xsd:element>
   </xsd:schema>
   <xsd:schema xmlns="http://schemas.openxmlformats.org/package/2006/metadata/core-properties" xmlns:xsd="http://www.w3.org/2001/XMLSchema" xmlns:xsi="http://www.w3.org/2001/XMLSchema-instance" xmlns:dc="http://purl.org/dc/elements/1.1/" xmlns:dcterms="http://purl.org/dc/terms/" xmlns:odoc="http://schemas.microsoft.com/internal/obd" targetNamespace="http://schemas.openxmlformats.org/package/2006/metadata/core-properties" elementFormDefault="qualified" attributeFormDefault="unqualified" blockDefault="#all">
@@ -30187,8 +28967,8 @@
         <xsd:element ref="dc:creator" minOccurs="0" maxOccurs="1"/>
         <xsd:element ref="dcterms:created" minOccurs="0" maxOccurs="1"/>
         <xsd:element ref="dc:identifier" minOccurs="0" maxOccurs="1"/>
-        <xsd:element name="contentType" minOccurs="0" maxOccurs="1" type="xsd:string" ma:index="8" ma:displayName="Content Type"/>
-        <xsd:element ref="dc:title" minOccurs="0" maxOccurs="1" ma:index="1" ma:displayName="Title"/>
+        <xsd:element name="contentType" minOccurs="0" maxOccurs="1" type="xsd:string" ma:index="0" ma:displayName="Content Type"/>
+        <xsd:element ref="dc:title" minOccurs="0" maxOccurs="1" ma:index="4" ma:displayName="Title"/>
         <xsd:element ref="dc:subject" minOccurs="0" maxOccurs="1"/>
         <xsd:element ref="dc:description" minOccurs="0" maxOccurs="1"/>
         <xsd:element name="keywords" minOccurs="0" maxOccurs="1" type="xsd:string"/>
@@ -30277,37 +29057,11 @@
 </ct:contentTypeSchema>
 </file>
 
-<file path=customXml/item4.xml><?xml version="1.0" encoding="utf-8"?>
-<?mso-contentType ?>
-<FormTemplates xmlns="http://schemas.microsoft.com/sharepoint/v3/contenttype/forms">
-  <Display>DocumentLibraryForm</Display>
-  <Edit>DocumentLibraryForm</Edit>
-  <New>DocumentLibraryForm</New>
-</FormTemplates>
-</file>
-
 <file path=customXml/item5.xml><?xml version="1.0" encoding="utf-8"?>
-<p:properties xmlns:p="http://schemas.microsoft.com/office/2006/metadata/properties" xmlns:xsi="http://www.w3.org/2001/XMLSchema-instance" xmlns:pc="http://schemas.microsoft.com/office/infopath/2007/PartnerControls">
-  <documentManagement>
-    <_ip_UnifiedCompliancePolicyUIAction xmlns="http://schemas.microsoft.com/sharepoint/v3" xsi:nil="true"/>
-    <Status xmlns="78bd43d9-5139-40c4-98ec-92e877803b19">Active</Status>
-    <JIRA_x0020__x0023_ xmlns="78bd43d9-5139-40c4-98ec-92e877803b19">FUNCT-445</JIRA_x0020__x0023_>
-    <_ip_UnifiedCompliancePolicyProperties xmlns="http://schemas.microsoft.com/sharepoint/v3" xsi:nil="true"/>
-    <CEMLI xmlns="75592049-bb03-4cc1-8738-657c3fa212ca">E-715</CEMLI>
-    <Module2 xmlns="78bd43d9-5139-40c4-98ec-92e877803b19">CA/GL</Module2>
-  </documentManagement>
-</p:properties>
+<LongProperties xmlns="http://schemas.microsoft.com/office/2006/metadata/longProperties"/>
 </file>
 
 <file path=customXml/itemProps1.xml><?xml version="1.0" encoding="utf-8"?>
-<ds:datastoreItem xmlns:ds="http://schemas.openxmlformats.org/officeDocument/2006/customXml" ds:itemID="{D0D3ECD8-8E6B-4E5D-862B-ACE028DC26FC}">
-  <ds:schemaRefs>
-    <ds:schemaRef ds:uri="http://schemas.microsoft.com/office/2006/metadata/longProperties"/>
-  </ds:schemaRefs>
-</ds:datastoreItem>
-</file>
-
-<file path=customXml/itemProps2.xml><?xml version="1.0" encoding="utf-8"?>
 <ds:datastoreItem xmlns:ds="http://schemas.openxmlformats.org/officeDocument/2006/customXml" ds:itemID="{3296601E-7D3D-428A-BD50-D4D9F9C36C1E}">
   <ds:schemaRefs>
     <ds:schemaRef ds:uri="http://schemas.openxmlformats.org/officeDocument/2006/bibliography"/>
@@ -30315,29 +29069,16 @@
 </ds:datastoreItem>
 </file>
 
-<file path=customXml/itemProps3.xml><?xml version="1.0" encoding="utf-8"?>
-<ds:datastoreItem xmlns:ds="http://schemas.openxmlformats.org/officeDocument/2006/customXml" ds:itemID="{A252DB5E-0FEA-403D-B333-79D17E586592}">
+<file path=customXml/itemProps2.xml><?xml version="1.0" encoding="utf-8"?>
+<ds:datastoreItem xmlns:ds="http://schemas.openxmlformats.org/officeDocument/2006/customXml" ds:itemID="{3BF725BA-15F8-4AF3-8798-1484D59226E6}">
   <ds:schemaRefs>
-    <ds:schemaRef ds:uri="http://schemas.microsoft.com/office/2006/metadata/contentType"/>
-    <ds:schemaRef ds:uri="http://schemas.microsoft.com/office/2006/metadata/properties/metaAttributes"/>
-    <ds:schemaRef ds:uri="http://www.w3.org/2001/XMLSchema"/>
     <ds:schemaRef ds:uri="http://schemas.microsoft.com/office/2006/metadata/properties"/>
-    <ds:schemaRef ds:uri="http://schemas.microsoft.com/sharepoint/v3"/>
-    <ds:schemaRef ds:uri="75592049-bb03-4cc1-8738-657c3fa212ca"/>
-    <ds:schemaRef ds:uri="78bd43d9-5139-40c4-98ec-92e877803b19"/>
-    <ds:schemaRef ds:uri="f34352cd-dc73-4fa6-bb0b-4f9db1be8e2f"/>
-    <ds:schemaRef ds:uri="f74ab167-ad8e-423a-836e-57b9a5d229a2"/>
-    <ds:schemaRef ds:uri="http://schemas.microsoft.com/office/2006/documentManagement/types"/>
     <ds:schemaRef ds:uri="http://schemas.microsoft.com/office/infopath/2007/PartnerControls"/>
-    <ds:schemaRef ds:uri="http://schemas.openxmlformats.org/package/2006/metadata/core-properties"/>
-    <ds:schemaRef ds:uri="http://purl.org/dc/elements/1.1/"/>
-    <ds:schemaRef ds:uri="http://purl.org/dc/terms/"/>
-    <ds:schemaRef ds:uri="http://schemas.microsoft.com/internal/obd"/>
   </ds:schemaRefs>
 </ds:datastoreItem>
 </file>
 
-<file path=customXml/itemProps4.xml><?xml version="1.0" encoding="utf-8"?>
+<file path=customXml/itemProps3.xml><?xml version="1.0" encoding="utf-8"?>
 <ds:datastoreItem xmlns:ds="http://schemas.openxmlformats.org/officeDocument/2006/customXml" ds:itemID="{4CEEB78E-8C98-46F5-8877-965A33B66571}">
   <ds:schemaRefs>
     <ds:schemaRef ds:uri="http://schemas.microsoft.com/sharepoint/v3/contenttype/forms"/>
@@ -30345,14 +29086,26 @@
 </ds:datastoreItem>
 </file>
 
+<file path=customXml/itemProps4.xml><?xml version="1.0" encoding="utf-8"?>
+<ds:datastoreItem xmlns:ds="http://schemas.openxmlformats.org/officeDocument/2006/customXml" ds:itemID="{D5736AF9-4AD4-4355-A6E5-9C7CED3821DE}">
+  <ds:schemaRefs>
+    <ds:schemaRef ds:uri="http://schemas.microsoft.com/office/2006/metadata/contentType"/>
+    <ds:schemaRef ds:uri="http://schemas.microsoft.com/office/2006/metadata/properties/metaAttributes"/>
+    <ds:schemaRef ds:uri="http://www.w3.org/2001/XMLSchema"/>
+    <ds:schemaRef ds:uri="http://schemas.microsoft.com/office/2006/metadata/properties"/>
+    <ds:schemaRef ds:uri="http://schemas.openxmlformats.org/package/2006/metadata/core-properties"/>
+    <ds:schemaRef ds:uri="http://purl.org/dc/elements/1.1/"/>
+    <ds:schemaRef ds:uri="http://purl.org/dc/terms/"/>
+    <ds:schemaRef ds:uri="http://schemas.microsoft.com/internal/obd"/>
+    <ds:schemaRef ds:uri="http://schemas.microsoft.com/office/infopath/2007/PartnerControls"/>
+  </ds:schemaRefs>
+</ds:datastoreItem>
+</file>
+
 <file path=customXml/itemProps5.xml><?xml version="1.0" encoding="utf-8"?>
-<ds:datastoreItem xmlns:ds="http://schemas.openxmlformats.org/officeDocument/2006/customXml" ds:itemID="{3BF725BA-15F8-4AF3-8798-1484D59226E6}">
+<ds:datastoreItem xmlns:ds="http://schemas.openxmlformats.org/officeDocument/2006/customXml" ds:itemID="{D0D3ECD8-8E6B-4E5D-862B-ACE028DC26FC}">
   <ds:schemaRefs>
-    <ds:schemaRef ds:uri="http://schemas.microsoft.com/office/2006/metadata/properties"/>
-    <ds:schemaRef ds:uri="http://schemas.microsoft.com/office/infopath/2007/PartnerControls"/>
-    <ds:schemaRef ds:uri="http://schemas.microsoft.com/sharepoint/v3"/>
-    <ds:schemaRef ds:uri="78bd43d9-5139-40c4-98ec-92e877803b19"/>
-    <ds:schemaRef ds:uri="75592049-bb03-4cc1-8738-657c3fa212ca"/>
+    <ds:schemaRef ds:uri="http://schemas.microsoft.com/office/2006/metadata/longProperties"/>
   </ds:schemaRefs>
 </ds:datastoreItem>
 </file>
--- a/Documents/FDD RPA - RFL Reconciliation.docx
+++ b/Documents/FDD RPA - RFL Reconciliation.docx
@@ -580,7 +580,7 @@
           <w:sz w:val="24"/>
           <w:szCs w:val="24"/>
         </w:rPr>
-        <w:t>2</w:t>
+        <w:t>5</w:t>
       </w:r>
     </w:p>
     <w:p>
@@ -1217,7 +1217,7 @@
               <w:rPr>
                 <w:rFonts w:ascii="Book Antiqua" w:hAnsi="Book Antiqua"/>
               </w:rPr>
-              <w:t>04/13/2026</w:t>
+              <w:t>02/15/2026</w:t>
             </w:r>
           </w:p>
         </w:tc>
@@ -1275,19 +1275,13 @@
               <w:rPr>
                 <w:rFonts w:ascii="Book Antiqua" w:hAnsi="Book Antiqua"/>
               </w:rPr>
-              <w:t xml:space="preserve">FDD updates based on CR </w:t>
+              <w:t xml:space="preserve">FDD update based on UCP-184825. </w:t>
             </w:r>
             <w:r>
               <w:rPr>
                 <w:rFonts w:ascii="Book Antiqua" w:hAnsi="Book Antiqua"/>
               </w:rPr>
-              <w:t>UCP-188100</w:t>
-            </w:r>
-            <w:r>
-              <w:rPr>
-                <w:rFonts w:ascii="Book Antiqua" w:hAnsi="Book Antiqua"/>
-              </w:rPr>
-              <w:t>. Added Technical Change Note section</w:t>
+              <w:t>Added Technical Change Note section</w:t>
             </w:r>
           </w:p>
         </w:tc>
@@ -1307,6 +1301,12 @@
                 <w:rFonts w:ascii="Book Antiqua" w:hAnsi="Book Antiqua"/>
               </w:rPr>
             </w:pPr>
+            <w:r>
+              <w:rPr>
+                <w:rFonts w:ascii="Book Antiqua" w:hAnsi="Book Antiqua"/>
+              </w:rPr>
+              <w:t>04/13/2026</w:t>
+            </w:r>
           </w:p>
         </w:tc>
         <w:tc>
@@ -1321,6 +1321,13 @@
                 <w:color w:val="auto"/>
               </w:rPr>
             </w:pPr>
+            <w:r>
+              <w:rPr>
+                <w:rStyle w:val="HighlightedVariable"/>
+                <w:color w:val="auto"/>
+              </w:rPr>
+              <w:t>Ari Widjaja</w:t>
+            </w:r>
           </w:p>
         </w:tc>
         <w:tc>
@@ -1333,6 +1340,18 @@
                 <w:rFonts w:ascii="Book Antiqua" w:hAnsi="Book Antiqua"/>
               </w:rPr>
             </w:pPr>
+            <w:r>
+              <w:rPr>
+                <w:rFonts w:ascii="Book Antiqua" w:hAnsi="Book Antiqua"/>
+              </w:rPr>
+              <w:t>1.</w:t>
+            </w:r>
+            <w:r>
+              <w:rPr>
+                <w:rFonts w:ascii="Book Antiqua" w:hAnsi="Book Antiqua"/>
+              </w:rPr>
+              <w:t>4</w:t>
+            </w:r>
           </w:p>
         </w:tc>
         <w:tc>
@@ -1346,6 +1365,124 @@
                 <w:rFonts w:ascii="Book Antiqua" w:hAnsi="Book Antiqua"/>
               </w:rPr>
             </w:pPr>
+            <w:r>
+              <w:rPr>
+                <w:rFonts w:ascii="Book Antiqua" w:hAnsi="Book Antiqua"/>
+              </w:rPr>
+              <w:t xml:space="preserve">FDD updates based on CR </w:t>
+            </w:r>
+            <w:r>
+              <w:rPr>
+                <w:rFonts w:ascii="Book Antiqua" w:hAnsi="Book Antiqua"/>
+              </w:rPr>
+              <w:t>UCP-188100</w:t>
+            </w:r>
+            <w:r>
+              <w:rPr>
+                <w:rFonts w:ascii="Book Antiqua" w:hAnsi="Book Antiqua"/>
+              </w:rPr>
+              <w:t xml:space="preserve">. </w:t>
+            </w:r>
+            <w:r>
+              <w:rPr>
+                <w:rFonts w:ascii="Book Antiqua" w:hAnsi="Book Antiqua"/>
+              </w:rPr>
+              <w:t>Updated</w:t>
+            </w:r>
+            <w:r>
+              <w:rPr>
+                <w:rFonts w:ascii="Book Antiqua" w:hAnsi="Book Antiqua"/>
+              </w:rPr>
+              <w:t xml:space="preserve"> Technical Change Note section</w:t>
+            </w:r>
+          </w:p>
+        </w:tc>
+      </w:tr>
+      <w:tr>
+        <w:trPr>
+          <w:cantSplit/>
+        </w:trPr>
+        <w:tc>
+          <w:tcPr>
+            <w:tcW w:w="1086" w:type="dxa"/>
+          </w:tcPr>
+          <w:p>
+            <w:pPr>
+              <w:pStyle w:val="TableText"/>
+              <w:rPr>
+                <w:rFonts w:ascii="Book Antiqua" w:hAnsi="Book Antiqua"/>
+              </w:rPr>
+            </w:pPr>
+            <w:r>
+              <w:rPr>
+                <w:rFonts w:ascii="Book Antiqua" w:hAnsi="Book Antiqua"/>
+              </w:rPr>
+              <w:t>04/15/2026</w:t>
+            </w:r>
+          </w:p>
+        </w:tc>
+        <w:tc>
+          <w:tcPr>
+            <w:tcW w:w="1890" w:type="dxa"/>
+          </w:tcPr>
+          <w:p>
+            <w:pPr>
+              <w:pStyle w:val="TableText"/>
+              <w:rPr>
+                <w:rStyle w:val="HighlightedVariable"/>
+                <w:color w:val="auto"/>
+              </w:rPr>
+            </w:pPr>
+            <w:r>
+              <w:rPr>
+                <w:rStyle w:val="HighlightedVariable"/>
+                <w:color w:val="auto"/>
+              </w:rPr>
+              <w:t>Ari Widjaja</w:t>
+            </w:r>
+          </w:p>
+        </w:tc>
+        <w:tc>
+          <w:tcPr>
+            <w:tcW w:w="810" w:type="dxa"/>
+          </w:tcPr>
+          <w:p>
+            <w:pPr>
+              <w:rPr>
+                <w:rFonts w:ascii="Book Antiqua" w:hAnsi="Book Antiqua"/>
+              </w:rPr>
+            </w:pPr>
+            <w:r>
+              <w:rPr>
+                <w:rFonts w:ascii="Book Antiqua" w:hAnsi="Book Antiqua"/>
+              </w:rPr>
+              <w:t>1.</w:t>
+            </w:r>
+            <w:r>
+              <w:rPr>
+                <w:rFonts w:ascii="Book Antiqua" w:hAnsi="Book Antiqua"/>
+              </w:rPr>
+              <w:t>5</w:t>
+            </w:r>
+          </w:p>
+        </w:tc>
+        <w:tc>
+          <w:tcPr>
+            <w:tcW w:w="3966" w:type="dxa"/>
+          </w:tcPr>
+          <w:p>
+            <w:pPr>
+              <w:pStyle w:val="TableText"/>
+              <w:rPr>
+                <w:rFonts w:ascii="Book Antiqua" w:hAnsi="Book Antiqua"/>
+              </w:rPr>
+            </w:pPr>
+            <w:r>
+              <w:rPr>
+                <w:rFonts w:ascii="Book Antiqua" w:hAnsi="Book Antiqua"/>
+              </w:rPr>
+              <w:t>Added changes per UCP-188507 on Technical Change Note section</w:t>
+            </w:r>
           </w:p>
         </w:tc>
       </w:tr>
@@ -15132,25 +15269,7 @@
           <w:sz w:val="22"/>
           <w:szCs w:val="22"/>
         </w:rPr>
-        <w:t xml:space="preserve"> Peoplesoft and </w:t>
-      </w:r>
-      <w:proofErr w:type="gramStart"/>
-      <w:r>
-        <w:rPr>
-          <w:rFonts w:ascii="Book Antiqua" w:hAnsi="Book Antiqua"/>
-          <w:sz w:val="22"/>
-          <w:szCs w:val="22"/>
-        </w:rPr>
-        <w:t>navigate</w:t>
-      </w:r>
-      <w:proofErr w:type="gramEnd"/>
-      <w:r>
-        <w:rPr>
-          <w:rFonts w:ascii="Book Antiqua" w:hAnsi="Book Antiqua"/>
-          <w:sz w:val="22"/>
-          <w:szCs w:val="22"/>
-        </w:rPr>
-        <w:t xml:space="preserve"> to Job Data page. Once login is established and </w:t>
+        <w:t xml:space="preserve"> Peoplesoft and navigate to Job Data page. Once login is established and </w:t>
       </w:r>
       <w:proofErr w:type="gramStart"/>
       <w:r>
@@ -15553,25 +15672,7 @@
           <w:sz w:val="22"/>
           <w:szCs w:val="22"/>
         </w:rPr>
-        <w:t xml:space="preserve">ith Job Indicator equals Primary Job, regardless of Payroll Status will advance to the next processing. Therefore the </w:t>
-      </w:r>
-      <w:proofErr w:type="gramStart"/>
-      <w:r>
-        <w:rPr>
-          <w:rFonts w:ascii="Book Antiqua" w:hAnsi="Book Antiqua"/>
-          <w:sz w:val="22"/>
-          <w:szCs w:val="22"/>
-        </w:rPr>
-        <w:t>rules</w:t>
-      </w:r>
-      <w:proofErr w:type="gramEnd"/>
-      <w:r>
-        <w:rPr>
-          <w:rFonts w:ascii="Book Antiqua" w:hAnsi="Book Antiqua"/>
-          <w:sz w:val="22"/>
-          <w:szCs w:val="22"/>
-        </w:rPr>
-        <w:t xml:space="preserve"> for exception </w:t>
+        <w:t xml:space="preserve">ith Job Indicator equals Primary Job, regardless of Payroll Status will advance to the next processing. Therefore the rules for exception </w:t>
       </w:r>
       <w:proofErr w:type="gramStart"/>
       <w:r>
@@ -17393,6 +17494,184 @@
       <w:r>
         <w:rPr>
           <w:rFonts w:ascii="Book Antiqua" w:hAnsi="Book Antiqua"/>
+          <w:b/>
+          <w:bCs/>
+          <w:sz w:val="22"/>
+          <w:szCs w:val="22"/>
+          <w:u w:val="single"/>
+        </w:rPr>
+        <w:t xml:space="preserve">Change note as of </w:t>
+      </w:r>
+      <w:r>
+        <w:rPr>
+          <w:rFonts w:ascii="Book Antiqua" w:hAnsi="Book Antiqua"/>
+          <w:b/>
+          <w:bCs/>
+          <w:sz w:val="22"/>
+          <w:szCs w:val="22"/>
+          <w:u w:val="single"/>
+        </w:rPr>
+        <w:t>2</w:t>
+      </w:r>
+      <w:r>
+        <w:rPr>
+          <w:rFonts w:ascii="Book Antiqua" w:hAnsi="Book Antiqua"/>
+          <w:b/>
+          <w:bCs/>
+          <w:sz w:val="22"/>
+          <w:szCs w:val="22"/>
+          <w:u w:val="single"/>
+        </w:rPr>
+        <w:t>/</w:t>
+      </w:r>
+      <w:r>
+        <w:rPr>
+          <w:rFonts w:ascii="Book Antiqua" w:hAnsi="Book Antiqua"/>
+          <w:b/>
+          <w:bCs/>
+          <w:sz w:val="22"/>
+          <w:szCs w:val="22"/>
+          <w:u w:val="single"/>
+        </w:rPr>
+        <w:t>19</w:t>
+      </w:r>
+      <w:r>
+        <w:rPr>
+          <w:rFonts w:ascii="Book Antiqua" w:hAnsi="Book Antiqua"/>
+          <w:b/>
+          <w:bCs/>
+          <w:sz w:val="22"/>
+          <w:szCs w:val="22"/>
+          <w:u w:val="single"/>
+        </w:rPr>
+        <w:t>/2026</w:t>
+      </w:r>
+      <w:r>
+        <w:rPr>
+          <w:rFonts w:ascii="Book Antiqua" w:hAnsi="Book Antiqua"/>
+          <w:b/>
+          <w:bCs/>
+          <w:sz w:val="22"/>
+          <w:szCs w:val="22"/>
+          <w:u w:val="single"/>
+        </w:rPr>
+        <w:t xml:space="preserve"> (based on</w:t>
+      </w:r>
+      <w:r>
+        <w:rPr>
+          <w:rFonts w:ascii="Book Antiqua" w:hAnsi="Book Antiqua"/>
+          <w:b/>
+          <w:bCs/>
+          <w:sz w:val="22"/>
+          <w:szCs w:val="22"/>
+          <w:u w:val="single"/>
+        </w:rPr>
+        <w:t xml:space="preserve"> </w:t>
+      </w:r>
+      <w:r>
+        <w:rPr>
+          <w:rFonts w:ascii="Book Antiqua" w:hAnsi="Book Antiqua"/>
+          <w:b/>
+          <w:bCs/>
+          <w:sz w:val="22"/>
+          <w:szCs w:val="22"/>
+          <w:u w:val="single"/>
+        </w:rPr>
+        <w:t>UCP-184825</w:t>
+      </w:r>
+      <w:proofErr w:type="gramStart"/>
+      <w:r>
+        <w:rPr>
+          <w:rFonts w:ascii="Book Antiqua" w:hAnsi="Book Antiqua"/>
+          <w:b/>
+          <w:bCs/>
+          <w:sz w:val="22"/>
+          <w:szCs w:val="22"/>
+          <w:u w:val="single"/>
+        </w:rPr>
+        <w:t>)</w:t>
+      </w:r>
+      <w:r>
+        <w:rPr>
+          <w:rFonts w:ascii="Book Antiqua" w:hAnsi="Book Antiqua"/>
+          <w:sz w:val="22"/>
+          <w:szCs w:val="22"/>
+        </w:rPr>
+        <w:t xml:space="preserve">  :</w:t>
+      </w:r>
+      <w:proofErr w:type="gramEnd"/>
+      <w:r>
+        <w:rPr>
+          <w:rFonts w:ascii="Book Antiqua" w:hAnsi="Book Antiqua"/>
+          <w:sz w:val="22"/>
+          <w:szCs w:val="22"/>
+        </w:rPr>
+        <w:t xml:space="preserve"> </w:t>
+      </w:r>
+      <w:r>
+        <w:rPr>
+          <w:rFonts w:ascii="Book Antiqua" w:hAnsi="Book Antiqua"/>
+          <w:sz w:val="22"/>
+          <w:szCs w:val="22"/>
+        </w:rPr>
+        <w:t>Label update on scenario where within FIN001 1) the employee does not have a record of having any in-scope plan -or- 2) there is no missed paycheck dates identified. The label for scenario 1 is “</w:t>
+      </w:r>
+      <w:r>
+        <w:rPr>
+          <w:rFonts w:ascii="Book Antiqua" w:hAnsi="Book Antiqua"/>
+          <w:sz w:val="22"/>
+          <w:szCs w:val="22"/>
+        </w:rPr>
+        <w:t>No In-Scope Plan Type</w:t>
+      </w:r>
+      <w:r>
+        <w:rPr>
+          <w:rFonts w:ascii="Book Antiqua" w:hAnsi="Book Antiqua"/>
+          <w:sz w:val="22"/>
+          <w:szCs w:val="22"/>
+        </w:rPr>
+        <w:t>”; the label for scenario 2 is “No Missed Paycheck Date”</w:t>
+      </w:r>
+    </w:p>
+    <w:p>
+      <w:pPr>
+        <w:pStyle w:val="Header"/>
+        <w:ind w:left="540" w:hanging="180"/>
+        <w:rPr>
+          <w:rFonts w:ascii="Book Antiqua" w:hAnsi="Book Antiqua"/>
+          <w:b/>
+          <w:bCs/>
+          <w:sz w:val="24"/>
+          <w:szCs w:val="24"/>
+        </w:rPr>
+      </w:pPr>
+    </w:p>
+    <w:p>
+      <w:pPr>
+        <w:pStyle w:val="Header"/>
+        <w:ind w:left="540" w:hanging="180"/>
+        <w:rPr>
+          <w:rFonts w:ascii="Book Antiqua" w:hAnsi="Book Antiqua"/>
+          <w:b/>
+          <w:bCs/>
+          <w:sz w:val="24"/>
+          <w:szCs w:val="24"/>
+        </w:rPr>
+      </w:pPr>
+    </w:p>
+    <w:p>
+      <w:pPr>
+        <w:pStyle w:val="Header"/>
+        <w:ind w:left="360"/>
+        <w:rPr>
+          <w:rFonts w:ascii="Book Antiqua" w:hAnsi="Book Antiqua"/>
+          <w:sz w:val="22"/>
+          <w:szCs w:val="22"/>
+        </w:rPr>
+      </w:pPr>
+      <w:r>
+        <w:rPr>
+          <w:rFonts w:ascii="Book Antiqua" w:hAnsi="Book Antiqua"/>
           <w:sz w:val="22"/>
           <w:szCs w:val="22"/>
         </w:rPr>
@@ -19520,7 +19799,3138 @@
     <w:p>
       <w:pPr>
         <w:pStyle w:val="Header"/>
-        <w:ind w:left="540" w:hanging="180"/>
+        <w:numPr>
+          <w:ilvl w:val="3"/>
+          <w:numId w:val="42"/>
+        </w:numPr>
+        <w:ind w:left="900"/>
+        <w:rPr>
+          <w:rFonts w:ascii="Book Antiqua" w:hAnsi="Book Antiqua"/>
+          <w:sz w:val="24"/>
+          <w:szCs w:val="24"/>
+        </w:rPr>
+      </w:pPr>
+      <w:r>
+        <w:rPr>
+          <w:rFonts w:ascii="Book Antiqua" w:hAnsi="Book Antiqua"/>
+          <w:sz w:val="24"/>
+          <w:szCs w:val="24"/>
+        </w:rPr>
+        <w:t xml:space="preserve">Changes per </w:t>
+      </w:r>
+      <w:hyperlink r:id="rId57" w:history="1">
+        <w:r>
+          <w:rPr>
+            <w:rStyle w:val="Hyperlink"/>
+            <w:rFonts w:ascii="Book Antiqua" w:hAnsi="Book Antiqua"/>
+            <w:sz w:val="24"/>
+            <w:szCs w:val="24"/>
+          </w:rPr>
+          <w:t>UCP-184825</w:t>
+        </w:r>
+      </w:hyperlink>
+    </w:p>
+    <w:tbl>
+      <w:tblPr>
+        <w:tblStyle w:val="TableGrid"/>
+        <w:tblW w:w="0" w:type="auto"/>
+        <w:tblInd w:w="180" w:type="dxa"/>
+        <w:tblLook w:val="04A0" w:firstRow="1" w:lastRow="0" w:firstColumn="1" w:lastColumn="0" w:noHBand="0" w:noVBand="1"/>
+      </w:tblPr>
+      <w:tblGrid>
+        <w:gridCol w:w="618"/>
+        <w:gridCol w:w="1896"/>
+        <w:gridCol w:w="4082"/>
+        <w:gridCol w:w="2574"/>
+      </w:tblGrid>
+      <w:tr>
+        <w:tc>
+          <w:tcPr>
+            <w:tcW w:w="618" w:type="dxa"/>
+          </w:tcPr>
+          <w:p>
+            <w:pPr>
+              <w:pStyle w:val="Header"/>
+              <w:rPr>
+                <w:rFonts w:ascii="Book Antiqua" w:hAnsi="Book Antiqua"/>
+                <w:sz w:val="20"/>
+                <w:szCs w:val="20"/>
+              </w:rPr>
+            </w:pPr>
+            <w:r>
+              <w:rPr>
+                <w:rFonts w:ascii="Book Antiqua" w:hAnsi="Book Antiqua"/>
+                <w:sz w:val="20"/>
+                <w:szCs w:val="20"/>
+              </w:rPr>
+              <w:t>No</w:t>
+            </w:r>
+          </w:p>
+        </w:tc>
+        <w:tc>
+          <w:tcPr>
+            <w:tcW w:w="1896" w:type="dxa"/>
+          </w:tcPr>
+          <w:p>
+            <w:pPr>
+              <w:pStyle w:val="Header"/>
+              <w:rPr>
+                <w:rFonts w:ascii="Book Antiqua" w:hAnsi="Book Antiqua"/>
+                <w:sz w:val="20"/>
+                <w:szCs w:val="20"/>
+              </w:rPr>
+            </w:pPr>
+            <w:r>
+              <w:rPr>
+                <w:rFonts w:ascii="Book Antiqua" w:hAnsi="Book Antiqua"/>
+                <w:sz w:val="20"/>
+                <w:szCs w:val="20"/>
+              </w:rPr>
+              <w:t>Item</w:t>
+            </w:r>
+          </w:p>
+        </w:tc>
+        <w:tc>
+          <w:tcPr>
+            <w:tcW w:w="4082" w:type="dxa"/>
+          </w:tcPr>
+          <w:p>
+            <w:pPr>
+              <w:pStyle w:val="Header"/>
+              <w:rPr>
+                <w:rFonts w:ascii="Book Antiqua" w:hAnsi="Book Antiqua"/>
+                <w:sz w:val="20"/>
+                <w:szCs w:val="20"/>
+              </w:rPr>
+            </w:pPr>
+            <w:r>
+              <w:rPr>
+                <w:rFonts w:ascii="Book Antiqua" w:hAnsi="Book Antiqua"/>
+                <w:sz w:val="20"/>
+                <w:szCs w:val="20"/>
+              </w:rPr>
+              <w:t>Change Description</w:t>
+            </w:r>
+          </w:p>
+        </w:tc>
+        <w:tc>
+          <w:tcPr>
+            <w:tcW w:w="2574" w:type="dxa"/>
+          </w:tcPr>
+          <w:p>
+            <w:pPr>
+              <w:pStyle w:val="Header"/>
+              <w:rPr>
+                <w:rFonts w:ascii="Book Antiqua" w:hAnsi="Book Antiqua"/>
+                <w:sz w:val="20"/>
+                <w:szCs w:val="20"/>
+              </w:rPr>
+            </w:pPr>
+            <w:r>
+              <w:rPr>
+                <w:rFonts w:ascii="Book Antiqua" w:hAnsi="Book Antiqua"/>
+                <w:sz w:val="20"/>
+                <w:szCs w:val="20"/>
+              </w:rPr>
+              <w:t>Reason/Justification</w:t>
+            </w:r>
+          </w:p>
+        </w:tc>
+      </w:tr>
+      <w:tr>
+        <w:tc>
+          <w:tcPr>
+            <w:tcW w:w="618" w:type="dxa"/>
+          </w:tcPr>
+          <w:p>
+            <w:pPr>
+              <w:pStyle w:val="Header"/>
+              <w:rPr>
+                <w:rFonts w:ascii="Book Antiqua" w:hAnsi="Book Antiqua"/>
+                <w:sz w:val="20"/>
+                <w:szCs w:val="20"/>
+              </w:rPr>
+            </w:pPr>
+            <w:r>
+              <w:rPr>
+                <w:rFonts w:ascii="Book Antiqua" w:hAnsi="Book Antiqua"/>
+                <w:sz w:val="20"/>
+                <w:szCs w:val="20"/>
+              </w:rPr>
+              <w:t>1.0</w:t>
+            </w:r>
+          </w:p>
+        </w:tc>
+        <w:tc>
+          <w:tcPr>
+            <w:tcW w:w="1896" w:type="dxa"/>
+          </w:tcPr>
+          <w:p>
+            <w:pPr>
+              <w:pStyle w:val="Header"/>
+              <w:rPr>
+                <w:rFonts w:ascii="Book Antiqua" w:hAnsi="Book Antiqua"/>
+                <w:sz w:val="20"/>
+                <w:szCs w:val="20"/>
+              </w:rPr>
+            </w:pPr>
+            <w:r>
+              <w:rPr>
+                <w:rFonts w:ascii="Book Antiqua" w:hAnsi="Book Antiqua"/>
+                <w:sz w:val="20"/>
+                <w:szCs w:val="20"/>
+              </w:rPr>
+              <w:t>ReturnFromLeave-FinalReport.py</w:t>
+            </w:r>
+          </w:p>
+        </w:tc>
+        <w:tc>
+          <w:tcPr>
+            <w:tcW w:w="4082" w:type="dxa"/>
+          </w:tcPr>
+          <w:p>
+            <w:pPr>
+              <w:pStyle w:val="Header"/>
+              <w:rPr>
+                <w:rFonts w:ascii="Book Antiqua" w:hAnsi="Book Antiqua"/>
+                <w:sz w:val="20"/>
+                <w:szCs w:val="20"/>
+              </w:rPr>
+            </w:pPr>
+            <w:r>
+              <w:rPr>
+                <w:rFonts w:ascii="Book Antiqua" w:hAnsi="Book Antiqua"/>
+                <w:sz w:val="20"/>
+                <w:szCs w:val="20"/>
+              </w:rPr>
+              <w:t xml:space="preserve">Line 262:        </w:t>
+            </w:r>
+          </w:p>
+          <w:p>
+            <w:pPr>
+              <w:pStyle w:val="Header"/>
+              <w:rPr>
+                <w:rFonts w:ascii="Book Antiqua" w:hAnsi="Book Antiqua"/>
+                <w:sz w:val="20"/>
+                <w:szCs w:val="20"/>
+              </w:rPr>
+            </w:pPr>
+          </w:p>
+          <w:p>
+            <w:pPr>
+              <w:pStyle w:val="Header"/>
+              <w:rPr>
+                <w:rFonts w:ascii="Book Antiqua" w:hAnsi="Book Antiqua"/>
+                <w:sz w:val="20"/>
+                <w:szCs w:val="20"/>
+              </w:rPr>
+            </w:pPr>
+            <w:r>
+              <w:rPr>
+                <w:rFonts w:ascii="Book Antiqua" w:hAnsi="Book Antiqua"/>
+                <w:sz w:val="20"/>
+                <w:szCs w:val="20"/>
+              </w:rPr>
+              <w:t xml:space="preserve"># as of 02/3/2026, this line is moved up. </w:t>
+            </w:r>
+            <w:proofErr w:type="spellStart"/>
+            <w:r>
+              <w:rPr>
+                <w:rFonts w:ascii="Book Antiqua" w:hAnsi="Book Antiqua"/>
+                <w:sz w:val="20"/>
+                <w:szCs w:val="20"/>
+              </w:rPr>
+              <w:t>dfOrigin</w:t>
+            </w:r>
+            <w:proofErr w:type="spellEnd"/>
+            <w:r>
+              <w:rPr>
+                <w:rFonts w:ascii="Book Antiqua" w:hAnsi="Book Antiqua"/>
+                <w:sz w:val="20"/>
+                <w:szCs w:val="20"/>
+              </w:rPr>
+              <w:t xml:space="preserve"> is the original </w:t>
+            </w:r>
+            <w:proofErr w:type="spellStart"/>
+            <w:r>
+              <w:rPr>
+                <w:rFonts w:ascii="Book Antiqua" w:hAnsi="Book Antiqua"/>
+                <w:sz w:val="20"/>
+                <w:szCs w:val="20"/>
+              </w:rPr>
+              <w:t>dataframe</w:t>
+            </w:r>
+            <w:proofErr w:type="spellEnd"/>
+          </w:p>
+          <w:p>
+            <w:pPr>
+              <w:pStyle w:val="Header"/>
+              <w:rPr>
+                <w:rFonts w:ascii="Book Antiqua" w:hAnsi="Book Antiqua"/>
+                <w:sz w:val="20"/>
+                <w:szCs w:val="20"/>
+              </w:rPr>
+            </w:pPr>
+          </w:p>
+          <w:p>
+            <w:pPr>
+              <w:pStyle w:val="Header"/>
+              <w:rPr>
+                <w:rFonts w:ascii="Book Antiqua" w:hAnsi="Book Antiqua"/>
+                <w:sz w:val="20"/>
+                <w:szCs w:val="20"/>
+              </w:rPr>
+            </w:pPr>
+            <w:proofErr w:type="spellStart"/>
+            <w:r>
+              <w:rPr>
+                <w:rFonts w:ascii="Book Antiqua" w:hAnsi="Book Antiqua"/>
+                <w:sz w:val="20"/>
+                <w:szCs w:val="20"/>
+              </w:rPr>
+              <w:t>dfOrigin</w:t>
+            </w:r>
+            <w:proofErr w:type="spellEnd"/>
+            <w:r>
+              <w:rPr>
+                <w:rFonts w:ascii="Book Antiqua" w:hAnsi="Book Antiqua"/>
+                <w:sz w:val="20"/>
+                <w:szCs w:val="20"/>
+              </w:rPr>
+              <w:t xml:space="preserve"> = </w:t>
+            </w:r>
+            <w:proofErr w:type="spellStart"/>
+            <w:r>
+              <w:rPr>
+                <w:rFonts w:ascii="Book Antiqua" w:hAnsi="Book Antiqua"/>
+                <w:sz w:val="20"/>
+                <w:szCs w:val="20"/>
+              </w:rPr>
+              <w:t>df</w:t>
+            </w:r>
+            <w:proofErr w:type="spellEnd"/>
+          </w:p>
+          <w:p>
+            <w:pPr>
+              <w:pStyle w:val="Header"/>
+              <w:rPr>
+                <w:rFonts w:ascii="Book Antiqua" w:hAnsi="Book Antiqua"/>
+                <w:sz w:val="20"/>
+                <w:szCs w:val="20"/>
+              </w:rPr>
+            </w:pPr>
+          </w:p>
+          <w:p>
+            <w:pPr>
+              <w:pStyle w:val="Header"/>
+              <w:rPr>
+                <w:rFonts w:ascii="Book Antiqua" w:hAnsi="Book Antiqua"/>
+                <w:sz w:val="20"/>
+                <w:szCs w:val="20"/>
+              </w:rPr>
+            </w:pPr>
+            <w:r>
+              <w:rPr>
+                <w:rFonts w:ascii="Book Antiqua" w:hAnsi="Book Antiqua"/>
+                <w:sz w:val="20"/>
+                <w:szCs w:val="20"/>
+              </w:rPr>
+              <w:t>Line 264:</w:t>
+            </w:r>
+          </w:p>
+          <w:p>
+            <w:pPr>
+              <w:pStyle w:val="Header"/>
+              <w:rPr>
+                <w:rFonts w:ascii="Book Antiqua" w:hAnsi="Book Antiqua"/>
+                <w:sz w:val="20"/>
+                <w:szCs w:val="20"/>
+              </w:rPr>
+            </w:pPr>
+          </w:p>
+          <w:p>
+            <w:pPr>
+              <w:pStyle w:val="Header"/>
+              <w:rPr>
+                <w:rFonts w:ascii="Book Antiqua" w:hAnsi="Book Antiqua"/>
+                <w:sz w:val="20"/>
+                <w:szCs w:val="20"/>
+              </w:rPr>
+            </w:pPr>
+            <w:r>
+              <w:rPr>
+                <w:rFonts w:ascii="Book Antiqua" w:hAnsi="Book Antiqua"/>
+                <w:sz w:val="20"/>
+                <w:szCs w:val="20"/>
+              </w:rPr>
+              <w:t xml:space="preserve"># as of 02/3/2026 add column 'is new row' to </w:t>
+            </w:r>
+            <w:proofErr w:type="spellStart"/>
+            <w:r>
+              <w:rPr>
+                <w:rFonts w:ascii="Book Antiqua" w:hAnsi="Book Antiqua"/>
+                <w:sz w:val="20"/>
+                <w:szCs w:val="20"/>
+              </w:rPr>
+              <w:t>df</w:t>
+            </w:r>
+            <w:proofErr w:type="spellEnd"/>
+            <w:r>
+              <w:rPr>
+                <w:rFonts w:ascii="Book Antiqua" w:hAnsi="Book Antiqua"/>
+                <w:sz w:val="20"/>
+                <w:szCs w:val="20"/>
+              </w:rPr>
+              <w:t xml:space="preserve"> and set to </w:t>
+            </w:r>
+            <w:proofErr w:type="spellStart"/>
+            <w:r>
+              <w:rPr>
+                <w:rFonts w:ascii="Book Antiqua" w:hAnsi="Book Antiqua"/>
+                <w:sz w:val="20"/>
+                <w:szCs w:val="20"/>
+              </w:rPr>
+              <w:t>np.nan</w:t>
+            </w:r>
+            <w:proofErr w:type="spellEnd"/>
+            <w:r>
+              <w:rPr>
+                <w:rFonts w:ascii="Book Antiqua" w:hAnsi="Book Antiqua"/>
+                <w:sz w:val="20"/>
+                <w:szCs w:val="20"/>
+              </w:rPr>
+              <w:t xml:space="preserve"> (blank)</w:t>
+            </w:r>
+          </w:p>
+          <w:p>
+            <w:pPr>
+              <w:pStyle w:val="Header"/>
+              <w:rPr>
+                <w:rFonts w:ascii="Book Antiqua" w:hAnsi="Book Antiqua"/>
+                <w:sz w:val="20"/>
+                <w:szCs w:val="20"/>
+              </w:rPr>
+            </w:pPr>
+          </w:p>
+          <w:p>
+            <w:pPr>
+              <w:pStyle w:val="Header"/>
+              <w:rPr>
+                <w:rFonts w:ascii="Book Antiqua" w:hAnsi="Book Antiqua"/>
+                <w:sz w:val="20"/>
+                <w:szCs w:val="20"/>
+              </w:rPr>
+            </w:pPr>
+            <w:proofErr w:type="spellStart"/>
+            <w:proofErr w:type="gramStart"/>
+            <w:r>
+              <w:rPr>
+                <w:rFonts w:ascii="Book Antiqua" w:hAnsi="Book Antiqua"/>
+                <w:sz w:val="20"/>
+                <w:szCs w:val="20"/>
+              </w:rPr>
+              <w:t>df</w:t>
+            </w:r>
+            <w:proofErr w:type="spellEnd"/>
+            <w:r>
+              <w:rPr>
+                <w:rFonts w:ascii="Book Antiqua" w:hAnsi="Book Antiqua"/>
+                <w:sz w:val="20"/>
+                <w:szCs w:val="20"/>
+              </w:rPr>
+              <w:t>[</w:t>
+            </w:r>
+            <w:proofErr w:type="gramEnd"/>
+            <w:r>
+              <w:rPr>
+                <w:rFonts w:ascii="Book Antiqua" w:hAnsi="Book Antiqua"/>
+                <w:sz w:val="20"/>
+                <w:szCs w:val="20"/>
+              </w:rPr>
+              <w:t>'Is New Row</w:t>
+            </w:r>
+            <w:proofErr w:type="gramStart"/>
+            <w:r>
+              <w:rPr>
+                <w:rFonts w:ascii="Book Antiqua" w:hAnsi="Book Antiqua"/>
+                <w:sz w:val="20"/>
+                <w:szCs w:val="20"/>
+              </w:rPr>
+              <w:t>']=</w:t>
+            </w:r>
+            <w:proofErr w:type="gramEnd"/>
+            <w:r>
+              <w:rPr>
+                <w:rFonts w:ascii="Book Antiqua" w:hAnsi="Book Antiqua"/>
+                <w:sz w:val="20"/>
+                <w:szCs w:val="20"/>
+              </w:rPr>
+              <w:t xml:space="preserve"> </w:t>
+            </w:r>
+            <w:proofErr w:type="spellStart"/>
+            <w:r>
+              <w:rPr>
+                <w:rFonts w:ascii="Book Antiqua" w:hAnsi="Book Antiqua"/>
+                <w:sz w:val="20"/>
+                <w:szCs w:val="20"/>
+              </w:rPr>
+              <w:t>np.nan</w:t>
+            </w:r>
+            <w:proofErr w:type="spellEnd"/>
+          </w:p>
+          <w:p>
+            <w:pPr>
+              <w:pStyle w:val="Header"/>
+              <w:rPr>
+                <w:rFonts w:ascii="Book Antiqua" w:hAnsi="Book Antiqua"/>
+                <w:sz w:val="20"/>
+                <w:szCs w:val="20"/>
+              </w:rPr>
+            </w:pPr>
+          </w:p>
+          <w:p>
+            <w:pPr>
+              <w:pStyle w:val="Header"/>
+              <w:rPr>
+                <w:rFonts w:ascii="Book Antiqua" w:hAnsi="Book Antiqua"/>
+                <w:sz w:val="20"/>
+                <w:szCs w:val="20"/>
+              </w:rPr>
+            </w:pPr>
+            <w:r>
+              <w:rPr>
+                <w:rFonts w:ascii="Book Antiqua" w:hAnsi="Book Antiqua"/>
+                <w:sz w:val="20"/>
+                <w:szCs w:val="20"/>
+              </w:rPr>
+              <w:t>Line 269 - 270:</w:t>
+            </w:r>
+          </w:p>
+          <w:p>
+            <w:pPr>
+              <w:pStyle w:val="Header"/>
+              <w:rPr>
+                <w:rFonts w:ascii="Book Antiqua" w:hAnsi="Book Antiqua"/>
+                <w:sz w:val="20"/>
+                <w:szCs w:val="20"/>
+              </w:rPr>
+            </w:pPr>
+          </w:p>
+          <w:p>
+            <w:pPr>
+              <w:pStyle w:val="Header"/>
+              <w:rPr>
+                <w:rFonts w:ascii="Book Antiqua" w:hAnsi="Book Antiqua"/>
+                <w:sz w:val="20"/>
+                <w:szCs w:val="20"/>
+              </w:rPr>
+            </w:pPr>
+            <w:r>
+              <w:rPr>
+                <w:rFonts w:ascii="Book Antiqua" w:hAnsi="Book Antiqua"/>
+                <w:sz w:val="20"/>
+                <w:szCs w:val="20"/>
+              </w:rPr>
+              <w:t xml:space="preserve"># as of 02/4/2026 check </w:t>
+            </w:r>
+            <w:proofErr w:type="spellStart"/>
+            <w:r>
+              <w:rPr>
+                <w:rFonts w:ascii="Book Antiqua" w:hAnsi="Book Antiqua"/>
+                <w:sz w:val="20"/>
+                <w:szCs w:val="20"/>
+              </w:rPr>
+              <w:t>dfSelected</w:t>
+            </w:r>
+            <w:proofErr w:type="spellEnd"/>
+            <w:r>
+              <w:rPr>
+                <w:rFonts w:ascii="Book Antiqua" w:hAnsi="Book Antiqua"/>
+                <w:sz w:val="20"/>
+                <w:szCs w:val="20"/>
+              </w:rPr>
+              <w:t xml:space="preserve"> to see if there is/are rows where plan type is in </w:t>
+            </w:r>
+            <w:proofErr w:type="spellStart"/>
+            <w:r>
+              <w:rPr>
+                <w:rFonts w:ascii="Book Antiqua" w:hAnsi="Book Antiqua"/>
+                <w:sz w:val="20"/>
+                <w:szCs w:val="20"/>
+              </w:rPr>
+              <w:t>selectedPlans</w:t>
+            </w:r>
+            <w:proofErr w:type="spellEnd"/>
+          </w:p>
+          <w:p>
+            <w:pPr>
+              <w:pStyle w:val="Header"/>
+              <w:rPr>
+                <w:rFonts w:ascii="Book Antiqua" w:hAnsi="Book Antiqua"/>
+                <w:sz w:val="20"/>
+                <w:szCs w:val="20"/>
+              </w:rPr>
+            </w:pPr>
+          </w:p>
+          <w:p>
+            <w:pPr>
+              <w:pStyle w:val="Header"/>
+              <w:rPr>
+                <w:rFonts w:ascii="Book Antiqua" w:hAnsi="Book Antiqua"/>
+                <w:sz w:val="20"/>
+                <w:szCs w:val="20"/>
+              </w:rPr>
+            </w:pPr>
+            <w:r>
+              <w:rPr>
+                <w:rFonts w:ascii="Book Antiqua" w:hAnsi="Book Antiqua"/>
+                <w:sz w:val="20"/>
+                <w:szCs w:val="20"/>
+              </w:rPr>
+              <w:t xml:space="preserve">if </w:t>
+            </w:r>
+            <w:proofErr w:type="spellStart"/>
+            <w:r>
+              <w:rPr>
+                <w:rFonts w:ascii="Book Antiqua" w:hAnsi="Book Antiqua"/>
+                <w:sz w:val="20"/>
+                <w:szCs w:val="20"/>
+              </w:rPr>
+              <w:t>len</w:t>
+            </w:r>
+            <w:proofErr w:type="spellEnd"/>
+            <w:r>
+              <w:rPr>
+                <w:rFonts w:ascii="Book Antiqua" w:hAnsi="Book Antiqua"/>
+                <w:sz w:val="20"/>
+                <w:szCs w:val="20"/>
+              </w:rPr>
+              <w:t>(</w:t>
+            </w:r>
+            <w:proofErr w:type="spellStart"/>
+            <w:r>
+              <w:rPr>
+                <w:rFonts w:ascii="Book Antiqua" w:hAnsi="Book Antiqua"/>
+                <w:sz w:val="20"/>
+                <w:szCs w:val="20"/>
+              </w:rPr>
+              <w:t>dfSelected</w:t>
+            </w:r>
+            <w:proofErr w:type="spellEnd"/>
+            <w:r>
+              <w:rPr>
+                <w:rFonts w:ascii="Book Antiqua" w:hAnsi="Book Antiqua"/>
+                <w:sz w:val="20"/>
+                <w:szCs w:val="20"/>
+              </w:rPr>
+              <w:t>) ==0:</w:t>
+            </w:r>
+          </w:p>
+          <w:p>
+            <w:pPr>
+              <w:pStyle w:val="Header"/>
+              <w:rPr>
+                <w:rFonts w:ascii="Book Antiqua" w:hAnsi="Book Antiqua"/>
+                <w:sz w:val="20"/>
+                <w:szCs w:val="20"/>
+              </w:rPr>
+            </w:pPr>
+          </w:p>
+          <w:p>
+            <w:pPr>
+              <w:pStyle w:val="Header"/>
+              <w:rPr>
+                <w:rFonts w:ascii="Book Antiqua" w:hAnsi="Book Antiqua"/>
+                <w:sz w:val="20"/>
+                <w:szCs w:val="20"/>
+              </w:rPr>
+            </w:pPr>
+            <w:r>
+              <w:rPr>
+                <w:rFonts w:ascii="Book Antiqua" w:hAnsi="Book Antiqua"/>
+                <w:sz w:val="20"/>
+                <w:szCs w:val="20"/>
+              </w:rPr>
+              <w:t xml:space="preserve">        return "No In-Scope Plan Type"</w:t>
+            </w:r>
+          </w:p>
+          <w:p>
+            <w:pPr>
+              <w:pStyle w:val="Header"/>
+              <w:rPr>
+                <w:rFonts w:ascii="Book Antiqua" w:hAnsi="Book Antiqua"/>
+                <w:sz w:val="20"/>
+                <w:szCs w:val="20"/>
+              </w:rPr>
+            </w:pPr>
+          </w:p>
+          <w:p>
+            <w:pPr>
+              <w:pStyle w:val="Header"/>
+              <w:rPr>
+                <w:rFonts w:ascii="Book Antiqua" w:hAnsi="Book Antiqua"/>
+                <w:sz w:val="20"/>
+                <w:szCs w:val="20"/>
+              </w:rPr>
+            </w:pPr>
+            <w:r>
+              <w:rPr>
+                <w:rFonts w:ascii="Book Antiqua" w:hAnsi="Book Antiqua"/>
+                <w:sz w:val="20"/>
+                <w:szCs w:val="20"/>
+              </w:rPr>
+              <w:t>Line 291 - 292:</w:t>
+            </w:r>
+          </w:p>
+          <w:p>
+            <w:pPr>
+              <w:pStyle w:val="Header"/>
+              <w:rPr>
+                <w:rFonts w:ascii="Book Antiqua" w:hAnsi="Book Antiqua"/>
+                <w:sz w:val="20"/>
+                <w:szCs w:val="20"/>
+              </w:rPr>
+            </w:pPr>
+          </w:p>
+          <w:p>
+            <w:pPr>
+              <w:pStyle w:val="Header"/>
+              <w:rPr>
+                <w:rFonts w:ascii="Book Antiqua" w:hAnsi="Book Antiqua"/>
+                <w:sz w:val="20"/>
+                <w:szCs w:val="20"/>
+              </w:rPr>
+            </w:pPr>
+            <w:r>
+              <w:rPr>
+                <w:rFonts w:ascii="Book Antiqua" w:hAnsi="Book Antiqua"/>
+                <w:sz w:val="20"/>
+                <w:szCs w:val="20"/>
+              </w:rPr>
+              <w:t># as of 02/4/2026 add If ~</w:t>
+            </w:r>
+            <w:proofErr w:type="spellStart"/>
+            <w:proofErr w:type="gramStart"/>
+            <w:r>
+              <w:rPr>
+                <w:rFonts w:ascii="Book Antiqua" w:hAnsi="Book Antiqua"/>
+                <w:sz w:val="20"/>
+                <w:szCs w:val="20"/>
+              </w:rPr>
+              <w:t>df</w:t>
+            </w:r>
+            <w:proofErr w:type="spellEnd"/>
+            <w:r>
+              <w:rPr>
+                <w:rFonts w:ascii="Book Antiqua" w:hAnsi="Book Antiqua"/>
+                <w:sz w:val="20"/>
+                <w:szCs w:val="20"/>
+              </w:rPr>
+              <w:t>[</w:t>
+            </w:r>
+            <w:proofErr w:type="gramEnd"/>
+            <w:r>
+              <w:rPr>
+                <w:rFonts w:ascii="Book Antiqua" w:hAnsi="Book Antiqua"/>
+                <w:sz w:val="20"/>
+                <w:szCs w:val="20"/>
+              </w:rPr>
+              <w:t>'Is New Row'</w:t>
+            </w:r>
+            <w:proofErr w:type="gramStart"/>
+            <w:r>
+              <w:rPr>
+                <w:rFonts w:ascii="Book Antiqua" w:hAnsi="Book Antiqua"/>
+                <w:sz w:val="20"/>
+                <w:szCs w:val="20"/>
+              </w:rPr>
+              <w:t>].any</w:t>
+            </w:r>
+            <w:proofErr w:type="gramEnd"/>
+            <w:r>
+              <w:rPr>
+                <w:rFonts w:ascii="Book Antiqua" w:hAnsi="Book Antiqua"/>
+                <w:sz w:val="20"/>
+                <w:szCs w:val="20"/>
+              </w:rPr>
+              <w:t xml:space="preserve">() which will return True if there is no value in that column that is true. </w:t>
+            </w:r>
+            <w:proofErr w:type="spellStart"/>
+            <w:r>
+              <w:rPr>
+                <w:rFonts w:ascii="Book Antiqua" w:hAnsi="Book Antiqua"/>
+                <w:sz w:val="20"/>
+                <w:szCs w:val="20"/>
+              </w:rPr>
+              <w:t>np.nan</w:t>
+            </w:r>
+            <w:proofErr w:type="spellEnd"/>
+            <w:r>
+              <w:rPr>
+                <w:rFonts w:ascii="Book Antiqua" w:hAnsi="Book Antiqua"/>
+                <w:sz w:val="20"/>
+                <w:szCs w:val="20"/>
+              </w:rPr>
+              <w:t xml:space="preserve"> is ignored in this </w:t>
+            </w:r>
+            <w:proofErr w:type="spellStart"/>
+            <w:r>
+              <w:rPr>
+                <w:rFonts w:ascii="Book Antiqua" w:hAnsi="Book Antiqua"/>
+                <w:sz w:val="20"/>
+                <w:szCs w:val="20"/>
+              </w:rPr>
+              <w:t>boolean</w:t>
+            </w:r>
+            <w:proofErr w:type="spellEnd"/>
+          </w:p>
+          <w:p>
+            <w:pPr>
+              <w:pStyle w:val="Header"/>
+              <w:rPr>
+                <w:rFonts w:ascii="Book Antiqua" w:hAnsi="Book Antiqua"/>
+                <w:sz w:val="20"/>
+                <w:szCs w:val="20"/>
+              </w:rPr>
+            </w:pPr>
+          </w:p>
+          <w:p>
+            <w:pPr>
+              <w:pStyle w:val="Header"/>
+              <w:rPr>
+                <w:rFonts w:ascii="Book Antiqua" w:hAnsi="Book Antiqua"/>
+                <w:sz w:val="20"/>
+                <w:szCs w:val="20"/>
+              </w:rPr>
+            </w:pPr>
+            <w:r>
+              <w:rPr>
+                <w:rFonts w:ascii="Book Antiqua" w:hAnsi="Book Antiqua"/>
+                <w:sz w:val="20"/>
+                <w:szCs w:val="20"/>
+              </w:rPr>
+              <w:t xml:space="preserve">if ~ </w:t>
+            </w:r>
+            <w:proofErr w:type="spellStart"/>
+            <w:proofErr w:type="gramStart"/>
+            <w:r>
+              <w:rPr>
+                <w:rFonts w:ascii="Book Antiqua" w:hAnsi="Book Antiqua"/>
+                <w:sz w:val="20"/>
+                <w:szCs w:val="20"/>
+              </w:rPr>
+              <w:t>df</w:t>
+            </w:r>
+            <w:proofErr w:type="spellEnd"/>
+            <w:r>
+              <w:rPr>
+                <w:rFonts w:ascii="Book Antiqua" w:hAnsi="Book Antiqua"/>
+                <w:sz w:val="20"/>
+                <w:szCs w:val="20"/>
+              </w:rPr>
+              <w:t>[</w:t>
+            </w:r>
+            <w:proofErr w:type="gramEnd"/>
+            <w:r>
+              <w:rPr>
+                <w:rFonts w:ascii="Book Antiqua" w:hAnsi="Book Antiqua"/>
+                <w:sz w:val="20"/>
+                <w:szCs w:val="20"/>
+              </w:rPr>
+              <w:t>'Is New Row'</w:t>
+            </w:r>
+            <w:proofErr w:type="gramStart"/>
+            <w:r>
+              <w:rPr>
+                <w:rFonts w:ascii="Book Antiqua" w:hAnsi="Book Antiqua"/>
+                <w:sz w:val="20"/>
+                <w:szCs w:val="20"/>
+              </w:rPr>
+              <w:t>].any</w:t>
+            </w:r>
+            <w:proofErr w:type="gramEnd"/>
+            <w:r>
+              <w:rPr>
+                <w:rFonts w:ascii="Book Antiqua" w:hAnsi="Book Antiqua"/>
+                <w:sz w:val="20"/>
+                <w:szCs w:val="20"/>
+              </w:rPr>
+              <w:t>():</w:t>
+            </w:r>
+          </w:p>
+          <w:p>
+            <w:pPr>
+              <w:pStyle w:val="Header"/>
+              <w:rPr>
+                <w:rFonts w:ascii="Book Antiqua" w:hAnsi="Book Antiqua"/>
+                <w:sz w:val="20"/>
+                <w:szCs w:val="20"/>
+              </w:rPr>
+            </w:pPr>
+          </w:p>
+          <w:p>
+            <w:pPr>
+              <w:pStyle w:val="Header"/>
+              <w:rPr>
+                <w:rFonts w:ascii="Book Antiqua" w:hAnsi="Book Antiqua"/>
+                <w:sz w:val="20"/>
+                <w:szCs w:val="20"/>
+              </w:rPr>
+            </w:pPr>
+            <w:r>
+              <w:rPr>
+                <w:rFonts w:ascii="Book Antiqua" w:hAnsi="Book Antiqua"/>
+                <w:sz w:val="20"/>
+                <w:szCs w:val="20"/>
+              </w:rPr>
+              <w:t xml:space="preserve">        </w:t>
+            </w:r>
+            <w:proofErr w:type="spellStart"/>
+            <w:r>
+              <w:rPr>
+                <w:rFonts w:ascii="Book Antiqua" w:hAnsi="Book Antiqua"/>
+                <w:sz w:val="20"/>
+                <w:szCs w:val="20"/>
+              </w:rPr>
+              <w:t>return"No</w:t>
+            </w:r>
+            <w:proofErr w:type="spellEnd"/>
+            <w:r>
+              <w:rPr>
+                <w:rFonts w:ascii="Book Antiqua" w:hAnsi="Book Antiqua"/>
+                <w:sz w:val="20"/>
+                <w:szCs w:val="20"/>
+              </w:rPr>
+              <w:t xml:space="preserve"> Missed Paycheck Date"</w:t>
+            </w:r>
+          </w:p>
+        </w:tc>
+        <w:tc>
+          <w:tcPr>
+            <w:tcW w:w="2574" w:type="dxa"/>
+          </w:tcPr>
+          <w:p>
+            <w:pPr>
+              <w:pStyle w:val="Header"/>
+              <w:rPr>
+                <w:rFonts w:ascii="Book Antiqua" w:hAnsi="Book Antiqua"/>
+                <w:sz w:val="20"/>
+                <w:szCs w:val="20"/>
+              </w:rPr>
+            </w:pPr>
+          </w:p>
+        </w:tc>
+      </w:tr>
+      <w:tr>
+        <w:tc>
+          <w:tcPr>
+            <w:tcW w:w="618" w:type="dxa"/>
+          </w:tcPr>
+          <w:p>
+            <w:pPr>
+              <w:pStyle w:val="Header"/>
+              <w:rPr>
+                <w:rFonts w:ascii="Book Antiqua" w:hAnsi="Book Antiqua"/>
+                <w:sz w:val="20"/>
+                <w:szCs w:val="20"/>
+              </w:rPr>
+            </w:pPr>
+            <w:r>
+              <w:rPr>
+                <w:rFonts w:ascii="Book Antiqua" w:hAnsi="Book Antiqua"/>
+                <w:sz w:val="20"/>
+                <w:szCs w:val="20"/>
+              </w:rPr>
+              <w:t>2.0</w:t>
+            </w:r>
+          </w:p>
+        </w:tc>
+        <w:tc>
+          <w:tcPr>
+            <w:tcW w:w="1896" w:type="dxa"/>
+          </w:tcPr>
+          <w:p>
+            <w:pPr>
+              <w:pStyle w:val="Header"/>
+              <w:rPr>
+                <w:rFonts w:ascii="Book Antiqua" w:hAnsi="Book Antiqua"/>
+                <w:sz w:val="20"/>
+                <w:szCs w:val="20"/>
+              </w:rPr>
+            </w:pPr>
+            <w:r>
+              <w:rPr>
+                <w:rFonts w:ascii="Book Antiqua" w:hAnsi="Book Antiqua"/>
+                <w:sz w:val="20"/>
+                <w:szCs w:val="20"/>
+              </w:rPr>
+              <w:t>RFL-5- DataProcessFin001 task bot</w:t>
+            </w:r>
+          </w:p>
+        </w:tc>
+        <w:tc>
+          <w:tcPr>
+            <w:tcW w:w="4082" w:type="dxa"/>
+          </w:tcPr>
+          <w:p>
+            <w:pPr>
+              <w:pStyle w:val="Header"/>
+              <w:rPr>
+                <w:rFonts w:ascii="Book Antiqua" w:hAnsi="Book Antiqua"/>
+                <w:sz w:val="20"/>
+                <w:szCs w:val="20"/>
+              </w:rPr>
+            </w:pPr>
+            <w:r>
+              <w:rPr>
+                <w:rFonts w:ascii="Book Antiqua" w:hAnsi="Book Antiqua"/>
+                <w:sz w:val="20"/>
+                <w:szCs w:val="20"/>
+              </w:rPr>
+              <w:t>Added lines 28 - 35 to handle the scenario 1 i.e. when FIN001 does not contain in-scope plan type</w:t>
+            </w:r>
+          </w:p>
+        </w:tc>
+        <w:tc>
+          <w:tcPr>
+            <w:tcW w:w="2574" w:type="dxa"/>
+          </w:tcPr>
+          <w:p>
+            <w:pPr>
+              <w:pStyle w:val="Header"/>
+              <w:rPr>
+                <w:rFonts w:ascii="Book Antiqua" w:hAnsi="Book Antiqua"/>
+                <w:sz w:val="20"/>
+                <w:szCs w:val="20"/>
+              </w:rPr>
+            </w:pPr>
+          </w:p>
+        </w:tc>
+      </w:tr>
+      <w:tr>
+        <w:tc>
+          <w:tcPr>
+            <w:tcW w:w="618" w:type="dxa"/>
+          </w:tcPr>
+          <w:p>
+            <w:pPr>
+              <w:pStyle w:val="Header"/>
+              <w:rPr>
+                <w:rFonts w:ascii="Book Antiqua" w:hAnsi="Book Antiqua"/>
+                <w:sz w:val="20"/>
+                <w:szCs w:val="20"/>
+              </w:rPr>
+            </w:pPr>
+            <w:r>
+              <w:rPr>
+                <w:rFonts w:ascii="Book Antiqua" w:hAnsi="Book Antiqua"/>
+                <w:sz w:val="20"/>
+                <w:szCs w:val="20"/>
+              </w:rPr>
+              <w:t>2.1</w:t>
+            </w:r>
+          </w:p>
+        </w:tc>
+        <w:tc>
+          <w:tcPr>
+            <w:tcW w:w="1896" w:type="dxa"/>
+          </w:tcPr>
+          <w:p>
+            <w:pPr>
+              <w:pStyle w:val="Header"/>
+              <w:rPr>
+                <w:rFonts w:ascii="Book Antiqua" w:hAnsi="Book Antiqua"/>
+                <w:sz w:val="20"/>
+                <w:szCs w:val="20"/>
+              </w:rPr>
+            </w:pPr>
+          </w:p>
+        </w:tc>
+        <w:tc>
+          <w:tcPr>
+            <w:tcW w:w="4082" w:type="dxa"/>
+          </w:tcPr>
+          <w:p>
+            <w:pPr>
+              <w:pStyle w:val="Header"/>
+              <w:rPr>
+                <w:rFonts w:ascii="Book Antiqua" w:hAnsi="Book Antiqua"/>
+                <w:sz w:val="20"/>
+                <w:szCs w:val="20"/>
+              </w:rPr>
+            </w:pPr>
+            <w:r>
+              <w:rPr>
+                <w:rFonts w:ascii="Book Antiqua" w:hAnsi="Book Antiqua"/>
+                <w:sz w:val="20"/>
+                <w:szCs w:val="20"/>
+              </w:rPr>
+              <w:t>Added lines 36- 42 to handle scenario 2 i.e. when FIN001 contains any selected plan type(s) however there is no missed paycheck date identified.</w:t>
+            </w:r>
+          </w:p>
+        </w:tc>
+        <w:tc>
+          <w:tcPr>
+            <w:tcW w:w="2574" w:type="dxa"/>
+          </w:tcPr>
+          <w:p>
+            <w:pPr>
+              <w:pStyle w:val="Header"/>
+              <w:rPr>
+                <w:rFonts w:ascii="Book Antiqua" w:hAnsi="Book Antiqua"/>
+                <w:sz w:val="20"/>
+                <w:szCs w:val="20"/>
+              </w:rPr>
+            </w:pPr>
+          </w:p>
+        </w:tc>
+      </w:tr>
+    </w:tbl>
+    <w:p>
+      <w:pPr>
+        <w:pStyle w:val="Header"/>
+        <w:ind w:left="180"/>
+        <w:rPr>
+          <w:rFonts w:ascii="Book Antiqua" w:hAnsi="Book Antiqua"/>
+          <w:sz w:val="24"/>
+          <w:szCs w:val="24"/>
+        </w:rPr>
+      </w:pPr>
+    </w:p>
+    <w:p>
+      <w:pPr>
+        <w:pStyle w:val="Header"/>
+        <w:numPr>
+          <w:ilvl w:val="3"/>
+          <w:numId w:val="42"/>
+        </w:numPr>
+        <w:ind w:left="900"/>
+        <w:rPr>
+          <w:rFonts w:ascii="Book Antiqua" w:hAnsi="Book Antiqua"/>
+          <w:sz w:val="24"/>
+          <w:szCs w:val="24"/>
+        </w:rPr>
+      </w:pPr>
+      <w:r>
+        <w:rPr>
+          <w:rFonts w:ascii="Book Antiqua" w:hAnsi="Book Antiqua"/>
+          <w:sz w:val="24"/>
+          <w:szCs w:val="24"/>
+        </w:rPr>
+        <w:t xml:space="preserve">Changes per </w:t>
+      </w:r>
+      <w:hyperlink r:id="rId58" w:history="1">
+        <w:r>
+          <w:rPr>
+            <w:rStyle w:val="Hyperlink"/>
+            <w:rFonts w:ascii="Book Antiqua" w:hAnsi="Book Antiqua"/>
+            <w:sz w:val="24"/>
+            <w:szCs w:val="24"/>
+          </w:rPr>
+          <w:t>UCP-188100</w:t>
+        </w:r>
+      </w:hyperlink>
+    </w:p>
+    <w:tbl>
+      <w:tblPr>
+        <w:tblStyle w:val="TableGrid"/>
+        <w:tblW w:w="0" w:type="auto"/>
+        <w:tblInd w:w="180" w:type="dxa"/>
+        <w:tblLayout w:type="fixed"/>
+        <w:tblLook w:val="04A0" w:firstRow="1" w:lastRow="0" w:firstColumn="1" w:lastColumn="0" w:noHBand="0" w:noVBand="1"/>
+      </w:tblPr>
+      <w:tblGrid>
+        <w:gridCol w:w="625"/>
+        <w:gridCol w:w="1735"/>
+        <w:gridCol w:w="4179"/>
+        <w:gridCol w:w="2631"/>
+      </w:tblGrid>
+      <w:tr>
+        <w:tc>
+          <w:tcPr>
+            <w:tcW w:w="625" w:type="dxa"/>
+          </w:tcPr>
+          <w:p>
+            <w:pPr>
+              <w:pStyle w:val="Header"/>
+              <w:rPr>
+                <w:rFonts w:ascii="Book Antiqua" w:hAnsi="Book Antiqua"/>
+                <w:sz w:val="20"/>
+                <w:szCs w:val="20"/>
+              </w:rPr>
+            </w:pPr>
+            <w:r>
+              <w:rPr>
+                <w:rFonts w:ascii="Book Antiqua" w:eastAsia="Calibri" w:hAnsi="Book Antiqua"/>
+                <w:sz w:val="20"/>
+                <w:szCs w:val="20"/>
+              </w:rPr>
+              <w:t>No</w:t>
+            </w:r>
+          </w:p>
+        </w:tc>
+        <w:tc>
+          <w:tcPr>
+            <w:tcW w:w="1735" w:type="dxa"/>
+          </w:tcPr>
+          <w:p>
+            <w:pPr>
+              <w:pStyle w:val="Header"/>
+              <w:rPr>
+                <w:rFonts w:ascii="Book Antiqua" w:hAnsi="Book Antiqua"/>
+                <w:sz w:val="20"/>
+                <w:szCs w:val="20"/>
+              </w:rPr>
+            </w:pPr>
+            <w:r>
+              <w:rPr>
+                <w:rFonts w:ascii="Book Antiqua" w:hAnsi="Book Antiqua"/>
+                <w:sz w:val="20"/>
+                <w:szCs w:val="20"/>
+              </w:rPr>
+              <w:t>Task Bot Name</w:t>
+            </w:r>
+          </w:p>
+        </w:tc>
+        <w:tc>
+          <w:tcPr>
+            <w:tcW w:w="4179" w:type="dxa"/>
+          </w:tcPr>
+          <w:p>
+            <w:pPr>
+              <w:pStyle w:val="Header"/>
+              <w:rPr>
+                <w:rFonts w:ascii="Book Antiqua" w:hAnsi="Book Antiqua"/>
+                <w:sz w:val="20"/>
+                <w:szCs w:val="20"/>
+              </w:rPr>
+            </w:pPr>
+            <w:r>
+              <w:rPr>
+                <w:rFonts w:ascii="Book Antiqua" w:hAnsi="Book Antiqua"/>
+                <w:sz w:val="20"/>
+                <w:szCs w:val="20"/>
+              </w:rPr>
+              <w:t>Change Description (what has been changed)</w:t>
+            </w:r>
+          </w:p>
+        </w:tc>
+        <w:tc>
+          <w:tcPr>
+            <w:tcW w:w="2631" w:type="dxa"/>
+          </w:tcPr>
+          <w:p>
+            <w:pPr>
+              <w:pStyle w:val="Header"/>
+              <w:rPr>
+                <w:rFonts w:ascii="Book Antiqua" w:hAnsi="Book Antiqua"/>
+                <w:sz w:val="20"/>
+                <w:szCs w:val="20"/>
+              </w:rPr>
+            </w:pPr>
+            <w:r>
+              <w:rPr>
+                <w:rFonts w:ascii="Book Antiqua" w:hAnsi="Book Antiqua"/>
+                <w:sz w:val="20"/>
+                <w:szCs w:val="20"/>
+              </w:rPr>
+              <w:t>Reason/ Justification</w:t>
+            </w:r>
+          </w:p>
+        </w:tc>
+      </w:tr>
+      <w:tr>
+        <w:tc>
+          <w:tcPr>
+            <w:tcW w:w="625" w:type="dxa"/>
+          </w:tcPr>
+          <w:p>
+            <w:pPr>
+              <w:pStyle w:val="Header"/>
+              <w:rPr>
+                <w:rFonts w:ascii="Book Antiqua" w:hAnsi="Book Antiqua"/>
+                <w:sz w:val="20"/>
+                <w:szCs w:val="20"/>
+              </w:rPr>
+            </w:pPr>
+            <w:r>
+              <w:rPr>
+                <w:rFonts w:ascii="Book Antiqua" w:hAnsi="Book Antiqua"/>
+                <w:sz w:val="20"/>
+                <w:szCs w:val="20"/>
+              </w:rPr>
+              <w:lastRenderedPageBreak/>
+              <w:t>1</w:t>
+            </w:r>
+            <w:r>
+              <w:rPr>
+                <w:rFonts w:ascii="Book Antiqua" w:hAnsi="Book Antiqua"/>
+                <w:sz w:val="20"/>
+                <w:szCs w:val="20"/>
+              </w:rPr>
+              <w:t>.0</w:t>
+            </w:r>
+          </w:p>
+        </w:tc>
+        <w:tc>
+          <w:tcPr>
+            <w:tcW w:w="1735" w:type="dxa"/>
+          </w:tcPr>
+          <w:p>
+            <w:pPr>
+              <w:pStyle w:val="Header"/>
+              <w:rPr>
+                <w:rFonts w:ascii="Book Antiqua" w:hAnsi="Book Antiqua"/>
+                <w:sz w:val="20"/>
+                <w:szCs w:val="20"/>
+              </w:rPr>
+            </w:pPr>
+            <w:r>
+              <w:rPr>
+                <w:rFonts w:ascii="Book Antiqua" w:hAnsi="Book Antiqua"/>
+                <w:sz w:val="20"/>
+                <w:szCs w:val="20"/>
+              </w:rPr>
+              <w:t>RFL-3-CheckArrears</w:t>
+            </w:r>
+          </w:p>
+        </w:tc>
+        <w:tc>
+          <w:tcPr>
+            <w:tcW w:w="4179" w:type="dxa"/>
+          </w:tcPr>
+          <w:p>
+            <w:pPr>
+              <w:pStyle w:val="Header"/>
+              <w:rPr>
+                <w:rFonts w:ascii="Book Antiqua" w:hAnsi="Book Antiqua"/>
+                <w:sz w:val="20"/>
+                <w:szCs w:val="20"/>
+              </w:rPr>
+            </w:pPr>
+            <w:r>
+              <w:rPr>
+                <w:rFonts w:ascii="Book Antiqua" w:hAnsi="Book Antiqua"/>
+                <w:sz w:val="20"/>
+                <w:szCs w:val="20"/>
+              </w:rPr>
+              <w:t>Line 16</w:t>
+            </w:r>
+            <w:r>
+              <w:rPr>
+                <w:rFonts w:ascii="Book Antiqua" w:hAnsi="Book Antiqua"/>
+                <w:sz w:val="20"/>
+                <w:szCs w:val="20"/>
+              </w:rPr>
+              <w:t xml:space="preserve"> - </w:t>
+            </w:r>
+            <w:r>
+              <w:rPr>
+                <w:rFonts w:ascii="Book Antiqua" w:hAnsi="Book Antiqua"/>
+                <w:sz w:val="20"/>
+                <w:szCs w:val="20"/>
+              </w:rPr>
+              <w:t>remove “string $rTableRow2[</w:t>
+            </w:r>
+            <w:proofErr w:type="gramStart"/>
+            <w:r>
+              <w:rPr>
+                <w:rFonts w:ascii="Book Antiqua" w:hAnsi="Book Antiqua"/>
+                <w:sz w:val="20"/>
+                <w:szCs w:val="20"/>
+              </w:rPr>
+              <w:t>13]$</w:t>
+            </w:r>
+            <w:proofErr w:type="gramEnd"/>
+            <w:r>
+              <w:rPr>
+                <w:rFonts w:ascii="Book Antiqua" w:hAnsi="Book Antiqua"/>
+                <w:sz w:val="20"/>
+                <w:szCs w:val="20"/>
+              </w:rPr>
+              <w:t xml:space="preserve"> Not Equal to Active”</w:t>
+            </w:r>
+            <w:r>
+              <w:rPr>
+                <w:rFonts w:ascii="Book Antiqua" w:hAnsi="Book Antiqua"/>
+                <w:sz w:val="20"/>
+                <w:szCs w:val="20"/>
+              </w:rPr>
+              <w:t xml:space="preserve"> o</w:t>
+            </w:r>
+            <w:r>
+              <w:rPr>
+                <w:rFonts w:ascii="Book Antiqua" w:hAnsi="Book Antiqua"/>
+                <w:sz w:val="20"/>
+                <w:szCs w:val="20"/>
+              </w:rPr>
+              <w:t>n IF statement</w:t>
+            </w:r>
+          </w:p>
+        </w:tc>
+        <w:tc>
+          <w:tcPr>
+            <w:tcW w:w="2631" w:type="dxa"/>
+          </w:tcPr>
+          <w:p>
+            <w:pPr>
+              <w:pStyle w:val="Header"/>
+              <w:rPr>
+                <w:rFonts w:ascii="Book Antiqua" w:hAnsi="Book Antiqua"/>
+                <w:sz w:val="20"/>
+                <w:szCs w:val="20"/>
+              </w:rPr>
+            </w:pPr>
+            <w:r>
+              <w:rPr>
+                <w:rFonts w:ascii="Book Antiqua" w:hAnsi="Book Antiqua"/>
+                <w:sz w:val="20"/>
+                <w:szCs w:val="20"/>
+              </w:rPr>
+              <w:t>$rTableRow2[</w:t>
+            </w:r>
+            <w:proofErr w:type="gramStart"/>
+            <w:r>
+              <w:rPr>
+                <w:rFonts w:ascii="Book Antiqua" w:hAnsi="Book Antiqua"/>
+                <w:sz w:val="20"/>
+                <w:szCs w:val="20"/>
+              </w:rPr>
+              <w:t>13]$</w:t>
+            </w:r>
+            <w:proofErr w:type="gramEnd"/>
+            <w:r>
+              <w:rPr>
+                <w:rFonts w:ascii="Book Antiqua" w:hAnsi="Book Antiqua"/>
+                <w:sz w:val="20"/>
+                <w:szCs w:val="20"/>
+              </w:rPr>
+              <w:t xml:space="preserve"> refers to Payroll Status read from Job Data. Since all Payroll Status should be included this condition is no longer needed.</w:t>
+            </w:r>
+          </w:p>
+        </w:tc>
+      </w:tr>
+      <w:tr>
+        <w:tc>
+          <w:tcPr>
+            <w:tcW w:w="625" w:type="dxa"/>
+          </w:tcPr>
+          <w:p>
+            <w:pPr>
+              <w:pStyle w:val="Header"/>
+              <w:rPr>
+                <w:rFonts w:ascii="Book Antiqua" w:hAnsi="Book Antiqua"/>
+                <w:sz w:val="20"/>
+                <w:szCs w:val="20"/>
+              </w:rPr>
+            </w:pPr>
+            <w:r>
+              <w:rPr>
+                <w:rFonts w:ascii="Book Antiqua" w:hAnsi="Book Antiqua"/>
+                <w:sz w:val="20"/>
+                <w:szCs w:val="20"/>
+              </w:rPr>
+              <w:t>1.1</w:t>
+            </w:r>
+          </w:p>
+        </w:tc>
+        <w:tc>
+          <w:tcPr>
+            <w:tcW w:w="1735" w:type="dxa"/>
+          </w:tcPr>
+          <w:p>
+            <w:pPr>
+              <w:pStyle w:val="Header"/>
+              <w:rPr>
+                <w:rFonts w:ascii="Book Antiqua" w:hAnsi="Book Antiqua"/>
+                <w:sz w:val="20"/>
+                <w:szCs w:val="20"/>
+              </w:rPr>
+            </w:pPr>
+          </w:p>
+        </w:tc>
+        <w:tc>
+          <w:tcPr>
+            <w:tcW w:w="4179" w:type="dxa"/>
+          </w:tcPr>
+          <w:p>
+            <w:pPr>
+              <w:pStyle w:val="Header"/>
+              <w:rPr>
+                <w:rFonts w:ascii="Book Antiqua" w:hAnsi="Book Antiqua"/>
+                <w:sz w:val="20"/>
+                <w:szCs w:val="20"/>
+              </w:rPr>
+            </w:pPr>
+            <w:r>
+              <w:rPr>
+                <w:rFonts w:ascii="Book Antiqua" w:hAnsi="Book Antiqua"/>
+                <w:sz w:val="20"/>
+                <w:szCs w:val="20"/>
+              </w:rPr>
+              <w:t>Disable all Steps</w:t>
+            </w:r>
+          </w:p>
+        </w:tc>
+        <w:tc>
+          <w:tcPr>
+            <w:tcW w:w="2631" w:type="dxa"/>
+          </w:tcPr>
+          <w:p>
+            <w:pPr>
+              <w:pStyle w:val="Header"/>
+              <w:rPr>
+                <w:rFonts w:ascii="Book Antiqua" w:hAnsi="Book Antiqua"/>
+                <w:sz w:val="20"/>
+                <w:szCs w:val="20"/>
+              </w:rPr>
+            </w:pPr>
+            <w:r>
+              <w:rPr>
+                <w:rFonts w:ascii="Book Antiqua" w:hAnsi="Book Antiqua"/>
+                <w:sz w:val="20"/>
+                <w:szCs w:val="20"/>
+              </w:rPr>
+              <w:t>All actions in task bot are disabled and not deleted. Disabling the actions gives us an option to enable them again in the future.</w:t>
+            </w:r>
+          </w:p>
+        </w:tc>
+      </w:tr>
+      <w:tr>
+        <w:tc>
+          <w:tcPr>
+            <w:tcW w:w="625" w:type="dxa"/>
+          </w:tcPr>
+          <w:p>
+            <w:pPr>
+              <w:pStyle w:val="Header"/>
+              <w:rPr>
+                <w:rFonts w:ascii="Book Antiqua" w:hAnsi="Book Antiqua"/>
+                <w:sz w:val="20"/>
+                <w:szCs w:val="20"/>
+              </w:rPr>
+            </w:pPr>
+            <w:r>
+              <w:rPr>
+                <w:rFonts w:ascii="Book Antiqua" w:hAnsi="Book Antiqua"/>
+                <w:sz w:val="20"/>
+                <w:szCs w:val="20"/>
+              </w:rPr>
+              <w:t>1.2</w:t>
+            </w:r>
+          </w:p>
+        </w:tc>
+        <w:tc>
+          <w:tcPr>
+            <w:tcW w:w="1735" w:type="dxa"/>
+          </w:tcPr>
+          <w:p>
+            <w:pPr>
+              <w:pStyle w:val="Header"/>
+              <w:rPr>
+                <w:rFonts w:ascii="Book Antiqua" w:hAnsi="Book Antiqua"/>
+                <w:sz w:val="20"/>
+                <w:szCs w:val="20"/>
+              </w:rPr>
+            </w:pPr>
+          </w:p>
+        </w:tc>
+        <w:tc>
+          <w:tcPr>
+            <w:tcW w:w="4179" w:type="dxa"/>
+          </w:tcPr>
+          <w:p>
+            <w:pPr>
+              <w:pStyle w:val="Header"/>
+              <w:rPr>
+                <w:rFonts w:ascii="Book Antiqua" w:hAnsi="Book Antiqua"/>
+                <w:sz w:val="20"/>
+                <w:szCs w:val="20"/>
+              </w:rPr>
+            </w:pPr>
+            <w:r>
+              <w:rPr>
+                <w:rFonts w:ascii="Book Antiqua" w:hAnsi="Book Antiqua"/>
+                <w:sz w:val="20"/>
+                <w:szCs w:val="20"/>
+              </w:rPr>
+              <w:t xml:space="preserve">(Secondary change) </w:t>
+            </w:r>
+            <w:r>
+              <w:rPr>
+                <w:rFonts w:ascii="Book Antiqua" w:hAnsi="Book Antiqua"/>
+                <w:sz w:val="20"/>
+                <w:szCs w:val="20"/>
+              </w:rPr>
+              <w:t>Line 189 – 190: Change the filename TestTInputDataTable-checkedArrears_$sDateTime$.csv to List_of_Recon_Ready_EEID_$sDateTime$.csv</w:t>
+            </w:r>
+          </w:p>
+        </w:tc>
+        <w:tc>
+          <w:tcPr>
+            <w:tcW w:w="2631" w:type="dxa"/>
+          </w:tcPr>
+          <w:p>
+            <w:pPr>
+              <w:pStyle w:val="Header"/>
+              <w:rPr>
+                <w:rFonts w:ascii="Book Antiqua" w:hAnsi="Book Antiqua"/>
+                <w:sz w:val="20"/>
+                <w:szCs w:val="20"/>
+              </w:rPr>
+            </w:pPr>
+            <w:proofErr w:type="spellStart"/>
+            <w:r>
+              <w:rPr>
+                <w:rFonts w:ascii="Book Antiqua" w:hAnsi="Book Antiqua"/>
+                <w:sz w:val="20"/>
+                <w:szCs w:val="20"/>
+              </w:rPr>
+              <w:t>List_of_Recon_Ready_EEID</w:t>
+            </w:r>
+            <w:proofErr w:type="spellEnd"/>
+            <w:r>
+              <w:rPr>
+                <w:rFonts w:ascii="Book Antiqua" w:hAnsi="Book Antiqua"/>
+                <w:sz w:val="20"/>
+                <w:szCs w:val="20"/>
+              </w:rPr>
+              <w:t xml:space="preserve"> (csv) file contains the list of EEID filtered on Job Indicator, Payroll Status, and Arrears. This is the list of EEID that advance to the next steps which include: FIN001 report extraction and formatting, OCF payment and TRA report extraction and formatting. The previous file name is ambiguous and is confusing.</w:t>
+            </w:r>
+          </w:p>
+        </w:tc>
+      </w:tr>
+      <w:tr>
+        <w:tc>
+          <w:tcPr>
+            <w:tcW w:w="625" w:type="dxa"/>
+          </w:tcPr>
+          <w:p>
+            <w:pPr>
+              <w:pStyle w:val="Header"/>
+              <w:rPr>
+                <w:rFonts w:ascii="Book Antiqua" w:hAnsi="Book Antiqua"/>
+                <w:sz w:val="20"/>
+                <w:szCs w:val="20"/>
+              </w:rPr>
+            </w:pPr>
+            <w:r>
+              <w:rPr>
+                <w:rFonts w:ascii="Book Antiqua" w:hAnsi="Book Antiqua"/>
+                <w:sz w:val="20"/>
+                <w:szCs w:val="20"/>
+              </w:rPr>
+              <w:t>1.3</w:t>
+            </w:r>
+          </w:p>
+        </w:tc>
+        <w:tc>
+          <w:tcPr>
+            <w:tcW w:w="1735" w:type="dxa"/>
+          </w:tcPr>
+          <w:p>
+            <w:pPr>
+              <w:pStyle w:val="Header"/>
+              <w:rPr>
+                <w:rFonts w:ascii="Book Antiqua" w:hAnsi="Book Antiqua"/>
+                <w:sz w:val="20"/>
+                <w:szCs w:val="20"/>
+              </w:rPr>
+            </w:pPr>
+          </w:p>
+        </w:tc>
+        <w:tc>
+          <w:tcPr>
+            <w:tcW w:w="4179" w:type="dxa"/>
+          </w:tcPr>
+          <w:p>
+            <w:pPr>
+              <w:pStyle w:val="Header"/>
+              <w:rPr>
+                <w:rFonts w:ascii="Book Antiqua" w:hAnsi="Book Antiqua"/>
+                <w:sz w:val="20"/>
+                <w:szCs w:val="20"/>
+              </w:rPr>
+            </w:pPr>
+            <w:r>
+              <w:rPr>
+                <w:rFonts w:ascii="Book Antiqua" w:hAnsi="Book Antiqua"/>
+                <w:sz w:val="20"/>
+                <w:szCs w:val="20"/>
+              </w:rPr>
+              <w:t xml:space="preserve">(Secondary change) </w:t>
+            </w:r>
+            <w:r>
+              <w:rPr>
+                <w:rFonts w:ascii="Book Antiqua" w:hAnsi="Book Antiqua"/>
+                <w:sz w:val="20"/>
+                <w:szCs w:val="20"/>
+              </w:rPr>
+              <w:t>Line 191 – 192: Change the filename OutputTestTInputDataTable-Exception_$sDateTime$.csv to Exception_$sDateTime$.csv</w:t>
+            </w:r>
+          </w:p>
+        </w:tc>
+        <w:tc>
+          <w:tcPr>
+            <w:tcW w:w="2631" w:type="dxa"/>
+          </w:tcPr>
+          <w:p>
+            <w:pPr>
+              <w:pStyle w:val="Header"/>
+              <w:rPr>
+                <w:rFonts w:ascii="Book Antiqua" w:hAnsi="Book Antiqua"/>
+                <w:sz w:val="20"/>
+                <w:szCs w:val="20"/>
+              </w:rPr>
+            </w:pPr>
+            <w:r>
+              <w:rPr>
+                <w:rFonts w:ascii="Book Antiqua" w:hAnsi="Book Antiqua"/>
+                <w:sz w:val="20"/>
+                <w:szCs w:val="20"/>
+              </w:rPr>
+              <w:t>Exception (csv) file contains the list of excluded EEID and the read Job Indicator, Payroll Status from Job Data and Arrears. These EEIDs are excluded from advancing to the next steps. The previous file name is confusing and is ambiguous.</w:t>
+            </w:r>
+          </w:p>
+          <w:p>
+            <w:pPr>
+              <w:ind w:firstLine="720"/>
+              <w:rPr>
+                <w:rFonts w:ascii="Book Antiqua" w:hAnsi="Book Antiqua"/>
+                <w:sz w:val="20"/>
+                <w:szCs w:val="20"/>
+              </w:rPr>
+            </w:pPr>
+          </w:p>
+          <w:p>
+            <w:pPr>
+              <w:rPr>
+                <w:sz w:val="20"/>
+                <w:szCs w:val="20"/>
+              </w:rPr>
+            </w:pPr>
+          </w:p>
+        </w:tc>
+      </w:tr>
+      <w:tr>
+        <w:tc>
+          <w:tcPr>
+            <w:tcW w:w="625" w:type="dxa"/>
+          </w:tcPr>
+          <w:p>
+            <w:pPr>
+              <w:pStyle w:val="Header"/>
+              <w:rPr>
+                <w:rFonts w:ascii="Book Antiqua" w:hAnsi="Book Antiqua"/>
+                <w:sz w:val="20"/>
+                <w:szCs w:val="20"/>
+              </w:rPr>
+            </w:pPr>
+            <w:r>
+              <w:rPr>
+                <w:rFonts w:ascii="Book Antiqua" w:hAnsi="Book Antiqua"/>
+                <w:sz w:val="20"/>
+                <w:szCs w:val="20"/>
+              </w:rPr>
+              <w:t>2</w:t>
+            </w:r>
+            <w:r>
+              <w:rPr>
+                <w:rFonts w:ascii="Book Antiqua" w:hAnsi="Book Antiqua"/>
+                <w:sz w:val="20"/>
+                <w:szCs w:val="20"/>
+              </w:rPr>
+              <w:t>.0</w:t>
+            </w:r>
+          </w:p>
+        </w:tc>
+        <w:tc>
+          <w:tcPr>
+            <w:tcW w:w="1735" w:type="dxa"/>
+          </w:tcPr>
+          <w:p>
+            <w:pPr>
+              <w:pStyle w:val="Header"/>
+              <w:rPr>
+                <w:rFonts w:ascii="Book Antiqua" w:hAnsi="Book Antiqua"/>
+                <w:sz w:val="20"/>
+                <w:szCs w:val="20"/>
+              </w:rPr>
+            </w:pPr>
+            <w:r>
+              <w:rPr>
+                <w:rFonts w:ascii="Book Antiqua" w:hAnsi="Book Antiqua"/>
+                <w:sz w:val="20"/>
+                <w:szCs w:val="20"/>
+              </w:rPr>
+              <w:t>RFL-2-ProcessTransaction</w:t>
+            </w:r>
+          </w:p>
+        </w:tc>
+        <w:tc>
+          <w:tcPr>
+            <w:tcW w:w="4179" w:type="dxa"/>
+          </w:tcPr>
+          <w:p>
+            <w:pPr>
+              <w:pStyle w:val="Header"/>
+              <w:rPr>
+                <w:rFonts w:ascii="Book Antiqua" w:hAnsi="Book Antiqua"/>
+                <w:sz w:val="20"/>
+                <w:szCs w:val="20"/>
+              </w:rPr>
+            </w:pPr>
+            <w:r>
+              <w:rPr>
+                <w:rFonts w:ascii="Book Antiqua" w:hAnsi="Book Antiqua"/>
+                <w:sz w:val="20"/>
+                <w:szCs w:val="20"/>
+              </w:rPr>
+              <w:t xml:space="preserve">Line 95 - 129 - Added Step 2 - Screen Payroll Status and Job Data in </w:t>
+            </w:r>
+            <w:proofErr w:type="spellStart"/>
+            <w:r>
+              <w:rPr>
+                <w:rFonts w:ascii="Book Antiqua" w:hAnsi="Book Antiqua"/>
+                <w:sz w:val="20"/>
+                <w:szCs w:val="20"/>
+              </w:rPr>
+              <w:t>tInputTable</w:t>
+            </w:r>
+            <w:proofErr w:type="spellEnd"/>
+            <w:r>
+              <w:rPr>
+                <w:rFonts w:ascii="Book Antiqua" w:hAnsi="Book Antiqua"/>
+                <w:sz w:val="20"/>
+                <w:szCs w:val="20"/>
+              </w:rPr>
+              <w:t xml:space="preserve"> data table</w:t>
+            </w:r>
+          </w:p>
+        </w:tc>
+        <w:tc>
+          <w:tcPr>
+            <w:tcW w:w="2631" w:type="dxa"/>
+          </w:tcPr>
+          <w:p>
+            <w:pPr>
+              <w:pStyle w:val="Header"/>
+              <w:rPr>
+                <w:rFonts w:ascii="Book Antiqua" w:hAnsi="Book Antiqua"/>
+                <w:sz w:val="20"/>
+                <w:szCs w:val="20"/>
+              </w:rPr>
+            </w:pPr>
+            <w:r>
+              <w:rPr>
+                <w:rFonts w:ascii="Book Antiqua" w:hAnsi="Book Antiqua"/>
+                <w:sz w:val="20"/>
+                <w:szCs w:val="20"/>
+              </w:rPr>
+              <w:t xml:space="preserve">In this step, the bot iterates through </w:t>
+            </w:r>
+            <w:proofErr w:type="spellStart"/>
+            <w:proofErr w:type="gramStart"/>
+            <w:r>
+              <w:rPr>
+                <w:rFonts w:ascii="Book Antiqua" w:hAnsi="Book Antiqua"/>
+                <w:sz w:val="20"/>
+                <w:szCs w:val="20"/>
+              </w:rPr>
+              <w:t>tInputTable</w:t>
+            </w:r>
+            <w:proofErr w:type="spellEnd"/>
+            <w:proofErr w:type="gramEnd"/>
+            <w:r>
+              <w:rPr>
+                <w:rFonts w:ascii="Book Antiqua" w:hAnsi="Book Antiqua"/>
+                <w:sz w:val="20"/>
+                <w:szCs w:val="20"/>
+              </w:rPr>
+              <w:t xml:space="preserve"> and checks Job Indicator should be “Primary Job”. Rows that do not satisfy the condition are placed in </w:t>
+            </w:r>
+            <w:proofErr w:type="spellStart"/>
+            <w:r>
+              <w:rPr>
+                <w:rFonts w:ascii="Book Antiqua" w:hAnsi="Book Antiqua"/>
+                <w:sz w:val="20"/>
+                <w:szCs w:val="20"/>
+              </w:rPr>
+              <w:t>tExceptionTable</w:t>
+            </w:r>
+            <w:proofErr w:type="spellEnd"/>
+            <w:r>
+              <w:rPr>
+                <w:rFonts w:ascii="Book Antiqua" w:hAnsi="Book Antiqua"/>
+                <w:sz w:val="20"/>
+                <w:szCs w:val="20"/>
+              </w:rPr>
+              <w:t xml:space="preserve"> data table</w:t>
+            </w:r>
+          </w:p>
+        </w:tc>
+      </w:tr>
+      <w:tr>
+        <w:tc>
+          <w:tcPr>
+            <w:tcW w:w="625" w:type="dxa"/>
+          </w:tcPr>
+          <w:p>
+            <w:pPr>
+              <w:pStyle w:val="Header"/>
+              <w:rPr>
+                <w:rFonts w:ascii="Book Antiqua" w:hAnsi="Book Antiqua"/>
+                <w:sz w:val="20"/>
+                <w:szCs w:val="20"/>
+              </w:rPr>
+            </w:pPr>
+            <w:r>
+              <w:rPr>
+                <w:rFonts w:ascii="Book Antiqua" w:hAnsi="Book Antiqua"/>
+                <w:sz w:val="20"/>
+                <w:szCs w:val="20"/>
+              </w:rPr>
+              <w:t>2.1</w:t>
+            </w:r>
+          </w:p>
+        </w:tc>
+        <w:tc>
+          <w:tcPr>
+            <w:tcW w:w="1735" w:type="dxa"/>
+          </w:tcPr>
+          <w:p>
+            <w:pPr>
+              <w:pStyle w:val="Header"/>
+              <w:rPr>
+                <w:rFonts w:ascii="Book Antiqua" w:hAnsi="Book Antiqua"/>
+                <w:sz w:val="20"/>
+                <w:szCs w:val="20"/>
+              </w:rPr>
+            </w:pPr>
+          </w:p>
+        </w:tc>
+        <w:tc>
+          <w:tcPr>
+            <w:tcW w:w="4179" w:type="dxa"/>
+          </w:tcPr>
+          <w:p>
+            <w:pPr>
+              <w:pStyle w:val="Header"/>
+              <w:rPr>
+                <w:rFonts w:ascii="Book Antiqua" w:hAnsi="Book Antiqua"/>
+                <w:sz w:val="20"/>
+                <w:szCs w:val="20"/>
+              </w:rPr>
+            </w:pPr>
+            <w:r>
+              <w:rPr>
+                <w:rFonts w:ascii="Book Antiqua" w:hAnsi="Book Antiqua"/>
+                <w:sz w:val="20"/>
+                <w:szCs w:val="20"/>
+              </w:rPr>
+              <w:t xml:space="preserve">Line 130 - 134 - Added Step 3 - Close all </w:t>
+            </w:r>
+            <w:proofErr w:type="gramStart"/>
+            <w:r>
+              <w:rPr>
+                <w:rFonts w:ascii="Book Antiqua" w:hAnsi="Book Antiqua"/>
+                <w:sz w:val="20"/>
+                <w:szCs w:val="20"/>
+              </w:rPr>
+              <w:t>browser</w:t>
+            </w:r>
+            <w:proofErr w:type="gramEnd"/>
+            <w:r>
+              <w:rPr>
+                <w:rFonts w:ascii="Book Antiqua" w:hAnsi="Book Antiqua"/>
+                <w:sz w:val="20"/>
+                <w:szCs w:val="20"/>
+              </w:rPr>
+              <w:t xml:space="preserve"> and write to CSV</w:t>
+            </w:r>
+          </w:p>
+        </w:tc>
+        <w:tc>
+          <w:tcPr>
+            <w:tcW w:w="2631" w:type="dxa"/>
+          </w:tcPr>
+          <w:p>
+            <w:pPr>
+              <w:pStyle w:val="Header"/>
+              <w:rPr>
+                <w:rFonts w:ascii="Book Antiqua" w:hAnsi="Book Antiqua"/>
+                <w:sz w:val="20"/>
+                <w:szCs w:val="20"/>
+              </w:rPr>
+            </w:pPr>
+            <w:r>
+              <w:rPr>
+                <w:rFonts w:ascii="Book Antiqua" w:hAnsi="Book Antiqua"/>
+                <w:sz w:val="20"/>
+                <w:szCs w:val="20"/>
+              </w:rPr>
+              <w:t xml:space="preserve">In this step, the bot closes all browser and write both </w:t>
+            </w:r>
+            <w:proofErr w:type="spellStart"/>
+            <w:r>
+              <w:rPr>
+                <w:rFonts w:ascii="Book Antiqua" w:hAnsi="Book Antiqua"/>
+                <w:sz w:val="20"/>
+                <w:szCs w:val="20"/>
+              </w:rPr>
+              <w:t>tInputTable</w:t>
+            </w:r>
+            <w:proofErr w:type="spellEnd"/>
+            <w:r>
+              <w:rPr>
+                <w:rFonts w:ascii="Book Antiqua" w:hAnsi="Book Antiqua"/>
+                <w:sz w:val="20"/>
+                <w:szCs w:val="20"/>
+              </w:rPr>
+              <w:t xml:space="preserve"> and </w:t>
+            </w:r>
+            <w:proofErr w:type="spellStart"/>
+            <w:r>
+              <w:rPr>
+                <w:rFonts w:ascii="Book Antiqua" w:hAnsi="Book Antiqua"/>
+                <w:sz w:val="20"/>
+                <w:szCs w:val="20"/>
+              </w:rPr>
+              <w:t>tExceptionTable</w:t>
+            </w:r>
+            <w:proofErr w:type="spellEnd"/>
+            <w:r>
+              <w:rPr>
+                <w:rFonts w:ascii="Book Antiqua" w:hAnsi="Book Antiqua"/>
+                <w:sz w:val="20"/>
+                <w:szCs w:val="20"/>
+              </w:rPr>
+              <w:t xml:space="preserve"> to </w:t>
+            </w:r>
+            <w:proofErr w:type="spellStart"/>
+            <w:r>
+              <w:rPr>
+                <w:rFonts w:ascii="Book Antiqua" w:hAnsi="Book Antiqua"/>
+                <w:sz w:val="20"/>
+                <w:szCs w:val="20"/>
+              </w:rPr>
+              <w:t>List_of_Recon_Ready_EEI</w:t>
+            </w:r>
+            <w:r>
+              <w:rPr>
+                <w:rFonts w:ascii="Book Antiqua" w:hAnsi="Book Antiqua"/>
+                <w:sz w:val="20"/>
+                <w:szCs w:val="20"/>
+              </w:rPr>
+              <w:lastRenderedPageBreak/>
+              <w:t>D</w:t>
+            </w:r>
+            <w:proofErr w:type="spellEnd"/>
+            <w:r>
+              <w:rPr>
+                <w:rFonts w:ascii="Book Antiqua" w:hAnsi="Book Antiqua"/>
+                <w:sz w:val="20"/>
+                <w:szCs w:val="20"/>
+              </w:rPr>
+              <w:t xml:space="preserve"> (csv) file and Exception (csv) file</w:t>
+            </w:r>
+          </w:p>
+        </w:tc>
+      </w:tr>
+      <w:tr>
+        <w:tc>
+          <w:tcPr>
+            <w:tcW w:w="625" w:type="dxa"/>
+          </w:tcPr>
+          <w:p>
+            <w:pPr>
+              <w:pStyle w:val="Header"/>
+              <w:rPr>
+                <w:rFonts w:ascii="Book Antiqua" w:hAnsi="Book Antiqua"/>
+                <w:sz w:val="20"/>
+                <w:szCs w:val="20"/>
+              </w:rPr>
+            </w:pPr>
+            <w:r>
+              <w:rPr>
+                <w:rFonts w:ascii="Book Antiqua" w:hAnsi="Book Antiqua"/>
+                <w:sz w:val="20"/>
+                <w:szCs w:val="20"/>
+              </w:rPr>
+              <w:lastRenderedPageBreak/>
+              <w:t>2.2</w:t>
+            </w:r>
+          </w:p>
+        </w:tc>
+        <w:tc>
+          <w:tcPr>
+            <w:tcW w:w="1735" w:type="dxa"/>
+          </w:tcPr>
+          <w:p>
+            <w:pPr>
+              <w:pStyle w:val="Header"/>
+              <w:rPr>
+                <w:rFonts w:ascii="Book Antiqua" w:hAnsi="Book Antiqua"/>
+                <w:sz w:val="20"/>
+                <w:szCs w:val="20"/>
+              </w:rPr>
+            </w:pPr>
+          </w:p>
+        </w:tc>
+        <w:tc>
+          <w:tcPr>
+            <w:tcW w:w="4179" w:type="dxa"/>
+          </w:tcPr>
+          <w:p>
+            <w:pPr>
+              <w:pStyle w:val="Header"/>
+              <w:rPr>
+                <w:rFonts w:ascii="Book Antiqua" w:hAnsi="Book Antiqua"/>
+                <w:sz w:val="20"/>
+                <w:szCs w:val="20"/>
+              </w:rPr>
+            </w:pPr>
+            <w:r>
+              <w:rPr>
+                <w:rFonts w:ascii="Book Antiqua" w:hAnsi="Book Antiqua"/>
+                <w:sz w:val="20"/>
+                <w:szCs w:val="20"/>
+              </w:rPr>
+              <w:t xml:space="preserve">Line 54 – updated and added condition </w:t>
+            </w:r>
+            <w:r>
+              <w:rPr>
+                <w:rFonts w:ascii="Book Antiqua" w:hAnsi="Book Antiqua"/>
+                <w:b/>
+                <w:bCs/>
+                <w:sz w:val="20"/>
+                <w:szCs w:val="20"/>
+              </w:rPr>
+              <w:t>“…</w:t>
+            </w:r>
+            <w:r>
+              <w:rPr>
+                <w:rFonts w:ascii="Book Antiqua" w:hAnsi="Book Antiqua"/>
+                <w:sz w:val="20"/>
+                <w:szCs w:val="20"/>
+              </w:rPr>
+              <w:t> and </w:t>
+            </w:r>
+            <w:proofErr w:type="gramStart"/>
+            <w:r>
+              <w:rPr>
+                <w:rFonts w:ascii="Book Antiqua" w:hAnsi="Book Antiqua"/>
+                <w:sz w:val="20"/>
+                <w:szCs w:val="20"/>
+              </w:rPr>
+              <w:t>( “</w:t>
+            </w:r>
+            <w:proofErr w:type="gramEnd"/>
+            <w:r>
+              <w:rPr>
+                <w:rFonts w:ascii="Book Antiqua" w:hAnsi="Book Antiqua"/>
+                <w:b/>
+                <w:bCs/>
+                <w:sz w:val="20"/>
+                <w:szCs w:val="20"/>
+              </w:rPr>
+              <w:t>BUTTON</w:t>
+            </w:r>
+            <w:r>
+              <w:rPr>
+                <w:rFonts w:ascii="Book Antiqua" w:hAnsi="Book Antiqua"/>
+                <w:sz w:val="20"/>
+                <w:szCs w:val="20"/>
+              </w:rPr>
+              <w:t>” in window </w:t>
+            </w:r>
+            <w:r>
+              <w:rPr>
+                <w:rFonts w:ascii="Book Antiqua" w:hAnsi="Book Antiqua"/>
+                <w:b/>
+                <w:bCs/>
+                <w:sz w:val="20"/>
+                <w:szCs w:val="20"/>
+              </w:rPr>
+              <w:t>$Browser3$</w:t>
+            </w:r>
+            <w:r>
+              <w:rPr>
+                <w:rFonts w:ascii="Book Antiqua" w:hAnsi="Book Antiqua"/>
+                <w:sz w:val="20"/>
+                <w:szCs w:val="20"/>
+              </w:rPr>
+              <w:t xml:space="preserve"> does not </w:t>
+            </w:r>
+            <w:proofErr w:type="gramStart"/>
+            <w:r>
+              <w:rPr>
+                <w:rFonts w:ascii="Book Antiqua" w:hAnsi="Book Antiqua"/>
+                <w:sz w:val="20"/>
+                <w:szCs w:val="20"/>
+              </w:rPr>
+              <w:t>exist )</w:t>
+            </w:r>
+            <w:proofErr w:type="gramEnd"/>
+            <w:r>
+              <w:rPr>
+                <w:rFonts w:ascii="Book Antiqua" w:hAnsi="Book Antiqua"/>
+                <w:sz w:val="20"/>
+                <w:szCs w:val="20"/>
+              </w:rPr>
+              <w:t>” in If condition</w:t>
+            </w:r>
+          </w:p>
+          <w:p>
+            <w:pPr>
+              <w:pStyle w:val="Header"/>
+              <w:rPr>
+                <w:rFonts w:ascii="Book Antiqua" w:hAnsi="Book Antiqua"/>
+                <w:sz w:val="20"/>
+                <w:szCs w:val="20"/>
+              </w:rPr>
+            </w:pPr>
+          </w:p>
+        </w:tc>
+        <w:tc>
+          <w:tcPr>
+            <w:tcW w:w="2631" w:type="dxa"/>
+          </w:tcPr>
+          <w:p>
+            <w:pPr>
+              <w:pStyle w:val="Header"/>
+              <w:rPr>
+                <w:rFonts w:ascii="Book Antiqua" w:hAnsi="Book Antiqua"/>
+                <w:sz w:val="20"/>
+                <w:szCs w:val="20"/>
+              </w:rPr>
+            </w:pPr>
+            <w:r>
+              <w:rPr>
+                <w:rFonts w:ascii="Book Antiqua" w:hAnsi="Book Antiqua"/>
+                <w:sz w:val="20"/>
+                <w:szCs w:val="20"/>
+              </w:rPr>
+              <w:t>Adding this condition will account for the case where Job Indicator is not Primary Job and when the is no more Job Data record in the list.</w:t>
+            </w:r>
+          </w:p>
+        </w:tc>
+      </w:tr>
+      <w:tr>
+        <w:tc>
+          <w:tcPr>
+            <w:tcW w:w="625" w:type="dxa"/>
+          </w:tcPr>
+          <w:p>
+            <w:pPr>
+              <w:pStyle w:val="Header"/>
+              <w:rPr>
+                <w:rFonts w:ascii="Book Antiqua" w:hAnsi="Book Antiqua"/>
+                <w:sz w:val="20"/>
+                <w:szCs w:val="20"/>
+              </w:rPr>
+            </w:pPr>
+            <w:r>
+              <w:rPr>
+                <w:rFonts w:ascii="Book Antiqua" w:hAnsi="Book Antiqua"/>
+                <w:sz w:val="20"/>
+                <w:szCs w:val="20"/>
+              </w:rPr>
+              <w:t>3.0</w:t>
+            </w:r>
+          </w:p>
+        </w:tc>
+        <w:tc>
+          <w:tcPr>
+            <w:tcW w:w="1735" w:type="dxa"/>
+          </w:tcPr>
+          <w:p>
+            <w:pPr>
+              <w:pStyle w:val="Header"/>
+              <w:rPr>
+                <w:rFonts w:ascii="Book Antiqua" w:hAnsi="Book Antiqua"/>
+                <w:sz w:val="20"/>
+                <w:szCs w:val="20"/>
+              </w:rPr>
+            </w:pPr>
+            <w:r>
+              <w:rPr>
+                <w:rFonts w:ascii="Book Antiqua" w:hAnsi="Book Antiqua"/>
+                <w:sz w:val="20"/>
+                <w:szCs w:val="20"/>
+              </w:rPr>
+              <w:t>RFL-6A-OCF-TRA</w:t>
+            </w:r>
+          </w:p>
+        </w:tc>
+        <w:tc>
+          <w:tcPr>
+            <w:tcW w:w="4179" w:type="dxa"/>
+          </w:tcPr>
+          <w:p>
+            <w:pPr>
+              <w:pStyle w:val="Header"/>
+              <w:rPr>
+                <w:rFonts w:ascii="Book Antiqua" w:hAnsi="Book Antiqua"/>
+                <w:sz w:val="20"/>
+                <w:szCs w:val="20"/>
+              </w:rPr>
+            </w:pPr>
+            <w:r>
+              <w:rPr>
+                <w:rFonts w:ascii="Book Antiqua" w:hAnsi="Book Antiqua"/>
+                <w:sz w:val="20"/>
+                <w:szCs w:val="20"/>
+              </w:rPr>
+              <w:t xml:space="preserve">(Secondary change) </w:t>
+            </w:r>
+            <w:r>
+              <w:rPr>
+                <w:rFonts w:ascii="Book Antiqua" w:hAnsi="Book Antiqua"/>
+                <w:sz w:val="20"/>
+                <w:szCs w:val="20"/>
+              </w:rPr>
+              <w:t>Line 45 - 48 - added click Reset &gt; Clear All</w:t>
+            </w:r>
+          </w:p>
+        </w:tc>
+        <w:tc>
+          <w:tcPr>
+            <w:tcW w:w="2631" w:type="dxa"/>
+          </w:tcPr>
+          <w:p>
+            <w:pPr>
+              <w:pStyle w:val="Header"/>
+              <w:rPr>
+                <w:rFonts w:ascii="Book Antiqua" w:hAnsi="Book Antiqua"/>
+                <w:sz w:val="20"/>
+                <w:szCs w:val="20"/>
+              </w:rPr>
+            </w:pPr>
+            <w:r>
+              <w:rPr>
+                <w:rFonts w:ascii="Book Antiqua" w:hAnsi="Book Antiqua"/>
+                <w:sz w:val="20"/>
+                <w:szCs w:val="20"/>
+              </w:rPr>
+              <w:t xml:space="preserve">Bot to click Reset &gt; Clear All at the start of every iteration </w:t>
+            </w:r>
+            <w:proofErr w:type="gramStart"/>
+            <w:r>
+              <w:rPr>
+                <w:rFonts w:ascii="Book Antiqua" w:hAnsi="Book Antiqua"/>
+                <w:sz w:val="20"/>
+                <w:szCs w:val="20"/>
+              </w:rPr>
+              <w:t>in order to</w:t>
+            </w:r>
+            <w:proofErr w:type="gramEnd"/>
+            <w:r>
+              <w:rPr>
+                <w:rFonts w:ascii="Book Antiqua" w:hAnsi="Book Antiqua"/>
+                <w:sz w:val="20"/>
+                <w:szCs w:val="20"/>
+              </w:rPr>
+              <w:t xml:space="preserve"> clear any residual value from previous iteration.</w:t>
+            </w:r>
+          </w:p>
+        </w:tc>
+      </w:tr>
+      <w:tr>
+        <w:tc>
+          <w:tcPr>
+            <w:tcW w:w="625" w:type="dxa"/>
+          </w:tcPr>
+          <w:p>
+            <w:pPr>
+              <w:pStyle w:val="Header"/>
+              <w:rPr>
+                <w:rFonts w:ascii="Book Antiqua" w:hAnsi="Book Antiqua"/>
+                <w:sz w:val="20"/>
+                <w:szCs w:val="20"/>
+              </w:rPr>
+            </w:pPr>
+            <w:r>
+              <w:rPr>
+                <w:rFonts w:ascii="Book Antiqua" w:hAnsi="Book Antiqua"/>
+                <w:sz w:val="20"/>
+                <w:szCs w:val="20"/>
+              </w:rPr>
+              <w:t>3.1</w:t>
+            </w:r>
+          </w:p>
+        </w:tc>
+        <w:tc>
+          <w:tcPr>
+            <w:tcW w:w="1735" w:type="dxa"/>
+          </w:tcPr>
+          <w:p>
+            <w:pPr>
+              <w:pStyle w:val="Header"/>
+              <w:rPr>
+                <w:rFonts w:ascii="Book Antiqua" w:hAnsi="Book Antiqua"/>
+                <w:sz w:val="20"/>
+                <w:szCs w:val="20"/>
+              </w:rPr>
+            </w:pPr>
+          </w:p>
+        </w:tc>
+        <w:tc>
+          <w:tcPr>
+            <w:tcW w:w="4179" w:type="dxa"/>
+          </w:tcPr>
+          <w:p>
+            <w:pPr>
+              <w:pStyle w:val="Header"/>
+              <w:rPr>
+                <w:rFonts w:ascii="Book Antiqua" w:hAnsi="Book Antiqua"/>
+                <w:sz w:val="20"/>
+                <w:szCs w:val="20"/>
+              </w:rPr>
+            </w:pPr>
+            <w:r>
+              <w:rPr>
+                <w:rFonts w:ascii="Book Antiqua" w:hAnsi="Book Antiqua"/>
+                <w:sz w:val="20"/>
+                <w:szCs w:val="20"/>
+              </w:rPr>
+              <w:t>(Secondary change)</w:t>
+            </w:r>
+            <w:r>
+              <w:t xml:space="preserve"> </w:t>
+            </w:r>
+            <w:r>
+              <w:rPr>
+                <w:rFonts w:ascii="Book Antiqua" w:hAnsi="Book Antiqua"/>
+                <w:sz w:val="20"/>
+                <w:szCs w:val="20"/>
+              </w:rPr>
+              <w:t>Line 79 - Uncheck resize window when clicking Save button in file dialog</w:t>
+            </w:r>
+          </w:p>
+        </w:tc>
+        <w:tc>
+          <w:tcPr>
+            <w:tcW w:w="2631" w:type="dxa"/>
+          </w:tcPr>
+          <w:p>
+            <w:pPr>
+              <w:pStyle w:val="Header"/>
+              <w:rPr>
+                <w:rFonts w:ascii="Book Antiqua" w:hAnsi="Book Antiqua"/>
+                <w:sz w:val="20"/>
+                <w:szCs w:val="20"/>
+              </w:rPr>
+            </w:pPr>
+            <w:proofErr w:type="gramStart"/>
+            <w:r>
+              <w:rPr>
+                <w:rFonts w:ascii="Book Antiqua" w:hAnsi="Book Antiqua"/>
+                <w:sz w:val="20"/>
+                <w:szCs w:val="20"/>
+              </w:rPr>
+              <w:t>this</w:t>
+            </w:r>
+            <w:proofErr w:type="gramEnd"/>
+            <w:r>
+              <w:rPr>
+                <w:rFonts w:ascii="Book Antiqua" w:hAnsi="Book Antiqua"/>
+                <w:sz w:val="20"/>
+                <w:szCs w:val="20"/>
+              </w:rPr>
+              <w:t xml:space="preserve"> is done so that the bot can find the Save button in file dialog</w:t>
+            </w:r>
+          </w:p>
+        </w:tc>
+      </w:tr>
+      <w:tr>
+        <w:tc>
+          <w:tcPr>
+            <w:tcW w:w="625" w:type="dxa"/>
+          </w:tcPr>
+          <w:p>
+            <w:pPr>
+              <w:pStyle w:val="Header"/>
+              <w:rPr>
+                <w:rFonts w:ascii="Book Antiqua" w:hAnsi="Book Antiqua"/>
+                <w:sz w:val="20"/>
+                <w:szCs w:val="20"/>
+              </w:rPr>
+            </w:pPr>
+            <w:r>
+              <w:rPr>
+                <w:rFonts w:ascii="Book Antiqua" w:hAnsi="Book Antiqua"/>
+                <w:sz w:val="20"/>
+                <w:szCs w:val="20"/>
+              </w:rPr>
+              <w:t>3.2</w:t>
+            </w:r>
+          </w:p>
+        </w:tc>
+        <w:tc>
+          <w:tcPr>
+            <w:tcW w:w="1735" w:type="dxa"/>
+          </w:tcPr>
+          <w:p>
+            <w:pPr>
+              <w:pStyle w:val="Header"/>
+              <w:rPr>
+                <w:rFonts w:ascii="Book Antiqua" w:hAnsi="Book Antiqua"/>
+                <w:sz w:val="20"/>
+                <w:szCs w:val="20"/>
+              </w:rPr>
+            </w:pPr>
+          </w:p>
+        </w:tc>
+        <w:tc>
+          <w:tcPr>
+            <w:tcW w:w="4179" w:type="dxa"/>
+          </w:tcPr>
+          <w:p>
+            <w:pPr>
+              <w:pStyle w:val="Header"/>
+              <w:rPr>
+                <w:rFonts w:ascii="Book Antiqua" w:hAnsi="Book Antiqua"/>
+                <w:sz w:val="20"/>
+                <w:szCs w:val="20"/>
+              </w:rPr>
+            </w:pPr>
+            <w:r>
+              <w:rPr>
+                <w:rFonts w:ascii="Book Antiqua" w:hAnsi="Book Antiqua"/>
+                <w:sz w:val="20"/>
+                <w:szCs w:val="20"/>
+              </w:rPr>
+              <w:t>(Secondary change)</w:t>
+            </w:r>
+            <w:r>
+              <w:t xml:space="preserve"> </w:t>
+            </w:r>
+            <w:r>
+              <w:rPr>
+                <w:rFonts w:ascii="Book Antiqua" w:hAnsi="Book Antiqua"/>
+                <w:sz w:val="20"/>
+                <w:szCs w:val="20"/>
+              </w:rPr>
+              <w:t>Line 99 - Add Browser: Close Tab inside Error handler: Catch</w:t>
+            </w:r>
+          </w:p>
+        </w:tc>
+        <w:tc>
+          <w:tcPr>
+            <w:tcW w:w="2631" w:type="dxa"/>
+          </w:tcPr>
+          <w:p>
+            <w:pPr>
+              <w:pStyle w:val="Header"/>
+              <w:rPr>
+                <w:rFonts w:ascii="Book Antiqua" w:hAnsi="Book Antiqua"/>
+                <w:sz w:val="20"/>
+                <w:szCs w:val="20"/>
+              </w:rPr>
+            </w:pPr>
+            <w:proofErr w:type="gramStart"/>
+            <w:r>
+              <w:rPr>
+                <w:rFonts w:ascii="Book Antiqua" w:hAnsi="Book Antiqua"/>
+                <w:sz w:val="20"/>
+                <w:szCs w:val="20"/>
+              </w:rPr>
+              <w:t>this</w:t>
+            </w:r>
+            <w:proofErr w:type="gramEnd"/>
+            <w:r>
+              <w:rPr>
+                <w:rFonts w:ascii="Book Antiqua" w:hAnsi="Book Antiqua"/>
+                <w:sz w:val="20"/>
+                <w:szCs w:val="20"/>
+              </w:rPr>
+              <w:t xml:space="preserve"> is to close the browser tab if bot encounters an error during saving of the file</w:t>
+            </w:r>
+          </w:p>
+        </w:tc>
+      </w:tr>
+      <w:tr>
+        <w:tc>
+          <w:tcPr>
+            <w:tcW w:w="625" w:type="dxa"/>
+          </w:tcPr>
+          <w:p>
+            <w:pPr>
+              <w:pStyle w:val="Header"/>
+              <w:rPr>
+                <w:rFonts w:ascii="Book Antiqua" w:hAnsi="Book Antiqua"/>
+                <w:sz w:val="20"/>
+                <w:szCs w:val="20"/>
+              </w:rPr>
+            </w:pPr>
+            <w:r>
+              <w:rPr>
+                <w:rFonts w:ascii="Book Antiqua" w:hAnsi="Book Antiqua"/>
+                <w:sz w:val="20"/>
+                <w:szCs w:val="20"/>
+              </w:rPr>
+              <w:t>4.0</w:t>
+            </w:r>
+          </w:p>
+        </w:tc>
+        <w:tc>
+          <w:tcPr>
+            <w:tcW w:w="1735" w:type="dxa"/>
+          </w:tcPr>
+          <w:p>
+            <w:pPr>
+              <w:pStyle w:val="Header"/>
+              <w:rPr>
+                <w:rFonts w:ascii="Book Antiqua" w:hAnsi="Book Antiqua"/>
+                <w:sz w:val="20"/>
+                <w:szCs w:val="20"/>
+              </w:rPr>
+            </w:pPr>
+            <w:r>
+              <w:rPr>
+                <w:rFonts w:ascii="Book Antiqua" w:hAnsi="Book Antiqua"/>
+                <w:sz w:val="20"/>
+                <w:szCs w:val="20"/>
+              </w:rPr>
+              <w:t>1.0_Main</w:t>
+            </w:r>
+          </w:p>
+        </w:tc>
+        <w:tc>
+          <w:tcPr>
+            <w:tcW w:w="4179" w:type="dxa"/>
+          </w:tcPr>
+          <w:p>
+            <w:pPr>
+              <w:pStyle w:val="Header"/>
+              <w:rPr>
+                <w:rFonts w:ascii="Book Antiqua" w:hAnsi="Book Antiqua"/>
+                <w:sz w:val="20"/>
+                <w:szCs w:val="20"/>
+              </w:rPr>
+            </w:pPr>
+            <w:r>
+              <w:rPr>
+                <w:rFonts w:ascii="Book Antiqua" w:hAnsi="Book Antiqua"/>
+                <w:sz w:val="20"/>
+                <w:szCs w:val="20"/>
+              </w:rPr>
+              <w:t xml:space="preserve">Line 22 - disable Task </w:t>
+            </w:r>
+            <w:proofErr w:type="gramStart"/>
+            <w:r>
+              <w:rPr>
+                <w:rFonts w:ascii="Book Antiqua" w:hAnsi="Book Antiqua"/>
+                <w:sz w:val="20"/>
+                <w:szCs w:val="20"/>
+              </w:rPr>
+              <w:t>Bot :</w:t>
+            </w:r>
+            <w:proofErr w:type="gramEnd"/>
+            <w:r>
+              <w:rPr>
+                <w:rFonts w:ascii="Book Antiqua" w:hAnsi="Book Antiqua"/>
+                <w:sz w:val="20"/>
+                <w:szCs w:val="20"/>
+              </w:rPr>
+              <w:t xml:space="preserve"> Run RFL-3-CheckArrears</w:t>
+            </w:r>
+          </w:p>
+        </w:tc>
+        <w:tc>
+          <w:tcPr>
+            <w:tcW w:w="2631" w:type="dxa"/>
+          </w:tcPr>
+          <w:p>
+            <w:pPr>
+              <w:pStyle w:val="Header"/>
+              <w:rPr>
+                <w:rFonts w:ascii="Book Antiqua" w:hAnsi="Book Antiqua"/>
+                <w:sz w:val="20"/>
+                <w:szCs w:val="20"/>
+              </w:rPr>
+            </w:pPr>
+            <w:r>
+              <w:rPr>
+                <w:rFonts w:ascii="Book Antiqua" w:hAnsi="Book Antiqua"/>
+                <w:sz w:val="20"/>
+                <w:szCs w:val="20"/>
+              </w:rPr>
+              <w:t xml:space="preserve">RFL-3-CheckArrears task bot is </w:t>
+            </w:r>
+            <w:r>
+              <w:rPr>
+                <w:rFonts w:ascii="Book Antiqua" w:hAnsi="Book Antiqua"/>
+                <w:sz w:val="20"/>
+                <w:szCs w:val="20"/>
+              </w:rPr>
+              <w:t xml:space="preserve">temporarily </w:t>
+            </w:r>
+            <w:r>
+              <w:rPr>
+                <w:rFonts w:ascii="Book Antiqua" w:hAnsi="Book Antiqua"/>
+                <w:sz w:val="20"/>
+                <w:szCs w:val="20"/>
+              </w:rPr>
+              <w:t>disabled therefore there is no need to run it</w:t>
+            </w:r>
+          </w:p>
+        </w:tc>
+      </w:tr>
+      <w:tr>
+        <w:tc>
+          <w:tcPr>
+            <w:tcW w:w="625" w:type="dxa"/>
+          </w:tcPr>
+          <w:p>
+            <w:pPr>
+              <w:pStyle w:val="Header"/>
+              <w:rPr>
+                <w:rFonts w:ascii="Book Antiqua" w:hAnsi="Book Antiqua"/>
+                <w:sz w:val="20"/>
+                <w:szCs w:val="20"/>
+              </w:rPr>
+            </w:pPr>
+            <w:r>
+              <w:rPr>
+                <w:rFonts w:ascii="Book Antiqua" w:hAnsi="Book Antiqua"/>
+                <w:sz w:val="20"/>
+                <w:szCs w:val="20"/>
+              </w:rPr>
+              <w:t>4.1</w:t>
+            </w:r>
+          </w:p>
+        </w:tc>
+        <w:tc>
+          <w:tcPr>
+            <w:tcW w:w="1735" w:type="dxa"/>
+          </w:tcPr>
+          <w:p>
+            <w:pPr>
+              <w:pStyle w:val="Header"/>
+              <w:rPr>
+                <w:rFonts w:ascii="Book Antiqua" w:hAnsi="Book Antiqua"/>
+                <w:sz w:val="20"/>
+                <w:szCs w:val="20"/>
+              </w:rPr>
+            </w:pPr>
+          </w:p>
+        </w:tc>
+        <w:tc>
+          <w:tcPr>
+            <w:tcW w:w="4179" w:type="dxa"/>
+          </w:tcPr>
+          <w:p>
+            <w:pPr>
+              <w:pStyle w:val="Header"/>
+              <w:rPr>
+                <w:rFonts w:ascii="Book Antiqua" w:hAnsi="Book Antiqua"/>
+                <w:sz w:val="20"/>
+                <w:szCs w:val="20"/>
+              </w:rPr>
+            </w:pPr>
+            <w:r>
+              <w:rPr>
+                <w:rFonts w:ascii="Book Antiqua" w:hAnsi="Book Antiqua"/>
+                <w:sz w:val="20"/>
+                <w:szCs w:val="20"/>
+              </w:rPr>
+              <w:t xml:space="preserve">(Secondary change) </w:t>
+            </w:r>
+            <w:r>
+              <w:rPr>
+                <w:rFonts w:ascii="Book Antiqua" w:hAnsi="Book Antiqua"/>
+                <w:sz w:val="20"/>
+                <w:szCs w:val="20"/>
+              </w:rPr>
+              <w:t xml:space="preserve">Line 23 - Add Task Bot: Run </w:t>
+            </w:r>
+            <w:proofErr w:type="spellStart"/>
+            <w:r>
+              <w:rPr>
+                <w:rFonts w:ascii="Book Antiqua" w:hAnsi="Book Antiqua"/>
+                <w:sz w:val="20"/>
+                <w:szCs w:val="20"/>
+              </w:rPr>
+              <w:t>Utils_Chrome_Clear_Browser_BAT_script</w:t>
+            </w:r>
+            <w:proofErr w:type="spellEnd"/>
+          </w:p>
+        </w:tc>
+        <w:tc>
+          <w:tcPr>
+            <w:tcW w:w="2631" w:type="dxa"/>
+          </w:tcPr>
+          <w:p>
+            <w:pPr>
+              <w:pStyle w:val="Header"/>
+              <w:rPr>
+                <w:rFonts w:ascii="Book Antiqua" w:hAnsi="Book Antiqua"/>
+                <w:sz w:val="20"/>
+                <w:szCs w:val="20"/>
+              </w:rPr>
+            </w:pPr>
+            <w:proofErr w:type="gramStart"/>
+            <w:r>
+              <w:rPr>
+                <w:rFonts w:ascii="Book Antiqua" w:hAnsi="Book Antiqua"/>
+                <w:sz w:val="20"/>
+                <w:szCs w:val="20"/>
+              </w:rPr>
+              <w:t>this</w:t>
+            </w:r>
+            <w:proofErr w:type="gramEnd"/>
+            <w:r>
+              <w:rPr>
+                <w:rFonts w:ascii="Book Antiqua" w:hAnsi="Book Antiqua"/>
+                <w:sz w:val="20"/>
+                <w:szCs w:val="20"/>
+              </w:rPr>
+              <w:t xml:space="preserve"> is to clear browser cache during the run</w:t>
+            </w:r>
+          </w:p>
+        </w:tc>
+      </w:tr>
+    </w:tbl>
+    <w:p>
+      <w:pPr>
+        <w:pStyle w:val="Header"/>
+        <w:ind w:left="180"/>
+        <w:rPr>
+          <w:rFonts w:ascii="Book Antiqua" w:hAnsi="Book Antiqua"/>
+          <w:sz w:val="24"/>
+          <w:szCs w:val="24"/>
+        </w:rPr>
+      </w:pPr>
+    </w:p>
+    <w:p>
+      <w:pPr>
+        <w:pStyle w:val="Header"/>
+        <w:numPr>
+          <w:ilvl w:val="3"/>
+          <w:numId w:val="42"/>
+        </w:numPr>
+        <w:ind w:left="540" w:hanging="360"/>
+        <w:rPr>
+          <w:rFonts w:ascii="Book Antiqua" w:hAnsi="Book Antiqua"/>
+          <w:sz w:val="24"/>
+          <w:szCs w:val="24"/>
+        </w:rPr>
+      </w:pPr>
+      <w:r>
+        <w:rPr>
+          <w:rFonts w:ascii="Book Antiqua" w:hAnsi="Book Antiqua"/>
+          <w:sz w:val="24"/>
+          <w:szCs w:val="24"/>
+        </w:rPr>
+        <w:t xml:space="preserve">Changes per </w:t>
+      </w:r>
+      <w:hyperlink r:id="rId59" w:history="1">
+        <w:r>
+          <w:rPr>
+            <w:rStyle w:val="Hyperlink"/>
+            <w:rFonts w:ascii="Book Antiqua" w:hAnsi="Book Antiqua"/>
+            <w:sz w:val="24"/>
+            <w:szCs w:val="24"/>
+          </w:rPr>
+          <w:t>UCP-188507</w:t>
+        </w:r>
+      </w:hyperlink>
+    </w:p>
+    <w:tbl>
+      <w:tblPr>
+        <w:tblStyle w:val="TableGrid"/>
+        <w:tblW w:w="0" w:type="auto"/>
+        <w:tblInd w:w="180" w:type="dxa"/>
+        <w:tblLayout w:type="fixed"/>
+        <w:tblLook w:val="04A0" w:firstRow="1" w:lastRow="0" w:firstColumn="1" w:lastColumn="0" w:noHBand="0" w:noVBand="1"/>
+      </w:tblPr>
+      <w:tblGrid>
+        <w:gridCol w:w="625"/>
+        <w:gridCol w:w="1735"/>
+        <w:gridCol w:w="4179"/>
+        <w:gridCol w:w="2631"/>
+      </w:tblGrid>
+      <w:tr>
+        <w:tc>
+          <w:tcPr>
+            <w:tcW w:w="625" w:type="dxa"/>
+          </w:tcPr>
+          <w:p>
+            <w:pPr>
+              <w:pStyle w:val="Header"/>
+              <w:rPr>
+                <w:rFonts w:ascii="Book Antiqua" w:hAnsi="Book Antiqua"/>
+                <w:sz w:val="20"/>
+                <w:szCs w:val="20"/>
+              </w:rPr>
+            </w:pPr>
+            <w:r>
+              <w:rPr>
+                <w:rFonts w:ascii="Book Antiqua" w:eastAsia="Calibri" w:hAnsi="Book Antiqua"/>
+                <w:sz w:val="20"/>
+                <w:szCs w:val="20"/>
+              </w:rPr>
+              <w:t>No</w:t>
+            </w:r>
+          </w:p>
+        </w:tc>
+        <w:tc>
+          <w:tcPr>
+            <w:tcW w:w="1735" w:type="dxa"/>
+          </w:tcPr>
+          <w:p>
+            <w:pPr>
+              <w:pStyle w:val="Header"/>
+              <w:rPr>
+                <w:rFonts w:ascii="Book Antiqua" w:hAnsi="Book Antiqua"/>
+                <w:sz w:val="20"/>
+                <w:szCs w:val="20"/>
+              </w:rPr>
+            </w:pPr>
+            <w:r>
+              <w:rPr>
+                <w:rFonts w:ascii="Book Antiqua" w:hAnsi="Book Antiqua"/>
+                <w:sz w:val="20"/>
+                <w:szCs w:val="20"/>
+              </w:rPr>
+              <w:t>Task Bot Name</w:t>
+            </w:r>
+          </w:p>
+        </w:tc>
+        <w:tc>
+          <w:tcPr>
+            <w:tcW w:w="4179" w:type="dxa"/>
+          </w:tcPr>
+          <w:p>
+            <w:pPr>
+              <w:pStyle w:val="Header"/>
+              <w:rPr>
+                <w:rFonts w:ascii="Book Antiqua" w:hAnsi="Book Antiqua"/>
+                <w:sz w:val="20"/>
+                <w:szCs w:val="20"/>
+              </w:rPr>
+            </w:pPr>
+            <w:r>
+              <w:rPr>
+                <w:rFonts w:ascii="Book Antiqua" w:hAnsi="Book Antiqua"/>
+                <w:sz w:val="20"/>
+                <w:szCs w:val="20"/>
+              </w:rPr>
+              <w:t>Change Description (what has been changed)</w:t>
+            </w:r>
+          </w:p>
+        </w:tc>
+        <w:tc>
+          <w:tcPr>
+            <w:tcW w:w="2631" w:type="dxa"/>
+          </w:tcPr>
+          <w:p>
+            <w:pPr>
+              <w:pStyle w:val="Header"/>
+              <w:rPr>
+                <w:rFonts w:ascii="Book Antiqua" w:hAnsi="Book Antiqua"/>
+                <w:sz w:val="20"/>
+                <w:szCs w:val="20"/>
+              </w:rPr>
+            </w:pPr>
+            <w:r>
+              <w:rPr>
+                <w:rFonts w:ascii="Book Antiqua" w:hAnsi="Book Antiqua"/>
+                <w:sz w:val="20"/>
+                <w:szCs w:val="20"/>
+              </w:rPr>
+              <w:t>Reason/ Justification</w:t>
+            </w:r>
+          </w:p>
+        </w:tc>
+      </w:tr>
+      <w:tr>
+        <w:tc>
+          <w:tcPr>
+            <w:tcW w:w="625" w:type="dxa"/>
+          </w:tcPr>
+          <w:p>
+            <w:pPr>
+              <w:pStyle w:val="Header"/>
+              <w:rPr>
+                <w:rFonts w:ascii="Book Antiqua" w:hAnsi="Book Antiqua"/>
+                <w:sz w:val="20"/>
+                <w:szCs w:val="20"/>
+              </w:rPr>
+            </w:pPr>
+            <w:r>
+              <w:rPr>
+                <w:rFonts w:ascii="Book Antiqua" w:hAnsi="Book Antiqua"/>
+                <w:sz w:val="20"/>
+                <w:szCs w:val="20"/>
+              </w:rPr>
+              <w:t>1</w:t>
+            </w:r>
+            <w:r>
+              <w:rPr>
+                <w:rFonts w:ascii="Book Antiqua" w:hAnsi="Book Antiqua"/>
+                <w:sz w:val="20"/>
+                <w:szCs w:val="20"/>
+              </w:rPr>
+              <w:t>.0</w:t>
+            </w:r>
+          </w:p>
+        </w:tc>
+        <w:tc>
+          <w:tcPr>
+            <w:tcW w:w="1735" w:type="dxa"/>
+          </w:tcPr>
+          <w:p>
+            <w:pPr>
+              <w:pStyle w:val="Header"/>
+              <w:rPr>
+                <w:rFonts w:ascii="Book Antiqua" w:hAnsi="Book Antiqua"/>
+                <w:sz w:val="20"/>
+                <w:szCs w:val="20"/>
+              </w:rPr>
+            </w:pPr>
+          </w:p>
+          <w:p>
+            <w:pPr>
+              <w:pStyle w:val="Header"/>
+              <w:rPr>
+                <w:rFonts w:ascii="Book Antiqua" w:hAnsi="Book Antiqua"/>
+                <w:sz w:val="20"/>
+                <w:szCs w:val="20"/>
+              </w:rPr>
+            </w:pPr>
+            <w:r>
+              <w:rPr>
+                <w:rFonts w:ascii="Book Antiqua" w:hAnsi="Book Antiqua"/>
+                <w:sz w:val="20"/>
+                <w:szCs w:val="20"/>
+              </w:rPr>
+              <w:t>Config-</w:t>
+            </w:r>
+            <w:proofErr w:type="spellStart"/>
+            <w:r>
+              <w:rPr>
+                <w:rFonts w:ascii="Book Antiqua" w:hAnsi="Book Antiqua"/>
+                <w:sz w:val="20"/>
+                <w:szCs w:val="20"/>
+              </w:rPr>
+              <w:t>RFL.json</w:t>
+            </w:r>
+            <w:proofErr w:type="spellEnd"/>
+          </w:p>
+        </w:tc>
+        <w:tc>
+          <w:tcPr>
+            <w:tcW w:w="4179" w:type="dxa"/>
+          </w:tcPr>
+          <w:p>
+            <w:pPr>
+              <w:pStyle w:val="Header"/>
+              <w:rPr>
+                <w:rFonts w:ascii="Book Antiqua" w:hAnsi="Book Antiqua"/>
+                <w:sz w:val="20"/>
+                <w:szCs w:val="20"/>
+              </w:rPr>
+            </w:pPr>
+            <w:r>
+              <w:rPr>
+                <w:rFonts w:ascii="Book Antiqua" w:hAnsi="Book Antiqua"/>
+                <w:sz w:val="20"/>
+                <w:szCs w:val="20"/>
+              </w:rPr>
+              <w:t xml:space="preserve">Add </w:t>
+            </w:r>
+            <w:hyperlink r:id="rId60" w:history="1">
+              <w:r>
+                <w:rPr>
+                  <w:rStyle w:val="Hyperlink"/>
+                  <w:rFonts w:ascii="Book Antiqua" w:hAnsi="Book Antiqua"/>
+                  <w:sz w:val="20"/>
+                  <w:szCs w:val="20"/>
+                </w:rPr>
+                <w:t>RPA-BusinessSupportTeam@ucop.edu</w:t>
+              </w:r>
+            </w:hyperlink>
+            <w:r>
+              <w:rPr>
+                <w:rFonts w:ascii="Book Antiqua" w:hAnsi="Book Antiqua"/>
+                <w:sz w:val="20"/>
+                <w:szCs w:val="20"/>
+              </w:rPr>
+              <w:t xml:space="preserve"> on Prod node &gt; </w:t>
+            </w:r>
+            <w:proofErr w:type="spellStart"/>
+            <w:r>
+              <w:rPr>
+                <w:rFonts w:ascii="Book Antiqua" w:hAnsi="Book Antiqua"/>
+                <w:sz w:val="20"/>
+                <w:szCs w:val="20"/>
+              </w:rPr>
+              <w:t>ExceptionReportEmailTo</w:t>
+            </w:r>
+            <w:proofErr w:type="spellEnd"/>
+            <w:r>
+              <w:rPr>
+                <w:rFonts w:ascii="Book Antiqua" w:hAnsi="Book Antiqua"/>
+                <w:sz w:val="20"/>
+                <w:szCs w:val="20"/>
+              </w:rPr>
+              <w:t xml:space="preserve"> and </w:t>
+            </w:r>
+            <w:proofErr w:type="spellStart"/>
+            <w:r>
+              <w:rPr>
+                <w:rFonts w:ascii="Book Antiqua" w:hAnsi="Book Antiqua"/>
+                <w:sz w:val="20"/>
+                <w:szCs w:val="20"/>
+              </w:rPr>
+              <w:t>OutputReportEmailTo</w:t>
+            </w:r>
+            <w:proofErr w:type="spellEnd"/>
+          </w:p>
+        </w:tc>
+        <w:tc>
+          <w:tcPr>
+            <w:tcW w:w="2631" w:type="dxa"/>
+          </w:tcPr>
+          <w:p>
+            <w:pPr>
+              <w:pStyle w:val="Header"/>
+              <w:rPr>
+                <w:rFonts w:ascii="Book Antiqua" w:hAnsi="Book Antiqua"/>
+                <w:sz w:val="20"/>
+                <w:szCs w:val="20"/>
+              </w:rPr>
+            </w:pPr>
+            <w:hyperlink r:id="rId61" w:history="1">
+              <w:r>
+                <w:rPr>
+                  <w:rStyle w:val="Hyperlink"/>
+                  <w:rFonts w:ascii="Book Antiqua" w:hAnsi="Book Antiqua"/>
+                  <w:sz w:val="20"/>
+                  <w:szCs w:val="20"/>
+                </w:rPr>
+                <w:t>RPA-BusinessSupportTeam@ucop.edu</w:t>
+              </w:r>
+            </w:hyperlink>
+            <w:r>
+              <w:rPr>
+                <w:rFonts w:ascii="Book Antiqua" w:hAnsi="Book Antiqua"/>
+                <w:sz w:val="20"/>
+                <w:szCs w:val="20"/>
+              </w:rPr>
+              <w:t xml:space="preserve"> is requested to be added as email recipient of all email notifications from AA CR.</w:t>
+            </w:r>
+          </w:p>
+        </w:tc>
+      </w:tr>
+    </w:tbl>
+    <w:p>
+      <w:pPr>
+        <w:pStyle w:val="Header"/>
+        <w:ind w:left="180"/>
         <w:rPr>
           <w:rFonts w:ascii="Book Antiqua" w:hAnsi="Book Antiqua"/>
           <w:sz w:val="24"/>
@@ -19699,7 +23109,7 @@
         <wp:inline distT="0" distB="0" distL="0" distR="0" wp14:anchorId="2EFC87F7" wp14:editId="5830AE48">
           <wp:extent cx="1000125" cy="123825"/>
           <wp:effectExtent l="0" t="0" r="0" b="0"/>
-          <wp:docPr id="611434841" name="Picture 1"/>
+          <wp:docPr id="1291548999" name="Picture 1"/>
           <wp:cNvGraphicFramePr>
             <a:graphicFrameLocks xmlns:a="http://schemas.openxmlformats.org/drawingml/2006/main" noChangeAspect="1"/>
           </wp:cNvGraphicFramePr>
@@ -19785,7 +23195,7 @@
         <wp:inline distT="0" distB="0" distL="0" distR="0" wp14:anchorId="5ABF9B2D" wp14:editId="5E8D6368">
           <wp:extent cx="4773295" cy="804545"/>
           <wp:effectExtent l="0" t="0" r="8255" b="0"/>
-          <wp:docPr id="2093751034" name="Picture 1"/>
+          <wp:docPr id="380050506" name="Picture 1"/>
           <wp:cNvGraphicFramePr>
             <a:graphicFrameLocks xmlns:a="http://schemas.openxmlformats.org/drawingml/2006/main" noChangeAspect="1"/>
           </wp:cNvGraphicFramePr>
@@ -19859,7 +23269,7 @@
           <wp:extent cx="4772025" cy="804545"/>
           <wp:effectExtent l="0" t="0" r="9525" b="0"/>
           <wp:wrapSquare wrapText="right"/>
-          <wp:docPr id="1771373104" name="Picture 1771373104" descr="Graphical user interface&#10;&#10;Description automatically generated"/>
+          <wp:docPr id="1174885028" name="Picture 1174885028" descr="Graphical user interface&#10;&#10;Description automatically generated"/>
           <wp:cNvGraphicFramePr>
             <a:graphicFrameLocks xmlns:a="http://schemas.openxmlformats.org/drawingml/2006/main" noChangeAspect="1"/>
           </wp:cNvGraphicFramePr>
@@ -23879,7 +27289,7 @@
   <w:abstractNum w:abstractNumId="35" w15:restartNumberingAfterBreak="0">
     <w:nsid w:val="54311F5E"/>
     <w:multiLevelType w:val="multilevel"/>
-    <w:tmpl w:val="45400E5A"/>
+    <w:tmpl w:val="920C4706"/>
     <w:lvl w:ilvl="0">
       <w:start w:val="5"/>
       <w:numFmt w:val="lowerLetter"/>
@@ -23916,17 +27326,17 @@
         <w:ind w:left="1980" w:hanging="360"/>
       </w:pPr>
     </w:lvl>
-    <w:lvl w:ilvl="3" w:tentative="1">
-      <w:start w:val="1"/>
-      <w:numFmt w:val="lowerLetter"/>
+    <w:lvl w:ilvl="3">
+      <w:start w:val="1"/>
+      <w:numFmt w:val="upperRoman"/>
       <w:lvlText w:val="%4."/>
       <w:lvlJc w:val="left"/>
       <w:pPr>
-        <w:tabs>
-          <w:tab w:val="num" w:pos="2880"/>
-        </w:tabs>
-        <w:ind w:left="2880" w:hanging="360"/>
-      </w:pPr>
+        <w:ind w:left="3240" w:hanging="720"/>
+      </w:pPr>
+      <w:rPr>
+        <w:rFonts w:hint="default"/>
+      </w:rPr>
     </w:lvl>
     <w:lvl w:ilvl="4" w:tentative="1">
       <w:start w:val="1"/>
@@ -27157,7 +30567,7 @@
   <w:style w:type="paragraph" w:default="1" w:styleId="Normal">
     <w:name w:val="Normal"/>
     <w:qFormat/>
-    <w:rsid w:val="006C6EF3"/>
+    <w:rsid w:val="00A05AD5"/>
     <w:pPr>
       <w:autoSpaceDE w:val="0"/>
       <w:autoSpaceDN w:val="0"/>
@@ -27349,7 +30759,6 @@
   <w:style w:type="character" w:default="1" w:styleId="DefaultParagraphFont">
     <w:name w:val="Default Paragraph Font"/>
     <w:uiPriority w:val="1"/>
-    <w:semiHidden/>
     <w:unhideWhenUsed/>
   </w:style>
   <w:style w:type="table" w:default="1" w:styleId="TableNormal">

--- a/Documents/FDD RPA - RFL Reconciliation.docx
+++ b/Documents/FDD RPA - RFL Reconciliation.docx
@@ -580,7 +580,7 @@
           <w:sz w:val="24"/>
           <w:szCs w:val="24"/>
         </w:rPr>
-        <w:t>5</w:t>
+        <w:t>6</w:t>
       </w:r>
     </w:p>
     <w:p>
@@ -1275,13 +1275,7 @@
               <w:rPr>
                 <w:rFonts w:ascii="Book Antiqua" w:hAnsi="Book Antiqua"/>
               </w:rPr>
-              <w:t xml:space="preserve">FDD update based on UCP-184825. </w:t>
-            </w:r>
-            <w:r>
-              <w:rPr>
-                <w:rFonts w:ascii="Book Antiqua" w:hAnsi="Book Antiqua"/>
-              </w:rPr>
-              <w:t>Added Technical Change Note section</w:t>
+              <w:t>FDD update based on UCP-184825. Added Technical Change Note section</w:t>
             </w:r>
           </w:p>
         </w:tc>
@@ -1501,6 +1495,20 @@
                 <w:rFonts w:ascii="Book Antiqua" w:hAnsi="Book Antiqua"/>
               </w:rPr>
             </w:pPr>
+            <w:r>
+              <w:rPr>
+                <w:rStyle w:val="normaltextrun"/>
+                <w:rFonts w:cs="Segoe UI"/>
+              </w:rPr>
+              <w:t>04/22/2026</w:t>
+            </w:r>
+            <w:r>
+              <w:rPr>
+                <w:rStyle w:val="eop"/>
+                <w:rFonts w:ascii="Book Antiqua" w:hAnsi="Book Antiqua" w:cs="Segoe UI"/>
+              </w:rPr>
+              <w:t> </w:t>
+            </w:r>
           </w:p>
         </w:tc>
         <w:tc>
@@ -1515,6 +1523,20 @@
                 <w:color w:val="auto"/>
               </w:rPr>
             </w:pPr>
+            <w:r>
+              <w:rPr>
+                <w:rStyle w:val="normaltextrun"/>
+                <w:rFonts w:cs="Segoe UI"/>
+              </w:rPr>
+              <w:t>Ari Widjaja</w:t>
+            </w:r>
+            <w:r>
+              <w:rPr>
+                <w:rStyle w:val="eop"/>
+                <w:rFonts w:ascii="Book Antiqua" w:hAnsi="Book Antiqua" w:cs="Segoe UI"/>
+              </w:rPr>
+              <w:t> </w:t>
+            </w:r>
           </w:p>
         </w:tc>
         <w:tc>
@@ -1527,6 +1549,20 @@
                 <w:rFonts w:ascii="Book Antiqua" w:hAnsi="Book Antiqua"/>
               </w:rPr>
             </w:pPr>
+            <w:r>
+              <w:rPr>
+                <w:rStyle w:val="normaltextrun"/>
+                <w:rFonts w:cs="Segoe UI"/>
+              </w:rPr>
+              <w:t>1.6</w:t>
+            </w:r>
+            <w:r>
+              <w:rPr>
+                <w:rStyle w:val="eop"/>
+                <w:rFonts w:ascii="Book Antiqua" w:hAnsi="Book Antiqua" w:cs="Segoe UI"/>
+              </w:rPr>
+              <w:t> </w:t>
+            </w:r>
           </w:p>
         </w:tc>
         <w:tc>
@@ -1540,6 +1576,20 @@
                 <w:rFonts w:ascii="Book Antiqua" w:hAnsi="Book Antiqua"/>
               </w:rPr>
             </w:pPr>
+            <w:r>
+              <w:rPr>
+                <w:rStyle w:val="normaltextrun"/>
+                <w:rFonts w:cs="Segoe UI"/>
+              </w:rPr>
+              <w:t>Updated Technical Change Note section on UCP-188100 changes.</w:t>
+            </w:r>
+            <w:r>
+              <w:rPr>
+                <w:rStyle w:val="eop"/>
+                <w:rFonts w:ascii="Book Antiqua" w:hAnsi="Book Antiqua" w:cs="Segoe UI"/>
+              </w:rPr>
+              <w:t> </w:t>
+            </w:r>
           </w:p>
         </w:tc>
       </w:tr>
@@ -15269,7 +15319,25 @@
           <w:sz w:val="22"/>
           <w:szCs w:val="22"/>
         </w:rPr>
-        <w:t xml:space="preserve"> Peoplesoft and navigate to Job Data page. Once login is established and </w:t>
+        <w:t xml:space="preserve"> Peoplesoft and </w:t>
+      </w:r>
+      <w:proofErr w:type="gramStart"/>
+      <w:r>
+        <w:rPr>
+          <w:rFonts w:ascii="Book Antiqua" w:hAnsi="Book Antiqua"/>
+          <w:sz w:val="22"/>
+          <w:szCs w:val="22"/>
+        </w:rPr>
+        <w:t>navigate</w:t>
+      </w:r>
+      <w:proofErr w:type="gramEnd"/>
+      <w:r>
+        <w:rPr>
+          <w:rFonts w:ascii="Book Antiqua" w:hAnsi="Book Antiqua"/>
+          <w:sz w:val="22"/>
+          <w:szCs w:val="22"/>
+        </w:rPr>
+        <w:t xml:space="preserve"> to Job Data page. Once login is established and </w:t>
       </w:r>
       <w:proofErr w:type="gramStart"/>
       <w:r>
@@ -15672,7 +15740,25 @@
           <w:sz w:val="22"/>
           <w:szCs w:val="22"/>
         </w:rPr>
-        <w:t xml:space="preserve">ith Job Indicator equals Primary Job, regardless of Payroll Status will advance to the next processing. Therefore the rules for exception </w:t>
+        <w:t xml:space="preserve">ith Job Indicator equals Primary Job, regardless of Payroll Status will advance to the next processing. Therefore the </w:t>
+      </w:r>
+      <w:proofErr w:type="gramStart"/>
+      <w:r>
+        <w:rPr>
+          <w:rFonts w:ascii="Book Antiqua" w:hAnsi="Book Antiqua"/>
+          <w:sz w:val="22"/>
+          <w:szCs w:val="22"/>
+        </w:rPr>
+        <w:t>rules</w:t>
+      </w:r>
+      <w:proofErr w:type="gramEnd"/>
+      <w:r>
+        <w:rPr>
+          <w:rFonts w:ascii="Book Antiqua" w:hAnsi="Book Antiqua"/>
+          <w:sz w:val="22"/>
+          <w:szCs w:val="22"/>
+        </w:rPr>
+        <w:t xml:space="preserve"> for exception </w:t>
       </w:r>
       <w:proofErr w:type="gramStart"/>
       <w:r>
@@ -16131,7 +16217,7 @@
           <w:szCs w:val="22"/>
           <w:u w:val="single"/>
         </w:rPr>
-        <w:t xml:space="preserve"> </w:t>
+        <w:t xml:space="preserve"> (based on </w:t>
       </w:r>
       <w:r>
         <w:rPr>
@@ -16142,8 +16228,9 @@
           <w:szCs w:val="22"/>
           <w:u w:val="single"/>
         </w:rPr>
-        <w:t xml:space="preserve">(based on </w:t>
-      </w:r>
+        <w:t>UCP-188100</w:t>
+      </w:r>
+      <w:proofErr w:type="gramStart"/>
       <w:r>
         <w:rPr>
           <w:rFonts w:ascii="Book Antiqua" w:hAnsi="Book Antiqua"/>
@@ -16153,18 +16240,6 @@
           <w:szCs w:val="22"/>
           <w:u w:val="single"/>
         </w:rPr>
-        <w:t>UCP-188100</w:t>
-      </w:r>
-      <w:proofErr w:type="gramStart"/>
-      <w:r>
-        <w:rPr>
-          <w:rFonts w:ascii="Book Antiqua" w:hAnsi="Book Antiqua"/>
-          <w:b/>
-          <w:bCs/>
-          <w:sz w:val="22"/>
-          <w:szCs w:val="22"/>
-          <w:u w:val="single"/>
-        </w:rPr>
         <w:t>)</w:t>
       </w:r>
       <w:r>
@@ -16182,15 +16257,7 @@
           <w:sz w:val="22"/>
           <w:szCs w:val="22"/>
         </w:rPr>
-        <w:t xml:space="preserve"> </w:t>
-      </w:r>
-      <w:r>
-        <w:rPr>
-          <w:rFonts w:ascii="Book Antiqua" w:hAnsi="Book Antiqua"/>
-          <w:sz w:val="22"/>
-          <w:szCs w:val="22"/>
-        </w:rPr>
-        <w:t>All accounts regardless of arrear balance will advance to the next processing, therefore arrear balance will not be filtered. Task bot RFL-3-CheckArrears will be disabled.</w:t>
+        <w:t xml:space="preserve"> All accounts regardless of arrear balance will advance to the next processing, therefore arrear balance will not be filtered. Task bot RFL-3-CheckArrears will be disabled.</w:t>
       </w:r>
     </w:p>
     <w:p>
@@ -17555,7 +17622,7 @@
           <w:szCs w:val="22"/>
           <w:u w:val="single"/>
         </w:rPr>
-        <w:t xml:space="preserve"> (based on</w:t>
+        <w:t xml:space="preserve"> (based on </w:t>
       </w:r>
       <w:r>
         <w:rPr>
@@ -17566,8 +17633,9 @@
           <w:szCs w:val="22"/>
           <w:u w:val="single"/>
         </w:rPr>
-        <w:t xml:space="preserve"> </w:t>
-      </w:r>
+        <w:t>UCP-184825</w:t>
+      </w:r>
+      <w:proofErr w:type="gramStart"/>
       <w:r>
         <w:rPr>
           <w:rFonts w:ascii="Book Antiqua" w:hAnsi="Book Antiqua"/>
@@ -17577,18 +17645,6 @@
           <w:szCs w:val="22"/>
           <w:u w:val="single"/>
         </w:rPr>
-        <w:t>UCP-184825</w:t>
-      </w:r>
-      <w:proofErr w:type="gramStart"/>
-      <w:r>
-        <w:rPr>
-          <w:rFonts w:ascii="Book Antiqua" w:hAnsi="Book Antiqua"/>
-          <w:b/>
-          <w:bCs/>
-          <w:sz w:val="22"/>
-          <w:szCs w:val="22"/>
-          <w:u w:val="single"/>
-        </w:rPr>
         <w:t>)</w:t>
       </w:r>
       <w:r>
@@ -17606,15 +17662,7 @@
           <w:sz w:val="22"/>
           <w:szCs w:val="22"/>
         </w:rPr>
-        <w:t xml:space="preserve"> </w:t>
-      </w:r>
-      <w:r>
-        <w:rPr>
-          <w:rFonts w:ascii="Book Antiqua" w:hAnsi="Book Antiqua"/>
-          <w:sz w:val="22"/>
-          <w:szCs w:val="22"/>
-        </w:rPr>
-        <w:t>Label update on scenario where within FIN001 1) the employee does not have a record of having any in-scope plan -or- 2) there is no missed paycheck dates identified. The label for scenario 1 is “</w:t>
+        <w:t xml:space="preserve"> Label update on scenario where within FIN001 1) the employee does not have a record of having any in-scope plan -or- 2) there is no missed paycheck dates identified. The label for scenario 1 is “</w:t>
       </w:r>
       <w:r>
         <w:rPr>
@@ -17720,7 +17768,7 @@
         </w:rPr>
         <w:lastRenderedPageBreak/>
         <w:drawing>
-          <wp:inline distT="0" distB="0" distL="0" distR="0" wp14:anchorId="24FC2444" wp14:editId="67161732">
+          <wp:inline distT="0" distB="0" distL="0" distR="0" wp14:anchorId="24FC2444" wp14:editId="7DA9CDDD">
             <wp:extent cx="4796287" cy="5943600"/>
             <wp:effectExtent l="152400" t="57150" r="328295" b="361950"/>
             <wp:docPr id="1357553133" name="drawing"/>
@@ -18259,7 +18307,7 @@
           <w:szCs w:val="22"/>
         </w:rPr>
         <w:drawing>
-          <wp:inline distT="0" distB="0" distL="0" distR="0" wp14:anchorId="576911D7" wp14:editId="2C9B90FD">
+          <wp:inline distT="0" distB="0" distL="0" distR="0" wp14:anchorId="576911D7" wp14:editId="24FC49D9">
             <wp:extent cx="5943600" cy="4592955"/>
             <wp:effectExtent l="0" t="0" r="0" b="0"/>
             <wp:docPr id="1354328155" name="Picture 1" descr="A screenshot of a computer&#10;&#10;AI-generated content may be incorrect."/>
@@ -21114,23 +21162,7 @@
                 <w:sz w:val="20"/>
                 <w:szCs w:val="20"/>
               </w:rPr>
-              <w:t>Line 16</w:t>
-            </w:r>
-            <w:r>
-              <w:rPr>
-                <w:rFonts w:ascii="Book Antiqua" w:hAnsi="Book Antiqua"/>
-                <w:sz w:val="20"/>
-                <w:szCs w:val="20"/>
-              </w:rPr>
-              <w:t xml:space="preserve"> - </w:t>
-            </w:r>
-            <w:r>
-              <w:rPr>
-                <w:rFonts w:ascii="Book Antiqua" w:hAnsi="Book Antiqua"/>
-                <w:sz w:val="20"/>
-                <w:szCs w:val="20"/>
-              </w:rPr>
-              <w:t>remove “string $rTableRow2[</w:t>
+              <w:t>Line 16 - remove “string $rTableRow2[</w:t>
             </w:r>
             <w:proofErr w:type="gramStart"/>
             <w:r>
@@ -21148,23 +21180,7 @@
                 <w:sz w:val="20"/>
                 <w:szCs w:val="20"/>
               </w:rPr>
-              <w:t xml:space="preserve"> Not Equal to Active”</w:t>
-            </w:r>
-            <w:r>
-              <w:rPr>
-                <w:rFonts w:ascii="Book Antiqua" w:hAnsi="Book Antiqua"/>
-                <w:sz w:val="20"/>
-                <w:szCs w:val="20"/>
-              </w:rPr>
-              <w:t xml:space="preserve"> o</w:t>
-            </w:r>
-            <w:r>
-              <w:rPr>
-                <w:rFonts w:ascii="Book Antiqua" w:hAnsi="Book Antiqua"/>
-                <w:sz w:val="20"/>
-                <w:szCs w:val="20"/>
-              </w:rPr>
-              <w:t>n IF statement</w:t>
+              <w:t xml:space="preserve"> Not Equal to Active” on IF statement</w:t>
             </w:r>
           </w:p>
         </w:tc>
@@ -22588,6 +22604,334 @@
                 <w:szCs w:val="20"/>
               </w:rPr>
               <w:t xml:space="preserve"> is to clear browser cache during the run</w:t>
+            </w:r>
+          </w:p>
+        </w:tc>
+      </w:tr>
+      <w:tr>
+        <w:tc>
+          <w:tcPr>
+            <w:tcW w:w="625" w:type="dxa"/>
+          </w:tcPr>
+          <w:p>
+            <w:pPr>
+              <w:pStyle w:val="Header"/>
+              <w:rPr>
+                <w:rFonts w:ascii="Book Antiqua" w:hAnsi="Book Antiqua"/>
+                <w:sz w:val="20"/>
+                <w:szCs w:val="20"/>
+              </w:rPr>
+            </w:pPr>
+            <w:r>
+              <w:rPr>
+                <w:rStyle w:val="normaltextrun"/>
+                <w:rFonts w:ascii="Book Antiqua" w:hAnsi="Book Antiqua" w:cs="Segoe UI"/>
+                <w:sz w:val="20"/>
+                <w:szCs w:val="20"/>
+              </w:rPr>
+              <w:t>5.0</w:t>
+            </w:r>
+            <w:r>
+              <w:rPr>
+                <w:rStyle w:val="eop"/>
+                <w:rFonts w:ascii="Book Antiqua" w:hAnsi="Book Antiqua" w:cs="Segoe UI"/>
+                <w:sz w:val="20"/>
+                <w:szCs w:val="20"/>
+              </w:rPr>
+              <w:t> </w:t>
+            </w:r>
+          </w:p>
+        </w:tc>
+        <w:tc>
+          <w:tcPr>
+            <w:tcW w:w="1735" w:type="dxa"/>
+          </w:tcPr>
+          <w:p>
+            <w:pPr>
+              <w:pStyle w:val="Header"/>
+              <w:rPr>
+                <w:rFonts w:ascii="Book Antiqua" w:hAnsi="Book Antiqua"/>
+                <w:sz w:val="20"/>
+                <w:szCs w:val="20"/>
+              </w:rPr>
+            </w:pPr>
+            <w:r>
+              <w:rPr>
+                <w:rStyle w:val="normaltextrun"/>
+                <w:rFonts w:ascii="Book Antiqua" w:hAnsi="Book Antiqua" w:cs="Segoe UI"/>
+                <w:sz w:val="20"/>
+                <w:szCs w:val="20"/>
+              </w:rPr>
+              <w:t>RFL-0-1-File Check</w:t>
+            </w:r>
+            <w:r>
+              <w:rPr>
+                <w:rStyle w:val="eop"/>
+                <w:rFonts w:ascii="Book Antiqua" w:hAnsi="Book Antiqua" w:cs="Segoe UI"/>
+                <w:sz w:val="20"/>
+                <w:szCs w:val="20"/>
+              </w:rPr>
+              <w:t> </w:t>
+            </w:r>
+          </w:p>
+        </w:tc>
+        <w:tc>
+          <w:tcPr>
+            <w:tcW w:w="4179" w:type="dxa"/>
+          </w:tcPr>
+          <w:p>
+            <w:pPr>
+              <w:pStyle w:val="Header"/>
+              <w:rPr>
+                <w:rFonts w:ascii="Book Antiqua" w:hAnsi="Book Antiqua"/>
+                <w:sz w:val="20"/>
+                <w:szCs w:val="20"/>
+              </w:rPr>
+            </w:pPr>
+            <w:r>
+              <w:rPr>
+                <w:rStyle w:val="normaltextrun"/>
+                <w:rFonts w:ascii="Book Antiqua" w:hAnsi="Book Antiqua" w:cs="Segoe UI"/>
+                <w:sz w:val="20"/>
+                <w:szCs w:val="20"/>
+              </w:rPr>
+              <w:t>Task bot was created on 4/21/2026</w:t>
+            </w:r>
+            <w:r>
+              <w:rPr>
+                <w:rStyle w:val="eop"/>
+                <w:rFonts w:ascii="Book Antiqua" w:hAnsi="Book Antiqua" w:cs="Segoe UI"/>
+                <w:sz w:val="20"/>
+                <w:szCs w:val="20"/>
+              </w:rPr>
+              <w:t> </w:t>
+            </w:r>
+          </w:p>
+        </w:tc>
+        <w:tc>
+          <w:tcPr>
+            <w:tcW w:w="2631" w:type="dxa"/>
+          </w:tcPr>
+          <w:p>
+            <w:pPr>
+              <w:pStyle w:val="Header"/>
+              <w:rPr>
+                <w:rFonts w:ascii="Book Antiqua" w:hAnsi="Book Antiqua"/>
+                <w:sz w:val="20"/>
+                <w:szCs w:val="20"/>
+              </w:rPr>
+            </w:pPr>
+            <w:r>
+              <w:rPr>
+                <w:rStyle w:val="normaltextrun"/>
+                <w:rFonts w:ascii="Book Antiqua" w:hAnsi="Book Antiqua" w:cs="Segoe UI"/>
+                <w:sz w:val="20"/>
+                <w:szCs w:val="20"/>
+              </w:rPr>
+              <w:t>This task </w:t>
+            </w:r>
+            <w:proofErr w:type="gramStart"/>
+            <w:r>
+              <w:rPr>
+                <w:rStyle w:val="normaltextrun"/>
+                <w:rFonts w:ascii="Book Antiqua" w:hAnsi="Book Antiqua" w:cs="Segoe UI"/>
+                <w:sz w:val="20"/>
+                <w:szCs w:val="20"/>
+              </w:rPr>
+              <w:t>bot</w:t>
+            </w:r>
+            <w:proofErr w:type="gramEnd"/>
+            <w:r>
+              <w:rPr>
+                <w:rStyle w:val="normaltextrun"/>
+                <w:rFonts w:ascii="Book Antiqua" w:hAnsi="Book Antiqua" w:cs="Segoe UI"/>
+                <w:sz w:val="20"/>
+                <w:szCs w:val="20"/>
+              </w:rPr>
+              <w:t> checks for a file under #UCPC-RPA &gt; Prod &gt; RFL &gt; Prod File Drop folder in Box. If a file is found, task bot </w:t>
+            </w:r>
+            <w:proofErr w:type="spellStart"/>
+            <w:r>
+              <w:rPr>
+                <w:rStyle w:val="normaltextrun"/>
+                <w:rFonts w:ascii="Book Antiqua" w:hAnsi="Book Antiqua" w:cs="Segoe UI"/>
+                <w:sz w:val="20"/>
+                <w:szCs w:val="20"/>
+              </w:rPr>
+              <w:t>ReturnFromLeaveReconciliation</w:t>
+            </w:r>
+            <w:proofErr w:type="spellEnd"/>
+            <w:r>
+              <w:rPr>
+                <w:rStyle w:val="normaltextrun"/>
+                <w:rFonts w:ascii="Book Antiqua" w:hAnsi="Book Antiqua" w:cs="Segoe UI"/>
+                <w:sz w:val="20"/>
+                <w:szCs w:val="20"/>
+              </w:rPr>
+              <w:t> is invoked.</w:t>
+            </w:r>
+            <w:r>
+              <w:rPr>
+                <w:rStyle w:val="eop"/>
+                <w:rFonts w:ascii="Book Antiqua" w:hAnsi="Book Antiqua" w:cs="Segoe UI"/>
+                <w:sz w:val="20"/>
+                <w:szCs w:val="20"/>
+              </w:rPr>
+              <w:t> </w:t>
+            </w:r>
+          </w:p>
+        </w:tc>
+      </w:tr>
+      <w:tr>
+        <w:tc>
+          <w:tcPr>
+            <w:tcW w:w="625" w:type="dxa"/>
+          </w:tcPr>
+          <w:p>
+            <w:pPr>
+              <w:pStyle w:val="Header"/>
+              <w:rPr>
+                <w:rFonts w:ascii="Book Antiqua" w:hAnsi="Book Antiqua"/>
+                <w:sz w:val="20"/>
+                <w:szCs w:val="20"/>
+              </w:rPr>
+            </w:pPr>
+            <w:r>
+              <w:rPr>
+                <w:rStyle w:val="normaltextrun"/>
+                <w:rFonts w:ascii="Book Antiqua" w:hAnsi="Book Antiqua" w:cs="Segoe UI"/>
+                <w:sz w:val="20"/>
+                <w:szCs w:val="20"/>
+              </w:rPr>
+              <w:t>6.0</w:t>
+            </w:r>
+            <w:r>
+              <w:rPr>
+                <w:rStyle w:val="eop"/>
+                <w:rFonts w:ascii="Book Antiqua" w:hAnsi="Book Antiqua" w:cs="Segoe UI"/>
+                <w:sz w:val="20"/>
+                <w:szCs w:val="20"/>
+              </w:rPr>
+              <w:t> </w:t>
+            </w:r>
+          </w:p>
+        </w:tc>
+        <w:tc>
+          <w:tcPr>
+            <w:tcW w:w="1735" w:type="dxa"/>
+          </w:tcPr>
+          <w:p>
+            <w:pPr>
+              <w:pStyle w:val="Header"/>
+              <w:rPr>
+                <w:rFonts w:ascii="Book Antiqua" w:hAnsi="Book Antiqua"/>
+                <w:sz w:val="20"/>
+                <w:szCs w:val="20"/>
+              </w:rPr>
+            </w:pPr>
+            <w:r>
+              <w:rPr>
+                <w:rStyle w:val="normaltextrun"/>
+                <w:rFonts w:ascii="Book Antiqua" w:hAnsi="Book Antiqua" w:cs="Segoe UI"/>
+                <w:sz w:val="20"/>
+                <w:szCs w:val="20"/>
+              </w:rPr>
+              <w:t>Scheduled job</w:t>
+            </w:r>
+            <w:r>
+              <w:rPr>
+                <w:rStyle w:val="eop"/>
+                <w:rFonts w:ascii="Book Antiqua" w:hAnsi="Book Antiqua" w:cs="Segoe UI"/>
+                <w:sz w:val="20"/>
+                <w:szCs w:val="20"/>
+              </w:rPr>
+              <w:t> </w:t>
+            </w:r>
+          </w:p>
+        </w:tc>
+        <w:tc>
+          <w:tcPr>
+            <w:tcW w:w="4179" w:type="dxa"/>
+          </w:tcPr>
+          <w:p>
+            <w:pPr>
+              <w:pStyle w:val="Header"/>
+              <w:rPr>
+                <w:rFonts w:ascii="Book Antiqua" w:hAnsi="Book Antiqua"/>
+                <w:sz w:val="20"/>
+                <w:szCs w:val="20"/>
+              </w:rPr>
+            </w:pPr>
+            <w:r>
+              <w:rPr>
+                <w:rStyle w:val="normaltextrun"/>
+                <w:rFonts w:ascii="Book Antiqua" w:hAnsi="Book Antiqua" w:cs="Segoe UI"/>
+                <w:sz w:val="20"/>
+                <w:szCs w:val="20"/>
+              </w:rPr>
+              <w:t>Scheduled job is updated where the job is run at 15 minutes interval starting from 8 am to 5 pm PT daily.</w:t>
+            </w:r>
+            <w:r>
+              <w:rPr>
+                <w:rStyle w:val="eop"/>
+                <w:rFonts w:ascii="Book Antiqua" w:hAnsi="Book Antiqua" w:cs="Segoe UI"/>
+                <w:sz w:val="20"/>
+                <w:szCs w:val="20"/>
+              </w:rPr>
+              <w:t> </w:t>
+            </w:r>
+          </w:p>
+        </w:tc>
+        <w:tc>
+          <w:tcPr>
+            <w:tcW w:w="2631" w:type="dxa"/>
+          </w:tcPr>
+          <w:p>
+            <w:pPr>
+              <w:pStyle w:val="Header"/>
+              <w:rPr>
+                <w:rFonts w:ascii="Book Antiqua" w:hAnsi="Book Antiqua"/>
+                <w:sz w:val="20"/>
+                <w:szCs w:val="20"/>
+              </w:rPr>
+            </w:pPr>
+            <w:r>
+              <w:rPr>
+                <w:rStyle w:val="normaltextrun"/>
+                <w:rFonts w:ascii="Book Antiqua" w:hAnsi="Book Antiqua" w:cs="Segoe UI"/>
+                <w:sz w:val="20"/>
+                <w:szCs w:val="20"/>
+              </w:rPr>
+              <w:t xml:space="preserve">Job executes RFL-0-1-File Check </w:t>
+            </w:r>
+            <w:proofErr w:type="gramStart"/>
+            <w:r>
+              <w:rPr>
+                <w:rStyle w:val="normaltextrun"/>
+                <w:rFonts w:ascii="Book Antiqua" w:hAnsi="Book Antiqua" w:cs="Segoe UI"/>
+                <w:sz w:val="20"/>
+                <w:szCs w:val="20"/>
+              </w:rPr>
+              <w:t>task bot</w:t>
+            </w:r>
+            <w:proofErr w:type="gramEnd"/>
+            <w:r>
+              <w:rPr>
+                <w:rStyle w:val="normaltextrun"/>
+                <w:rFonts w:ascii="Book Antiqua" w:hAnsi="Book Antiqua" w:cs="Segoe UI"/>
+                <w:sz w:val="20"/>
+                <w:szCs w:val="20"/>
+              </w:rPr>
+              <w:t xml:space="preserve"> in 15 minutes interval.</w:t>
+            </w:r>
+            <w:r>
+              <w:rPr>
+                <w:rStyle w:val="eop"/>
+                <w:rFonts w:ascii="Book Antiqua" w:hAnsi="Book Antiqua" w:cs="Segoe UI"/>
+                <w:sz w:val="20"/>
+                <w:szCs w:val="20"/>
+              </w:rPr>
+              <w:t> </w:t>
             </w:r>
           </w:p>
         </w:tc>
@@ -30759,6 +31103,7 @@
   <w:style w:type="character" w:default="1" w:styleId="DefaultParagraphFont">
     <w:name w:val="Default Paragraph Font"/>
     <w:uiPriority w:val="1"/>
+    <w:semiHidden/>
     <w:unhideWhenUsed/>
   </w:style>
   <w:style w:type="table" w:default="1" w:styleId="TableNormal">
@@ -32334,22 +32679,20 @@
 </file>
 
 <file path=customXml/item1.xml><?xml version="1.0" encoding="utf-8"?>
-<b:Sources xmlns:b="http://schemas.openxmlformats.org/officeDocument/2006/bibliography" xmlns="http://schemas.openxmlformats.org/officeDocument/2006/bibliography" SelectedStyle="\APA.XSL" StyleName="APA"/>
+<LongProperties xmlns="http://schemas.microsoft.com/office/2006/metadata/longProperties"/>
 </file>
 
 <file path=customXml/item2.xml><?xml version="1.0" encoding="utf-8"?>
-<p:properties xmlns:p="http://schemas.microsoft.com/office/2006/metadata/properties" xmlns:xsi="http://www.w3.org/2001/XMLSchema-instance" xmlns:pc="http://schemas.microsoft.com/office/infopath/2007/PartnerControls">
-  <documentManagement/>
-</p:properties>
-</file>
-
-<file path=customXml/item3.xml><?xml version="1.0" encoding="utf-8"?>
 <?mso-contentType ?>
 <FormTemplates xmlns="http://schemas.microsoft.com/sharepoint/v3/contenttype/forms">
   <Display>DocumentLibraryForm</Display>
   <Edit>DocumentLibraryForm</Edit>
   <New>DocumentLibraryForm</New>
 </FormTemplates>
+</file>
+
+<file path=customXml/item3.xml><?xml version="1.0" encoding="utf-8"?>
+<b:Sources xmlns:b="http://schemas.openxmlformats.org/officeDocument/2006/bibliography" xmlns="http://schemas.openxmlformats.org/officeDocument/2006/bibliography" SelectedStyle="\APA.XSL" StyleName="APA"/>
 </file>
 
 <file path=customXml/item4.xml><?xml version="1.0" encoding="utf-8"?>
@@ -32467,30 +32810,31 @@
 </file>
 
 <file path=customXml/item5.xml><?xml version="1.0" encoding="utf-8"?>
-<LongProperties xmlns="http://schemas.microsoft.com/office/2006/metadata/longProperties"/>
+<p:properties xmlns:p="http://schemas.microsoft.com/office/2006/metadata/properties" xmlns:xsi="http://www.w3.org/2001/XMLSchema-instance" xmlns:pc="http://schemas.microsoft.com/office/infopath/2007/PartnerControls">
+  <documentManagement/>
+</p:properties>
 </file>
 
 <file path=customXml/itemProps1.xml><?xml version="1.0" encoding="utf-8"?>
-<ds:datastoreItem xmlns:ds="http://schemas.openxmlformats.org/officeDocument/2006/customXml" ds:itemID="{3296601E-7D3D-428A-BD50-D4D9F9C36C1E}">
+<ds:datastoreItem xmlns:ds="http://schemas.openxmlformats.org/officeDocument/2006/customXml" ds:itemID="{D0D3ECD8-8E6B-4E5D-862B-ACE028DC26FC}">
   <ds:schemaRefs>
-    <ds:schemaRef ds:uri="http://schemas.openxmlformats.org/officeDocument/2006/bibliography"/>
+    <ds:schemaRef ds:uri="http://schemas.microsoft.com/office/2006/metadata/longProperties"/>
   </ds:schemaRefs>
 </ds:datastoreItem>
 </file>
 
 <file path=customXml/itemProps2.xml><?xml version="1.0" encoding="utf-8"?>
-<ds:datastoreItem xmlns:ds="http://schemas.openxmlformats.org/officeDocument/2006/customXml" ds:itemID="{3BF725BA-15F8-4AF3-8798-1484D59226E6}">
+<ds:datastoreItem xmlns:ds="http://schemas.openxmlformats.org/officeDocument/2006/customXml" ds:itemID="{4CEEB78E-8C98-46F5-8877-965A33B66571}">
   <ds:schemaRefs>
-    <ds:schemaRef ds:uri="http://schemas.microsoft.com/office/2006/metadata/properties"/>
-    <ds:schemaRef ds:uri="http://schemas.microsoft.com/office/infopath/2007/PartnerControls"/>
+    <ds:schemaRef ds:uri="http://schemas.microsoft.com/sharepoint/v3/contenttype/forms"/>
   </ds:schemaRefs>
 </ds:datastoreItem>
 </file>
 
 <file path=customXml/itemProps3.xml><?xml version="1.0" encoding="utf-8"?>
-<ds:datastoreItem xmlns:ds="http://schemas.openxmlformats.org/officeDocument/2006/customXml" ds:itemID="{4CEEB78E-8C98-46F5-8877-965A33B66571}">
+<ds:datastoreItem xmlns:ds="http://schemas.openxmlformats.org/officeDocument/2006/customXml" ds:itemID="{3296601E-7D3D-428A-BD50-D4D9F9C36C1E}">
   <ds:schemaRefs>
-    <ds:schemaRef ds:uri="http://schemas.microsoft.com/sharepoint/v3/contenttype/forms"/>
+    <ds:schemaRef ds:uri="http://schemas.openxmlformats.org/officeDocument/2006/bibliography"/>
   </ds:schemaRefs>
 </ds:datastoreItem>
 </file>
@@ -32512,9 +32856,10 @@
 </file>
 
 <file path=customXml/itemProps5.xml><?xml version="1.0" encoding="utf-8"?>
-<ds:datastoreItem xmlns:ds="http://schemas.openxmlformats.org/officeDocument/2006/customXml" ds:itemID="{D0D3ECD8-8E6B-4E5D-862B-ACE028DC26FC}">
+<ds:datastoreItem xmlns:ds="http://schemas.openxmlformats.org/officeDocument/2006/customXml" ds:itemID="{3BF725BA-15F8-4AF3-8798-1484D59226E6}">
   <ds:schemaRefs>
-    <ds:schemaRef ds:uri="http://schemas.microsoft.com/office/2006/metadata/longProperties"/>
+    <ds:schemaRef ds:uri="http://schemas.microsoft.com/office/2006/metadata/properties"/>
+    <ds:schemaRef ds:uri="http://schemas.microsoft.com/office/infopath/2007/PartnerControls"/>
   </ds:schemaRefs>
 </ds:datastoreItem>
 </file>